--- a/Федорняк_диплом.docx
+++ b/Федорняк_диплом.docx
@@ -1525,12 +1525,14 @@
           <w:lang w:val="en-US"/>
         </w:rPr>
       </w:pPr>
+      <w:proofErr w:type="spellStart"/>
       <w:r>
         <w:rPr>
           <w:lang w:val="en-US"/>
         </w:rPr>
         <w:t>Xw</w:t>
       </w:r>
+      <w:proofErr w:type="spellEnd"/>
       <w:r>
         <w:t xml:space="preserve"> </w:t>
       </w:r>
@@ -1572,6 +1574,9 @@
       </w:r>
       <w:r>
         <w:t xml:space="preserve"> середній шар</w:t>
+      </w:r>
+      <w:r>
+        <w:t xml:space="preserve"> по вертикалі</w:t>
       </w:r>
     </w:p>
     <w:p>
@@ -2134,7 +2139,23 @@
           <w:sz w:val="28"/>
           <w:szCs w:val="28"/>
         </w:rPr>
-        <w:t xml:space="preserve">У процесі вдосконалення навичок збірки із заплющеними очима спідкубери часто переходять від базового методу </w:t>
+        <w:t xml:space="preserve">У процесі вдосконалення навичок збірки із заплющеними очима </w:t>
+      </w:r>
+      <w:proofErr w:type="spellStart"/>
+      <w:r>
+        <w:rPr>
+          <w:sz w:val="28"/>
+          <w:szCs w:val="28"/>
+        </w:rPr>
+        <w:t>спідкубери</w:t>
+      </w:r>
+      <w:proofErr w:type="spellEnd"/>
+      <w:r>
+        <w:rPr>
+          <w:sz w:val="28"/>
+          <w:szCs w:val="28"/>
+        </w:rPr>
+        <w:t xml:space="preserve"> часто переходять від базового методу </w:t>
       </w:r>
       <w:r>
         <w:rPr>
@@ -3388,21 +3409,7 @@
           <w:sz w:val="28"/>
           <w:szCs w:val="28"/>
         </w:rPr>
-        <w:t>Кожному елементу кубика присвоюється своя буква</w:t>
-      </w:r>
-      <w:r>
-        <w:rPr>
-          <w:sz w:val="28"/>
-          <w:szCs w:val="28"/>
-        </w:rPr>
-        <w:t xml:space="preserve"> (див. рисунок 1.1)</w:t>
-      </w:r>
-      <w:r>
-        <w:rPr>
-          <w:sz w:val="28"/>
-          <w:szCs w:val="28"/>
-        </w:rPr>
-        <w:t xml:space="preserve">. </w:t>
+        <w:t xml:space="preserve">Кожному елементу кубика присвоюється своя буква (див. рисунок 1.1). </w:t>
       </w:r>
     </w:p>
     <w:p>
@@ -3640,12 +3647,6 @@
           <w:szCs w:val="28"/>
         </w:rPr>
         <w:tab/>
-      </w:r>
-      <w:r>
-        <w:rPr>
-          <w:sz w:val="28"/>
-          <w:szCs w:val="28"/>
-        </w:rPr>
         <w:t xml:space="preserve">У ланцюжку послідовностей вже є буква </w:t>
       </w:r>
       <w:r>
@@ -3676,21 +3677,7 @@
           <w:sz w:val="28"/>
           <w:szCs w:val="28"/>
         </w:rPr>
-        <w:t>, що відповідає біло-синьому ребру.</w:t>
-      </w:r>
-      <w:r>
-        <w:rPr>
-          <w:sz w:val="28"/>
-          <w:szCs w:val="28"/>
-        </w:rPr>
-        <w:t xml:space="preserve"> </w:t>
-      </w:r>
-      <w:r>
-        <w:rPr>
-          <w:sz w:val="28"/>
-          <w:szCs w:val="28"/>
-        </w:rPr>
-        <w:t xml:space="preserve">Нехай в позиції </w:t>
+        <w:t xml:space="preserve">, що відповідає біло-синьому ребру. Нехай в позиції </w:t>
       </w:r>
       <w:r>
         <w:rPr>
@@ -3765,28 +3752,21 @@
           <w:sz w:val="28"/>
           <w:szCs w:val="28"/>
         </w:rPr>
-        <w:t>А М С П.</w:t>
-      </w:r>
-      <w:r>
-        <w:rPr>
-          <w:sz w:val="28"/>
-          <w:szCs w:val="28"/>
-        </w:rPr>
-        <w:t xml:space="preserve"> З кожних двох букв складається слово таке, щоб перша літера була початком, а друга стояла на третій позиції</w:t>
-      </w:r>
-      <w:r>
-        <w:rPr>
-          <w:sz w:val="28"/>
-          <w:szCs w:val="28"/>
-        </w:rPr>
-        <w:t>.</w:t>
-      </w:r>
-      <w:r>
-        <w:rPr>
-          <w:sz w:val="28"/>
-          <w:szCs w:val="28"/>
-        </w:rPr>
-        <w:t xml:space="preserve"> Наприклад для послідовності А М С П можна скласти </w:t>
+        <w:t>А М С П. З кожних двох букв складається слово таке, щоб перша літера була початком, а друга стояла на третій позиції. Наприклад</w:t>
+      </w:r>
+      <w:r>
+        <w:rPr>
+          <w:sz w:val="28"/>
+          <w:szCs w:val="28"/>
+        </w:rPr>
+        <w:t xml:space="preserve">, </w:t>
+      </w:r>
+      <w:r>
+        <w:rPr>
+          <w:sz w:val="28"/>
+          <w:szCs w:val="28"/>
+        </w:rPr>
+        <w:t xml:space="preserve">для послідовності А М С П можна скласти </w:t>
       </w:r>
       <w:proofErr w:type="spellStart"/>
       <w:r>
@@ -3818,28 +3798,7 @@
           <w:sz w:val="28"/>
           <w:szCs w:val="28"/>
         </w:rPr>
-        <w:t>.</w:t>
-      </w:r>
-      <w:r>
-        <w:rPr>
-          <w:sz w:val="28"/>
-          <w:szCs w:val="28"/>
-        </w:rPr>
-        <w:t xml:space="preserve"> Це набагато легше, ніж запам’ятовувати конкретні кольори елементів. Запам’ятавши </w:t>
-      </w:r>
-      <w:r>
-        <w:rPr>
-          <w:sz w:val="28"/>
-          <w:szCs w:val="28"/>
-        </w:rPr>
-        <w:t>алмаз сапа</w:t>
-      </w:r>
-      <w:r>
-        <w:rPr>
-          <w:sz w:val="28"/>
-          <w:szCs w:val="28"/>
-        </w:rPr>
-        <w:t>, можна зібрати 4 ребра.</w:t>
+        <w:t>. Це набагато легше, ніж запам’ятовувати конкретні кольори елементів. Запам’ятавши алмаз сапа, можна зібрати 4 ребра.</w:t>
       </w:r>
     </w:p>
     <w:p>
@@ -3857,12 +3816,6 @@
           <w:szCs w:val="28"/>
         </w:rPr>
         <w:tab/>
-      </w:r>
-      <w:r>
-        <w:rPr>
-          <w:sz w:val="28"/>
-          <w:szCs w:val="28"/>
-        </w:rPr>
         <w:t xml:space="preserve">Основний принцип складання кубика Рубіка наосліп </w:t>
       </w:r>
       <w:r>
@@ -3878,21 +3831,7 @@
           <w:sz w:val="28"/>
           <w:szCs w:val="28"/>
         </w:rPr>
-        <w:t xml:space="preserve"> це послідовно розставляти елементи один за одним на свої місця. Відмінність між методами полягає в </w:t>
-      </w:r>
-      <w:r>
-        <w:rPr>
-          <w:sz w:val="28"/>
-          <w:szCs w:val="28"/>
-        </w:rPr>
-        <w:t xml:space="preserve">ефективності, тобто в </w:t>
-      </w:r>
-      <w:r>
-        <w:rPr>
-          <w:sz w:val="28"/>
-          <w:szCs w:val="28"/>
-        </w:rPr>
-        <w:t>кількості рухів, потрібних для перестановки ребер чи кутів. Наприклад в методі 3-</w:t>
+        <w:t xml:space="preserve"> це послідовно розставляти елементи один за одним на свої місця. Відмінність між методами полягає в ефективності, тобто в кількості рухів, потрібних для перестановки ребер чи кутів. Наприклад в методі 3-</w:t>
       </w:r>
       <w:r>
         <w:rPr>
@@ -4530,14 +4469,7 @@
           <w:sz w:val="28"/>
           <w:szCs w:val="28"/>
         </w:rPr>
-        <w:t>Він міняє два ребра місцями, а також переміщує 2 кути між</w:t>
-      </w:r>
-      <w:r>
-        <w:rPr>
-          <w:sz w:val="28"/>
-          <w:szCs w:val="28"/>
-        </w:rPr>
-        <w:t xml:space="preserve"> собою.</w:t>
+        <w:t>Він міняє два ребра місцями, а також переміщує 2 кути між собою.</w:t>
       </w:r>
     </w:p>
     <w:p>
@@ -5498,21 +5430,7 @@
           <w:sz w:val="28"/>
           <w:szCs w:val="28"/>
         </w:rPr>
-        <w:t>Рисунок 1.</w:t>
-      </w:r>
-      <w:r>
-        <w:rPr>
-          <w:sz w:val="28"/>
-          <w:szCs w:val="28"/>
-        </w:rPr>
-        <w:t>4</w:t>
-      </w:r>
-      <w:r>
-        <w:rPr>
-          <w:sz w:val="28"/>
-          <w:szCs w:val="28"/>
-        </w:rPr>
-        <w:t xml:space="preserve"> </w:t>
+        <w:t xml:space="preserve">Рисунок 1.4 </w:t>
       </w:r>
       <w:r>
         <w:rPr>
@@ -5526,14 +5444,7 @@
           <w:sz w:val="28"/>
           <w:szCs w:val="28"/>
         </w:rPr>
-        <w:t xml:space="preserve"> </w:t>
-      </w:r>
-      <w:r>
-        <w:rPr>
-          <w:sz w:val="28"/>
-          <w:szCs w:val="28"/>
-        </w:rPr>
-        <w:t xml:space="preserve">Алгоритм </w:t>
+        <w:t xml:space="preserve"> Алгоритм </w:t>
       </w:r>
       <w:proofErr w:type="spellStart"/>
       <w:r>
@@ -6034,21 +5945,7 @@
           <w:sz w:val="28"/>
           <w:szCs w:val="28"/>
         </w:rPr>
-        <w:t>Рисунок 1.</w:t>
-      </w:r>
-      <w:r>
-        <w:rPr>
-          <w:sz w:val="28"/>
-          <w:szCs w:val="28"/>
-        </w:rPr>
-        <w:t>5</w:t>
-      </w:r>
-      <w:r>
-        <w:rPr>
-          <w:sz w:val="28"/>
-          <w:szCs w:val="28"/>
-        </w:rPr>
-        <w:t xml:space="preserve"> </w:t>
+        <w:t xml:space="preserve">Рисунок 1.5 </w:t>
       </w:r>
       <w:r>
         <w:rPr>
@@ -6062,14 +5959,7 @@
           <w:sz w:val="28"/>
           <w:szCs w:val="28"/>
         </w:rPr>
-        <w:t xml:space="preserve"> </w:t>
-      </w:r>
-      <w:r>
-        <w:rPr>
-          <w:sz w:val="28"/>
-          <w:szCs w:val="28"/>
-        </w:rPr>
-        <w:t xml:space="preserve">Алгоритм </w:t>
+        <w:t xml:space="preserve"> Алгоритм </w:t>
       </w:r>
       <w:r>
         <w:rPr>
@@ -6464,14 +6354,7 @@
           <w:sz w:val="28"/>
           <w:szCs w:val="28"/>
         </w:rPr>
-        <w:t>(див. рисунок 1.6)</w:t>
-      </w:r>
-      <w:r>
-        <w:rPr>
-          <w:sz w:val="28"/>
-          <w:szCs w:val="28"/>
-        </w:rPr>
-        <w:t>. Він виконує перестановку двох ребер і двох кутів одночасно, не змінюючи орієнтацію інших елементів. Його застосовують між етапами складання елементів.</w:t>
+        <w:t>(див. рисунок 1.6). Він виконує перестановку двох ребер і двох кутів одночасно, не змінюючи орієнтацію інших елементів. Його застосовують між етапами складання елементів.</w:t>
       </w:r>
     </w:p>
     <w:p>
@@ -6570,6 +6453,7 @@
     <w:p>
       <w:pPr>
         <w:spacing w:line="360" w:lineRule="auto"/>
+        <w:jc w:val="both"/>
         <w:rPr>
           <w:b/>
           <w:bCs/>
@@ -6583,6 +6467,7 @@
       <w:pPr>
         <w:spacing w:line="360" w:lineRule="auto"/>
         <w:ind w:firstLine="360"/>
+        <w:jc w:val="both"/>
         <w:rPr>
           <w:b/>
           <w:bCs/>
@@ -6624,6 +6509,7 @@
     <w:p>
       <w:pPr>
         <w:spacing w:line="360" w:lineRule="auto"/>
+        <w:jc w:val="both"/>
         <w:rPr>
           <w:b/>
           <w:bCs/>
@@ -6637,12 +6523,12 @@
       <w:pPr>
         <w:spacing w:line="360" w:lineRule="auto"/>
         <w:ind w:firstLine="360"/>
+        <w:jc w:val="both"/>
         <w:rPr>
           <w:b/>
           <w:bCs/>
           <w:sz w:val="28"/>
           <w:szCs w:val="28"/>
-          <w:lang w:val="en-US"/>
         </w:rPr>
       </w:pPr>
       <w:r>
@@ -6679,35 +6565,2538 @@
       <w:pPr>
         <w:spacing w:line="360" w:lineRule="auto"/>
         <w:ind w:firstLine="360"/>
-        <w:rPr>
-          <w:sz w:val="28"/>
-          <w:szCs w:val="28"/>
-        </w:rPr>
-      </w:pPr>
-    </w:p>
-    <w:p>
-      <w:pPr>
-        <w:spacing w:line="360" w:lineRule="auto"/>
+        <w:jc w:val="both"/>
         <w:rPr>
           <w:b/>
           <w:bCs/>
           <w:sz w:val="28"/>
           <w:szCs w:val="28"/>
-          <w:lang w:val="en-US"/>
-        </w:rPr>
-      </w:pPr>
-    </w:p>
-    <w:p>
-      <w:pPr>
-        <w:spacing w:line="360" w:lineRule="auto"/>
-        <w:rPr>
+        </w:rPr>
+      </w:pPr>
+    </w:p>
+    <w:p>
+      <w:pPr>
+        <w:spacing w:line="360" w:lineRule="auto"/>
+        <w:ind w:firstLine="360"/>
+        <w:jc w:val="both"/>
+        <w:rPr>
+          <w:sz w:val="28"/>
+          <w:szCs w:val="28"/>
+          <w:lang w:val="en-US"/>
+        </w:rPr>
+      </w:pPr>
+      <w:r>
+        <w:rPr>
+          <w:sz w:val="28"/>
+          <w:szCs w:val="28"/>
+        </w:rPr>
+        <w:t xml:space="preserve">М2 </w:t>
+      </w:r>
+      <w:r>
+        <w:rPr>
+          <w:sz w:val="28"/>
+          <w:szCs w:val="28"/>
+        </w:rPr>
+        <w:t>–</w:t>
+      </w:r>
+      <w:r>
+        <w:rPr>
+          <w:sz w:val="28"/>
+          <w:szCs w:val="28"/>
+        </w:rPr>
+        <w:t xml:space="preserve"> це один з найпоширеніших швидкісних методів складання ребер кубика Рубіка наосліп. Даний підхід використовується як ефективніша альтернатива методу </w:t>
+      </w:r>
+      <w:r>
+        <w:rPr>
+          <w:sz w:val="28"/>
+          <w:szCs w:val="28"/>
+          <w:lang w:val="en-US"/>
+        </w:rPr>
+        <w:t xml:space="preserve">Old </w:t>
+      </w:r>
+      <w:proofErr w:type="spellStart"/>
+      <w:r>
+        <w:rPr>
+          <w:sz w:val="28"/>
+          <w:szCs w:val="28"/>
+          <w:lang w:val="en-US"/>
+        </w:rPr>
+        <w:t>Pochmann</w:t>
+      </w:r>
+      <w:proofErr w:type="spellEnd"/>
+      <w:r>
+        <w:rPr>
+          <w:sz w:val="28"/>
+          <w:szCs w:val="28"/>
+          <w:lang w:val="en-US"/>
+        </w:rPr>
+        <w:t xml:space="preserve"> </w:t>
+      </w:r>
+      <w:r>
+        <w:rPr>
+          <w:sz w:val="28"/>
+          <w:szCs w:val="28"/>
+        </w:rPr>
+        <w:t>та дозволяє скоротити кількість необхідних рухів під час збірки із заплющеними очима.</w:t>
+      </w:r>
+      <w:r>
+        <w:rPr>
+          <w:sz w:val="28"/>
+          <w:szCs w:val="28"/>
+        </w:rPr>
+        <w:t xml:space="preserve"> Основою даного методу є використання подвійного руху середнього шару </w:t>
+      </w:r>
+      <w:r>
+        <w:rPr>
+          <w:sz w:val="28"/>
+          <w:szCs w:val="28"/>
+        </w:rPr>
+        <w:t>–</w:t>
+      </w:r>
+      <w:r>
+        <w:rPr>
+          <w:sz w:val="28"/>
+          <w:szCs w:val="28"/>
+        </w:rPr>
+        <w:t xml:space="preserve"> </w:t>
+      </w:r>
+      <w:r>
+        <w:rPr>
+          <w:sz w:val="28"/>
+          <w:szCs w:val="28"/>
+          <w:lang w:val="en-US"/>
+        </w:rPr>
+        <w:t>M2.</w:t>
+      </w:r>
+    </w:p>
+    <w:p>
+      <w:pPr>
+        <w:spacing w:line="360" w:lineRule="auto"/>
+        <w:ind w:firstLine="360"/>
+        <w:jc w:val="both"/>
+        <w:rPr>
+          <w:sz w:val="28"/>
+          <w:szCs w:val="28"/>
+        </w:rPr>
+      </w:pPr>
+      <w:r>
+        <w:rPr>
+          <w:sz w:val="28"/>
+          <w:szCs w:val="28"/>
+        </w:rPr>
+        <w:t xml:space="preserve">У методі </w:t>
+      </w:r>
+      <w:r>
+        <w:rPr>
+          <w:sz w:val="28"/>
+          <w:szCs w:val="28"/>
+          <w:lang w:val="en-US"/>
+        </w:rPr>
+        <w:t>M2</w:t>
+      </w:r>
+      <w:r>
+        <w:rPr>
+          <w:sz w:val="28"/>
+          <w:szCs w:val="28"/>
+        </w:rPr>
+        <w:t xml:space="preserve"> буфером є місце жовто-зеленого ребра </w:t>
+      </w:r>
+      <w:r>
+        <w:rPr>
+          <w:sz w:val="28"/>
+          <w:szCs w:val="28"/>
+        </w:rPr>
+        <w:t>–</w:t>
+      </w:r>
+      <w:r>
+        <w:rPr>
+          <w:sz w:val="28"/>
+          <w:szCs w:val="28"/>
+        </w:rPr>
+        <w:t xml:space="preserve"> </w:t>
+      </w:r>
+      <w:r>
+        <w:rPr>
+          <w:sz w:val="28"/>
+          <w:szCs w:val="28"/>
+          <w:lang w:val="en-US"/>
+        </w:rPr>
+        <w:t xml:space="preserve">DF. </w:t>
+      </w:r>
+      <w:r>
+        <w:rPr>
+          <w:sz w:val="28"/>
+          <w:szCs w:val="28"/>
+        </w:rPr>
+        <w:t xml:space="preserve">Саме з цієї позиції формується послідовність перестановок елементів. Використання буфера </w:t>
+      </w:r>
+      <w:r>
+        <w:rPr>
+          <w:sz w:val="28"/>
+          <w:szCs w:val="28"/>
+          <w:lang w:val="en-US"/>
+        </w:rPr>
+        <w:t xml:space="preserve">DF </w:t>
+      </w:r>
+      <w:r>
+        <w:rPr>
+          <w:sz w:val="28"/>
+          <w:szCs w:val="28"/>
+        </w:rPr>
+        <w:t xml:space="preserve">дає змогу ефективно використовувати симетрію рухів середнього шару та </w:t>
+      </w:r>
+      <w:proofErr w:type="spellStart"/>
+      <w:r>
+        <w:rPr>
+          <w:sz w:val="28"/>
+          <w:szCs w:val="28"/>
+        </w:rPr>
+        <w:t>оптимізуват</w:t>
+      </w:r>
+      <w:proofErr w:type="spellEnd"/>
+      <w:r>
+        <w:rPr>
+          <w:sz w:val="28"/>
+          <w:szCs w:val="28"/>
+        </w:rPr>
+        <w:t xml:space="preserve"> процес складання.</w:t>
+      </w:r>
+    </w:p>
+    <w:p>
+      <w:pPr>
+        <w:spacing w:line="360" w:lineRule="auto"/>
+        <w:ind w:firstLine="360"/>
+        <w:jc w:val="both"/>
+        <w:rPr>
+          <w:sz w:val="28"/>
+          <w:szCs w:val="28"/>
+        </w:rPr>
+      </w:pPr>
+      <w:r>
+        <w:rPr>
+          <w:sz w:val="28"/>
+          <w:szCs w:val="28"/>
+        </w:rPr>
+        <w:lastRenderedPageBreak/>
+        <w:t xml:space="preserve">Основна ідея методу полягає у використанні однієї базової алгоритмічної послідовності для перестановки реберних елементів </w:t>
+      </w:r>
+      <w:r>
+        <w:rPr>
+          <w:sz w:val="28"/>
+          <w:szCs w:val="28"/>
+        </w:rPr>
+        <w:t>–</w:t>
+      </w:r>
+      <w:r>
+        <w:rPr>
+          <w:sz w:val="28"/>
+          <w:szCs w:val="28"/>
+        </w:rPr>
+        <w:t xml:space="preserve"> </w:t>
+      </w:r>
+      <w:r>
+        <w:rPr>
+          <w:sz w:val="28"/>
+          <w:szCs w:val="28"/>
+          <w:lang w:val="en-US"/>
+        </w:rPr>
+        <w:t>M2</w:t>
+      </w:r>
+      <w:r>
+        <w:rPr>
+          <w:sz w:val="28"/>
+          <w:szCs w:val="28"/>
+        </w:rPr>
+        <w:t xml:space="preserve">. Для того щоб виконати перестановку потрібної деталі, спочатку необхідно за допомогою підготовчих ходів перемістити її позицію в антибуфер, тобто на місце </w:t>
+      </w:r>
+      <w:r>
+        <w:rPr>
+          <w:sz w:val="28"/>
+          <w:szCs w:val="28"/>
+          <w:lang w:val="en-US"/>
+        </w:rPr>
+        <w:t>UB</w:t>
+      </w:r>
+      <w:r>
+        <w:rPr>
+          <w:sz w:val="28"/>
+          <w:szCs w:val="28"/>
+        </w:rPr>
+        <w:t>.</w:t>
+      </w:r>
+    </w:p>
+    <w:p>
+      <w:pPr>
+        <w:spacing w:line="360" w:lineRule="auto"/>
+        <w:ind w:firstLine="360"/>
+        <w:jc w:val="both"/>
+        <w:rPr>
+          <w:sz w:val="28"/>
+          <w:szCs w:val="28"/>
+        </w:rPr>
+      </w:pPr>
+      <w:r>
+        <w:rPr>
+          <w:sz w:val="28"/>
+          <w:szCs w:val="28"/>
+        </w:rPr>
+        <w:t xml:space="preserve">Після того як необхідний елемент був приведений у позицію </w:t>
+      </w:r>
+      <w:r>
+        <w:rPr>
+          <w:sz w:val="28"/>
+          <w:szCs w:val="28"/>
+          <w:lang w:val="en-US"/>
+        </w:rPr>
+        <w:t xml:space="preserve">UB, </w:t>
+      </w:r>
+      <w:r>
+        <w:rPr>
+          <w:sz w:val="28"/>
+          <w:szCs w:val="28"/>
+        </w:rPr>
+        <w:t xml:space="preserve">виконується подвійний рух середнього шару, який здійснює перестановку між буферною позицією </w:t>
+      </w:r>
+      <w:r>
+        <w:rPr>
+          <w:sz w:val="28"/>
+          <w:szCs w:val="28"/>
+          <w:lang w:val="en-US"/>
+        </w:rPr>
+        <w:t xml:space="preserve">DF </w:t>
+      </w:r>
+      <w:r>
+        <w:rPr>
+          <w:sz w:val="28"/>
+          <w:szCs w:val="28"/>
+        </w:rPr>
+        <w:t xml:space="preserve">та </w:t>
+      </w:r>
+      <w:proofErr w:type="spellStart"/>
+      <w:r>
+        <w:rPr>
+          <w:sz w:val="28"/>
+          <w:szCs w:val="28"/>
+        </w:rPr>
+        <w:t>антибуфером</w:t>
+      </w:r>
+      <w:proofErr w:type="spellEnd"/>
+      <w:r>
+        <w:rPr>
+          <w:sz w:val="28"/>
+          <w:szCs w:val="28"/>
+        </w:rPr>
+        <w:t>. У результаті цього ребро із буфера переміщується на потрібне місце, а в буферну позицію потрапляє наступний елемент, який необхідно обробити.</w:t>
+      </w:r>
+    </w:p>
+    <w:p>
+      <w:pPr>
+        <w:spacing w:line="360" w:lineRule="auto"/>
+        <w:ind w:firstLine="360"/>
+        <w:jc w:val="both"/>
+        <w:rPr>
+          <w:sz w:val="28"/>
+          <w:szCs w:val="28"/>
+        </w:rPr>
+      </w:pPr>
+      <w:r>
+        <w:rPr>
+          <w:sz w:val="28"/>
+          <w:szCs w:val="28"/>
+        </w:rPr>
+        <w:t xml:space="preserve">Після виконання </w:t>
+      </w:r>
+      <w:r>
+        <w:rPr>
+          <w:sz w:val="28"/>
+          <w:szCs w:val="28"/>
+          <w:lang w:val="en-US"/>
+        </w:rPr>
+        <w:t>M2</w:t>
+      </w:r>
+      <w:r>
+        <w:rPr>
+          <w:sz w:val="28"/>
+          <w:szCs w:val="28"/>
+        </w:rPr>
+        <w:t>, необхідно повернути кубик у попередній стан шляхом виконання обернених підготовчих ходів. Таким чином відновлюється початкове розташування елементів, окрім тих, що брали участь у перестановці та тих, що знаходяться на центральному шарі.</w:t>
+      </w:r>
+    </w:p>
+    <w:p>
+      <w:pPr>
+        <w:spacing w:line="360" w:lineRule="auto"/>
+        <w:ind w:firstLine="360"/>
+        <w:jc w:val="both"/>
+        <w:rPr>
+          <w:sz w:val="28"/>
+          <w:szCs w:val="28"/>
+        </w:rPr>
+      </w:pPr>
+      <w:r>
+        <w:rPr>
+          <w:sz w:val="28"/>
+          <w:szCs w:val="28"/>
+        </w:rPr>
+        <w:t>Під час складання можуть виникати ситуація, коли ребро знаходиться у своїй правильній позиції, але має неправильну орієнтацію. У такому випадку виконується два послідовні цикли перестановок. Спочатку елемент за допомогою перестановок потрапляє в буфер. Це виводить його з поточного місця та включає в загальний цикл.</w:t>
+      </w:r>
+    </w:p>
+    <w:p>
+      <w:pPr>
+        <w:spacing w:line="360" w:lineRule="auto"/>
+        <w:ind w:firstLine="360"/>
+        <w:jc w:val="both"/>
+        <w:rPr>
+          <w:sz w:val="28"/>
+          <w:szCs w:val="28"/>
+        </w:rPr>
+      </w:pPr>
+      <w:r>
+        <w:rPr>
+          <w:sz w:val="28"/>
+          <w:szCs w:val="28"/>
+        </w:rPr>
+        <w:t xml:space="preserve">Далі виконується повторний цикл, у результаті якого, після підготовчих ходів та застосування </w:t>
+      </w:r>
+      <w:r>
+        <w:rPr>
+          <w:sz w:val="28"/>
+          <w:szCs w:val="28"/>
+          <w:lang w:val="en-US"/>
+        </w:rPr>
+        <w:t>M2</w:t>
+      </w:r>
+      <w:r>
+        <w:rPr>
+          <w:sz w:val="28"/>
+          <w:szCs w:val="28"/>
+        </w:rPr>
+        <w:t>, елемент встановлюється у правильну позицію з коректною орієнтацією.</w:t>
+      </w:r>
+    </w:p>
+    <w:p>
+      <w:pPr>
+        <w:spacing w:line="360" w:lineRule="auto"/>
+        <w:ind w:firstLine="360"/>
+        <w:jc w:val="both"/>
+        <w:rPr>
+          <w:sz w:val="28"/>
+          <w:szCs w:val="28"/>
+        </w:rPr>
+      </w:pPr>
+    </w:p>
+    <w:p>
+      <w:pPr>
+        <w:spacing w:line="360" w:lineRule="auto"/>
+        <w:ind w:firstLine="360"/>
+        <w:jc w:val="both"/>
+        <w:rPr>
+          <w:b/>
+          <w:bCs/>
+          <w:sz w:val="28"/>
+          <w:szCs w:val="28"/>
+        </w:rPr>
+      </w:pPr>
+      <w:r>
+        <w:rPr>
+          <w:b/>
+          <w:bCs/>
+          <w:sz w:val="28"/>
+          <w:szCs w:val="28"/>
+        </w:rPr>
+        <w:t>1.4.2 Особливі випадки</w:t>
+      </w:r>
+    </w:p>
+    <w:p>
+      <w:pPr>
+        <w:spacing w:line="360" w:lineRule="auto"/>
+        <w:ind w:firstLine="360"/>
+        <w:jc w:val="both"/>
+        <w:rPr>
+          <w:b/>
+          <w:bCs/>
+          <w:sz w:val="28"/>
+          <w:szCs w:val="28"/>
+          <w:lang w:val="en-US"/>
+        </w:rPr>
+      </w:pPr>
+    </w:p>
+    <w:p>
+      <w:pPr>
+        <w:spacing w:line="360" w:lineRule="auto"/>
+        <w:ind w:firstLine="360"/>
+        <w:jc w:val="both"/>
+        <w:rPr>
+          <w:sz w:val="28"/>
+          <w:szCs w:val="28"/>
+        </w:rPr>
+      </w:pPr>
+      <w:r>
+        <w:rPr>
+          <w:sz w:val="28"/>
+          <w:szCs w:val="28"/>
+        </w:rPr>
+        <w:t xml:space="preserve">У процесі складання кубика Рубіка методом </w:t>
+      </w:r>
+      <w:r>
+        <w:rPr>
+          <w:sz w:val="28"/>
+          <w:szCs w:val="28"/>
+          <w:lang w:val="en-US"/>
+        </w:rPr>
+        <w:t>M2</w:t>
+      </w:r>
+      <w:r>
+        <w:rPr>
+          <w:sz w:val="28"/>
+          <w:szCs w:val="28"/>
+        </w:rPr>
+        <w:t xml:space="preserve"> більшість стандартних ситуацій для реберних елементів, що не належать до середнього шару, вирішуються за допомогою відносно простих алгоритмів. Такі випадки мають більш прямолінійну структуру перестановок і не потребують додаткових модифікацій підходу.</w:t>
+      </w:r>
+    </w:p>
+    <w:p>
+      <w:pPr>
+        <w:spacing w:line="360" w:lineRule="auto"/>
+        <w:ind w:firstLine="360"/>
+        <w:jc w:val="both"/>
+        <w:rPr>
+          <w:sz w:val="28"/>
+          <w:szCs w:val="28"/>
+        </w:rPr>
+      </w:pPr>
+      <w:r>
+        <w:rPr>
+          <w:sz w:val="28"/>
+          <w:szCs w:val="28"/>
+        </w:rPr>
+        <w:t>Водночас складність зростає під час роботи з елементами середнього(М) шару. Це пов’язано з тим, що вони беруть безпосередню участь у механізмі</w:t>
+      </w:r>
+      <w:r>
+        <w:rPr>
+          <w:sz w:val="28"/>
+          <w:szCs w:val="28"/>
+          <w:lang w:val="en-US"/>
+        </w:rPr>
+        <w:t xml:space="preserve"> M</w:t>
+      </w:r>
+      <w:r>
+        <w:rPr>
+          <w:sz w:val="28"/>
+          <w:szCs w:val="28"/>
+        </w:rPr>
+        <w:t xml:space="preserve">2 </w:t>
+      </w:r>
+      <w:r>
+        <w:rPr>
+          <w:sz w:val="28"/>
+          <w:szCs w:val="28"/>
+        </w:rPr>
+        <w:lastRenderedPageBreak/>
+        <w:t xml:space="preserve">перестановок. У таких випадках не вийде </w:t>
+      </w:r>
+      <w:r>
+        <w:rPr>
+          <w:sz w:val="28"/>
+          <w:szCs w:val="28"/>
+        </w:rPr>
+        <w:t xml:space="preserve">просто підставити цей елемент в антибуферну позицію, виконати </w:t>
+      </w:r>
+      <w:r>
+        <w:rPr>
+          <w:sz w:val="28"/>
+          <w:szCs w:val="28"/>
+          <w:lang w:val="en-US"/>
+        </w:rPr>
+        <w:t xml:space="preserve">M2 </w:t>
+      </w:r>
+      <w:r>
+        <w:rPr>
+          <w:sz w:val="28"/>
+          <w:szCs w:val="28"/>
+        </w:rPr>
+        <w:t>та відмінити підготовчі ходи.</w:t>
+      </w:r>
+    </w:p>
+    <w:p>
+      <w:pPr>
+        <w:spacing w:line="360" w:lineRule="auto"/>
+        <w:ind w:firstLine="360"/>
+        <w:jc w:val="both"/>
+        <w:rPr>
+          <w:sz w:val="28"/>
+          <w:szCs w:val="28"/>
+        </w:rPr>
+      </w:pPr>
+      <w:r>
+        <w:rPr>
+          <w:sz w:val="28"/>
+          <w:szCs w:val="28"/>
+        </w:rPr>
+        <w:t>Найпростішим особливим випадком є потрапляння буферного ребра на свою позицію. У такому разі даний елемент ставиться на будь-яке, ще не зібране, місце. Після чого у буфер потрапляє наступне ребро і цикл продовжується далі.</w:t>
+      </w:r>
+    </w:p>
+    <w:p>
+      <w:pPr>
+        <w:spacing w:line="360" w:lineRule="auto"/>
+        <w:ind w:firstLine="360"/>
+        <w:jc w:val="both"/>
+        <w:rPr>
+          <w:sz w:val="28"/>
+          <w:szCs w:val="28"/>
+        </w:rPr>
+      </w:pPr>
+      <w:r>
+        <w:rPr>
+          <w:sz w:val="28"/>
+          <w:szCs w:val="28"/>
+        </w:rPr>
+        <w:t xml:space="preserve">Більш складним особливим випадком є обробка ребер, що знаходяться в позиціях </w:t>
+      </w:r>
+      <w:r>
+        <w:rPr>
+          <w:sz w:val="28"/>
+          <w:szCs w:val="28"/>
+          <w:lang w:val="en-US"/>
+        </w:rPr>
+        <w:t xml:space="preserve">FU, BU </w:t>
+      </w:r>
+      <w:r>
+        <w:rPr>
+          <w:sz w:val="28"/>
+          <w:szCs w:val="28"/>
+        </w:rPr>
+        <w:t xml:space="preserve">та </w:t>
+      </w:r>
+      <w:r>
+        <w:rPr>
+          <w:sz w:val="28"/>
+          <w:szCs w:val="28"/>
+          <w:lang w:val="en-US"/>
+        </w:rPr>
+        <w:t>BD.</w:t>
+      </w:r>
+      <w:r>
+        <w:rPr>
+          <w:sz w:val="28"/>
+          <w:szCs w:val="28"/>
+        </w:rPr>
+        <w:t xml:space="preserve"> Для цих положень неможливо застосувати стандартну схему методу М2 з використанням підготовчих ходів та їх подальшої інверсії, оскільки такі перестановки порушують цілісність вже зібраних елементів, що суперечить головному принципу збірки наосліп, який полягає у локальній перестановці ребер без впливу на інші елементи. У таких випадках використовують спеціальні алгоритмічні послідовності, які виконують безпосередню перестановку відповідних ребер без застосування стандартного механізму методу </w:t>
+      </w:r>
+      <w:r>
+        <w:rPr>
+          <w:sz w:val="28"/>
+          <w:szCs w:val="28"/>
+          <w:lang w:val="en-US"/>
+        </w:rPr>
+        <w:t>M2.</w:t>
+      </w:r>
+    </w:p>
+    <w:p>
+      <w:pPr>
+        <w:spacing w:line="360" w:lineRule="auto"/>
+        <w:ind w:firstLine="360"/>
+        <w:jc w:val="both"/>
+        <w:rPr>
+          <w:sz w:val="28"/>
+          <w:szCs w:val="28"/>
+          <w:lang w:val="en-US"/>
+        </w:rPr>
+      </w:pPr>
+      <w:r>
+        <w:rPr>
+          <w:sz w:val="28"/>
+          <w:szCs w:val="28"/>
+        </w:rPr>
+        <w:t>Існує також окремий випадок, що виникає під час формування послідовностей перестановок у методі</w:t>
+      </w:r>
+      <w:r>
+        <w:rPr>
+          <w:sz w:val="28"/>
+          <w:szCs w:val="28"/>
+          <w:lang w:val="en-US"/>
+        </w:rPr>
+        <w:t xml:space="preserve"> M2</w:t>
+      </w:r>
+      <w:r>
+        <w:rPr>
+          <w:sz w:val="28"/>
+          <w:szCs w:val="28"/>
+        </w:rPr>
+        <w:t>, коли елемент із середнього шару займає другу позицію в парі букв мнемонічного запису. Так трапляється через те що після виконання одного етапу центральний шар буде зміщений на 180 градусів. В такому випадку відбувається складання протилежних елементів</w:t>
+      </w:r>
+      <w:r>
+        <w:rPr>
+          <w:sz w:val="28"/>
+          <w:szCs w:val="28"/>
+          <w:lang w:val="en-US"/>
+        </w:rPr>
+        <w:t>:</w:t>
+      </w:r>
+    </w:p>
+    <w:p>
+      <w:pPr>
+        <w:pStyle w:val="a9"/>
+        <w:numPr>
+          <w:ilvl w:val="0"/>
+          <w:numId w:val="27"/>
+        </w:numPr>
+        <w:spacing w:line="360" w:lineRule="auto"/>
+        <w:jc w:val="both"/>
+        <w:rPr>
+          <w:sz w:val="28"/>
+          <w:szCs w:val="28"/>
+          <w:lang w:val="en-US"/>
+        </w:rPr>
+      </w:pPr>
+      <w:r>
+        <w:rPr>
+          <w:sz w:val="28"/>
+          <w:szCs w:val="28"/>
+          <w:lang w:val="en-US"/>
+        </w:rPr>
+        <w:t>UF↔DB</w:t>
+      </w:r>
+    </w:p>
+    <w:p>
+      <w:pPr>
+        <w:pStyle w:val="a9"/>
+        <w:numPr>
+          <w:ilvl w:val="0"/>
+          <w:numId w:val="27"/>
+        </w:numPr>
+        <w:spacing w:line="360" w:lineRule="auto"/>
+        <w:jc w:val="both"/>
+        <w:rPr>
+          <w:sz w:val="28"/>
+          <w:szCs w:val="28"/>
+          <w:lang w:val="en-US"/>
+        </w:rPr>
+      </w:pPr>
+      <w:r>
+        <w:rPr>
+          <w:sz w:val="28"/>
+          <w:szCs w:val="28"/>
+          <w:lang w:val="en-US"/>
+        </w:rPr>
+        <w:t>FU↔BD</w:t>
+      </w:r>
+    </w:p>
+    <w:p>
+      <w:pPr>
+        <w:spacing w:line="360" w:lineRule="auto"/>
+        <w:jc w:val="both"/>
+        <w:rPr>
+          <w:sz w:val="28"/>
+          <w:szCs w:val="28"/>
+        </w:rPr>
+      </w:pPr>
+      <w:r>
+        <w:rPr>
+          <w:sz w:val="28"/>
+          <w:szCs w:val="28"/>
+        </w:rPr>
+        <w:t>Тобто, якщо в послідовності пар букв для запам’ятовування буде жовто-синє ребро</w:t>
+      </w:r>
+      <w:r>
+        <w:rPr>
+          <w:sz w:val="28"/>
+          <w:szCs w:val="28"/>
+          <w:lang w:val="en-US"/>
+        </w:rPr>
+        <w:t>(DB)</w:t>
+      </w:r>
+      <w:r>
+        <w:rPr>
+          <w:sz w:val="28"/>
+          <w:szCs w:val="28"/>
+        </w:rPr>
+        <w:t xml:space="preserve"> на другій позиції, необхідно виконати алгоритм як для біло-зеленого елемента</w:t>
+      </w:r>
+      <w:r>
+        <w:rPr>
+          <w:sz w:val="28"/>
+          <w:szCs w:val="28"/>
+          <w:lang w:val="en-US"/>
+        </w:rPr>
+        <w:t>(FU)</w:t>
+      </w:r>
+      <w:r>
+        <w:rPr>
+          <w:sz w:val="28"/>
+          <w:szCs w:val="28"/>
+        </w:rPr>
+        <w:t xml:space="preserve"> натомість. </w:t>
+      </w:r>
+    </w:p>
+    <w:p>
+      <w:pPr>
+        <w:spacing w:line="360" w:lineRule="auto"/>
+        <w:jc w:val="both"/>
+        <w:rPr>
+          <w:sz w:val="28"/>
+          <w:szCs w:val="28"/>
+        </w:rPr>
+      </w:pPr>
+    </w:p>
+    <w:p>
+      <w:pPr>
+        <w:spacing w:line="360" w:lineRule="auto"/>
+        <w:ind w:firstLine="284"/>
+        <w:jc w:val="both"/>
+        <w:rPr>
+          <w:b/>
+          <w:bCs/>
+          <w:sz w:val="28"/>
+          <w:szCs w:val="28"/>
+        </w:rPr>
+      </w:pPr>
+      <w:r>
+        <w:rPr>
+          <w:b/>
+          <w:bCs/>
+          <w:sz w:val="28"/>
+          <w:szCs w:val="28"/>
+        </w:rPr>
+        <w:t xml:space="preserve">1.4.3 </w:t>
+      </w:r>
+      <w:r>
+        <w:rPr>
+          <w:b/>
+          <w:bCs/>
+          <w:sz w:val="28"/>
+          <w:szCs w:val="28"/>
+          <w:lang w:val="en-US"/>
+        </w:rPr>
+        <w:t>M2 parity</w:t>
+      </w:r>
+    </w:p>
+    <w:p>
+      <w:pPr>
+        <w:spacing w:line="360" w:lineRule="auto"/>
+        <w:ind w:firstLine="284"/>
+        <w:jc w:val="both"/>
+        <w:rPr>
+          <w:b/>
+          <w:bCs/>
+          <w:sz w:val="28"/>
+          <w:szCs w:val="28"/>
+        </w:rPr>
+      </w:pPr>
+    </w:p>
+    <w:p>
+      <w:pPr>
+        <w:spacing w:line="360" w:lineRule="auto"/>
+        <w:ind w:firstLine="284"/>
+        <w:jc w:val="both"/>
+        <w:rPr>
+          <w:sz w:val="28"/>
+          <w:szCs w:val="28"/>
+          <w:lang w:val="en-US"/>
+        </w:rPr>
+      </w:pPr>
+      <w:r>
+        <w:rPr>
+          <w:sz w:val="28"/>
+          <w:szCs w:val="28"/>
+        </w:rPr>
+        <w:t xml:space="preserve">Під час складання ребер методом </w:t>
+      </w:r>
+      <w:r>
+        <w:rPr>
+          <w:sz w:val="28"/>
+          <w:szCs w:val="28"/>
+          <w:lang w:val="en-US"/>
+        </w:rPr>
+        <w:t xml:space="preserve">M2, </w:t>
+      </w:r>
+      <w:r>
+        <w:rPr>
+          <w:sz w:val="28"/>
+          <w:szCs w:val="28"/>
+        </w:rPr>
+        <w:t xml:space="preserve">а кутів </w:t>
+      </w:r>
+      <w:r>
+        <w:rPr>
+          <w:sz w:val="28"/>
+          <w:szCs w:val="28"/>
+          <w:lang w:val="en-US"/>
+        </w:rPr>
+        <w:t xml:space="preserve">Old </w:t>
+      </w:r>
+      <w:proofErr w:type="spellStart"/>
+      <w:r>
+        <w:rPr>
+          <w:sz w:val="28"/>
+          <w:szCs w:val="28"/>
+          <w:lang w:val="en-US"/>
+        </w:rPr>
+        <w:t>Pochmann</w:t>
+      </w:r>
+      <w:proofErr w:type="spellEnd"/>
+      <w:r>
+        <w:rPr>
+          <w:sz w:val="28"/>
+          <w:szCs w:val="28"/>
+          <w:lang w:val="en-US"/>
+        </w:rPr>
+        <w:t xml:space="preserve"> </w:t>
+      </w:r>
+      <w:r>
+        <w:rPr>
+          <w:sz w:val="28"/>
+          <w:szCs w:val="28"/>
+        </w:rPr>
+        <w:t xml:space="preserve">може виникати ситуація, коли ланцюжок переміщень містить непарну кількість елементів. Схожа проблема описана в пункті 1.3.4. Після завершення складання ребер методом </w:t>
+      </w:r>
+      <w:r>
+        <w:rPr>
+          <w:sz w:val="28"/>
+          <w:szCs w:val="28"/>
+          <w:lang w:val="en-US"/>
+        </w:rPr>
+        <w:t>M2</w:t>
+      </w:r>
+      <w:r>
+        <w:rPr>
+          <w:sz w:val="28"/>
+          <w:szCs w:val="28"/>
+        </w:rPr>
+        <w:t xml:space="preserve">, у випадку непарної кількості перестановок, </w:t>
+      </w:r>
+      <w:r>
+        <w:rPr>
+          <w:sz w:val="28"/>
+          <w:szCs w:val="28"/>
+          <w:lang w:val="en-US"/>
+        </w:rPr>
+        <w:t xml:space="preserve">M </w:t>
+      </w:r>
+      <w:r>
+        <w:rPr>
+          <w:sz w:val="28"/>
+          <w:szCs w:val="28"/>
+        </w:rPr>
+        <w:t xml:space="preserve">шар буде перевернутим на 180 </w:t>
+      </w:r>
+      <w:r>
+        <w:rPr>
+          <w:sz w:val="28"/>
+          <w:szCs w:val="28"/>
+        </w:rPr>
+        <w:lastRenderedPageBreak/>
+        <w:t xml:space="preserve">градусів. Для </w:t>
+      </w:r>
+      <w:r>
+        <w:rPr>
+          <w:sz w:val="28"/>
+          <w:szCs w:val="28"/>
+        </w:rPr>
+        <w:t xml:space="preserve">підготовки кубика Рубіка до складання кутів методом </w:t>
+      </w:r>
+      <w:r>
+        <w:rPr>
+          <w:sz w:val="28"/>
+          <w:szCs w:val="28"/>
+          <w:lang w:val="en-US"/>
+        </w:rPr>
+        <w:t xml:space="preserve">Old </w:t>
+      </w:r>
+      <w:proofErr w:type="spellStart"/>
+      <w:r>
+        <w:rPr>
+          <w:sz w:val="28"/>
+          <w:szCs w:val="28"/>
+          <w:lang w:val="en-US"/>
+        </w:rPr>
+        <w:t>Pochmann</w:t>
+      </w:r>
+      <w:proofErr w:type="spellEnd"/>
+      <w:r>
+        <w:rPr>
+          <w:sz w:val="28"/>
+          <w:szCs w:val="28"/>
+        </w:rPr>
+        <w:t xml:space="preserve"> необхідно виконати певні попередні маніпуляції. Зокрема слід відновити правильну орієнтацію середнього шару та поміняти місцями реберні елементи </w:t>
+      </w:r>
+      <w:r>
+        <w:rPr>
+          <w:sz w:val="28"/>
+          <w:szCs w:val="28"/>
+          <w:lang w:val="en-US"/>
+        </w:rPr>
+        <w:t xml:space="preserve">UB </w:t>
+      </w:r>
+      <w:r>
+        <w:rPr>
+          <w:sz w:val="28"/>
+          <w:szCs w:val="28"/>
+        </w:rPr>
+        <w:t xml:space="preserve">та </w:t>
+      </w:r>
+      <w:r>
+        <w:rPr>
+          <w:sz w:val="28"/>
+          <w:szCs w:val="28"/>
+          <w:lang w:val="en-US"/>
+        </w:rPr>
+        <w:t xml:space="preserve">UL. </w:t>
+      </w:r>
+      <w:r>
+        <w:rPr>
+          <w:sz w:val="28"/>
+          <w:szCs w:val="28"/>
+        </w:rPr>
+        <w:t xml:space="preserve">Це забезпечує повернення кутів у стандартний стан, який відповідає початковому  розташуванню елементів. </w:t>
+      </w:r>
+      <w:r>
+        <w:rPr>
+          <w:sz w:val="28"/>
+          <w:szCs w:val="28"/>
+          <w:lang w:val="en-US"/>
+        </w:rPr>
+        <w:t xml:space="preserve">Parity </w:t>
+      </w:r>
+      <w:r>
+        <w:rPr>
+          <w:sz w:val="28"/>
+          <w:szCs w:val="28"/>
+        </w:rPr>
+        <w:t xml:space="preserve">алгоритм зображено на рисунку </w:t>
+      </w:r>
+      <w:r>
+        <w:rPr>
+          <w:sz w:val="28"/>
+          <w:szCs w:val="28"/>
+          <w:lang w:val="en-US"/>
+        </w:rPr>
+        <w:t>1.7.</w:t>
+      </w:r>
+    </w:p>
+    <w:p>
+      <w:pPr>
+        <w:spacing w:line="360" w:lineRule="auto"/>
+        <w:ind w:firstLine="284"/>
+        <w:jc w:val="center"/>
+        <w:rPr>
+          <w:sz w:val="28"/>
+          <w:szCs w:val="28"/>
+          <w:lang w:val="en-US"/>
+        </w:rPr>
+      </w:pPr>
+      <w:r>
+        <w:rPr>
+          <w:noProof/>
+          <w14:ligatures w14:val="standardContextual"/>
+        </w:rPr>
+        <w:drawing>
+          <wp:inline distT="0" distB="0" distL="0" distR="0" wp14:anchorId="55029419" wp14:editId="5EF85A86">
+            <wp:extent cx="2714625" cy="285750"/>
+            <wp:effectExtent l="0" t="0" r="9525" b="0"/>
+            <wp:docPr id="1503706570" name="Рисунок 1"/>
+            <wp:cNvGraphicFramePr>
+              <a:graphicFrameLocks xmlns:a="http://schemas.openxmlformats.org/drawingml/2006/main" noChangeAspect="1"/>
+            </wp:cNvGraphicFramePr>
+            <a:graphic xmlns:a="http://schemas.openxmlformats.org/drawingml/2006/main">
+              <a:graphicData uri="http://schemas.openxmlformats.org/drawingml/2006/picture">
+                <pic:pic xmlns:pic="http://schemas.openxmlformats.org/drawingml/2006/picture">
+                  <pic:nvPicPr>
+                    <pic:cNvPr id="1503706570" name=""/>
+                    <pic:cNvPicPr/>
+                  </pic:nvPicPr>
+                  <pic:blipFill>
+                    <a:blip r:embed="rId14"/>
+                    <a:stretch>
+                      <a:fillRect/>
+                    </a:stretch>
+                  </pic:blipFill>
+                  <pic:spPr>
+                    <a:xfrm>
+                      <a:off x="0" y="0"/>
+                      <a:ext cx="2714625" cy="285750"/>
+                    </a:xfrm>
+                    <a:prstGeom prst="rect">
+                      <a:avLst/>
+                    </a:prstGeom>
+                  </pic:spPr>
+                </pic:pic>
+              </a:graphicData>
+            </a:graphic>
+          </wp:inline>
+        </w:drawing>
+      </w:r>
+    </w:p>
+    <w:p>
+      <w:pPr>
+        <w:spacing w:line="360" w:lineRule="auto"/>
+        <w:ind w:firstLine="284"/>
+        <w:jc w:val="center"/>
+        <w:rPr>
+          <w:sz w:val="28"/>
+          <w:szCs w:val="28"/>
+        </w:rPr>
+      </w:pPr>
+      <w:r>
+        <w:rPr>
+          <w:sz w:val="28"/>
+          <w:szCs w:val="28"/>
+        </w:rPr>
+        <w:t xml:space="preserve">Рисунок 1.7 </w:t>
+      </w:r>
+      <w:r>
+        <w:rPr>
+          <w:sz w:val="28"/>
+          <w:szCs w:val="28"/>
+        </w:rPr>
+        <w:t>–</w:t>
+      </w:r>
+      <w:r>
+        <w:rPr>
+          <w:sz w:val="28"/>
+          <w:szCs w:val="28"/>
+        </w:rPr>
+        <w:t xml:space="preserve"> </w:t>
+      </w:r>
+      <w:r>
+        <w:rPr>
+          <w:sz w:val="28"/>
+          <w:szCs w:val="28"/>
+          <w:lang w:val="en-US"/>
+        </w:rPr>
+        <w:t>Parity</w:t>
+      </w:r>
+      <w:r>
+        <w:rPr>
+          <w:sz w:val="28"/>
+          <w:szCs w:val="28"/>
+          <w:lang w:val="en-US"/>
+        </w:rPr>
+        <w:t xml:space="preserve"> </w:t>
+      </w:r>
+      <w:r>
+        <w:rPr>
+          <w:sz w:val="28"/>
+          <w:szCs w:val="28"/>
+        </w:rPr>
+        <w:t xml:space="preserve">алгоритм для методу </w:t>
+      </w:r>
+      <w:r>
+        <w:rPr>
+          <w:sz w:val="28"/>
+          <w:szCs w:val="28"/>
+          <w:lang w:val="en-US"/>
+        </w:rPr>
+        <w:t>M2</w:t>
+      </w:r>
+    </w:p>
+    <w:p>
+      <w:pPr>
+        <w:widowControl/>
+        <w:autoSpaceDE/>
+        <w:autoSpaceDN/>
+        <w:spacing w:after="160" w:line="259" w:lineRule="auto"/>
+        <w:rPr>
+          <w:sz w:val="28"/>
+          <w:szCs w:val="28"/>
+        </w:rPr>
+      </w:pPr>
+      <w:r>
+        <w:rPr>
+          <w:sz w:val="28"/>
+          <w:szCs w:val="28"/>
+        </w:rPr>
+        <w:br w:type="page"/>
+      </w:r>
+    </w:p>
+    <w:p>
+      <w:pPr>
+        <w:pStyle w:val="a9"/>
+        <w:numPr>
+          <w:ilvl w:val="0"/>
+          <w:numId w:val="20"/>
+        </w:numPr>
+        <w:spacing w:line="360" w:lineRule="auto"/>
+        <w:jc w:val="center"/>
+        <w:rPr>
+          <w:b/>
+          <w:bCs/>
+          <w:sz w:val="28"/>
+          <w:szCs w:val="28"/>
+        </w:rPr>
+      </w:pPr>
+      <w:r>
+        <w:rPr>
+          <w:b/>
+          <w:bCs/>
+          <w:sz w:val="28"/>
+          <w:szCs w:val="28"/>
+        </w:rPr>
+        <w:lastRenderedPageBreak/>
+        <w:t xml:space="preserve">ПРОГРАМНА РЕАЛІЗАЦІЯ МЕТОДІВ </w:t>
+      </w:r>
+      <w:r>
+        <w:rPr>
+          <w:b/>
+          <w:bCs/>
+          <w:sz w:val="28"/>
+          <w:szCs w:val="28"/>
+          <w:lang w:val="en-US"/>
+        </w:rPr>
+        <w:t xml:space="preserve">OLD POCHMANN </w:t>
+      </w:r>
+      <w:r>
+        <w:rPr>
+          <w:b/>
+          <w:bCs/>
+          <w:sz w:val="28"/>
+          <w:szCs w:val="28"/>
+        </w:rPr>
+        <w:t xml:space="preserve">ТА </w:t>
+      </w:r>
+      <w:r>
+        <w:rPr>
+          <w:b/>
+          <w:bCs/>
+          <w:sz w:val="28"/>
+          <w:szCs w:val="28"/>
+          <w:lang w:val="en-US"/>
+        </w:rPr>
+        <w:t>M2</w:t>
+      </w:r>
+    </w:p>
+    <w:p>
+      <w:pPr>
+        <w:spacing w:line="360" w:lineRule="auto"/>
+        <w:jc w:val="both"/>
+        <w:rPr>
+          <w:b/>
+          <w:bCs/>
+          <w:sz w:val="28"/>
+          <w:szCs w:val="28"/>
+        </w:rPr>
+      </w:pPr>
+    </w:p>
+    <w:p>
+      <w:pPr>
+        <w:spacing w:line="360" w:lineRule="auto"/>
+        <w:ind w:left="284"/>
+        <w:jc w:val="both"/>
+        <w:rPr>
+          <w:b/>
+          <w:bCs/>
+          <w:sz w:val="28"/>
+          <w:szCs w:val="28"/>
+        </w:rPr>
+      </w:pPr>
+      <w:r>
+        <w:rPr>
+          <w:b/>
+          <w:bCs/>
+          <w:sz w:val="28"/>
+          <w:szCs w:val="28"/>
+        </w:rPr>
+        <w:t xml:space="preserve">2.1 </w:t>
+      </w:r>
+      <w:r>
+        <w:rPr>
+          <w:b/>
+          <w:bCs/>
+          <w:sz w:val="28"/>
+          <w:szCs w:val="28"/>
+        </w:rPr>
+        <w:t>Вибір технологій та інструментів</w:t>
+      </w:r>
+    </w:p>
+    <w:p>
+      <w:pPr>
+        <w:pStyle w:val="ae"/>
+      </w:pPr>
+    </w:p>
+    <w:p>
+      <w:pPr>
+        <w:pStyle w:val="a9"/>
+        <w:spacing w:line="360" w:lineRule="auto"/>
+        <w:ind w:left="0" w:firstLine="284"/>
+        <w:jc w:val="both"/>
+        <w:rPr>
+          <w:sz w:val="28"/>
+          <w:szCs w:val="28"/>
+        </w:rPr>
+      </w:pPr>
+      <w:r>
+        <w:rPr>
+          <w:sz w:val="28"/>
+          <w:szCs w:val="28"/>
+        </w:rPr>
+        <w:t>У межах реалізованого вебзастосунку використовується клієнт-серверна архітектура. Такий підхід передбачає розподіл функціональності системи на дві логічні частини</w:t>
+      </w:r>
+      <w:r>
+        <w:rPr>
+          <w:sz w:val="28"/>
+          <w:szCs w:val="28"/>
+          <w:lang w:val="en-US"/>
+        </w:rPr>
+        <w:t xml:space="preserve">. </w:t>
+      </w:r>
+      <w:r>
+        <w:rPr>
+          <w:sz w:val="28"/>
+          <w:szCs w:val="28"/>
+        </w:rPr>
+        <w:t>Клієнтська частина відповідає за введення даних</w:t>
+      </w:r>
+      <w:r>
+        <w:rPr>
+          <w:sz w:val="28"/>
+          <w:szCs w:val="28"/>
+        </w:rPr>
+        <w:t xml:space="preserve">, відправку їх на сервер та відображення результатів. Серверна частина виконує обробку вхідних даних та реалізацію алгоритмів складання кубика Рубіка методами наосліп та формування відповіді у форматі </w:t>
+      </w:r>
+      <w:r>
+        <w:rPr>
+          <w:sz w:val="28"/>
+          <w:szCs w:val="28"/>
+          <w:lang w:val="en-US"/>
+        </w:rPr>
+        <w:t xml:space="preserve">JSON. </w:t>
+      </w:r>
+      <w:r>
+        <w:rPr>
+          <w:sz w:val="28"/>
+          <w:szCs w:val="28"/>
+        </w:rPr>
+        <w:t xml:space="preserve">Взаємодія між компонентами здійснюється через </w:t>
+      </w:r>
+      <w:r>
+        <w:rPr>
+          <w:sz w:val="28"/>
+          <w:szCs w:val="28"/>
+          <w:lang w:val="en-US"/>
+        </w:rPr>
+        <w:t>HTTP-</w:t>
+      </w:r>
+      <w:r>
+        <w:rPr>
+          <w:sz w:val="28"/>
+          <w:szCs w:val="28"/>
+        </w:rPr>
+        <w:t>запити.</w:t>
+      </w:r>
+    </w:p>
+    <w:p>
+      <w:pPr>
+        <w:pStyle w:val="a9"/>
+        <w:spacing w:line="360" w:lineRule="auto"/>
+        <w:ind w:left="0" w:firstLine="284"/>
+        <w:jc w:val="both"/>
+        <w:rPr>
+          <w:sz w:val="28"/>
+          <w:szCs w:val="28"/>
+        </w:rPr>
+      </w:pPr>
+    </w:p>
+    <w:p>
+      <w:pPr>
+        <w:pStyle w:val="a9"/>
+        <w:spacing w:line="360" w:lineRule="auto"/>
+        <w:ind w:left="284"/>
+        <w:jc w:val="both"/>
+        <w:rPr>
+          <w:b/>
+          <w:bCs/>
+          <w:sz w:val="28"/>
+          <w:szCs w:val="28"/>
+        </w:rPr>
+      </w:pPr>
+      <w:r>
+        <w:rPr>
+          <w:b/>
+          <w:bCs/>
+          <w:sz w:val="28"/>
+          <w:szCs w:val="28"/>
+        </w:rPr>
+        <w:t xml:space="preserve">2.1.1 </w:t>
+      </w:r>
+      <w:r>
+        <w:rPr>
+          <w:b/>
+          <w:bCs/>
+          <w:sz w:val="28"/>
+          <w:szCs w:val="28"/>
+        </w:rPr>
+        <w:t>Технології для розробки серверної частини застосунку</w:t>
+      </w:r>
+    </w:p>
+    <w:p>
+      <w:pPr>
+        <w:pStyle w:val="a9"/>
+        <w:spacing w:line="360" w:lineRule="auto"/>
+        <w:ind w:left="0"/>
+        <w:jc w:val="both"/>
+        <w:rPr>
+          <w:sz w:val="28"/>
+          <w:szCs w:val="28"/>
+        </w:rPr>
+      </w:pPr>
+    </w:p>
+    <w:p>
+      <w:pPr>
+        <w:spacing w:line="360" w:lineRule="auto"/>
+        <w:ind w:firstLine="360"/>
+        <w:jc w:val="both"/>
+        <w:rPr>
+          <w:sz w:val="28"/>
+          <w:szCs w:val="28"/>
+        </w:rPr>
+      </w:pPr>
+      <w:r>
+        <w:rPr>
+          <w:sz w:val="28"/>
+          <w:szCs w:val="28"/>
+        </w:rPr>
+        <w:t>У процесі розробки вебзастосунку для освоєння складання кубика Рубіка наосліп методом</w:t>
+      </w:r>
+      <w:r>
+        <w:rPr>
+          <w:sz w:val="28"/>
+          <w:szCs w:val="28"/>
+          <w:lang w:val="en-US"/>
+        </w:rPr>
+        <w:t xml:space="preserve"> Old </w:t>
+      </w:r>
+      <w:proofErr w:type="spellStart"/>
+      <w:r>
+        <w:rPr>
+          <w:sz w:val="28"/>
+          <w:szCs w:val="28"/>
+          <w:lang w:val="en-US"/>
+        </w:rPr>
+        <w:t>Pochmann</w:t>
+      </w:r>
+      <w:proofErr w:type="spellEnd"/>
+      <w:r>
+        <w:rPr>
+          <w:sz w:val="28"/>
+          <w:szCs w:val="28"/>
+        </w:rPr>
+        <w:t xml:space="preserve"> та </w:t>
+      </w:r>
+      <w:r>
+        <w:rPr>
+          <w:sz w:val="28"/>
+          <w:szCs w:val="28"/>
+          <w:lang w:val="en-US"/>
+        </w:rPr>
+        <w:t>M2</w:t>
+      </w:r>
+      <w:r>
+        <w:rPr>
+          <w:sz w:val="28"/>
+          <w:szCs w:val="28"/>
+        </w:rPr>
+        <w:t xml:space="preserve"> було вибрано сучасний стек технологій, що забезпечує зручну розробку та просту інтеграцію клієнтської частини з серверною.</w:t>
+      </w:r>
+    </w:p>
+    <w:p>
+      <w:pPr>
+        <w:spacing w:line="360" w:lineRule="auto"/>
+        <w:ind w:firstLine="360"/>
+        <w:jc w:val="both"/>
+        <w:rPr>
+          <w:sz w:val="28"/>
+          <w:szCs w:val="28"/>
+          <w:lang w:val="en-US"/>
+        </w:rPr>
+      </w:pPr>
+      <w:r>
+        <w:rPr>
+          <w:sz w:val="28"/>
+          <w:szCs w:val="28"/>
+        </w:rPr>
+        <w:t xml:space="preserve">Щодо мови програмування для серверної частини застосунку, було обрано </w:t>
+      </w:r>
+      <w:r>
+        <w:rPr>
+          <w:sz w:val="28"/>
+          <w:szCs w:val="28"/>
+          <w:lang w:val="en-US"/>
+        </w:rPr>
+        <w:t xml:space="preserve">Python. </w:t>
+      </w:r>
+      <w:r>
+        <w:rPr>
+          <w:sz w:val="28"/>
+          <w:szCs w:val="28"/>
+        </w:rPr>
+        <w:t>Цей вибір зумовлений рядом переваг</w:t>
+      </w:r>
+      <w:r>
+        <w:rPr>
+          <w:sz w:val="28"/>
+          <w:szCs w:val="28"/>
+          <w:lang w:val="en-US"/>
+        </w:rPr>
+        <w:t>:</w:t>
+      </w:r>
+    </w:p>
+    <w:p>
+      <w:pPr>
+        <w:pStyle w:val="a9"/>
+        <w:numPr>
+          <w:ilvl w:val="0"/>
+          <w:numId w:val="12"/>
+        </w:numPr>
+        <w:spacing w:line="360" w:lineRule="auto"/>
+        <w:jc w:val="both"/>
+        <w:rPr>
+          <w:sz w:val="28"/>
+          <w:szCs w:val="28"/>
+          <w:lang w:val="en-US"/>
+        </w:rPr>
+      </w:pPr>
+      <w:r>
+        <w:rPr>
+          <w:sz w:val="28"/>
+          <w:szCs w:val="28"/>
+        </w:rPr>
+        <w:t>простотою синтаксису</w:t>
+      </w:r>
+      <w:r>
+        <w:rPr>
+          <w:sz w:val="28"/>
+          <w:szCs w:val="28"/>
+          <w:lang w:val="en-US"/>
+        </w:rPr>
+        <w:t>;</w:t>
+      </w:r>
+    </w:p>
+    <w:p>
+      <w:pPr>
+        <w:pStyle w:val="a9"/>
+        <w:numPr>
+          <w:ilvl w:val="0"/>
+          <w:numId w:val="12"/>
+        </w:numPr>
+        <w:spacing w:line="360" w:lineRule="auto"/>
+        <w:jc w:val="both"/>
+        <w:rPr>
+          <w:sz w:val="28"/>
+          <w:szCs w:val="28"/>
+          <w:lang w:val="en-US"/>
+        </w:rPr>
+      </w:pPr>
+      <w:r>
+        <w:rPr>
+          <w:sz w:val="28"/>
+          <w:szCs w:val="28"/>
+        </w:rPr>
+        <w:t>високою читабельністю коду</w:t>
+      </w:r>
+      <w:r>
+        <w:rPr>
+          <w:sz w:val="28"/>
+          <w:szCs w:val="28"/>
+          <w:lang w:val="en-US"/>
+        </w:rPr>
+        <w:t>;</w:t>
+      </w:r>
+    </w:p>
+    <w:p>
+      <w:pPr>
+        <w:pStyle w:val="a9"/>
+        <w:numPr>
+          <w:ilvl w:val="0"/>
+          <w:numId w:val="12"/>
+        </w:numPr>
+        <w:spacing w:line="360" w:lineRule="auto"/>
+        <w:jc w:val="both"/>
+        <w:rPr>
+          <w:sz w:val="28"/>
+          <w:szCs w:val="28"/>
+          <w:lang w:val="en-US"/>
+        </w:rPr>
+      </w:pPr>
+      <w:r>
+        <w:rPr>
+          <w:sz w:val="28"/>
+          <w:szCs w:val="28"/>
+        </w:rPr>
+        <w:t xml:space="preserve">великою кількістю бібліотек для роботи з даними, та розробки </w:t>
+      </w:r>
+      <w:proofErr w:type="spellStart"/>
+      <w:r>
+        <w:rPr>
+          <w:sz w:val="28"/>
+          <w:szCs w:val="28"/>
+        </w:rPr>
+        <w:t>вебзастосунків</w:t>
+      </w:r>
+      <w:proofErr w:type="spellEnd"/>
+      <w:r>
+        <w:rPr>
+          <w:sz w:val="28"/>
+          <w:szCs w:val="28"/>
+          <w:lang w:val="en-US"/>
+        </w:rPr>
+        <w:t>;</w:t>
+      </w:r>
+    </w:p>
+    <w:p>
+      <w:pPr>
+        <w:pStyle w:val="a9"/>
+        <w:numPr>
+          <w:ilvl w:val="0"/>
+          <w:numId w:val="12"/>
+        </w:numPr>
+        <w:spacing w:line="360" w:lineRule="auto"/>
+        <w:jc w:val="both"/>
+        <w:rPr>
+          <w:sz w:val="28"/>
+          <w:szCs w:val="28"/>
+          <w:lang w:val="en-US"/>
+        </w:rPr>
+      </w:pPr>
+      <w:r>
+        <w:rPr>
+          <w:sz w:val="28"/>
+          <w:szCs w:val="28"/>
+        </w:rPr>
+        <w:t>наявністю динамічної типізації.</w:t>
+      </w:r>
+    </w:p>
+    <w:p>
+      <w:pPr>
+        <w:spacing w:line="360" w:lineRule="auto"/>
+        <w:ind w:firstLine="360"/>
+        <w:jc w:val="both"/>
+        <w:rPr>
+          <w:sz w:val="28"/>
+          <w:szCs w:val="28"/>
+        </w:rPr>
+      </w:pPr>
+      <w:r>
+        <w:rPr>
+          <w:sz w:val="28"/>
+          <w:szCs w:val="28"/>
+        </w:rPr>
+        <w:t>Для створення серверної частини</w:t>
+      </w:r>
+      <w:r>
+        <w:rPr>
+          <w:sz w:val="28"/>
+          <w:szCs w:val="28"/>
+          <w:lang w:val="en-US"/>
+        </w:rPr>
+        <w:t xml:space="preserve"> </w:t>
+      </w:r>
+      <w:r>
+        <w:rPr>
+          <w:sz w:val="28"/>
+          <w:szCs w:val="28"/>
+        </w:rPr>
+        <w:t xml:space="preserve">обрано фреймворк </w:t>
+      </w:r>
+      <w:r>
+        <w:rPr>
+          <w:sz w:val="28"/>
+          <w:szCs w:val="28"/>
+          <w:lang w:val="en-US"/>
+        </w:rPr>
+        <w:t>Django</w:t>
+      </w:r>
+      <w:r>
+        <w:rPr>
+          <w:sz w:val="28"/>
+          <w:szCs w:val="28"/>
+        </w:rPr>
+        <w:t xml:space="preserve">, оскільки він забезпечує зручну організацію серверної логіки та надає змогу ефективно реалізувати обробку </w:t>
+      </w:r>
+      <w:r>
+        <w:rPr>
+          <w:sz w:val="28"/>
+          <w:szCs w:val="28"/>
+          <w:lang w:val="en-US"/>
+        </w:rPr>
+        <w:t>HTTP-</w:t>
+      </w:r>
+      <w:r>
+        <w:rPr>
+          <w:sz w:val="28"/>
+          <w:szCs w:val="28"/>
+        </w:rPr>
+        <w:t xml:space="preserve"> запитів у межах вебзастосунку.</w:t>
+      </w:r>
+    </w:p>
+    <w:p>
+      <w:pPr>
+        <w:spacing w:line="360" w:lineRule="auto"/>
+        <w:ind w:firstLine="360"/>
+        <w:jc w:val="both"/>
+        <w:rPr>
+          <w:sz w:val="28"/>
+          <w:szCs w:val="28"/>
+        </w:rPr>
+      </w:pPr>
+      <w:r>
+        <w:rPr>
+          <w:sz w:val="28"/>
+          <w:szCs w:val="28"/>
+        </w:rPr>
+        <w:t xml:space="preserve">Окремою перевагою </w:t>
+      </w:r>
+      <w:r>
+        <w:rPr>
+          <w:sz w:val="28"/>
+          <w:szCs w:val="28"/>
+          <w:lang w:val="en-US"/>
+        </w:rPr>
+        <w:t xml:space="preserve">Django </w:t>
+      </w:r>
+      <w:r>
+        <w:rPr>
+          <w:sz w:val="28"/>
+          <w:szCs w:val="28"/>
+        </w:rPr>
+        <w:t xml:space="preserve">є можливість реалізації </w:t>
+      </w:r>
+      <w:r>
+        <w:rPr>
+          <w:sz w:val="28"/>
+          <w:szCs w:val="28"/>
+          <w:lang w:val="en-US"/>
+        </w:rPr>
+        <w:t xml:space="preserve">REST API </w:t>
+      </w:r>
+      <w:r>
+        <w:rPr>
+          <w:sz w:val="28"/>
+          <w:szCs w:val="28"/>
+        </w:rPr>
+        <w:t xml:space="preserve">за допомогою бібліотеки </w:t>
+      </w:r>
+      <w:r>
+        <w:rPr>
+          <w:sz w:val="28"/>
+          <w:szCs w:val="28"/>
+          <w:lang w:val="en-US"/>
+        </w:rPr>
+        <w:t xml:space="preserve">Django REST framework. </w:t>
+      </w:r>
+      <w:r>
+        <w:rPr>
+          <w:sz w:val="28"/>
+          <w:szCs w:val="28"/>
+        </w:rPr>
+        <w:t>Це надає змогу організовувати взаємодію між клієнтською та серверними частинами</w:t>
+      </w:r>
+      <w:r>
+        <w:rPr>
+          <w:sz w:val="28"/>
+          <w:szCs w:val="28"/>
+        </w:rPr>
+        <w:t xml:space="preserve"> застосунку через </w:t>
+      </w:r>
+      <w:r>
+        <w:rPr>
+          <w:sz w:val="28"/>
+          <w:szCs w:val="28"/>
+          <w:lang w:val="en-US"/>
+        </w:rPr>
+        <w:t>HTTP-</w:t>
+      </w:r>
+      <w:r>
+        <w:rPr>
+          <w:sz w:val="28"/>
+          <w:szCs w:val="28"/>
+        </w:rPr>
+        <w:t xml:space="preserve">запити та формат </w:t>
+      </w:r>
+      <w:r>
+        <w:rPr>
+          <w:sz w:val="28"/>
+          <w:szCs w:val="28"/>
+        </w:rPr>
+        <w:lastRenderedPageBreak/>
+        <w:t xml:space="preserve">обміну даними </w:t>
+      </w:r>
+      <w:r>
+        <w:rPr>
+          <w:sz w:val="28"/>
+          <w:szCs w:val="28"/>
+          <w:lang w:val="en-US"/>
+        </w:rPr>
+        <w:t xml:space="preserve">JSON. </w:t>
+      </w:r>
+      <w:r>
+        <w:rPr>
+          <w:sz w:val="28"/>
+          <w:szCs w:val="28"/>
+        </w:rPr>
+        <w:t xml:space="preserve">У межах даного проєкту </w:t>
+      </w:r>
+      <w:r>
+        <w:rPr>
+          <w:sz w:val="28"/>
+          <w:szCs w:val="28"/>
+          <w:lang w:val="en-US"/>
+        </w:rPr>
+        <w:t xml:space="preserve">REST API </w:t>
+      </w:r>
+      <w:r>
+        <w:rPr>
+          <w:sz w:val="28"/>
+          <w:szCs w:val="28"/>
+        </w:rPr>
+        <w:t>використовується для передачі розгортки на сервер, отримання алгоритмів складання, мнемонічних підказок та даних для візуалізації рухів.</w:t>
+      </w:r>
+    </w:p>
+    <w:p>
+      <w:pPr>
+        <w:spacing w:line="360" w:lineRule="auto"/>
+        <w:ind w:firstLine="360"/>
+        <w:jc w:val="both"/>
+        <w:rPr>
+          <w:sz w:val="28"/>
+          <w:szCs w:val="28"/>
+        </w:rPr>
+      </w:pPr>
+    </w:p>
+    <w:p>
+      <w:pPr>
+        <w:spacing w:line="360" w:lineRule="auto"/>
+        <w:ind w:firstLine="360"/>
+        <w:jc w:val="both"/>
+        <w:rPr>
+          <w:b/>
+          <w:bCs/>
+          <w:sz w:val="28"/>
+          <w:szCs w:val="28"/>
+        </w:rPr>
+      </w:pPr>
+      <w:r>
+        <w:rPr>
+          <w:b/>
+          <w:bCs/>
+          <w:sz w:val="28"/>
+          <w:szCs w:val="28"/>
+        </w:rPr>
+        <w:t>2.1.2 Технології для розробки клієнтської частини застосунку</w:t>
+      </w:r>
+    </w:p>
+    <w:p>
+      <w:pPr>
+        <w:spacing w:line="360" w:lineRule="auto"/>
+        <w:ind w:firstLine="360"/>
+        <w:jc w:val="both"/>
+        <w:rPr>
+          <w:b/>
+          <w:bCs/>
+          <w:sz w:val="28"/>
+          <w:szCs w:val="28"/>
+        </w:rPr>
+      </w:pPr>
+    </w:p>
+    <w:p>
+      <w:pPr>
+        <w:spacing w:line="360" w:lineRule="auto"/>
+        <w:ind w:firstLine="360"/>
+        <w:jc w:val="both"/>
+        <w:rPr>
+          <w:sz w:val="28"/>
+          <w:szCs w:val="28"/>
+        </w:rPr>
+      </w:pPr>
+      <w:r>
+        <w:rPr>
+          <w:sz w:val="28"/>
+          <w:szCs w:val="28"/>
+        </w:rPr>
+        <w:t xml:space="preserve">Клієнтська частина застосунку є важливою складовою, оскільки саме через неї користувач взаємодіє із системою. </w:t>
+      </w:r>
+      <w:r>
+        <w:rPr>
+          <w:sz w:val="28"/>
+          <w:szCs w:val="28"/>
+        </w:rPr>
+        <w:t>Її о</w:t>
+      </w:r>
+      <w:r>
+        <w:rPr>
+          <w:sz w:val="28"/>
+          <w:szCs w:val="28"/>
+        </w:rPr>
+        <w:t xml:space="preserve">сновним завданням є надання можливості </w:t>
+      </w:r>
+      <w:r>
+        <w:rPr>
+          <w:sz w:val="28"/>
+          <w:szCs w:val="28"/>
+        </w:rPr>
+        <w:t>вводити</w:t>
+      </w:r>
+      <w:r>
+        <w:rPr>
+          <w:sz w:val="28"/>
+          <w:szCs w:val="28"/>
+        </w:rPr>
+        <w:t xml:space="preserve"> кольори</w:t>
+      </w:r>
+      <w:r>
+        <w:rPr>
+          <w:sz w:val="28"/>
+          <w:szCs w:val="28"/>
+        </w:rPr>
+        <w:t xml:space="preserve"> розгортки кубика Рубіка</w:t>
+      </w:r>
+      <w:r>
+        <w:rPr>
+          <w:sz w:val="28"/>
+          <w:szCs w:val="28"/>
+        </w:rPr>
+        <w:t>,</w:t>
+      </w:r>
+      <w:r>
+        <w:rPr>
+          <w:sz w:val="28"/>
+          <w:szCs w:val="28"/>
+        </w:rPr>
+        <w:t xml:space="preserve"> </w:t>
+      </w:r>
+      <w:r>
+        <w:rPr>
+          <w:sz w:val="28"/>
+          <w:szCs w:val="28"/>
+        </w:rPr>
+        <w:t xml:space="preserve">передача </w:t>
+      </w:r>
+      <w:r>
+        <w:rPr>
+          <w:sz w:val="28"/>
+          <w:szCs w:val="28"/>
+        </w:rPr>
+        <w:t xml:space="preserve">вхідних </w:t>
+      </w:r>
+      <w:r>
+        <w:rPr>
+          <w:sz w:val="28"/>
+          <w:szCs w:val="28"/>
+        </w:rPr>
+        <w:t>даних на сервер для подальшої обробки</w:t>
+      </w:r>
+      <w:r>
+        <w:rPr>
+          <w:sz w:val="28"/>
+          <w:szCs w:val="28"/>
+        </w:rPr>
+        <w:t>, а також відображення отриманих результатів у вигляді алгоритмів складання, мнемонічних послідовностей та 3</w:t>
+      </w:r>
+      <w:r>
+        <w:rPr>
+          <w:sz w:val="28"/>
+          <w:szCs w:val="28"/>
+          <w:lang w:val="en-US"/>
+        </w:rPr>
+        <w:t xml:space="preserve">D </w:t>
+      </w:r>
+      <w:r>
+        <w:rPr>
+          <w:sz w:val="28"/>
+          <w:szCs w:val="28"/>
+        </w:rPr>
+        <w:t>візуалізації.</w:t>
+      </w:r>
+      <w:r>
+        <w:rPr>
+          <w:sz w:val="28"/>
+          <w:szCs w:val="28"/>
+        </w:rPr>
+        <w:t xml:space="preserve"> </w:t>
+      </w:r>
+    </w:p>
+    <w:p>
+      <w:pPr>
+        <w:spacing w:line="360" w:lineRule="auto"/>
+        <w:ind w:firstLine="360"/>
+        <w:jc w:val="both"/>
+        <w:rPr>
+          <w:sz w:val="28"/>
+          <w:szCs w:val="28"/>
+          <w:lang w:val="en-US"/>
+        </w:rPr>
+      </w:pPr>
+      <w:r>
+        <w:rPr>
+          <w:sz w:val="28"/>
+          <w:szCs w:val="28"/>
+        </w:rPr>
+        <w:t xml:space="preserve">Реалізація клієнтської частини здійснена із використанням технологій </w:t>
+      </w:r>
+      <w:r>
+        <w:rPr>
+          <w:sz w:val="28"/>
+          <w:szCs w:val="28"/>
+          <w:lang w:val="en-US"/>
+        </w:rPr>
+        <w:t xml:space="preserve">HTML, CSS </w:t>
+      </w:r>
+      <w:r>
+        <w:rPr>
+          <w:sz w:val="28"/>
+          <w:szCs w:val="28"/>
+        </w:rPr>
+        <w:t xml:space="preserve">та </w:t>
+      </w:r>
+      <w:r>
+        <w:rPr>
+          <w:sz w:val="28"/>
+          <w:szCs w:val="28"/>
+          <w:lang w:val="en-US"/>
+        </w:rPr>
+        <w:t xml:space="preserve">JavaScript. </w:t>
+      </w:r>
+    </w:p>
+    <w:p>
+      <w:pPr>
+        <w:spacing w:line="360" w:lineRule="auto"/>
+        <w:ind w:firstLine="360"/>
+        <w:jc w:val="both"/>
+        <w:rPr>
+          <w:sz w:val="28"/>
+          <w:szCs w:val="28"/>
+        </w:rPr>
+      </w:pPr>
+      <w:r>
+        <w:rPr>
+          <w:sz w:val="28"/>
+          <w:szCs w:val="28"/>
+          <w:lang w:val="en-US"/>
+        </w:rPr>
+        <w:t xml:space="preserve">HTML </w:t>
+      </w:r>
+      <w:r>
+        <w:rPr>
+          <w:sz w:val="28"/>
+          <w:szCs w:val="28"/>
+        </w:rPr>
+        <w:t xml:space="preserve">використовується для формування структури </w:t>
+      </w:r>
+      <w:proofErr w:type="spellStart"/>
+      <w:r>
+        <w:rPr>
+          <w:sz w:val="28"/>
+          <w:szCs w:val="28"/>
+        </w:rPr>
+        <w:t>вебсторінки</w:t>
+      </w:r>
+      <w:proofErr w:type="spellEnd"/>
+      <w:r>
+        <w:rPr>
+          <w:sz w:val="28"/>
+          <w:szCs w:val="28"/>
+        </w:rPr>
+        <w:t xml:space="preserve"> та реалізації інтерфейсу введення розгортки кубика Рубіка, де кожна комірка відповідає окремому елементу (центру, ребру або куту).</w:t>
+      </w:r>
+    </w:p>
+    <w:p>
+      <w:pPr>
+        <w:spacing w:line="360" w:lineRule="auto"/>
+        <w:ind w:firstLine="360"/>
+        <w:jc w:val="both"/>
+        <w:rPr>
+          <w:sz w:val="28"/>
+          <w:szCs w:val="28"/>
+        </w:rPr>
+      </w:pPr>
+      <w:r>
+        <w:rPr>
+          <w:sz w:val="28"/>
+          <w:szCs w:val="28"/>
+          <w:lang w:val="en-US"/>
+        </w:rPr>
+        <w:t xml:space="preserve">CSS </w:t>
+      </w:r>
+      <w:r>
+        <w:rPr>
+          <w:sz w:val="28"/>
+          <w:szCs w:val="28"/>
+        </w:rPr>
+        <w:t>застосовується для визначення стилів елементів та їх візуального представлення.</w:t>
+      </w:r>
+    </w:p>
+    <w:p>
+      <w:pPr>
+        <w:spacing w:line="360" w:lineRule="auto"/>
+        <w:ind w:firstLine="360"/>
+        <w:jc w:val="both"/>
+        <w:rPr>
+          <w:sz w:val="28"/>
+          <w:szCs w:val="28"/>
+          <w:lang w:val="en-US"/>
+        </w:rPr>
+      </w:pPr>
+      <w:r>
+        <w:rPr>
+          <w:sz w:val="28"/>
+          <w:szCs w:val="28"/>
+          <w:lang w:val="en-US"/>
+        </w:rPr>
+        <w:t xml:space="preserve">JavaScript </w:t>
+      </w:r>
+      <w:r>
+        <w:rPr>
+          <w:sz w:val="28"/>
+          <w:szCs w:val="28"/>
+        </w:rPr>
+        <w:t>забезпечує реалізацію логіки взаємодії користувача з елементами інтерфейсу. У межах застосунку дана технологія використовується для</w:t>
+      </w:r>
+      <w:r>
+        <w:rPr>
+          <w:sz w:val="28"/>
+          <w:szCs w:val="28"/>
+          <w:lang w:val="en-US"/>
+        </w:rPr>
+        <w:t>:</w:t>
+      </w:r>
+    </w:p>
+    <w:p>
+      <w:pPr>
+        <w:pStyle w:val="a9"/>
+        <w:numPr>
+          <w:ilvl w:val="0"/>
+          <w:numId w:val="29"/>
+        </w:numPr>
+        <w:spacing w:line="360" w:lineRule="auto"/>
+        <w:jc w:val="both"/>
+        <w:rPr>
+          <w:sz w:val="28"/>
+          <w:szCs w:val="28"/>
+          <w:lang w:val="en-US"/>
+        </w:rPr>
+      </w:pPr>
+      <w:r>
+        <w:rPr>
+          <w:sz w:val="28"/>
+          <w:szCs w:val="28"/>
+        </w:rPr>
+        <w:t xml:space="preserve">обробки подій натискання </w:t>
+      </w:r>
+      <w:r>
+        <w:rPr>
+          <w:sz w:val="28"/>
+          <w:szCs w:val="28"/>
+        </w:rPr>
+        <w:t>на клітинки розгортки кубика Рубіка з метою вибору або зміни кольору</w:t>
+      </w:r>
+      <w:r>
+        <w:rPr>
+          <w:sz w:val="28"/>
+          <w:szCs w:val="28"/>
+          <w:lang w:val="en-US"/>
+        </w:rPr>
+        <w:t>;</w:t>
+      </w:r>
+    </w:p>
+    <w:p>
+      <w:pPr>
+        <w:pStyle w:val="a9"/>
+        <w:numPr>
+          <w:ilvl w:val="0"/>
+          <w:numId w:val="29"/>
+        </w:numPr>
+        <w:spacing w:line="360" w:lineRule="auto"/>
+        <w:jc w:val="both"/>
+        <w:rPr>
+          <w:sz w:val="28"/>
+          <w:szCs w:val="28"/>
+          <w:lang w:val="en-US"/>
+        </w:rPr>
+      </w:pPr>
+      <w:r>
+        <w:rPr>
+          <w:sz w:val="28"/>
+          <w:szCs w:val="28"/>
+        </w:rPr>
+        <w:t>виконання первинної валідації та підготовки вхідних даних до передачі на сервер</w:t>
+      </w:r>
+      <w:r>
+        <w:rPr>
+          <w:sz w:val="28"/>
+          <w:szCs w:val="28"/>
+          <w:lang w:val="en-US"/>
+        </w:rPr>
+        <w:t>;</w:t>
+      </w:r>
+    </w:p>
+    <w:p>
+      <w:pPr>
+        <w:pStyle w:val="a9"/>
+        <w:numPr>
+          <w:ilvl w:val="0"/>
+          <w:numId w:val="29"/>
+        </w:numPr>
+        <w:spacing w:line="360" w:lineRule="auto"/>
+        <w:jc w:val="both"/>
+        <w:rPr>
+          <w:sz w:val="28"/>
+          <w:szCs w:val="28"/>
+          <w:lang w:val="en-US"/>
+        </w:rPr>
+      </w:pPr>
+      <w:r>
+        <w:rPr>
+          <w:sz w:val="28"/>
+          <w:szCs w:val="28"/>
+        </w:rPr>
+        <w:t xml:space="preserve">формування та надсилання </w:t>
+      </w:r>
+      <w:r>
+        <w:rPr>
+          <w:sz w:val="28"/>
+          <w:szCs w:val="28"/>
+          <w:lang w:val="en-US"/>
+        </w:rPr>
+        <w:t>HTTP-</w:t>
+      </w:r>
+      <w:r>
+        <w:rPr>
+          <w:sz w:val="28"/>
+          <w:szCs w:val="28"/>
+        </w:rPr>
+        <w:t xml:space="preserve">запитів до серверної частини із використанням механізму </w:t>
+      </w:r>
+      <w:r>
+        <w:rPr>
+          <w:sz w:val="28"/>
+          <w:szCs w:val="28"/>
+          <w:lang w:val="en-US"/>
+        </w:rPr>
+        <w:t>fetch;</w:t>
+      </w:r>
+    </w:p>
+    <w:p>
+      <w:pPr>
+        <w:pStyle w:val="a9"/>
+        <w:numPr>
+          <w:ilvl w:val="0"/>
+          <w:numId w:val="29"/>
+        </w:numPr>
+        <w:spacing w:line="360" w:lineRule="auto"/>
+        <w:jc w:val="both"/>
+        <w:rPr>
+          <w:sz w:val="28"/>
+          <w:szCs w:val="28"/>
+          <w:lang w:val="en-US"/>
+        </w:rPr>
+      </w:pPr>
+      <w:r>
+        <w:rPr>
+          <w:sz w:val="28"/>
+          <w:szCs w:val="28"/>
+        </w:rPr>
+        <w:t>обробки відповіді сервера та відображення отриманих результатів</w:t>
+      </w:r>
+      <w:r>
+        <w:rPr>
+          <w:sz w:val="28"/>
+          <w:szCs w:val="28"/>
+          <w:lang w:val="en-US"/>
+        </w:rPr>
+        <w:t>.</w:t>
+      </w:r>
+    </w:p>
+    <w:p>
+      <w:pPr>
+        <w:spacing w:line="360" w:lineRule="auto"/>
+        <w:ind w:firstLine="360"/>
+        <w:jc w:val="both"/>
+        <w:rPr>
+          <w:sz w:val="28"/>
+          <w:szCs w:val="28"/>
+        </w:rPr>
+      </w:pPr>
+      <w:r>
+        <w:rPr>
+          <w:sz w:val="28"/>
+          <w:szCs w:val="28"/>
+        </w:rPr>
+        <w:t xml:space="preserve">Для реалізації тривимірної візуалізації рухів кубика Рубіка використовується бібліотека </w:t>
+      </w:r>
+      <w:r>
+        <w:rPr>
+          <w:sz w:val="28"/>
+          <w:szCs w:val="28"/>
+          <w:lang w:val="en-US"/>
+        </w:rPr>
+        <w:t>Three.js</w:t>
+      </w:r>
+      <w:r>
+        <w:rPr>
+          <w:sz w:val="28"/>
+          <w:szCs w:val="28"/>
+        </w:rPr>
+        <w:t xml:space="preserve">, яка забезпечує побудови </w:t>
+      </w:r>
+      <w:r>
+        <w:rPr>
+          <w:sz w:val="28"/>
+          <w:szCs w:val="28"/>
+          <w:lang w:val="en-US"/>
+        </w:rPr>
+        <w:t>3D-</w:t>
+      </w:r>
+      <w:r>
+        <w:rPr>
+          <w:sz w:val="28"/>
+          <w:szCs w:val="28"/>
+        </w:rPr>
+        <w:t xml:space="preserve">моделі відповідно до отриманих алгоритмів складання. Вона надає можливість створення тривимірної сцени, </w:t>
+      </w:r>
+      <w:r>
+        <w:rPr>
+          <w:sz w:val="28"/>
+          <w:szCs w:val="28"/>
+        </w:rPr>
+        <w:lastRenderedPageBreak/>
+        <w:t>налаштування камери та керування об’єктами в просторі, що дозволяє відтворити обертання граней.</w:t>
+      </w:r>
+    </w:p>
+    <w:p>
+      <w:pPr>
+        <w:spacing w:line="360" w:lineRule="auto"/>
+        <w:ind w:firstLine="360"/>
+        <w:jc w:val="both"/>
+        <w:rPr>
+          <w:sz w:val="28"/>
+          <w:szCs w:val="28"/>
+        </w:rPr>
+      </w:pPr>
+    </w:p>
+    <w:p>
+      <w:pPr>
+        <w:spacing w:line="360" w:lineRule="auto"/>
+        <w:ind w:firstLine="360"/>
+        <w:jc w:val="both"/>
+        <w:rPr>
+          <w:b/>
+          <w:bCs/>
+          <w:sz w:val="28"/>
+          <w:szCs w:val="28"/>
+        </w:rPr>
+      </w:pPr>
+      <w:r>
+        <w:rPr>
+          <w:b/>
+          <w:bCs/>
+          <w:sz w:val="28"/>
+          <w:szCs w:val="28"/>
+        </w:rPr>
+        <w:t>2.1.3 Інструменти для написання коду</w:t>
+      </w:r>
+    </w:p>
+    <w:p>
+      <w:pPr>
+        <w:spacing w:line="360" w:lineRule="auto"/>
+        <w:ind w:firstLine="360"/>
+        <w:jc w:val="both"/>
+        <w:rPr>
+          <w:sz w:val="28"/>
+          <w:szCs w:val="28"/>
+        </w:rPr>
+      </w:pPr>
+    </w:p>
+    <w:p>
+      <w:pPr>
+        <w:spacing w:line="360" w:lineRule="auto"/>
+        <w:ind w:firstLine="360"/>
+        <w:jc w:val="both"/>
+        <w:rPr>
+          <w:sz w:val="28"/>
+          <w:szCs w:val="28"/>
+        </w:rPr>
+      </w:pPr>
+      <w:r>
+        <w:rPr>
+          <w:sz w:val="28"/>
+          <w:szCs w:val="28"/>
+        </w:rPr>
+        <w:t xml:space="preserve">Для написання коду було використано редактор </w:t>
+      </w:r>
+      <w:r>
+        <w:rPr>
+          <w:sz w:val="28"/>
+          <w:szCs w:val="28"/>
+          <w:lang w:val="en-US"/>
+        </w:rPr>
+        <w:t>Visual Studio Code (VS Code).</w:t>
+      </w:r>
+    </w:p>
+    <w:p>
+      <w:pPr>
+        <w:spacing w:line="360" w:lineRule="auto"/>
+        <w:jc w:val="both"/>
+        <w:rPr>
+          <w:sz w:val="28"/>
+          <w:szCs w:val="28"/>
+          <w:lang w:val="en-US"/>
+        </w:rPr>
+      </w:pPr>
+      <w:r>
+        <w:rPr>
+          <w:sz w:val="28"/>
+          <w:szCs w:val="28"/>
+        </w:rPr>
+        <w:t xml:space="preserve">Серед ключових переваг </w:t>
+      </w:r>
+      <w:r>
+        <w:rPr>
+          <w:sz w:val="28"/>
+          <w:szCs w:val="28"/>
+          <w:lang w:val="en-US"/>
+        </w:rPr>
+        <w:t>VS Code:</w:t>
+      </w:r>
+    </w:p>
+    <w:p>
+      <w:pPr>
+        <w:pStyle w:val="a9"/>
+        <w:numPr>
+          <w:ilvl w:val="0"/>
+          <w:numId w:val="30"/>
+        </w:numPr>
+        <w:spacing w:line="360" w:lineRule="auto"/>
+        <w:jc w:val="both"/>
+        <w:rPr>
+          <w:sz w:val="28"/>
+          <w:szCs w:val="28"/>
+          <w:lang w:val="en-US"/>
+        </w:rPr>
+      </w:pPr>
+      <w:r>
+        <w:rPr>
+          <w:sz w:val="28"/>
+          <w:szCs w:val="28"/>
+        </w:rPr>
+        <w:t>підтримка широкого спектру мов</w:t>
+      </w:r>
+      <w:r>
+        <w:rPr>
+          <w:sz w:val="28"/>
+          <w:szCs w:val="28"/>
+          <w:lang w:val="en-US"/>
+        </w:rPr>
+        <w:t>;</w:t>
+      </w:r>
+    </w:p>
+    <w:p>
+      <w:pPr>
+        <w:pStyle w:val="a9"/>
+        <w:numPr>
+          <w:ilvl w:val="0"/>
+          <w:numId w:val="16"/>
+        </w:numPr>
+        <w:spacing w:line="360" w:lineRule="auto"/>
+        <w:ind w:left="700"/>
+        <w:jc w:val="both"/>
+        <w:rPr>
+          <w:sz w:val="28"/>
+          <w:szCs w:val="28"/>
+          <w:lang w:val="en-US"/>
+        </w:rPr>
+      </w:pPr>
+      <w:r>
+        <w:rPr>
+          <w:sz w:val="28"/>
+          <w:szCs w:val="28"/>
+        </w:rPr>
+        <w:t>наявність великої кількості розширень зокрема</w:t>
+      </w:r>
+      <w:r>
+        <w:rPr>
+          <w:sz w:val="28"/>
+          <w:szCs w:val="28"/>
+          <w:lang w:val="en-US"/>
+        </w:rPr>
+        <w:t xml:space="preserve">: </w:t>
+      </w:r>
+      <w:r>
+        <w:rPr>
+          <w:sz w:val="28"/>
+          <w:szCs w:val="28"/>
+          <w:lang w:val="en-US"/>
+        </w:rPr>
+        <w:t>Prettier, Git, Live Server;</w:t>
+      </w:r>
+    </w:p>
+    <w:p>
+      <w:pPr>
+        <w:pStyle w:val="a9"/>
+        <w:numPr>
+          <w:ilvl w:val="0"/>
+          <w:numId w:val="30"/>
+        </w:numPr>
+        <w:spacing w:line="360" w:lineRule="auto"/>
+        <w:jc w:val="both"/>
+        <w:rPr>
+          <w:sz w:val="28"/>
+          <w:szCs w:val="28"/>
+          <w:lang w:val="en-US"/>
+        </w:rPr>
+      </w:pPr>
+      <w:r>
+        <w:rPr>
+          <w:sz w:val="28"/>
+          <w:szCs w:val="28"/>
+        </w:rPr>
+        <w:t xml:space="preserve">вбудований термінал, що дає змогу запускати команди </w:t>
+      </w:r>
+      <w:r>
+        <w:rPr>
+          <w:sz w:val="28"/>
+          <w:szCs w:val="28"/>
+          <w:lang w:val="en-US"/>
+        </w:rPr>
+        <w:t>Django</w:t>
+      </w:r>
+      <w:r>
+        <w:rPr>
+          <w:sz w:val="28"/>
+          <w:szCs w:val="28"/>
+        </w:rPr>
+        <w:t>, взаємодіяти з системою контролю версій</w:t>
+      </w:r>
+      <w:r>
+        <w:rPr>
+          <w:sz w:val="28"/>
+          <w:szCs w:val="28"/>
+          <w:lang w:val="en-US"/>
+        </w:rPr>
+        <w:t>.</w:t>
+      </w:r>
+    </w:p>
+    <w:p>
+      <w:pPr>
+        <w:spacing w:line="360" w:lineRule="auto"/>
+        <w:ind w:left="360"/>
+        <w:jc w:val="both"/>
+        <w:rPr>
+          <w:sz w:val="28"/>
+          <w:szCs w:val="28"/>
+        </w:rPr>
+      </w:pPr>
+    </w:p>
+    <w:p>
+      <w:pPr>
+        <w:spacing w:line="360" w:lineRule="auto"/>
+        <w:ind w:left="1416"/>
+        <w:rPr>
+          <w:b/>
+          <w:bCs/>
           <w:sz w:val="28"/>
           <w:szCs w:val="28"/>
         </w:rPr>
       </w:pPr>
     </w:p>
     <w:sectPr>
-      <w:headerReference w:type="default" r:id="rId14"/>
+      <w:headerReference w:type="default" r:id="rId15"/>
       <w:pgSz w:w="11906" w:h="16838"/>
       <w:pgMar w:top="1134" w:right="567" w:bottom="1134" w:left="1418" w:header="709" w:footer="709" w:gutter="0"/>
       <w:pgNumType w:start="1"/>
@@ -7254,6 +9643,119 @@
     </w:lvl>
   </w:abstractNum>
   <w:abstractNum w:abstractNumId="4" w15:restartNumberingAfterBreak="0">
+    <w:nsid w:val="08B402DD"/>
+    <w:multiLevelType w:val="hybridMultilevel"/>
+    <w:tmpl w:val="EEF02ABC"/>
+    <w:lvl w:ilvl="0" w:tplc="04220001">
+      <w:start w:val="1"/>
+      <w:numFmt w:val="bullet"/>
+      <w:lvlText w:val=""/>
+      <w:lvlJc w:val="left"/>
+      <w:pPr>
+        <w:ind w:left="720" w:hanging="360"/>
+      </w:pPr>
+      <w:rPr>
+        <w:rFonts w:ascii="Symbol" w:hAnsi="Symbol" w:hint="default"/>
+      </w:rPr>
+    </w:lvl>
+    <w:lvl w:ilvl="1" w:tplc="04220003" w:tentative="1">
+      <w:start w:val="1"/>
+      <w:numFmt w:val="bullet"/>
+      <w:lvlText w:val="o"/>
+      <w:lvlJc w:val="left"/>
+      <w:pPr>
+        <w:ind w:left="1440" w:hanging="360"/>
+      </w:pPr>
+      <w:rPr>
+        <w:rFonts w:ascii="Courier New" w:hAnsi="Courier New" w:cs="Courier New" w:hint="default"/>
+      </w:rPr>
+    </w:lvl>
+    <w:lvl w:ilvl="2" w:tplc="04220005" w:tentative="1">
+      <w:start w:val="1"/>
+      <w:numFmt w:val="bullet"/>
+      <w:lvlText w:val=""/>
+      <w:lvlJc w:val="left"/>
+      <w:pPr>
+        <w:ind w:left="2160" w:hanging="360"/>
+      </w:pPr>
+      <w:rPr>
+        <w:rFonts w:ascii="Wingdings" w:hAnsi="Wingdings" w:hint="default"/>
+      </w:rPr>
+    </w:lvl>
+    <w:lvl w:ilvl="3" w:tplc="04220001" w:tentative="1">
+      <w:start w:val="1"/>
+      <w:numFmt w:val="bullet"/>
+      <w:lvlText w:val=""/>
+      <w:lvlJc w:val="left"/>
+      <w:pPr>
+        <w:ind w:left="2880" w:hanging="360"/>
+      </w:pPr>
+      <w:rPr>
+        <w:rFonts w:ascii="Symbol" w:hAnsi="Symbol" w:hint="default"/>
+      </w:rPr>
+    </w:lvl>
+    <w:lvl w:ilvl="4" w:tplc="04220003" w:tentative="1">
+      <w:start w:val="1"/>
+      <w:numFmt w:val="bullet"/>
+      <w:lvlText w:val="o"/>
+      <w:lvlJc w:val="left"/>
+      <w:pPr>
+        <w:ind w:left="3600" w:hanging="360"/>
+      </w:pPr>
+      <w:rPr>
+        <w:rFonts w:ascii="Courier New" w:hAnsi="Courier New" w:cs="Courier New" w:hint="default"/>
+      </w:rPr>
+    </w:lvl>
+    <w:lvl w:ilvl="5" w:tplc="04220005" w:tentative="1">
+      <w:start w:val="1"/>
+      <w:numFmt w:val="bullet"/>
+      <w:lvlText w:val=""/>
+      <w:lvlJc w:val="left"/>
+      <w:pPr>
+        <w:ind w:left="4320" w:hanging="360"/>
+      </w:pPr>
+      <w:rPr>
+        <w:rFonts w:ascii="Wingdings" w:hAnsi="Wingdings" w:hint="default"/>
+      </w:rPr>
+    </w:lvl>
+    <w:lvl w:ilvl="6" w:tplc="04220001" w:tentative="1">
+      <w:start w:val="1"/>
+      <w:numFmt w:val="bullet"/>
+      <w:lvlText w:val=""/>
+      <w:lvlJc w:val="left"/>
+      <w:pPr>
+        <w:ind w:left="5040" w:hanging="360"/>
+      </w:pPr>
+      <w:rPr>
+        <w:rFonts w:ascii="Symbol" w:hAnsi="Symbol" w:hint="default"/>
+      </w:rPr>
+    </w:lvl>
+    <w:lvl w:ilvl="7" w:tplc="04220003" w:tentative="1">
+      <w:start w:val="1"/>
+      <w:numFmt w:val="bullet"/>
+      <w:lvlText w:val="o"/>
+      <w:lvlJc w:val="left"/>
+      <w:pPr>
+        <w:ind w:left="5760" w:hanging="360"/>
+      </w:pPr>
+      <w:rPr>
+        <w:rFonts w:ascii="Courier New" w:hAnsi="Courier New" w:cs="Courier New" w:hint="default"/>
+      </w:rPr>
+    </w:lvl>
+    <w:lvl w:ilvl="8" w:tplc="04220005" w:tentative="1">
+      <w:start w:val="1"/>
+      <w:numFmt w:val="bullet"/>
+      <w:lvlText w:val=""/>
+      <w:lvlJc w:val="left"/>
+      <w:pPr>
+        <w:ind w:left="6480" w:hanging="360"/>
+      </w:pPr>
+      <w:rPr>
+        <w:rFonts w:ascii="Wingdings" w:hAnsi="Wingdings" w:hint="default"/>
+      </w:rPr>
+    </w:lvl>
+  </w:abstractNum>
+  <w:abstractNum w:abstractNumId="5" w15:restartNumberingAfterBreak="0">
     <w:nsid w:val="0B723ED2"/>
     <w:multiLevelType w:val="hybridMultilevel"/>
     <w:tmpl w:val="81DAE9F6"/>
@@ -7366,7 +9868,7 @@
       </w:rPr>
     </w:lvl>
   </w:abstractNum>
-  <w:abstractNum w:abstractNumId="5" w15:restartNumberingAfterBreak="0">
+  <w:abstractNum w:abstractNumId="6" w15:restartNumberingAfterBreak="0">
     <w:nsid w:val="0C332337"/>
     <w:multiLevelType w:val="hybridMultilevel"/>
     <w:tmpl w:val="56CE9AB4"/>
@@ -7479,7 +9981,120 @@
       </w:rPr>
     </w:lvl>
   </w:abstractNum>
-  <w:abstractNum w:abstractNumId="6" w15:restartNumberingAfterBreak="0">
+  <w:abstractNum w:abstractNumId="7" w15:restartNumberingAfterBreak="0">
+    <w:nsid w:val="0F387FE2"/>
+    <w:multiLevelType w:val="hybridMultilevel"/>
+    <w:tmpl w:val="850CA210"/>
+    <w:lvl w:ilvl="0" w:tplc="04220001">
+      <w:start w:val="1"/>
+      <w:numFmt w:val="bullet"/>
+      <w:lvlText w:val=""/>
+      <w:lvlJc w:val="left"/>
+      <w:pPr>
+        <w:ind w:left="720" w:hanging="360"/>
+      </w:pPr>
+      <w:rPr>
+        <w:rFonts w:ascii="Symbol" w:hAnsi="Symbol" w:hint="default"/>
+      </w:rPr>
+    </w:lvl>
+    <w:lvl w:ilvl="1" w:tplc="04220003" w:tentative="1">
+      <w:start w:val="1"/>
+      <w:numFmt w:val="bullet"/>
+      <w:lvlText w:val="o"/>
+      <w:lvlJc w:val="left"/>
+      <w:pPr>
+        <w:ind w:left="1440" w:hanging="360"/>
+      </w:pPr>
+      <w:rPr>
+        <w:rFonts w:ascii="Courier New" w:hAnsi="Courier New" w:cs="Courier New" w:hint="default"/>
+      </w:rPr>
+    </w:lvl>
+    <w:lvl w:ilvl="2" w:tplc="04220005" w:tentative="1">
+      <w:start w:val="1"/>
+      <w:numFmt w:val="bullet"/>
+      <w:lvlText w:val=""/>
+      <w:lvlJc w:val="left"/>
+      <w:pPr>
+        <w:ind w:left="2160" w:hanging="360"/>
+      </w:pPr>
+      <w:rPr>
+        <w:rFonts w:ascii="Wingdings" w:hAnsi="Wingdings" w:hint="default"/>
+      </w:rPr>
+    </w:lvl>
+    <w:lvl w:ilvl="3" w:tplc="04220001" w:tentative="1">
+      <w:start w:val="1"/>
+      <w:numFmt w:val="bullet"/>
+      <w:lvlText w:val=""/>
+      <w:lvlJc w:val="left"/>
+      <w:pPr>
+        <w:ind w:left="2880" w:hanging="360"/>
+      </w:pPr>
+      <w:rPr>
+        <w:rFonts w:ascii="Symbol" w:hAnsi="Symbol" w:hint="default"/>
+      </w:rPr>
+    </w:lvl>
+    <w:lvl w:ilvl="4" w:tplc="04220003" w:tentative="1">
+      <w:start w:val="1"/>
+      <w:numFmt w:val="bullet"/>
+      <w:lvlText w:val="o"/>
+      <w:lvlJc w:val="left"/>
+      <w:pPr>
+        <w:ind w:left="3600" w:hanging="360"/>
+      </w:pPr>
+      <w:rPr>
+        <w:rFonts w:ascii="Courier New" w:hAnsi="Courier New" w:cs="Courier New" w:hint="default"/>
+      </w:rPr>
+    </w:lvl>
+    <w:lvl w:ilvl="5" w:tplc="04220005" w:tentative="1">
+      <w:start w:val="1"/>
+      <w:numFmt w:val="bullet"/>
+      <w:lvlText w:val=""/>
+      <w:lvlJc w:val="left"/>
+      <w:pPr>
+        <w:ind w:left="4320" w:hanging="360"/>
+      </w:pPr>
+      <w:rPr>
+        <w:rFonts w:ascii="Wingdings" w:hAnsi="Wingdings" w:hint="default"/>
+      </w:rPr>
+    </w:lvl>
+    <w:lvl w:ilvl="6" w:tplc="04220001" w:tentative="1">
+      <w:start w:val="1"/>
+      <w:numFmt w:val="bullet"/>
+      <w:lvlText w:val=""/>
+      <w:lvlJc w:val="left"/>
+      <w:pPr>
+        <w:ind w:left="5040" w:hanging="360"/>
+      </w:pPr>
+      <w:rPr>
+        <w:rFonts w:ascii="Symbol" w:hAnsi="Symbol" w:hint="default"/>
+      </w:rPr>
+    </w:lvl>
+    <w:lvl w:ilvl="7" w:tplc="04220003" w:tentative="1">
+      <w:start w:val="1"/>
+      <w:numFmt w:val="bullet"/>
+      <w:lvlText w:val="o"/>
+      <w:lvlJc w:val="left"/>
+      <w:pPr>
+        <w:ind w:left="5760" w:hanging="360"/>
+      </w:pPr>
+      <w:rPr>
+        <w:rFonts w:ascii="Courier New" w:hAnsi="Courier New" w:cs="Courier New" w:hint="default"/>
+      </w:rPr>
+    </w:lvl>
+    <w:lvl w:ilvl="8" w:tplc="04220005" w:tentative="1">
+      <w:start w:val="1"/>
+      <w:numFmt w:val="bullet"/>
+      <w:lvlText w:val=""/>
+      <w:lvlJc w:val="left"/>
+      <w:pPr>
+        <w:ind w:left="6480" w:hanging="360"/>
+      </w:pPr>
+      <w:rPr>
+        <w:rFonts w:ascii="Wingdings" w:hAnsi="Wingdings" w:hint="default"/>
+      </w:rPr>
+    </w:lvl>
+  </w:abstractNum>
+  <w:abstractNum w:abstractNumId="8" w15:restartNumberingAfterBreak="0">
     <w:nsid w:val="12EC08A6"/>
     <w:multiLevelType w:val="hybridMultilevel"/>
     <w:tmpl w:val="60B43DFE"/>
@@ -7565,7 +10180,7 @@
       </w:pPr>
     </w:lvl>
   </w:abstractNum>
-  <w:abstractNum w:abstractNumId="7" w15:restartNumberingAfterBreak="0">
+  <w:abstractNum w:abstractNumId="9" w15:restartNumberingAfterBreak="0">
     <w:nsid w:val="15D00748"/>
     <w:multiLevelType w:val="hybridMultilevel"/>
     <w:tmpl w:val="FD4614F0"/>
@@ -7678,7 +10293,120 @@
       </w:rPr>
     </w:lvl>
   </w:abstractNum>
-  <w:abstractNum w:abstractNumId="8" w15:restartNumberingAfterBreak="0">
+  <w:abstractNum w:abstractNumId="10" w15:restartNumberingAfterBreak="0">
+    <w:nsid w:val="1B7E78E0"/>
+    <w:multiLevelType w:val="hybridMultilevel"/>
+    <w:tmpl w:val="E8D25086"/>
+    <w:lvl w:ilvl="0" w:tplc="04220001">
+      <w:start w:val="1"/>
+      <w:numFmt w:val="bullet"/>
+      <w:lvlText w:val=""/>
+      <w:lvlJc w:val="left"/>
+      <w:pPr>
+        <w:ind w:left="1080" w:hanging="360"/>
+      </w:pPr>
+      <w:rPr>
+        <w:rFonts w:ascii="Symbol" w:hAnsi="Symbol" w:hint="default"/>
+      </w:rPr>
+    </w:lvl>
+    <w:lvl w:ilvl="1" w:tplc="04220003" w:tentative="1">
+      <w:start w:val="1"/>
+      <w:numFmt w:val="bullet"/>
+      <w:lvlText w:val="o"/>
+      <w:lvlJc w:val="left"/>
+      <w:pPr>
+        <w:ind w:left="1800" w:hanging="360"/>
+      </w:pPr>
+      <w:rPr>
+        <w:rFonts w:ascii="Courier New" w:hAnsi="Courier New" w:cs="Courier New" w:hint="default"/>
+      </w:rPr>
+    </w:lvl>
+    <w:lvl w:ilvl="2" w:tplc="04220005" w:tentative="1">
+      <w:start w:val="1"/>
+      <w:numFmt w:val="bullet"/>
+      <w:lvlText w:val=""/>
+      <w:lvlJc w:val="left"/>
+      <w:pPr>
+        <w:ind w:left="2520" w:hanging="360"/>
+      </w:pPr>
+      <w:rPr>
+        <w:rFonts w:ascii="Wingdings" w:hAnsi="Wingdings" w:hint="default"/>
+      </w:rPr>
+    </w:lvl>
+    <w:lvl w:ilvl="3" w:tplc="04220001" w:tentative="1">
+      <w:start w:val="1"/>
+      <w:numFmt w:val="bullet"/>
+      <w:lvlText w:val=""/>
+      <w:lvlJc w:val="left"/>
+      <w:pPr>
+        <w:ind w:left="3240" w:hanging="360"/>
+      </w:pPr>
+      <w:rPr>
+        <w:rFonts w:ascii="Symbol" w:hAnsi="Symbol" w:hint="default"/>
+      </w:rPr>
+    </w:lvl>
+    <w:lvl w:ilvl="4" w:tplc="04220003" w:tentative="1">
+      <w:start w:val="1"/>
+      <w:numFmt w:val="bullet"/>
+      <w:lvlText w:val="o"/>
+      <w:lvlJc w:val="left"/>
+      <w:pPr>
+        <w:ind w:left="3960" w:hanging="360"/>
+      </w:pPr>
+      <w:rPr>
+        <w:rFonts w:ascii="Courier New" w:hAnsi="Courier New" w:cs="Courier New" w:hint="default"/>
+      </w:rPr>
+    </w:lvl>
+    <w:lvl w:ilvl="5" w:tplc="04220005" w:tentative="1">
+      <w:start w:val="1"/>
+      <w:numFmt w:val="bullet"/>
+      <w:lvlText w:val=""/>
+      <w:lvlJc w:val="left"/>
+      <w:pPr>
+        <w:ind w:left="4680" w:hanging="360"/>
+      </w:pPr>
+      <w:rPr>
+        <w:rFonts w:ascii="Wingdings" w:hAnsi="Wingdings" w:hint="default"/>
+      </w:rPr>
+    </w:lvl>
+    <w:lvl w:ilvl="6" w:tplc="04220001" w:tentative="1">
+      <w:start w:val="1"/>
+      <w:numFmt w:val="bullet"/>
+      <w:lvlText w:val=""/>
+      <w:lvlJc w:val="left"/>
+      <w:pPr>
+        <w:ind w:left="5400" w:hanging="360"/>
+      </w:pPr>
+      <w:rPr>
+        <w:rFonts w:ascii="Symbol" w:hAnsi="Symbol" w:hint="default"/>
+      </w:rPr>
+    </w:lvl>
+    <w:lvl w:ilvl="7" w:tplc="04220003" w:tentative="1">
+      <w:start w:val="1"/>
+      <w:numFmt w:val="bullet"/>
+      <w:lvlText w:val="o"/>
+      <w:lvlJc w:val="left"/>
+      <w:pPr>
+        <w:ind w:left="6120" w:hanging="360"/>
+      </w:pPr>
+      <w:rPr>
+        <w:rFonts w:ascii="Courier New" w:hAnsi="Courier New" w:cs="Courier New" w:hint="default"/>
+      </w:rPr>
+    </w:lvl>
+    <w:lvl w:ilvl="8" w:tplc="04220005" w:tentative="1">
+      <w:start w:val="1"/>
+      <w:numFmt w:val="bullet"/>
+      <w:lvlText w:val=""/>
+      <w:lvlJc w:val="left"/>
+      <w:pPr>
+        <w:ind w:left="6840" w:hanging="360"/>
+      </w:pPr>
+      <w:rPr>
+        <w:rFonts w:ascii="Wingdings" w:hAnsi="Wingdings" w:hint="default"/>
+      </w:rPr>
+    </w:lvl>
+  </w:abstractNum>
+  <w:abstractNum w:abstractNumId="11" w15:restartNumberingAfterBreak="0">
     <w:nsid w:val="1BB22B62"/>
     <w:multiLevelType w:val="multilevel"/>
     <w:tmpl w:val="F6A0EA70"/>
@@ -7791,7 +10519,7 @@
       </w:rPr>
     </w:lvl>
   </w:abstractNum>
-  <w:abstractNum w:abstractNumId="9" w15:restartNumberingAfterBreak="0">
+  <w:abstractNum w:abstractNumId="12" w15:restartNumberingAfterBreak="0">
     <w:nsid w:val="1ED628B9"/>
     <w:multiLevelType w:val="hybridMultilevel"/>
     <w:tmpl w:val="F2B24E84"/>
@@ -7904,7 +10632,7 @@
       </w:rPr>
     </w:lvl>
   </w:abstractNum>
-  <w:abstractNum w:abstractNumId="10" w15:restartNumberingAfterBreak="0">
+  <w:abstractNum w:abstractNumId="13" w15:restartNumberingAfterBreak="0">
     <w:nsid w:val="214E5859"/>
     <w:multiLevelType w:val="hybridMultilevel"/>
     <w:tmpl w:val="2DE29EC6"/>
@@ -8017,7 +10745,7 @@
       </w:rPr>
     </w:lvl>
   </w:abstractNum>
-  <w:abstractNum w:abstractNumId="11" w15:restartNumberingAfterBreak="0">
+  <w:abstractNum w:abstractNumId="14" w15:restartNumberingAfterBreak="0">
     <w:nsid w:val="2C255358"/>
     <w:multiLevelType w:val="hybridMultilevel"/>
     <w:tmpl w:val="1CB6C818"/>
@@ -8130,7 +10858,7 @@
       </w:rPr>
     </w:lvl>
   </w:abstractNum>
-  <w:abstractNum w:abstractNumId="12" w15:restartNumberingAfterBreak="0">
+  <w:abstractNum w:abstractNumId="15" w15:restartNumberingAfterBreak="0">
     <w:nsid w:val="30DD441D"/>
     <w:multiLevelType w:val="multilevel"/>
     <w:tmpl w:val="8F0AEA2E"/>
@@ -8243,7 +10971,7 @@
       </w:rPr>
     </w:lvl>
   </w:abstractNum>
-  <w:abstractNum w:abstractNumId="13" w15:restartNumberingAfterBreak="0">
+  <w:abstractNum w:abstractNumId="16" w15:restartNumberingAfterBreak="0">
     <w:nsid w:val="328600E5"/>
     <w:multiLevelType w:val="hybridMultilevel"/>
     <w:tmpl w:val="0A362C56"/>
@@ -8356,7 +11084,7 @@
       </w:rPr>
     </w:lvl>
   </w:abstractNum>
-  <w:abstractNum w:abstractNumId="14" w15:restartNumberingAfterBreak="0">
+  <w:abstractNum w:abstractNumId="17" w15:restartNumberingAfterBreak="0">
     <w:nsid w:val="32EA7D49"/>
     <w:multiLevelType w:val="hybridMultilevel"/>
     <w:tmpl w:val="498ABF7C"/>
@@ -8469,7 +11197,7 @@
       </w:rPr>
     </w:lvl>
   </w:abstractNum>
-  <w:abstractNum w:abstractNumId="15" w15:restartNumberingAfterBreak="0">
+  <w:abstractNum w:abstractNumId="18" w15:restartNumberingAfterBreak="0">
     <w:nsid w:val="3B38230C"/>
     <w:multiLevelType w:val="hybridMultilevel"/>
     <w:tmpl w:val="9C94844E"/>
@@ -8582,7 +11310,120 @@
       </w:rPr>
     </w:lvl>
   </w:abstractNum>
-  <w:abstractNum w:abstractNumId="16" w15:restartNumberingAfterBreak="0">
+  <w:abstractNum w:abstractNumId="19" w15:restartNumberingAfterBreak="0">
+    <w:nsid w:val="40F83218"/>
+    <w:multiLevelType w:val="hybridMultilevel"/>
+    <w:tmpl w:val="EC8A11F6"/>
+    <w:lvl w:ilvl="0" w:tplc="04220001">
+      <w:start w:val="1"/>
+      <w:numFmt w:val="bullet"/>
+      <w:lvlText w:val=""/>
+      <w:lvlJc w:val="left"/>
+      <w:pPr>
+        <w:ind w:left="1080" w:hanging="360"/>
+      </w:pPr>
+      <w:rPr>
+        <w:rFonts w:ascii="Symbol" w:hAnsi="Symbol" w:hint="default"/>
+      </w:rPr>
+    </w:lvl>
+    <w:lvl w:ilvl="1" w:tplc="04220003" w:tentative="1">
+      <w:start w:val="1"/>
+      <w:numFmt w:val="bullet"/>
+      <w:lvlText w:val="o"/>
+      <w:lvlJc w:val="left"/>
+      <w:pPr>
+        <w:ind w:left="1800" w:hanging="360"/>
+      </w:pPr>
+      <w:rPr>
+        <w:rFonts w:ascii="Courier New" w:hAnsi="Courier New" w:cs="Courier New" w:hint="default"/>
+      </w:rPr>
+    </w:lvl>
+    <w:lvl w:ilvl="2" w:tplc="04220005" w:tentative="1">
+      <w:start w:val="1"/>
+      <w:numFmt w:val="bullet"/>
+      <w:lvlText w:val=""/>
+      <w:lvlJc w:val="left"/>
+      <w:pPr>
+        <w:ind w:left="2520" w:hanging="360"/>
+      </w:pPr>
+      <w:rPr>
+        <w:rFonts w:ascii="Wingdings" w:hAnsi="Wingdings" w:hint="default"/>
+      </w:rPr>
+    </w:lvl>
+    <w:lvl w:ilvl="3" w:tplc="04220001" w:tentative="1">
+      <w:start w:val="1"/>
+      <w:numFmt w:val="bullet"/>
+      <w:lvlText w:val=""/>
+      <w:lvlJc w:val="left"/>
+      <w:pPr>
+        <w:ind w:left="3240" w:hanging="360"/>
+      </w:pPr>
+      <w:rPr>
+        <w:rFonts w:ascii="Symbol" w:hAnsi="Symbol" w:hint="default"/>
+      </w:rPr>
+    </w:lvl>
+    <w:lvl w:ilvl="4" w:tplc="04220003" w:tentative="1">
+      <w:start w:val="1"/>
+      <w:numFmt w:val="bullet"/>
+      <w:lvlText w:val="o"/>
+      <w:lvlJc w:val="left"/>
+      <w:pPr>
+        <w:ind w:left="3960" w:hanging="360"/>
+      </w:pPr>
+      <w:rPr>
+        <w:rFonts w:ascii="Courier New" w:hAnsi="Courier New" w:cs="Courier New" w:hint="default"/>
+      </w:rPr>
+    </w:lvl>
+    <w:lvl w:ilvl="5" w:tplc="04220005" w:tentative="1">
+      <w:start w:val="1"/>
+      <w:numFmt w:val="bullet"/>
+      <w:lvlText w:val=""/>
+      <w:lvlJc w:val="left"/>
+      <w:pPr>
+        <w:ind w:left="4680" w:hanging="360"/>
+      </w:pPr>
+      <w:rPr>
+        <w:rFonts w:ascii="Wingdings" w:hAnsi="Wingdings" w:hint="default"/>
+      </w:rPr>
+    </w:lvl>
+    <w:lvl w:ilvl="6" w:tplc="04220001" w:tentative="1">
+      <w:start w:val="1"/>
+      <w:numFmt w:val="bullet"/>
+      <w:lvlText w:val=""/>
+      <w:lvlJc w:val="left"/>
+      <w:pPr>
+        <w:ind w:left="5400" w:hanging="360"/>
+      </w:pPr>
+      <w:rPr>
+        <w:rFonts w:ascii="Symbol" w:hAnsi="Symbol" w:hint="default"/>
+      </w:rPr>
+    </w:lvl>
+    <w:lvl w:ilvl="7" w:tplc="04220003" w:tentative="1">
+      <w:start w:val="1"/>
+      <w:numFmt w:val="bullet"/>
+      <w:lvlText w:val="o"/>
+      <w:lvlJc w:val="left"/>
+      <w:pPr>
+        <w:ind w:left="6120" w:hanging="360"/>
+      </w:pPr>
+      <w:rPr>
+        <w:rFonts w:ascii="Courier New" w:hAnsi="Courier New" w:cs="Courier New" w:hint="default"/>
+      </w:rPr>
+    </w:lvl>
+    <w:lvl w:ilvl="8" w:tplc="04220005" w:tentative="1">
+      <w:start w:val="1"/>
+      <w:numFmt w:val="bullet"/>
+      <w:lvlText w:val=""/>
+      <w:lvlJc w:val="left"/>
+      <w:pPr>
+        <w:ind w:left="6840" w:hanging="360"/>
+      </w:pPr>
+      <w:rPr>
+        <w:rFonts w:ascii="Wingdings" w:hAnsi="Wingdings" w:hint="default"/>
+      </w:rPr>
+    </w:lvl>
+  </w:abstractNum>
+  <w:abstractNum w:abstractNumId="20" w15:restartNumberingAfterBreak="0">
     <w:nsid w:val="42305FF3"/>
     <w:multiLevelType w:val="hybridMultilevel"/>
     <w:tmpl w:val="6AB28EF2"/>
@@ -8668,7 +11509,7 @@
       </w:pPr>
     </w:lvl>
   </w:abstractNum>
-  <w:abstractNum w:abstractNumId="17" w15:restartNumberingAfterBreak="0">
+  <w:abstractNum w:abstractNumId="21" w15:restartNumberingAfterBreak="0">
     <w:nsid w:val="5A1B7C02"/>
     <w:multiLevelType w:val="hybridMultilevel"/>
     <w:tmpl w:val="57C236A6"/>
@@ -8781,7 +11622,7 @@
       </w:rPr>
     </w:lvl>
   </w:abstractNum>
-  <w:abstractNum w:abstractNumId="18" w15:restartNumberingAfterBreak="0">
+  <w:abstractNum w:abstractNumId="22" w15:restartNumberingAfterBreak="0">
     <w:nsid w:val="5B494DFE"/>
     <w:multiLevelType w:val="multilevel"/>
     <w:tmpl w:val="BCB631AC"/>
@@ -8894,7 +11735,7 @@
       </w:rPr>
     </w:lvl>
   </w:abstractNum>
-  <w:abstractNum w:abstractNumId="19" w15:restartNumberingAfterBreak="0">
+  <w:abstractNum w:abstractNumId="23" w15:restartNumberingAfterBreak="0">
     <w:nsid w:val="5C917AD3"/>
     <w:multiLevelType w:val="multilevel"/>
     <w:tmpl w:val="7C206B96"/>
@@ -9007,7 +11848,7 @@
       </w:rPr>
     </w:lvl>
   </w:abstractNum>
-  <w:abstractNum w:abstractNumId="20" w15:restartNumberingAfterBreak="0">
+  <w:abstractNum w:abstractNumId="24" w15:restartNumberingAfterBreak="0">
     <w:nsid w:val="5CDD527F"/>
     <w:multiLevelType w:val="hybridMultilevel"/>
     <w:tmpl w:val="45C8802E"/>
@@ -9120,7 +11961,7 @@
       </w:rPr>
     </w:lvl>
   </w:abstractNum>
-  <w:abstractNum w:abstractNumId="21" w15:restartNumberingAfterBreak="0">
+  <w:abstractNum w:abstractNumId="25" w15:restartNumberingAfterBreak="0">
     <w:nsid w:val="639924A0"/>
     <w:multiLevelType w:val="hybridMultilevel"/>
     <w:tmpl w:val="7C985508"/>
@@ -9233,7 +12074,7 @@
       </w:rPr>
     </w:lvl>
   </w:abstractNum>
-  <w:abstractNum w:abstractNumId="22" w15:restartNumberingAfterBreak="0">
+  <w:abstractNum w:abstractNumId="26" w15:restartNumberingAfterBreak="0">
     <w:nsid w:val="6D360B93"/>
     <w:multiLevelType w:val="multilevel"/>
     <w:tmpl w:val="535C7024"/>
@@ -9346,7 +12187,7 @@
       </w:rPr>
     </w:lvl>
   </w:abstractNum>
-  <w:abstractNum w:abstractNumId="23" w15:restartNumberingAfterBreak="0">
+  <w:abstractNum w:abstractNumId="27" w15:restartNumberingAfterBreak="0">
     <w:nsid w:val="74CE57F8"/>
     <w:multiLevelType w:val="hybridMultilevel"/>
     <w:tmpl w:val="1ABE5AF6"/>
@@ -9459,7 +12300,7 @@
       </w:rPr>
     </w:lvl>
   </w:abstractNum>
-  <w:abstractNum w:abstractNumId="24" w15:restartNumberingAfterBreak="0">
+  <w:abstractNum w:abstractNumId="28" w15:restartNumberingAfterBreak="0">
     <w:nsid w:val="79406C12"/>
     <w:multiLevelType w:val="hybridMultilevel"/>
     <w:tmpl w:val="7000296C"/>
@@ -9572,7 +12413,7 @@
       </w:rPr>
     </w:lvl>
   </w:abstractNum>
-  <w:abstractNum w:abstractNumId="25" w15:restartNumberingAfterBreak="0">
+  <w:abstractNum w:abstractNumId="29" w15:restartNumberingAfterBreak="0">
     <w:nsid w:val="7D810E50"/>
     <w:multiLevelType w:val="hybridMultilevel"/>
     <w:tmpl w:val="86CCB38A"/>
@@ -9686,82 +12527,94 @@
     </w:lvl>
   </w:abstractNum>
   <w:num w:numId="1" w16cid:durableId="1981229578">
-    <w:abstractNumId w:val="4"/>
+    <w:abstractNumId w:val="5"/>
   </w:num>
   <w:num w:numId="2" w16cid:durableId="1476988178">
-    <w:abstractNumId w:val="10"/>
+    <w:abstractNumId w:val="13"/>
   </w:num>
   <w:num w:numId="3" w16cid:durableId="410272967">
-    <w:abstractNumId w:val="16"/>
+    <w:abstractNumId w:val="20"/>
   </w:num>
   <w:num w:numId="4" w16cid:durableId="1956908284">
-    <w:abstractNumId w:val="20"/>
+    <w:abstractNumId w:val="24"/>
   </w:num>
   <w:num w:numId="5" w16cid:durableId="680164452">
-    <w:abstractNumId w:val="17"/>
+    <w:abstractNumId w:val="21"/>
   </w:num>
   <w:num w:numId="6" w16cid:durableId="1144350129">
     <w:abstractNumId w:val="0"/>
   </w:num>
   <w:num w:numId="7" w16cid:durableId="959262000">
+    <w:abstractNumId w:val="26"/>
+  </w:num>
+  <w:num w:numId="8" w16cid:durableId="1918904040">
     <w:abstractNumId w:val="22"/>
   </w:num>
-  <w:num w:numId="8" w16cid:durableId="1918904040">
+  <w:num w:numId="9" w16cid:durableId="191385766">
     <w:abstractNumId w:val="18"/>
-  </w:num>
-  <w:num w:numId="9" w16cid:durableId="191385766">
-    <w:abstractNumId w:val="15"/>
   </w:num>
   <w:num w:numId="10" w16cid:durableId="799347024">
     <w:abstractNumId w:val="1"/>
   </w:num>
   <w:num w:numId="11" w16cid:durableId="1289897380">
-    <w:abstractNumId w:val="12"/>
+    <w:abstractNumId w:val="15"/>
   </w:num>
   <w:num w:numId="12" w16cid:durableId="1673415047">
-    <w:abstractNumId w:val="24"/>
+    <w:abstractNumId w:val="28"/>
   </w:num>
   <w:num w:numId="13" w16cid:durableId="1451899827">
-    <w:abstractNumId w:val="23"/>
+    <w:abstractNumId w:val="27"/>
   </w:num>
   <w:num w:numId="14" w16cid:durableId="1054700500">
-    <w:abstractNumId w:val="21"/>
+    <w:abstractNumId w:val="25"/>
   </w:num>
   <w:num w:numId="15" w16cid:durableId="1286811597">
-    <w:abstractNumId w:val="25"/>
+    <w:abstractNumId w:val="29"/>
   </w:num>
   <w:num w:numId="16" w16cid:durableId="761797374">
-    <w:abstractNumId w:val="11"/>
+    <w:abstractNumId w:val="14"/>
   </w:num>
   <w:num w:numId="17" w16cid:durableId="1713264860">
-    <w:abstractNumId w:val="13"/>
+    <w:abstractNumId w:val="16"/>
   </w:num>
   <w:num w:numId="18" w16cid:durableId="1130629240">
-    <w:abstractNumId w:val="6"/>
+    <w:abstractNumId w:val="8"/>
   </w:num>
   <w:num w:numId="19" w16cid:durableId="1802769118">
     <w:abstractNumId w:val="3"/>
   </w:num>
   <w:num w:numId="20" w16cid:durableId="691078916">
-    <w:abstractNumId w:val="8"/>
+    <w:abstractNumId w:val="11"/>
   </w:num>
   <w:num w:numId="21" w16cid:durableId="2031686783">
-    <w:abstractNumId w:val="5"/>
+    <w:abstractNumId w:val="6"/>
   </w:num>
   <w:num w:numId="22" w16cid:durableId="710958029">
-    <w:abstractNumId w:val="9"/>
+    <w:abstractNumId w:val="12"/>
   </w:num>
   <w:num w:numId="23" w16cid:durableId="1858470838">
     <w:abstractNumId w:val="2"/>
   </w:num>
   <w:num w:numId="24" w16cid:durableId="1904366868">
-    <w:abstractNumId w:val="14"/>
+    <w:abstractNumId w:val="17"/>
   </w:num>
   <w:num w:numId="25" w16cid:durableId="71395688">
-    <w:abstractNumId w:val="7"/>
+    <w:abstractNumId w:val="9"/>
   </w:num>
   <w:num w:numId="26" w16cid:durableId="2069917065">
+    <w:abstractNumId w:val="23"/>
+  </w:num>
+  <w:num w:numId="27" w16cid:durableId="235240424">
     <w:abstractNumId w:val="19"/>
+  </w:num>
+  <w:num w:numId="28" w16cid:durableId="906306465">
+    <w:abstractNumId w:val="10"/>
+  </w:num>
+  <w:num w:numId="29" w16cid:durableId="1711807366">
+    <w:abstractNumId w:val="4"/>
+  </w:num>
+  <w:num w:numId="30" w16cid:durableId="1723599125">
+    <w:abstractNumId w:val="7"/>
   </w:num>
 </w:numbering>
 </file>
@@ -10379,6 +13232,7 @@
   <w:style w:type="character" w:default="1" w:styleId="a0">
     <w:name w:val="Default Paragraph Font"/>
     <w:uiPriority w:val="1"/>
+    <w:semiHidden/>
     <w:unhideWhenUsed/>
   </w:style>
   <w:style w:type="table" w:default="1" w:styleId="a1">

--- a/Федорняк_диплом.docx
+++ b/Федорняк_диплом.docx
@@ -2163,25 +2163,7 @@
           <w:szCs w:val="28"/>
           <w:lang w:val="en-US"/>
         </w:rPr>
-        <w:t xml:space="preserve">Old </w:t>
-      </w:r>
-      <w:proofErr w:type="spellStart"/>
-      <w:r>
-        <w:rPr>
-          <w:sz w:val="28"/>
-          <w:szCs w:val="28"/>
-          <w:lang w:val="en-US"/>
-        </w:rPr>
-        <w:t>Pochmann</w:t>
-      </w:r>
-      <w:proofErr w:type="spellEnd"/>
-      <w:r>
-        <w:rPr>
-          <w:sz w:val="28"/>
-          <w:szCs w:val="28"/>
-          <w:lang w:val="en-US"/>
-        </w:rPr>
-        <w:t xml:space="preserve"> </w:t>
+        <w:t xml:space="preserve">Old Pochmann </w:t>
       </w:r>
       <w:r>
         <w:rPr>
@@ -2274,25 +2256,7 @@
           <w:szCs w:val="28"/>
           <w:lang w:val="en-US"/>
         </w:rPr>
-        <w:t xml:space="preserve">Old </w:t>
-      </w:r>
-      <w:proofErr w:type="spellStart"/>
-      <w:r>
-        <w:rPr>
-          <w:sz w:val="28"/>
-          <w:szCs w:val="28"/>
-          <w:lang w:val="en-US"/>
-        </w:rPr>
-        <w:t>Pochmann</w:t>
-      </w:r>
-      <w:proofErr w:type="spellEnd"/>
-      <w:r>
-        <w:rPr>
-          <w:sz w:val="28"/>
-          <w:szCs w:val="28"/>
-          <w:lang w:val="en-US"/>
-        </w:rPr>
-        <w:t xml:space="preserve"> </w:t>
+        <w:t xml:space="preserve">Old Pochmann </w:t>
       </w:r>
       <w:r>
         <w:rPr>
@@ -2436,25 +2400,7 @@
           <w:szCs w:val="28"/>
           <w:lang w:val="en-US"/>
         </w:rPr>
-        <w:t xml:space="preserve">Old </w:t>
-      </w:r>
-      <w:proofErr w:type="spellStart"/>
-      <w:r>
-        <w:rPr>
-          <w:sz w:val="28"/>
-          <w:szCs w:val="28"/>
-          <w:lang w:val="en-US"/>
-        </w:rPr>
-        <w:t>Pochmann</w:t>
-      </w:r>
-      <w:proofErr w:type="spellEnd"/>
-      <w:r>
-        <w:rPr>
-          <w:sz w:val="28"/>
-          <w:szCs w:val="28"/>
-          <w:lang w:val="en-US"/>
-        </w:rPr>
-        <w:t xml:space="preserve"> </w:t>
+        <w:t xml:space="preserve">Old Pochmann </w:t>
       </w:r>
       <w:r>
         <w:rPr>
@@ -2564,25 +2510,7 @@
           <w:szCs w:val="28"/>
           <w:lang w:val="en-US"/>
         </w:rPr>
-        <w:t xml:space="preserve">Old </w:t>
-      </w:r>
-      <w:proofErr w:type="spellStart"/>
-      <w:r>
-        <w:rPr>
-          <w:sz w:val="28"/>
-          <w:szCs w:val="28"/>
-          <w:lang w:val="en-US"/>
-        </w:rPr>
-        <w:t>Pochmann</w:t>
-      </w:r>
-      <w:proofErr w:type="spellEnd"/>
-      <w:r>
-        <w:rPr>
-          <w:sz w:val="28"/>
-          <w:szCs w:val="28"/>
-          <w:lang w:val="en-US"/>
-        </w:rPr>
-        <w:t xml:space="preserve"> </w:t>
+        <w:t xml:space="preserve">Old Pochmann </w:t>
       </w:r>
       <w:r>
         <w:rPr>
@@ -3898,57 +3826,60 @@
           <w:szCs w:val="28"/>
           <w:lang w:val="en-US"/>
         </w:rPr>
-        <w:t xml:space="preserve">Old </w:t>
-      </w:r>
-      <w:proofErr w:type="spellStart"/>
-      <w:r>
+        <w:t>Old Pochmann</w:t>
+      </w:r>
+    </w:p>
+    <w:p>
+      <w:pPr>
+        <w:spacing w:line="360" w:lineRule="auto"/>
+        <w:ind w:left="708"/>
+        <w:jc w:val="both"/>
         <w:rPr>
           <w:b/>
           <w:bCs/>
           <w:sz w:val="28"/>
           <w:szCs w:val="28"/>
-          <w:lang w:val="en-US"/>
-        </w:rPr>
-        <w:t>Pochmann</w:t>
-      </w:r>
-      <w:proofErr w:type="spellEnd"/>
-    </w:p>
-    <w:p>
-      <w:pPr>
-        <w:spacing w:line="360" w:lineRule="auto"/>
-        <w:ind w:left="708"/>
+        </w:rPr>
+      </w:pPr>
+    </w:p>
+    <w:p>
+      <w:pPr>
+        <w:spacing w:line="360" w:lineRule="auto"/>
+        <w:ind w:left="360"/>
         <w:jc w:val="both"/>
         <w:rPr>
           <w:b/>
           <w:bCs/>
           <w:sz w:val="28"/>
           <w:szCs w:val="28"/>
-        </w:rPr>
-      </w:pPr>
-    </w:p>
-    <w:p>
-      <w:pPr>
-        <w:spacing w:line="360" w:lineRule="auto"/>
-        <w:ind w:left="360"/>
-        <w:jc w:val="both"/>
+          <w:lang w:val="en-US"/>
+        </w:rPr>
+      </w:pPr>
+      <w:r>
         <w:rPr>
           <w:b/>
           <w:bCs/>
           <w:sz w:val="28"/>
           <w:szCs w:val="28"/>
-          <w:lang w:val="en-US"/>
-        </w:rPr>
-      </w:pPr>
+        </w:rPr>
+        <w:t xml:space="preserve">1.3.1 Огляд методу </w:t>
+      </w:r>
       <w:r>
         <w:rPr>
           <w:b/>
           <w:bCs/>
           <w:sz w:val="28"/>
           <w:szCs w:val="28"/>
-        </w:rPr>
-        <w:t xml:space="preserve">1.3.1 Огляд методу </w:t>
-      </w:r>
-      <w:r>
+          <w:lang w:val="en-US"/>
+        </w:rPr>
+        <w:t>Old Pochmann</w:t>
+      </w:r>
+    </w:p>
+    <w:p>
+      <w:pPr>
+        <w:spacing w:line="360" w:lineRule="auto"/>
+        <w:ind w:left="708"/>
+        <w:jc w:val="both"/>
         <w:rPr>
           <w:b/>
           <w:bCs/>
@@ -3956,33 +3887,6 @@
           <w:szCs w:val="28"/>
           <w:lang w:val="en-US"/>
         </w:rPr>
-        <w:t xml:space="preserve">Old </w:t>
-      </w:r>
-      <w:proofErr w:type="spellStart"/>
-      <w:r>
-        <w:rPr>
-          <w:b/>
-          <w:bCs/>
-          <w:sz w:val="28"/>
-          <w:szCs w:val="28"/>
-          <w:lang w:val="en-US"/>
-        </w:rPr>
-        <w:t>Pochmann</w:t>
-      </w:r>
-      <w:proofErr w:type="spellEnd"/>
-    </w:p>
-    <w:p>
-      <w:pPr>
-        <w:spacing w:line="360" w:lineRule="auto"/>
-        <w:ind w:left="708"/>
-        <w:jc w:val="both"/>
-        <w:rPr>
-          <w:b/>
-          <w:bCs/>
-          <w:sz w:val="28"/>
-          <w:szCs w:val="28"/>
-          <w:lang w:val="en-US"/>
-        </w:rPr>
       </w:pPr>
     </w:p>
     <w:p>
@@ -4008,25 +3912,7 @@
           <w:szCs w:val="28"/>
           <w:lang w:val="en-US"/>
         </w:rPr>
-        <w:t xml:space="preserve">Old </w:t>
-      </w:r>
-      <w:proofErr w:type="spellStart"/>
-      <w:r>
-        <w:rPr>
-          <w:sz w:val="28"/>
-          <w:szCs w:val="28"/>
-          <w:lang w:val="en-US"/>
-        </w:rPr>
-        <w:t>Pochmann</w:t>
-      </w:r>
-      <w:proofErr w:type="spellEnd"/>
-      <w:r>
-        <w:rPr>
-          <w:sz w:val="28"/>
-          <w:szCs w:val="28"/>
-          <w:lang w:val="en-US"/>
-        </w:rPr>
-        <w:t xml:space="preserve"> –</w:t>
+        <w:t>Old Pochmann –</w:t>
       </w:r>
       <w:r>
         <w:rPr>
@@ -4060,25 +3946,7 @@
           <w:szCs w:val="28"/>
           <w:lang w:val="en-US"/>
         </w:rPr>
-        <w:t xml:space="preserve"> Old </w:t>
-      </w:r>
-      <w:proofErr w:type="spellStart"/>
-      <w:r>
-        <w:rPr>
-          <w:sz w:val="28"/>
-          <w:szCs w:val="28"/>
-          <w:lang w:val="en-US"/>
-        </w:rPr>
-        <w:t>Pochmann</w:t>
-      </w:r>
-      <w:proofErr w:type="spellEnd"/>
-      <w:r>
-        <w:rPr>
-          <w:sz w:val="28"/>
-          <w:szCs w:val="28"/>
-          <w:lang w:val="en-US"/>
-        </w:rPr>
-        <w:t xml:space="preserve"> </w:t>
+        <w:t xml:space="preserve"> Old Pochmann </w:t>
       </w:r>
       <w:r>
         <w:rPr>
@@ -4339,25 +4207,7 @@
           <w:szCs w:val="28"/>
           <w:lang w:val="en-US"/>
         </w:rPr>
-        <w:t xml:space="preserve">Old </w:t>
-      </w:r>
-      <w:proofErr w:type="spellStart"/>
-      <w:r>
-        <w:rPr>
-          <w:sz w:val="28"/>
-          <w:szCs w:val="28"/>
-          <w:lang w:val="en-US"/>
-        </w:rPr>
-        <w:t>Pochmann</w:t>
-      </w:r>
-      <w:proofErr w:type="spellEnd"/>
-      <w:r>
-        <w:rPr>
-          <w:sz w:val="28"/>
-          <w:szCs w:val="28"/>
-          <w:lang w:val="en-US"/>
-        </w:rPr>
-        <w:t xml:space="preserve"> </w:t>
+        <w:t xml:space="preserve">Old Pochmann </w:t>
       </w:r>
       <w:r>
         <w:rPr>
@@ -5684,25 +5534,7 @@
           <w:szCs w:val="28"/>
           <w:lang w:val="en-US"/>
         </w:rPr>
-        <w:t xml:space="preserve">Old </w:t>
-      </w:r>
-      <w:proofErr w:type="spellStart"/>
-      <w:r>
-        <w:rPr>
-          <w:sz w:val="28"/>
-          <w:szCs w:val="28"/>
-          <w:lang w:val="en-US"/>
-        </w:rPr>
-        <w:t>Pochmann</w:t>
-      </w:r>
-      <w:proofErr w:type="spellEnd"/>
-      <w:r>
-        <w:rPr>
-          <w:sz w:val="28"/>
-          <w:szCs w:val="28"/>
-          <w:lang w:val="en-US"/>
-        </w:rPr>
-        <w:t xml:space="preserve"> </w:t>
+        <w:t xml:space="preserve">Old Pochmann </w:t>
       </w:r>
       <w:r>
         <w:rPr>
@@ -6612,25 +6444,7 @@
           <w:szCs w:val="28"/>
           <w:lang w:val="en-US"/>
         </w:rPr>
-        <w:t xml:space="preserve">Old </w:t>
-      </w:r>
-      <w:proofErr w:type="spellStart"/>
-      <w:r>
-        <w:rPr>
-          <w:sz w:val="28"/>
-          <w:szCs w:val="28"/>
-          <w:lang w:val="en-US"/>
-        </w:rPr>
-        <w:t>Pochmann</w:t>
-      </w:r>
-      <w:proofErr w:type="spellEnd"/>
-      <w:r>
-        <w:rPr>
-          <w:sz w:val="28"/>
-          <w:szCs w:val="28"/>
-          <w:lang w:val="en-US"/>
-        </w:rPr>
-        <w:t xml:space="preserve"> </w:t>
+        <w:t xml:space="preserve">Old Pochmann </w:t>
       </w:r>
       <w:r>
         <w:rPr>
@@ -7421,25 +7235,7 @@
           <w:szCs w:val="28"/>
           <w:lang w:val="en-US"/>
         </w:rPr>
-        <w:t xml:space="preserve">Old </w:t>
-      </w:r>
-      <w:proofErr w:type="spellStart"/>
-      <w:r>
-        <w:rPr>
-          <w:sz w:val="28"/>
-          <w:szCs w:val="28"/>
-          <w:lang w:val="en-US"/>
-        </w:rPr>
-        <w:t>Pochmann</w:t>
-      </w:r>
-      <w:proofErr w:type="spellEnd"/>
-      <w:r>
-        <w:rPr>
-          <w:sz w:val="28"/>
-          <w:szCs w:val="28"/>
-          <w:lang w:val="en-US"/>
-        </w:rPr>
-        <w:t xml:space="preserve"> </w:t>
+        <w:t xml:space="preserve">Old Pochmann </w:t>
       </w:r>
       <w:r>
         <w:rPr>
@@ -7499,18 +7295,8 @@
           <w:szCs w:val="28"/>
           <w:lang w:val="en-US"/>
         </w:rPr>
-        <w:t xml:space="preserve">Old </w:t>
-      </w:r>
-      <w:proofErr w:type="spellStart"/>
-      <w:r>
-        <w:rPr>
-          <w:sz w:val="28"/>
-          <w:szCs w:val="28"/>
-          <w:lang w:val="en-US"/>
-        </w:rPr>
-        <w:t>Pochmann</w:t>
-      </w:r>
-      <w:proofErr w:type="spellEnd"/>
+        <w:t>Old Pochmann</w:t>
+      </w:r>
       <w:r>
         <w:rPr>
           <w:sz w:val="28"/>
@@ -7961,18 +7747,8 @@
           <w:szCs w:val="28"/>
           <w:lang w:val="en-US"/>
         </w:rPr>
-        <w:t xml:space="preserve"> Old </w:t>
-      </w:r>
-      <w:proofErr w:type="spellStart"/>
-      <w:r>
-        <w:rPr>
-          <w:sz w:val="28"/>
-          <w:szCs w:val="28"/>
-          <w:lang w:val="en-US"/>
-        </w:rPr>
-        <w:t>Pochmann</w:t>
-      </w:r>
-      <w:proofErr w:type="spellEnd"/>
+        <w:t xml:space="preserve"> Old Pochmann</w:t>
+      </w:r>
       <w:r>
         <w:rPr>
           <w:sz w:val="28"/>
@@ -8410,77 +8186,7 @@
           <w:sz w:val="28"/>
           <w:szCs w:val="28"/>
         </w:rPr>
-        <w:t xml:space="preserve">Клієнтська частина застосунку є важливою складовою, оскільки саме через неї користувач взаємодіє із системою. </w:t>
-      </w:r>
-      <w:r>
-        <w:rPr>
-          <w:sz w:val="28"/>
-          <w:szCs w:val="28"/>
-        </w:rPr>
-        <w:t>Її о</w:t>
-      </w:r>
-      <w:r>
-        <w:rPr>
-          <w:sz w:val="28"/>
-          <w:szCs w:val="28"/>
-        </w:rPr>
-        <w:t xml:space="preserve">сновним завданням є надання можливості </w:t>
-      </w:r>
-      <w:r>
-        <w:rPr>
-          <w:sz w:val="28"/>
-          <w:szCs w:val="28"/>
-        </w:rPr>
-        <w:t>вводити</w:t>
-      </w:r>
-      <w:r>
-        <w:rPr>
-          <w:sz w:val="28"/>
-          <w:szCs w:val="28"/>
-        </w:rPr>
-        <w:t xml:space="preserve"> кольори</w:t>
-      </w:r>
-      <w:r>
-        <w:rPr>
-          <w:sz w:val="28"/>
-          <w:szCs w:val="28"/>
-        </w:rPr>
-        <w:t xml:space="preserve"> розгортки кубика Рубіка</w:t>
-      </w:r>
-      <w:r>
-        <w:rPr>
-          <w:sz w:val="28"/>
-          <w:szCs w:val="28"/>
-        </w:rPr>
-        <w:t>,</w:t>
-      </w:r>
-      <w:r>
-        <w:rPr>
-          <w:sz w:val="28"/>
-          <w:szCs w:val="28"/>
-        </w:rPr>
-        <w:t xml:space="preserve"> </w:t>
-      </w:r>
-      <w:r>
-        <w:rPr>
-          <w:sz w:val="28"/>
-          <w:szCs w:val="28"/>
-        </w:rPr>
-        <w:t xml:space="preserve">передача </w:t>
-      </w:r>
-      <w:r>
-        <w:rPr>
-          <w:sz w:val="28"/>
-          <w:szCs w:val="28"/>
-        </w:rPr>
-        <w:t xml:space="preserve">вхідних </w:t>
-      </w:r>
-      <w:r>
-        <w:rPr>
-          <w:sz w:val="28"/>
-          <w:szCs w:val="28"/>
-        </w:rPr>
-        <w:t>даних на сервер для подальшої обробки</w:t>
+        <w:t>Клієнтська частина застосунку є важливою складовою, оскільки саме через неї користувач взаємодіє із системою. Її основним завданням є надання можливості вводити кольори розгортки кубика Рубіка, передача вхідних даних на сервер для подальшої обробки</w:t>
       </w:r>
       <w:r>
         <w:rPr>
@@ -9015,15 +8721,7 @@
           <w:szCs w:val="28"/>
           <w:lang w:val="en-US"/>
         </w:rPr>
-        <w:t xml:space="preserve">: </w:t>
-      </w:r>
-      <w:r>
-        <w:rPr>
-          <w:sz w:val="28"/>
-          <w:szCs w:val="28"/>
-          <w:lang w:val="en-US"/>
-        </w:rPr>
-        <w:t>Prettier, Git, Live Server;</w:t>
+        <w:t>: Prettier, Git, Live Server;</w:t>
       </w:r>
     </w:p>
     <w:p>
@@ -9080,13 +8778,15 @@
         <w:rPr>
           <w:sz w:val="28"/>
           <w:szCs w:val="28"/>
-        </w:rPr>
-      </w:pPr>
-    </w:p>
-    <w:p>
-      <w:pPr>
-        <w:spacing w:line="360" w:lineRule="auto"/>
-        <w:ind w:left="1416"/>
+          <w:lang w:val="en-US"/>
+        </w:rPr>
+      </w:pPr>
+    </w:p>
+    <w:p>
+      <w:pPr>
+        <w:spacing w:line="360" w:lineRule="auto"/>
+        <w:ind w:left="360"/>
+        <w:jc w:val="both"/>
         <w:rPr>
           <w:b/>
           <w:bCs/>
@@ -9094,9 +8794,2443 @@
           <w:szCs w:val="28"/>
         </w:rPr>
       </w:pPr>
+      <w:r>
+        <w:rPr>
+          <w:b/>
+          <w:bCs/>
+          <w:sz w:val="28"/>
+          <w:szCs w:val="28"/>
+        </w:rPr>
+        <w:t>2.2 Реалізація серверної частини</w:t>
+      </w:r>
+    </w:p>
+    <w:p>
+      <w:pPr>
+        <w:spacing w:line="360" w:lineRule="auto"/>
+        <w:ind w:left="360"/>
+        <w:jc w:val="both"/>
+        <w:rPr>
+          <w:b/>
+          <w:bCs/>
+          <w:sz w:val="28"/>
+          <w:szCs w:val="28"/>
+        </w:rPr>
+      </w:pPr>
+    </w:p>
+    <w:p>
+      <w:pPr>
+        <w:spacing w:line="360" w:lineRule="auto"/>
+        <w:ind w:left="360"/>
+        <w:jc w:val="both"/>
+        <w:rPr>
+          <w:b/>
+          <w:bCs/>
+          <w:sz w:val="28"/>
+          <w:szCs w:val="28"/>
+        </w:rPr>
+      </w:pPr>
+      <w:r>
+        <w:rPr>
+          <w:b/>
+          <w:bCs/>
+          <w:sz w:val="28"/>
+          <w:szCs w:val="28"/>
+        </w:rPr>
+        <w:t>2.2.1 Перетворення вхідних даних у формат кубика Рубіка</w:t>
+      </w:r>
+    </w:p>
+    <w:p>
+      <w:pPr>
+        <w:spacing w:line="360" w:lineRule="auto"/>
+        <w:ind w:left="360"/>
+        <w:jc w:val="both"/>
+        <w:rPr>
+          <w:b/>
+          <w:bCs/>
+          <w:sz w:val="28"/>
+          <w:szCs w:val="28"/>
+        </w:rPr>
+      </w:pPr>
+    </w:p>
+    <w:p>
+      <w:pPr>
+        <w:spacing w:line="360" w:lineRule="auto"/>
+        <w:ind w:firstLine="360"/>
+        <w:jc w:val="both"/>
+        <w:rPr>
+          <w:sz w:val="28"/>
+          <w:szCs w:val="28"/>
+          <w:lang w:val="en-US"/>
+        </w:rPr>
+      </w:pPr>
+      <w:r>
+        <w:rPr>
+          <w:sz w:val="28"/>
+          <w:szCs w:val="28"/>
+        </w:rPr>
+        <w:t>Під час відправки запиту, на сервер передаються три значення</w:t>
+      </w:r>
+      <w:r>
+        <w:rPr>
+          <w:sz w:val="28"/>
+          <w:szCs w:val="28"/>
+          <w:lang w:val="en-US"/>
+        </w:rPr>
+        <w:t>: corners</w:t>
+      </w:r>
+      <w:r>
+        <w:rPr>
+          <w:sz w:val="28"/>
+          <w:szCs w:val="28"/>
+        </w:rPr>
+        <w:t xml:space="preserve">, </w:t>
+      </w:r>
+      <w:r>
+        <w:rPr>
+          <w:sz w:val="28"/>
+          <w:szCs w:val="28"/>
+          <w:lang w:val="en-US"/>
+        </w:rPr>
+        <w:t xml:space="preserve">edges </w:t>
+      </w:r>
+      <w:r>
+        <w:rPr>
+          <w:sz w:val="28"/>
+          <w:szCs w:val="28"/>
+        </w:rPr>
+        <w:t xml:space="preserve">та </w:t>
+      </w:r>
+      <w:proofErr w:type="spellStart"/>
+      <w:r>
+        <w:rPr>
+          <w:sz w:val="28"/>
+          <w:szCs w:val="28"/>
+          <w:lang w:val="en-US"/>
+        </w:rPr>
+        <w:t>edges_method</w:t>
+      </w:r>
+      <w:proofErr w:type="spellEnd"/>
+      <w:r>
+        <w:rPr>
+          <w:sz w:val="28"/>
+          <w:szCs w:val="28"/>
+        </w:rPr>
+        <w:t xml:space="preserve">, які містять закодовані кольори для кутових та реберних елементів кубика Рубіка, а також метод складання. Ці рядки формуються відповідно до, заданої користувачем, розгортки. </w:t>
+      </w:r>
+      <w:r>
+        <w:rPr>
+          <w:sz w:val="28"/>
+          <w:szCs w:val="28"/>
+          <w:lang w:val="en-US"/>
+        </w:rPr>
+        <w:t xml:space="preserve">Corners </w:t>
+      </w:r>
+      <w:r>
+        <w:rPr>
+          <w:sz w:val="28"/>
+          <w:szCs w:val="28"/>
+        </w:rPr>
+        <w:t xml:space="preserve">це рядок, що складається з 24 символів (по 3 на кожен з 8 кутів). </w:t>
+      </w:r>
+      <w:r>
+        <w:rPr>
+          <w:sz w:val="28"/>
+          <w:szCs w:val="28"/>
+          <w:lang w:val="en-US"/>
+        </w:rPr>
+        <w:t xml:space="preserve">Edges </w:t>
+      </w:r>
+      <w:r>
+        <w:rPr>
+          <w:sz w:val="28"/>
+          <w:szCs w:val="28"/>
+        </w:rPr>
+        <w:t>це також рядок що складається з 24 символів (по 2 на кожне з 12 ребер</w:t>
+      </w:r>
+      <w:r>
+        <w:rPr>
+          <w:sz w:val="28"/>
+          <w:szCs w:val="28"/>
+          <w:lang w:val="en-US"/>
+        </w:rPr>
+        <w:t>).</w:t>
+      </w:r>
+    </w:p>
+    <w:p>
+      <w:pPr>
+        <w:spacing w:line="360" w:lineRule="auto"/>
+        <w:ind w:firstLine="360"/>
+        <w:jc w:val="both"/>
+        <w:rPr>
+          <w:sz w:val="28"/>
+          <w:szCs w:val="28"/>
+        </w:rPr>
+      </w:pPr>
+      <w:r>
+        <w:rPr>
+          <w:sz w:val="28"/>
+          <w:szCs w:val="28"/>
+        </w:rPr>
+        <w:t>Кожен символ у рядку відповідає скороченій назві кольору англійською мовою</w:t>
+      </w:r>
+      <w:r>
+        <w:rPr>
+          <w:sz w:val="28"/>
+          <w:szCs w:val="28"/>
+          <w:lang w:val="en-US"/>
+        </w:rPr>
+        <w:t>:</w:t>
+      </w:r>
+      <w:r>
+        <w:rPr>
+          <w:sz w:val="28"/>
+          <w:szCs w:val="28"/>
+          <w:lang w:val="en-US"/>
+        </w:rPr>
+        <w:t xml:space="preserve"> W </w:t>
+      </w:r>
+      <w:r>
+        <w:rPr>
+          <w:sz w:val="28"/>
+          <w:szCs w:val="28"/>
+        </w:rPr>
+        <w:t>–</w:t>
+      </w:r>
+      <w:r>
+        <w:rPr>
+          <w:sz w:val="28"/>
+          <w:szCs w:val="28"/>
+          <w:lang w:val="en-US"/>
+        </w:rPr>
+        <w:t xml:space="preserve"> </w:t>
+      </w:r>
+      <w:r>
+        <w:rPr>
+          <w:sz w:val="28"/>
+          <w:szCs w:val="28"/>
+        </w:rPr>
+        <w:t xml:space="preserve">білий, </w:t>
+      </w:r>
+      <w:r>
+        <w:rPr>
+          <w:sz w:val="28"/>
+          <w:szCs w:val="28"/>
+          <w:lang w:val="en-US"/>
+        </w:rPr>
+        <w:t xml:space="preserve">Y </w:t>
+      </w:r>
+      <w:r>
+        <w:rPr>
+          <w:sz w:val="28"/>
+          <w:szCs w:val="28"/>
+        </w:rPr>
+        <w:t>–</w:t>
+      </w:r>
+      <w:r>
+        <w:rPr>
+          <w:sz w:val="28"/>
+          <w:szCs w:val="28"/>
+          <w:lang w:val="en-US"/>
+        </w:rPr>
+        <w:t xml:space="preserve"> </w:t>
+      </w:r>
+      <w:r>
+        <w:rPr>
+          <w:sz w:val="28"/>
+          <w:szCs w:val="28"/>
+        </w:rPr>
+        <w:t xml:space="preserve">жовтий, </w:t>
+      </w:r>
+      <w:r>
+        <w:rPr>
+          <w:sz w:val="28"/>
+          <w:szCs w:val="28"/>
+          <w:lang w:val="en-US"/>
+        </w:rPr>
+        <w:t xml:space="preserve">G </w:t>
+      </w:r>
+      <w:r>
+        <w:rPr>
+          <w:sz w:val="28"/>
+          <w:szCs w:val="28"/>
+        </w:rPr>
+        <w:t>–</w:t>
+      </w:r>
+      <w:r>
+        <w:rPr>
+          <w:sz w:val="28"/>
+          <w:szCs w:val="28"/>
+        </w:rPr>
+        <w:t xml:space="preserve"> зелений, </w:t>
+      </w:r>
+      <w:r>
+        <w:rPr>
+          <w:sz w:val="28"/>
+          <w:szCs w:val="28"/>
+          <w:lang w:val="en-US"/>
+        </w:rPr>
+        <w:t xml:space="preserve">B </w:t>
+      </w:r>
+      <w:r>
+        <w:rPr>
+          <w:sz w:val="28"/>
+          <w:szCs w:val="28"/>
+        </w:rPr>
+        <w:t>–</w:t>
+      </w:r>
+      <w:r>
+        <w:rPr>
+          <w:sz w:val="28"/>
+          <w:szCs w:val="28"/>
+          <w:lang w:val="en-US"/>
+        </w:rPr>
+        <w:t xml:space="preserve"> </w:t>
+      </w:r>
+      <w:r>
+        <w:rPr>
+          <w:sz w:val="28"/>
+          <w:szCs w:val="28"/>
+        </w:rPr>
+        <w:t xml:space="preserve">синій, </w:t>
+      </w:r>
+      <w:r>
+        <w:rPr>
+          <w:sz w:val="28"/>
+          <w:szCs w:val="28"/>
+          <w:lang w:val="en-US"/>
+        </w:rPr>
+        <w:t xml:space="preserve">R </w:t>
+      </w:r>
+      <w:r>
+        <w:rPr>
+          <w:sz w:val="28"/>
+          <w:szCs w:val="28"/>
+        </w:rPr>
+        <w:t>–</w:t>
+      </w:r>
+      <w:r>
+        <w:rPr>
+          <w:sz w:val="28"/>
+          <w:szCs w:val="28"/>
+          <w:lang w:val="en-US"/>
+        </w:rPr>
+        <w:t xml:space="preserve"> </w:t>
+      </w:r>
+      <w:r>
+        <w:rPr>
+          <w:sz w:val="28"/>
+          <w:szCs w:val="28"/>
+        </w:rPr>
+        <w:t xml:space="preserve">червоний, </w:t>
+      </w:r>
+      <w:r>
+        <w:rPr>
+          <w:sz w:val="28"/>
+          <w:szCs w:val="28"/>
+          <w:lang w:val="en-US"/>
+        </w:rPr>
+        <w:t xml:space="preserve">O </w:t>
+      </w:r>
+      <w:r>
+        <w:rPr>
+          <w:sz w:val="28"/>
+          <w:szCs w:val="28"/>
+        </w:rPr>
+        <w:t>–</w:t>
+      </w:r>
+      <w:r>
+        <w:rPr>
+          <w:sz w:val="28"/>
+          <w:szCs w:val="28"/>
+          <w:lang w:val="en-US"/>
+        </w:rPr>
+        <w:t xml:space="preserve"> </w:t>
+      </w:r>
+      <w:r>
+        <w:rPr>
+          <w:sz w:val="28"/>
+          <w:szCs w:val="28"/>
+        </w:rPr>
+        <w:t>помаранчевий.</w:t>
+      </w:r>
+    </w:p>
+    <w:p>
+      <w:pPr>
+        <w:spacing w:line="360" w:lineRule="auto"/>
+        <w:ind w:firstLine="360"/>
+        <w:jc w:val="both"/>
+        <w:rPr>
+          <w:sz w:val="28"/>
+          <w:szCs w:val="28"/>
+        </w:rPr>
+      </w:pPr>
+      <w:r>
+        <w:rPr>
+          <w:sz w:val="28"/>
+          <w:szCs w:val="28"/>
+        </w:rPr>
+        <w:t xml:space="preserve">Для перетворення строк </w:t>
+      </w:r>
+      <w:r>
+        <w:rPr>
+          <w:sz w:val="28"/>
+          <w:szCs w:val="28"/>
+          <w:lang w:val="en-US"/>
+        </w:rPr>
+        <w:t xml:space="preserve">edges </w:t>
+      </w:r>
+      <w:r>
+        <w:rPr>
+          <w:sz w:val="28"/>
+          <w:szCs w:val="28"/>
+        </w:rPr>
+        <w:t xml:space="preserve">та </w:t>
+      </w:r>
+      <w:r>
+        <w:rPr>
+          <w:sz w:val="28"/>
+          <w:szCs w:val="28"/>
+          <w:lang w:val="en-US"/>
+        </w:rPr>
+        <w:t xml:space="preserve">corners </w:t>
+      </w:r>
+      <w:r>
+        <w:rPr>
+          <w:sz w:val="28"/>
+          <w:szCs w:val="28"/>
+        </w:rPr>
+        <w:t>у зручний формат роботи з ними у форматі кубика Рубіка використовуються дві функції</w:t>
+      </w:r>
+      <w:r>
+        <w:rPr>
+          <w:sz w:val="28"/>
+          <w:szCs w:val="28"/>
+          <w:lang w:val="en-US"/>
+        </w:rPr>
+        <w:t xml:space="preserve">: “fill_edges_from_string()” </w:t>
+      </w:r>
+      <w:r>
+        <w:rPr>
+          <w:sz w:val="28"/>
+          <w:szCs w:val="28"/>
+        </w:rPr>
+        <w:t xml:space="preserve">та </w:t>
+      </w:r>
+      <w:r>
+        <w:rPr>
+          <w:sz w:val="28"/>
+          <w:szCs w:val="28"/>
+          <w:lang w:val="en-US"/>
+        </w:rPr>
+        <w:t>“</w:t>
+      </w:r>
+      <w:r>
+        <w:rPr>
+          <w:sz w:val="28"/>
+          <w:szCs w:val="28"/>
+          <w:lang w:val="en-US"/>
+        </w:rPr>
+        <w:t>fill_</w:t>
+      </w:r>
+      <w:r>
+        <w:rPr>
+          <w:sz w:val="28"/>
+          <w:szCs w:val="28"/>
+          <w:lang w:val="en-US"/>
+        </w:rPr>
+        <w:t>corners</w:t>
+      </w:r>
+      <w:r>
+        <w:rPr>
+          <w:sz w:val="28"/>
+          <w:szCs w:val="28"/>
+          <w:lang w:val="en-US"/>
+        </w:rPr>
+        <w:t>_from_string()</w:t>
+      </w:r>
+      <w:r>
+        <w:rPr>
+          <w:sz w:val="28"/>
+          <w:szCs w:val="28"/>
+          <w:lang w:val="en-US"/>
+        </w:rPr>
+        <w:t>”</w:t>
+      </w:r>
+      <w:r>
+        <w:rPr>
+          <w:sz w:val="28"/>
+          <w:szCs w:val="28"/>
+        </w:rPr>
+        <w:t>.</w:t>
+      </w:r>
+    </w:p>
+    <w:p>
+      <w:pPr>
+        <w:spacing w:line="360" w:lineRule="auto"/>
+        <w:ind w:firstLine="360"/>
+        <w:jc w:val="both"/>
+        <w:rPr>
+          <w:sz w:val="28"/>
+          <w:szCs w:val="28"/>
+        </w:rPr>
+      </w:pPr>
+      <w:r>
+        <w:rPr>
+          <w:sz w:val="28"/>
+          <w:szCs w:val="28"/>
+        </w:rPr>
+        <w:t xml:space="preserve">У функції </w:t>
+      </w:r>
+      <w:r>
+        <w:rPr>
+          <w:sz w:val="28"/>
+          <w:szCs w:val="28"/>
+          <w:lang w:val="en-US"/>
+        </w:rPr>
+        <w:t>“</w:t>
+      </w:r>
+      <w:r>
+        <w:rPr>
+          <w:sz w:val="28"/>
+          <w:szCs w:val="28"/>
+          <w:lang w:val="en-US"/>
+        </w:rPr>
+        <w:t>fill_</w:t>
+      </w:r>
+      <w:r>
+        <w:rPr>
+          <w:sz w:val="28"/>
+          <w:szCs w:val="28"/>
+          <w:lang w:val="en-US"/>
+        </w:rPr>
+        <w:t>corners</w:t>
+      </w:r>
+      <w:r>
+        <w:rPr>
+          <w:sz w:val="28"/>
+          <w:szCs w:val="28"/>
+          <w:lang w:val="en-US"/>
+        </w:rPr>
+        <w:t>_from_string()”</w:t>
+      </w:r>
+      <w:r>
+        <w:rPr>
+          <w:sz w:val="28"/>
+          <w:szCs w:val="28"/>
+          <w:lang w:val="en-US"/>
+        </w:rPr>
+        <w:t xml:space="preserve"> (</w:t>
+      </w:r>
+      <w:r>
+        <w:rPr>
+          <w:sz w:val="28"/>
+          <w:szCs w:val="28"/>
+        </w:rPr>
+        <w:t>див. рисунок 2.1</w:t>
+      </w:r>
+      <w:r>
+        <w:rPr>
+          <w:sz w:val="28"/>
+          <w:szCs w:val="28"/>
+          <w:lang w:val="en-US"/>
+        </w:rPr>
+        <w:t>)</w:t>
+      </w:r>
+      <w:r>
+        <w:rPr>
+          <w:sz w:val="28"/>
+          <w:szCs w:val="28"/>
+        </w:rPr>
+        <w:t xml:space="preserve"> створюється словник </w:t>
+      </w:r>
+      <w:r>
+        <w:rPr>
+          <w:sz w:val="28"/>
+          <w:szCs w:val="28"/>
+          <w:lang w:val="en-US"/>
+        </w:rPr>
+        <w:t>corners</w:t>
+      </w:r>
+      <w:r>
+        <w:rPr>
+          <w:sz w:val="28"/>
+          <w:szCs w:val="28"/>
+        </w:rPr>
+        <w:t xml:space="preserve">, який містить інформацію про 8 кутових елементів кубика. Кожен кут описується трьома гранями та кольорами. </w:t>
+      </w:r>
+    </w:p>
+    <w:p>
+      <w:pPr>
+        <w:spacing w:line="360" w:lineRule="auto"/>
+        <w:ind w:firstLine="360"/>
+        <w:jc w:val="both"/>
+        <w:rPr>
+          <w:sz w:val="28"/>
+          <w:szCs w:val="28"/>
+        </w:rPr>
+      </w:pPr>
+      <w:r>
+        <w:rPr>
+          <w:sz w:val="28"/>
+          <w:szCs w:val="28"/>
+        </w:rPr>
+        <w:lastRenderedPageBreak/>
+        <w:t xml:space="preserve">Словник </w:t>
+      </w:r>
+      <w:r>
+        <w:rPr>
+          <w:sz w:val="28"/>
+          <w:szCs w:val="28"/>
+          <w:lang w:val="en-US"/>
+        </w:rPr>
+        <w:t>order</w:t>
+      </w:r>
+      <w:r>
+        <w:rPr>
+          <w:sz w:val="28"/>
+          <w:szCs w:val="28"/>
+        </w:rPr>
+        <w:t xml:space="preserve"> визначає порядок обходу граней та відповідних </w:t>
+      </w:r>
+      <w:r>
+        <w:rPr>
+          <w:sz w:val="28"/>
+          <w:szCs w:val="28"/>
+        </w:rPr>
+        <w:t xml:space="preserve">та відповідних позицій кутових елементів. Це необхідно для правильного співставлення символів із рядка з конкретними наліпками кубика Рубіка. </w:t>
+      </w:r>
+      <w:r>
+        <w:rPr>
+          <w:sz w:val="28"/>
+          <w:szCs w:val="28"/>
+        </w:rPr>
+        <w:t xml:space="preserve">Далі функція послідовно проходить по всіх символах рядка </w:t>
+      </w:r>
+      <w:proofErr w:type="spellStart"/>
+      <w:r>
+        <w:rPr>
+          <w:sz w:val="28"/>
+          <w:szCs w:val="28"/>
+          <w:lang w:val="en-US"/>
+        </w:rPr>
+        <w:t>corners_str</w:t>
+      </w:r>
+      <w:proofErr w:type="spellEnd"/>
+      <w:r>
+        <w:rPr>
+          <w:sz w:val="28"/>
+          <w:szCs w:val="28"/>
+        </w:rPr>
+        <w:t>, та заповнює відповідний колір у потрібно грань.</w:t>
+      </w:r>
+    </w:p>
+    <w:p>
+      <w:pPr>
+        <w:spacing w:line="360" w:lineRule="auto"/>
+        <w:ind w:firstLine="360"/>
+        <w:jc w:val="center"/>
+        <w:rPr>
+          <w:sz w:val="28"/>
+          <w:szCs w:val="28"/>
+        </w:rPr>
+      </w:pPr>
+      <w:r>
+        <w:rPr>
+          <w:noProof/>
+          <w14:ligatures w14:val="standardContextual"/>
+        </w:rPr>
+        <w:drawing>
+          <wp:inline distT="0" distB="0" distL="0" distR="0" wp14:anchorId="20C0F56F" wp14:editId="77143D9F">
+            <wp:extent cx="2468880" cy="3255264"/>
+            <wp:effectExtent l="0" t="0" r="7620" b="2540"/>
+            <wp:docPr id="252473462" name="Рисунок 1" descr="Зображення, що містить текст, знімок екрана, монітор, програмне забезпечення&#10;&#10;Вміст, створений ШІ, може бути неправильним."/>
+            <wp:cNvGraphicFramePr>
+              <a:graphicFrameLocks xmlns:a="http://schemas.openxmlformats.org/drawingml/2006/main" noChangeAspect="1"/>
+            </wp:cNvGraphicFramePr>
+            <a:graphic xmlns:a="http://schemas.openxmlformats.org/drawingml/2006/main">
+              <a:graphicData uri="http://schemas.openxmlformats.org/drawingml/2006/picture">
+                <pic:pic xmlns:pic="http://schemas.openxmlformats.org/drawingml/2006/picture">
+                  <pic:nvPicPr>
+                    <pic:cNvPr id="252473462" name="Рисунок 1" descr="Зображення, що містить текст, знімок екрана, монітор, програмне забезпечення&#10;&#10;Вміст, створений ШІ, може бути неправильним."/>
+                    <pic:cNvPicPr/>
+                  </pic:nvPicPr>
+                  <pic:blipFill>
+                    <a:blip r:embed="rId15"/>
+                    <a:stretch>
+                      <a:fillRect/>
+                    </a:stretch>
+                  </pic:blipFill>
+                  <pic:spPr>
+                    <a:xfrm>
+                      <a:off x="0" y="0"/>
+                      <a:ext cx="2482371" cy="3273052"/>
+                    </a:xfrm>
+                    <a:prstGeom prst="rect">
+                      <a:avLst/>
+                    </a:prstGeom>
+                  </pic:spPr>
+                </pic:pic>
+              </a:graphicData>
+            </a:graphic>
+          </wp:inline>
+        </w:drawing>
+      </w:r>
+    </w:p>
+    <w:p>
+      <w:pPr>
+        <w:spacing w:line="360" w:lineRule="auto"/>
+        <w:ind w:firstLine="360"/>
+        <w:jc w:val="center"/>
+        <w:rPr>
+          <w:sz w:val="28"/>
+          <w:szCs w:val="28"/>
+        </w:rPr>
+      </w:pPr>
+      <w:r>
+        <w:rPr>
+          <w:sz w:val="28"/>
+          <w:szCs w:val="28"/>
+        </w:rPr>
+        <w:t xml:space="preserve">Рисунок 2.1 </w:t>
+      </w:r>
+      <w:r>
+        <w:rPr>
+          <w:sz w:val="28"/>
+          <w:szCs w:val="28"/>
+        </w:rPr>
+        <w:t>–</w:t>
+      </w:r>
+      <w:r>
+        <w:rPr>
+          <w:sz w:val="28"/>
+          <w:szCs w:val="28"/>
+        </w:rPr>
+        <w:t xml:space="preserve"> </w:t>
+      </w:r>
+      <w:r>
+        <w:rPr>
+          <w:sz w:val="28"/>
+          <w:szCs w:val="28"/>
+        </w:rPr>
+        <w:t>Функція для перетворення текстового представлення кутів у внутрішню структуру кубика</w:t>
+      </w:r>
+    </w:p>
+    <w:p>
+      <w:pPr>
+        <w:spacing w:line="360" w:lineRule="auto"/>
+        <w:jc w:val="both"/>
+        <w:rPr>
+          <w:sz w:val="28"/>
+          <w:szCs w:val="28"/>
+        </w:rPr>
+      </w:pPr>
+      <w:r>
+        <w:rPr>
+          <w:sz w:val="28"/>
+          <w:szCs w:val="28"/>
+          <w:lang w:val="en-US"/>
+        </w:rPr>
+        <w:t>“</w:t>
+      </w:r>
+      <w:proofErr w:type="gramStart"/>
+      <w:r>
+        <w:rPr>
+          <w:sz w:val="28"/>
+          <w:szCs w:val="28"/>
+          <w:lang w:val="en-US"/>
+        </w:rPr>
+        <w:t>fill</w:t>
+      </w:r>
+      <w:proofErr w:type="gramEnd"/>
+      <w:r>
+        <w:rPr>
+          <w:sz w:val="28"/>
+          <w:szCs w:val="28"/>
+          <w:lang w:val="en-US"/>
+        </w:rPr>
+        <w:t>_edges_from_</w:t>
+      </w:r>
+      <w:proofErr w:type="gramStart"/>
+      <w:r>
+        <w:rPr>
+          <w:sz w:val="28"/>
+          <w:szCs w:val="28"/>
+          <w:lang w:val="en-US"/>
+        </w:rPr>
+        <w:t>string(</w:t>
+      </w:r>
+      <w:proofErr w:type="gramEnd"/>
+      <w:r>
+        <w:rPr>
+          <w:sz w:val="28"/>
+          <w:szCs w:val="28"/>
+          <w:lang w:val="en-US"/>
+        </w:rPr>
+        <w:t xml:space="preserve">)” </w:t>
+      </w:r>
+      <w:r>
+        <w:rPr>
+          <w:sz w:val="28"/>
+          <w:szCs w:val="28"/>
+        </w:rPr>
+        <w:t xml:space="preserve">працює аналогічно як </w:t>
+      </w:r>
+      <w:r>
+        <w:rPr>
+          <w:sz w:val="28"/>
+          <w:szCs w:val="28"/>
+          <w:lang w:val="en-US"/>
+        </w:rPr>
+        <w:t>“fill_corners_from_</w:t>
+      </w:r>
+      <w:proofErr w:type="gramStart"/>
+      <w:r>
+        <w:rPr>
+          <w:sz w:val="28"/>
+          <w:szCs w:val="28"/>
+          <w:lang w:val="en-US"/>
+        </w:rPr>
+        <w:t>string(</w:t>
+      </w:r>
+      <w:proofErr w:type="gramEnd"/>
+      <w:r>
+        <w:rPr>
+          <w:sz w:val="28"/>
+          <w:szCs w:val="28"/>
+          <w:lang w:val="en-US"/>
+        </w:rPr>
+        <w:t>)”</w:t>
+      </w:r>
+      <w:r>
+        <w:rPr>
+          <w:sz w:val="28"/>
+          <w:szCs w:val="28"/>
+        </w:rPr>
+        <w:t xml:space="preserve"> тільки для ребер, див. рисунок 2.2.</w:t>
+      </w:r>
+    </w:p>
+    <w:p>
+      <w:pPr>
+        <w:spacing w:line="360" w:lineRule="auto"/>
+        <w:jc w:val="center"/>
+        <w:rPr>
+          <w:sz w:val="28"/>
+          <w:szCs w:val="28"/>
+        </w:rPr>
+      </w:pPr>
+      <w:r>
+        <w:rPr>
+          <w:noProof/>
+          <w14:ligatures w14:val="standardContextual"/>
+        </w:rPr>
+        <w:lastRenderedPageBreak/>
+        <w:drawing>
+          <wp:inline distT="0" distB="0" distL="0" distR="0" wp14:anchorId="070B8B6D" wp14:editId="3FCA0955">
+            <wp:extent cx="2339340" cy="3870898"/>
+            <wp:effectExtent l="0" t="0" r="3810" b="0"/>
+            <wp:docPr id="1894123063" name="Рисунок 1" descr="Зображення, що містить текст, знімок екрана, монітор&#10;&#10;Вміст, створений ШІ, може бути неправильним."/>
+            <wp:cNvGraphicFramePr>
+              <a:graphicFrameLocks xmlns:a="http://schemas.openxmlformats.org/drawingml/2006/main" noChangeAspect="1"/>
+            </wp:cNvGraphicFramePr>
+            <a:graphic xmlns:a="http://schemas.openxmlformats.org/drawingml/2006/main">
+              <a:graphicData uri="http://schemas.openxmlformats.org/drawingml/2006/picture">
+                <pic:pic xmlns:pic="http://schemas.openxmlformats.org/drawingml/2006/picture">
+                  <pic:nvPicPr>
+                    <pic:cNvPr id="1894123063" name="Рисунок 1" descr="Зображення, що містить текст, знімок екрана, монітор&#10;&#10;Вміст, створений ШІ, може бути неправильним."/>
+                    <pic:cNvPicPr/>
+                  </pic:nvPicPr>
+                  <pic:blipFill>
+                    <a:blip r:embed="rId16"/>
+                    <a:stretch>
+                      <a:fillRect/>
+                    </a:stretch>
+                  </pic:blipFill>
+                  <pic:spPr>
+                    <a:xfrm>
+                      <a:off x="0" y="0"/>
+                      <a:ext cx="2350374" cy="3889157"/>
+                    </a:xfrm>
+                    <a:prstGeom prst="rect">
+                      <a:avLst/>
+                    </a:prstGeom>
+                  </pic:spPr>
+                </pic:pic>
+              </a:graphicData>
+            </a:graphic>
+          </wp:inline>
+        </w:drawing>
+      </w:r>
+    </w:p>
+    <w:p>
+      <w:pPr>
+        <w:spacing w:line="360" w:lineRule="auto"/>
+        <w:jc w:val="center"/>
+        <w:rPr>
+          <w:sz w:val="28"/>
+          <w:szCs w:val="28"/>
+        </w:rPr>
+      </w:pPr>
+      <w:r>
+        <w:rPr>
+          <w:sz w:val="28"/>
+          <w:szCs w:val="28"/>
+        </w:rPr>
+        <w:t xml:space="preserve">Рисунок 2.2 </w:t>
+      </w:r>
+      <w:r>
+        <w:rPr>
+          <w:sz w:val="28"/>
+          <w:szCs w:val="28"/>
+        </w:rPr>
+        <w:t>–</w:t>
+      </w:r>
+      <w:r>
+        <w:rPr>
+          <w:sz w:val="28"/>
+          <w:szCs w:val="28"/>
+        </w:rPr>
+        <w:t xml:space="preserve"> Функція для перетворення </w:t>
+      </w:r>
+      <w:r>
+        <w:rPr>
+          <w:sz w:val="28"/>
+          <w:szCs w:val="28"/>
+        </w:rPr>
+        <w:t xml:space="preserve">текстового представлення </w:t>
+      </w:r>
+      <w:r>
+        <w:rPr>
+          <w:sz w:val="28"/>
+          <w:szCs w:val="28"/>
+        </w:rPr>
+        <w:t>ребер</w:t>
+      </w:r>
+      <w:r>
+        <w:rPr>
+          <w:sz w:val="28"/>
+          <w:szCs w:val="28"/>
+        </w:rPr>
+        <w:t xml:space="preserve"> у внутрішню структуру кубика</w:t>
+      </w:r>
+    </w:p>
+    <w:p>
+      <w:pPr>
+        <w:spacing w:line="360" w:lineRule="auto"/>
+        <w:jc w:val="center"/>
+        <w:rPr>
+          <w:sz w:val="28"/>
+          <w:szCs w:val="28"/>
+        </w:rPr>
+      </w:pPr>
+    </w:p>
+    <w:p>
+      <w:pPr>
+        <w:spacing w:line="360" w:lineRule="auto"/>
+        <w:ind w:firstLine="426"/>
+        <w:jc w:val="both"/>
+        <w:rPr>
+          <w:sz w:val="28"/>
+          <w:szCs w:val="28"/>
+        </w:rPr>
+      </w:pPr>
+      <w:r>
+        <w:rPr>
+          <w:b/>
+          <w:bCs/>
+          <w:sz w:val="28"/>
+          <w:szCs w:val="28"/>
+        </w:rPr>
+        <w:t>2.2.2 Пошук послідовності переміщень кутових елементів</w:t>
+      </w:r>
+      <w:r>
+        <w:rPr>
+          <w:sz w:val="28"/>
+          <w:szCs w:val="28"/>
+        </w:rPr>
+        <w:tab/>
+      </w:r>
+    </w:p>
+    <w:p>
+      <w:pPr>
+        <w:spacing w:line="360" w:lineRule="auto"/>
+        <w:ind w:firstLine="426"/>
+        <w:jc w:val="both"/>
+        <w:rPr>
+          <w:b/>
+          <w:bCs/>
+          <w:sz w:val="28"/>
+          <w:szCs w:val="28"/>
+        </w:rPr>
+      </w:pPr>
+    </w:p>
+    <w:p>
+      <w:pPr>
+        <w:spacing w:line="360" w:lineRule="auto"/>
+        <w:ind w:firstLine="426"/>
+        <w:jc w:val="both"/>
+        <w:rPr>
+          <w:sz w:val="28"/>
+          <w:szCs w:val="28"/>
+        </w:rPr>
+      </w:pPr>
+      <w:r>
+        <w:rPr>
+          <w:sz w:val="28"/>
+          <w:szCs w:val="28"/>
+        </w:rPr>
+        <w:t xml:space="preserve">На даному етапі відбувається аналіз поточного стану кутових елементів кубика Рубіка, отриманого з попередньої обробки, з метою визначення порядку їх перестановок згідно з методом </w:t>
+      </w:r>
+      <w:r>
+        <w:rPr>
+          <w:sz w:val="28"/>
+          <w:szCs w:val="28"/>
+          <w:lang w:val="en-US"/>
+        </w:rPr>
+        <w:t xml:space="preserve">Old Pochmann. </w:t>
+      </w:r>
+      <w:r>
+        <w:rPr>
+          <w:sz w:val="28"/>
+          <w:szCs w:val="28"/>
+        </w:rPr>
+        <w:t>Перший крок алгоритму це визначити які елементи вже зібрані або на своїх місцях, але вставлені неправильним боком (</w:t>
+      </w:r>
+      <w:proofErr w:type="spellStart"/>
+      <w:r>
+        <w:rPr>
+          <w:sz w:val="28"/>
+          <w:szCs w:val="28"/>
+        </w:rPr>
+        <w:t>фліпи</w:t>
+      </w:r>
+      <w:proofErr w:type="spellEnd"/>
+      <w:r>
+        <w:rPr>
+          <w:sz w:val="28"/>
+          <w:szCs w:val="28"/>
+        </w:rPr>
+        <w:t xml:space="preserve">). Далі визначається який кут знаходиться в буфері. Важливо значення в позиції </w:t>
+      </w:r>
+      <w:r>
+        <w:rPr>
+          <w:sz w:val="28"/>
+          <w:szCs w:val="28"/>
+          <w:lang w:val="en-US"/>
+        </w:rPr>
+        <w:t>ULB</w:t>
+      </w:r>
+      <w:r>
+        <w:rPr>
+          <w:sz w:val="28"/>
+          <w:szCs w:val="28"/>
+        </w:rPr>
+        <w:t>, що відповідає значенню в першому елементі в позиції</w:t>
+      </w:r>
+      <w:r>
+        <w:rPr>
+          <w:sz w:val="28"/>
+          <w:szCs w:val="28"/>
+          <w:lang w:val="en-US"/>
+        </w:rPr>
+        <w:t xml:space="preserve"> “W”.</w:t>
+      </w:r>
+      <w:r>
+        <w:rPr>
+          <w:sz w:val="28"/>
+          <w:szCs w:val="28"/>
+        </w:rPr>
+        <w:t xml:space="preserve"> На наступному кроці знаходиться місце відповідного кута. Наприклад, буфер виглядає так</w:t>
+      </w:r>
+      <w:r>
+        <w:rPr>
+          <w:sz w:val="28"/>
+          <w:szCs w:val="28"/>
+          <w:lang w:val="en-US"/>
+        </w:rPr>
+        <w:t xml:space="preserve">: </w:t>
+      </w:r>
+      <w:r>
+        <w:rPr>
+          <w:sz w:val="28"/>
+          <w:szCs w:val="28"/>
+        </w:rPr>
+        <w:t>1: [{'</w:t>
+      </w:r>
+      <w:r>
+        <w:rPr>
+          <w:sz w:val="28"/>
+          <w:szCs w:val="28"/>
+          <w:lang w:val="en-US"/>
+        </w:rPr>
+        <w:t>W</w:t>
+      </w:r>
+      <w:r>
+        <w:rPr>
+          <w:sz w:val="28"/>
+          <w:szCs w:val="28"/>
+        </w:rPr>
+        <w:t>': '</w:t>
+      </w:r>
+      <w:r>
+        <w:rPr>
+          <w:sz w:val="28"/>
+          <w:szCs w:val="28"/>
+          <w:lang w:val="en-US"/>
+        </w:rPr>
+        <w:t>W</w:t>
+      </w:r>
+      <w:r>
+        <w:rPr>
+          <w:sz w:val="28"/>
+          <w:szCs w:val="28"/>
+        </w:rPr>
+        <w:t>'}, {'B': '</w:t>
+      </w:r>
+      <w:r>
+        <w:rPr>
+          <w:sz w:val="28"/>
+          <w:szCs w:val="28"/>
+          <w:lang w:val="en-US"/>
+        </w:rPr>
+        <w:t>G</w:t>
+      </w:r>
+      <w:r>
+        <w:rPr>
+          <w:sz w:val="28"/>
+          <w:szCs w:val="28"/>
+        </w:rPr>
+        <w:t>'}, {'O': '</w:t>
+      </w:r>
+      <w:r>
+        <w:rPr>
+          <w:sz w:val="28"/>
+          <w:szCs w:val="28"/>
+          <w:lang w:val="en-US"/>
+        </w:rPr>
+        <w:t>R</w:t>
+      </w:r>
+      <w:r>
+        <w:rPr>
+          <w:sz w:val="28"/>
+          <w:szCs w:val="28"/>
+        </w:rPr>
+        <w:t>'}]</w:t>
+      </w:r>
+      <w:r>
+        <w:rPr>
+          <w:sz w:val="28"/>
+          <w:szCs w:val="28"/>
+        </w:rPr>
+        <w:t xml:space="preserve">, місцем для нього буде </w:t>
+      </w:r>
+      <w:r>
+        <w:rPr>
+          <w:sz w:val="28"/>
+          <w:szCs w:val="28"/>
+        </w:rPr>
+        <w:t>3: [{'W': }, {'G': }, {'R': }]</w:t>
+      </w:r>
+      <w:r>
+        <w:rPr>
+          <w:sz w:val="28"/>
+          <w:szCs w:val="28"/>
+        </w:rPr>
+        <w:t xml:space="preserve">. Далі в результат додається кут </w:t>
+      </w:r>
+      <w:r>
+        <w:rPr>
+          <w:sz w:val="28"/>
+          <w:szCs w:val="28"/>
+          <w:lang w:val="en-US"/>
+        </w:rPr>
+        <w:t xml:space="preserve">WGR </w:t>
+      </w:r>
+      <w:r>
+        <w:rPr>
+          <w:sz w:val="28"/>
+          <w:szCs w:val="28"/>
+        </w:rPr>
+        <w:t>(</w:t>
+      </w:r>
+      <w:r>
+        <w:rPr>
+          <w:sz w:val="28"/>
+          <w:szCs w:val="28"/>
+          <w:lang w:val="en-US"/>
+        </w:rPr>
+        <w:t>white-green-red</w:t>
+      </w:r>
+      <w:r>
+        <w:rPr>
+          <w:sz w:val="28"/>
+          <w:szCs w:val="28"/>
+        </w:rPr>
+        <w:t xml:space="preserve">). Після цього перевіряється, який кут розміщений у знайденому місці. Саме він стає новим буфером, а попередній буфер вважається складеним, його записують у список зібраних елементів з першого кроку. Далі процес продовжується доти, поки </w:t>
+      </w:r>
+      <w:r>
+        <w:rPr>
+          <w:sz w:val="28"/>
+          <w:szCs w:val="28"/>
+        </w:rPr>
+        <w:lastRenderedPageBreak/>
+        <w:t xml:space="preserve">всі кути не будуть розставлені на свої місця. Можливий випадок, що під складання кутів, буфер потрапить в буфер. Тоді знаходиться місце, яке ще не зібране, і кут, який там є, міняється з елементом в буфері. Далі процес продовжується звичним шляхом. Це все виконує функція </w:t>
+      </w:r>
+      <w:r>
+        <w:rPr>
+          <w:sz w:val="28"/>
+          <w:szCs w:val="28"/>
+          <w:lang w:val="en-US"/>
+        </w:rPr>
+        <w:t>“</w:t>
+      </w:r>
+      <w:proofErr w:type="spellStart"/>
+      <w:r>
+        <w:rPr>
+          <w:sz w:val="28"/>
+          <w:szCs w:val="28"/>
+        </w:rPr>
+        <w:t>solve_corners</w:t>
+      </w:r>
+      <w:proofErr w:type="spellEnd"/>
+      <w:r>
+        <w:rPr>
+          <w:sz w:val="28"/>
+          <w:szCs w:val="28"/>
+          <w:lang w:val="en-US"/>
+        </w:rPr>
+        <w:t xml:space="preserve">()”, </w:t>
+      </w:r>
+      <w:r>
+        <w:rPr>
+          <w:sz w:val="28"/>
+          <w:szCs w:val="28"/>
+        </w:rPr>
+        <w:t xml:space="preserve">див. Додаток А. Після виконання всіх кроків, за допомогою функції </w:t>
+      </w:r>
+      <w:r>
+        <w:rPr>
+          <w:sz w:val="28"/>
+          <w:szCs w:val="28"/>
+          <w:lang w:val="en-US"/>
+        </w:rPr>
+        <w:t>“</w:t>
+      </w:r>
+      <w:proofErr w:type="spellStart"/>
+      <w:r>
+        <w:rPr>
+          <w:sz w:val="28"/>
+          <w:szCs w:val="28"/>
+        </w:rPr>
+        <w:t>solve_corner</w:t>
+      </w:r>
+      <w:proofErr w:type="spellEnd"/>
+      <w:r>
+        <w:rPr>
+          <w:sz w:val="28"/>
+          <w:szCs w:val="28"/>
+          <w:lang w:val="en-US"/>
+        </w:rPr>
+        <w:t xml:space="preserve">_flips()” </w:t>
+      </w:r>
+      <w:r>
+        <w:rPr>
+          <w:sz w:val="28"/>
+          <w:szCs w:val="28"/>
+        </w:rPr>
+        <w:t xml:space="preserve">складаються елементи, які на свої місцях, але </w:t>
+      </w:r>
+      <w:r>
+        <w:rPr>
+          <w:sz w:val="28"/>
+          <w:szCs w:val="28"/>
+        </w:rPr>
+        <w:t>в неправильній орієнтації</w:t>
+      </w:r>
+      <w:r>
+        <w:rPr>
+          <w:sz w:val="28"/>
+          <w:szCs w:val="28"/>
+        </w:rPr>
+        <w:t>,</w:t>
+      </w:r>
+      <w:r>
+        <w:rPr>
+          <w:sz w:val="28"/>
+          <w:szCs w:val="28"/>
+          <w:lang w:val="en-US"/>
+        </w:rPr>
+        <w:t xml:space="preserve"> </w:t>
+      </w:r>
+      <w:r>
+        <w:rPr>
+          <w:sz w:val="28"/>
+          <w:szCs w:val="28"/>
+        </w:rPr>
+        <w:t>якщо такі існують,</w:t>
+      </w:r>
+      <w:r>
+        <w:rPr>
+          <w:sz w:val="28"/>
+          <w:szCs w:val="28"/>
+        </w:rPr>
+        <w:t xml:space="preserve"> див. рисунок 2.3.</w:t>
+      </w:r>
+    </w:p>
+    <w:p>
+      <w:pPr>
+        <w:spacing w:line="360" w:lineRule="auto"/>
+        <w:ind w:firstLine="426"/>
+        <w:jc w:val="center"/>
+        <w:rPr>
+          <w:sz w:val="28"/>
+          <w:szCs w:val="28"/>
+        </w:rPr>
+      </w:pPr>
+      <w:r>
+        <w:rPr>
+          <w:noProof/>
+          <w14:ligatures w14:val="standardContextual"/>
+        </w:rPr>
+        <w:drawing>
+          <wp:inline distT="0" distB="0" distL="0" distR="0" wp14:anchorId="5AA99F83" wp14:editId="3859392F">
+            <wp:extent cx="4924425" cy="2997045"/>
+            <wp:effectExtent l="0" t="0" r="0" b="0"/>
+            <wp:docPr id="2059763774" name="Рисунок 1" descr="Зображення, що містить текст, знімок екрана, монітор, програмне забезпечення&#10;&#10;Вміст, створений ШІ, може бути неправильним."/>
+            <wp:cNvGraphicFramePr>
+              <a:graphicFrameLocks xmlns:a="http://schemas.openxmlformats.org/drawingml/2006/main" noChangeAspect="1"/>
+            </wp:cNvGraphicFramePr>
+            <a:graphic xmlns:a="http://schemas.openxmlformats.org/drawingml/2006/main">
+              <a:graphicData uri="http://schemas.openxmlformats.org/drawingml/2006/picture">
+                <pic:pic xmlns:pic="http://schemas.openxmlformats.org/drawingml/2006/picture">
+                  <pic:nvPicPr>
+                    <pic:cNvPr id="2059763774" name="Рисунок 1" descr="Зображення, що містить текст, знімок екрана, монітор, програмне забезпечення&#10;&#10;Вміст, створений ШІ, може бути неправильним."/>
+                    <pic:cNvPicPr/>
+                  </pic:nvPicPr>
+                  <pic:blipFill>
+                    <a:blip r:embed="rId17"/>
+                    <a:stretch>
+                      <a:fillRect/>
+                    </a:stretch>
+                  </pic:blipFill>
+                  <pic:spPr>
+                    <a:xfrm>
+                      <a:off x="0" y="0"/>
+                      <a:ext cx="4934560" cy="3003213"/>
+                    </a:xfrm>
+                    <a:prstGeom prst="rect">
+                      <a:avLst/>
+                    </a:prstGeom>
+                  </pic:spPr>
+                </pic:pic>
+              </a:graphicData>
+            </a:graphic>
+          </wp:inline>
+        </w:drawing>
+      </w:r>
+    </w:p>
+    <w:p>
+      <w:pPr>
+        <w:spacing w:line="360" w:lineRule="auto"/>
+        <w:ind w:firstLine="426"/>
+        <w:jc w:val="center"/>
+        <w:rPr>
+          <w:sz w:val="28"/>
+          <w:szCs w:val="28"/>
+        </w:rPr>
+      </w:pPr>
+      <w:r>
+        <w:rPr>
+          <w:sz w:val="28"/>
+          <w:szCs w:val="28"/>
+        </w:rPr>
+        <w:t xml:space="preserve">Рисунок 2.3 </w:t>
+      </w:r>
+      <w:r>
+        <w:rPr>
+          <w:sz w:val="28"/>
+          <w:szCs w:val="28"/>
+        </w:rPr>
+        <w:t>–</w:t>
+      </w:r>
+      <w:r>
+        <w:rPr>
+          <w:sz w:val="28"/>
+          <w:szCs w:val="28"/>
+        </w:rPr>
+        <w:t xml:space="preserve"> Функція для складання кутів в неправильній орієнтації</w:t>
+      </w:r>
+    </w:p>
+    <w:p>
+      <w:pPr>
+        <w:spacing w:line="360" w:lineRule="auto"/>
+        <w:rPr>
+          <w:sz w:val="28"/>
+          <w:szCs w:val="28"/>
+        </w:rPr>
+      </w:pPr>
+      <w:r>
+        <w:rPr>
+          <w:sz w:val="28"/>
+          <w:szCs w:val="28"/>
+        </w:rPr>
+        <w:t>Результатом даного етапу буде послідовність перестановок, потрібних для складання кутів.</w:t>
+      </w:r>
+    </w:p>
+    <w:p>
+      <w:pPr>
+        <w:spacing w:line="360" w:lineRule="auto"/>
+        <w:rPr>
+          <w:sz w:val="28"/>
+          <w:szCs w:val="28"/>
+        </w:rPr>
+      </w:pPr>
+      <w:r>
+        <w:rPr>
+          <w:sz w:val="28"/>
+          <w:szCs w:val="28"/>
+        </w:rPr>
+        <w:tab/>
+      </w:r>
+    </w:p>
+    <w:p>
+      <w:pPr>
+        <w:spacing w:line="360" w:lineRule="auto"/>
+        <w:rPr>
+          <w:b/>
+          <w:bCs/>
+          <w:sz w:val="28"/>
+          <w:szCs w:val="28"/>
+          <w:lang w:val="en-US"/>
+        </w:rPr>
+      </w:pPr>
+      <w:r>
+        <w:rPr>
+          <w:sz w:val="28"/>
+          <w:szCs w:val="28"/>
+          <w:lang w:val="en-US"/>
+        </w:rPr>
+        <w:tab/>
+      </w:r>
+      <w:r>
+        <w:rPr>
+          <w:b/>
+          <w:bCs/>
+          <w:sz w:val="28"/>
+          <w:szCs w:val="28"/>
+          <w:lang w:val="en-US"/>
+        </w:rPr>
+        <w:t xml:space="preserve">2.2.3 </w:t>
+      </w:r>
+      <w:r>
+        <w:rPr>
+          <w:b/>
+          <w:bCs/>
+          <w:sz w:val="28"/>
+          <w:szCs w:val="28"/>
+        </w:rPr>
+        <w:t xml:space="preserve">Пошук послідовності переміщення ребер методом </w:t>
+      </w:r>
+      <w:r>
+        <w:rPr>
+          <w:b/>
+          <w:bCs/>
+          <w:sz w:val="28"/>
+          <w:szCs w:val="28"/>
+          <w:lang w:val="en-US"/>
+        </w:rPr>
+        <w:t>Old Pochmann</w:t>
+      </w:r>
+    </w:p>
+    <w:p>
+      <w:pPr>
+        <w:spacing w:line="360" w:lineRule="auto"/>
+        <w:rPr>
+          <w:b/>
+          <w:bCs/>
+          <w:sz w:val="28"/>
+          <w:szCs w:val="28"/>
+          <w:lang w:val="en-US"/>
+        </w:rPr>
+      </w:pPr>
+    </w:p>
+    <w:p>
+      <w:pPr>
+        <w:spacing w:line="360" w:lineRule="auto"/>
+        <w:ind w:firstLine="708"/>
+        <w:jc w:val="both"/>
+        <w:rPr>
+          <w:sz w:val="28"/>
+          <w:szCs w:val="28"/>
+        </w:rPr>
+      </w:pPr>
+      <w:r>
+        <w:rPr>
+          <w:sz w:val="28"/>
+          <w:szCs w:val="28"/>
+        </w:rPr>
+        <w:t xml:space="preserve">Для знаходження послідовності переміщення ребер </w:t>
+      </w:r>
+      <w:r>
+        <w:rPr>
+          <w:sz w:val="28"/>
+          <w:szCs w:val="28"/>
+        </w:rPr>
+        <w:t xml:space="preserve">методом </w:t>
+      </w:r>
+      <w:r>
+        <w:rPr>
+          <w:sz w:val="28"/>
+          <w:szCs w:val="28"/>
+          <w:lang w:val="en-US"/>
+        </w:rPr>
+        <w:t xml:space="preserve">Old Pochmann </w:t>
+      </w:r>
+      <w:r>
+        <w:rPr>
+          <w:sz w:val="28"/>
+          <w:szCs w:val="28"/>
+        </w:rPr>
+        <w:t xml:space="preserve">використовується функція </w:t>
+      </w:r>
+      <w:r>
+        <w:rPr>
+          <w:sz w:val="28"/>
+          <w:szCs w:val="28"/>
+          <w:lang w:val="en-US"/>
+        </w:rPr>
+        <w:t>“solve</w:t>
+      </w:r>
+      <w:r>
+        <w:rPr>
+          <w:sz w:val="28"/>
+          <w:szCs w:val="28"/>
+        </w:rPr>
+        <w:t>_</w:t>
+      </w:r>
+      <w:r>
+        <w:rPr>
+          <w:sz w:val="28"/>
+          <w:szCs w:val="28"/>
+          <w:lang w:val="en-US"/>
+        </w:rPr>
+        <w:t>edges()”</w:t>
+      </w:r>
+      <w:r>
+        <w:rPr>
+          <w:sz w:val="28"/>
+          <w:szCs w:val="28"/>
+        </w:rPr>
+        <w:t>, див Додаток Б</w:t>
+      </w:r>
+      <w:r>
+        <w:rPr>
+          <w:sz w:val="28"/>
+          <w:szCs w:val="28"/>
+          <w:lang w:val="en-US"/>
+        </w:rPr>
+        <w:t xml:space="preserve">. </w:t>
+      </w:r>
+      <w:r>
+        <w:rPr>
+          <w:sz w:val="28"/>
+          <w:szCs w:val="28"/>
+        </w:rPr>
+        <w:t xml:space="preserve">Вона працює за </w:t>
+      </w:r>
+      <w:r>
+        <w:rPr>
+          <w:sz w:val="28"/>
+          <w:szCs w:val="28"/>
+        </w:rPr>
+        <w:t>схожим</w:t>
+      </w:r>
+      <w:r>
+        <w:rPr>
+          <w:sz w:val="28"/>
+          <w:szCs w:val="28"/>
+        </w:rPr>
+        <w:t xml:space="preserve"> принципом як і </w:t>
+      </w:r>
+      <w:r>
+        <w:rPr>
+          <w:sz w:val="28"/>
+          <w:szCs w:val="28"/>
+          <w:lang w:val="en-US"/>
+        </w:rPr>
+        <w:t>“</w:t>
+      </w:r>
+      <w:proofErr w:type="spellStart"/>
+      <w:r>
+        <w:rPr>
+          <w:sz w:val="28"/>
+          <w:szCs w:val="28"/>
+          <w:lang w:val="en-US"/>
+        </w:rPr>
+        <w:t>solve_corners</w:t>
+      </w:r>
+      <w:proofErr w:type="spellEnd"/>
+      <w:r>
+        <w:rPr>
+          <w:sz w:val="28"/>
+          <w:szCs w:val="28"/>
+        </w:rPr>
+        <w:t>()</w:t>
+      </w:r>
+      <w:r>
+        <w:rPr>
+          <w:sz w:val="28"/>
+          <w:szCs w:val="28"/>
+          <w:lang w:val="en-US"/>
+        </w:rPr>
+        <w:t>”</w:t>
+      </w:r>
+      <w:r>
+        <w:rPr>
+          <w:sz w:val="28"/>
+          <w:szCs w:val="28"/>
+        </w:rPr>
+        <w:t xml:space="preserve">, див. 2.2.2 . Основна відмінність </w:t>
+      </w:r>
+      <w:r>
+        <w:rPr>
+          <w:sz w:val="28"/>
+          <w:szCs w:val="28"/>
+        </w:rPr>
+        <w:t xml:space="preserve">полягає </w:t>
+      </w:r>
+      <w:r>
+        <w:rPr>
+          <w:sz w:val="28"/>
+          <w:szCs w:val="28"/>
+        </w:rPr>
+        <w:t xml:space="preserve">в тому, що кут складається з трьох </w:t>
+      </w:r>
+      <w:r>
+        <w:rPr>
+          <w:sz w:val="28"/>
+          <w:szCs w:val="28"/>
+        </w:rPr>
+        <w:t>кольорових наліпок,</w:t>
+      </w:r>
+      <w:r>
+        <w:rPr>
+          <w:sz w:val="28"/>
+          <w:szCs w:val="28"/>
+        </w:rPr>
+        <w:t xml:space="preserve"> а ребро </w:t>
+      </w:r>
+      <w:r>
+        <w:rPr>
+          <w:sz w:val="28"/>
+          <w:szCs w:val="28"/>
+        </w:rPr>
+        <w:t xml:space="preserve">лише </w:t>
+      </w:r>
+      <w:r>
+        <w:rPr>
+          <w:sz w:val="28"/>
+          <w:szCs w:val="28"/>
+        </w:rPr>
+        <w:t xml:space="preserve">з двох. </w:t>
+      </w:r>
+      <w:r>
+        <w:rPr>
+          <w:sz w:val="28"/>
+          <w:szCs w:val="28"/>
+        </w:rPr>
+        <w:t xml:space="preserve">У процесі роботи функція послідовно визначає перестановки ребер відносно буферної позиції та формує відповідний ланцюжок переміщень. Додатково наприкінці виконується обробка ребер з неправильною орієнтацією за допомогою функції </w:t>
+      </w:r>
+      <w:r>
+        <w:rPr>
+          <w:sz w:val="28"/>
+          <w:szCs w:val="28"/>
+          <w:lang w:val="en-US"/>
+        </w:rPr>
+        <w:lastRenderedPageBreak/>
+        <w:t>“</w:t>
+      </w:r>
+      <w:proofErr w:type="spellStart"/>
+      <w:r>
+        <w:rPr>
+          <w:sz w:val="28"/>
+          <w:szCs w:val="28"/>
+          <w:lang w:val="en-US"/>
+        </w:rPr>
+        <w:t>solve_edge_flips</w:t>
+      </w:r>
+      <w:proofErr w:type="spellEnd"/>
+      <w:r>
+        <w:rPr>
+          <w:sz w:val="28"/>
+          <w:szCs w:val="28"/>
+          <w:lang w:val="en-US"/>
+        </w:rPr>
+        <w:t>()”.</w:t>
+      </w:r>
+      <w:r>
+        <w:rPr>
+          <w:sz w:val="28"/>
+          <w:szCs w:val="28"/>
+        </w:rPr>
+        <w:t>Результатом виконання функції є сформована послідовність переміщень ребер для подальшого складання кубика Рубіка наосліп.</w:t>
+      </w:r>
+    </w:p>
+    <w:p>
+      <w:pPr>
+        <w:spacing w:line="360" w:lineRule="auto"/>
+        <w:ind w:firstLine="708"/>
+        <w:jc w:val="both"/>
+        <w:rPr>
+          <w:sz w:val="28"/>
+          <w:szCs w:val="28"/>
+        </w:rPr>
+      </w:pPr>
+    </w:p>
+    <w:p>
+      <w:pPr>
+        <w:spacing w:line="360" w:lineRule="auto"/>
+        <w:ind w:firstLine="708"/>
+        <w:jc w:val="both"/>
+        <w:rPr>
+          <w:b/>
+          <w:bCs/>
+          <w:sz w:val="28"/>
+          <w:szCs w:val="28"/>
+          <w:lang w:val="en-US"/>
+        </w:rPr>
+      </w:pPr>
+      <w:r>
+        <w:rPr>
+          <w:b/>
+          <w:bCs/>
+          <w:sz w:val="28"/>
+          <w:szCs w:val="28"/>
+        </w:rPr>
+        <w:t xml:space="preserve">2.2.4 Пошук послідовності переміщень ребер методом </w:t>
+      </w:r>
+      <w:r>
+        <w:rPr>
+          <w:b/>
+          <w:bCs/>
+          <w:sz w:val="28"/>
+          <w:szCs w:val="28"/>
+          <w:lang w:val="en-US"/>
+        </w:rPr>
+        <w:t>M2</w:t>
+      </w:r>
+    </w:p>
+    <w:p>
+      <w:pPr>
+        <w:spacing w:line="360" w:lineRule="auto"/>
+        <w:ind w:firstLine="708"/>
+        <w:jc w:val="both"/>
+        <w:rPr>
+          <w:b/>
+          <w:bCs/>
+          <w:sz w:val="28"/>
+          <w:szCs w:val="28"/>
+          <w:lang w:val="en-US"/>
+        </w:rPr>
+      </w:pPr>
+    </w:p>
+    <w:p>
+      <w:pPr>
+        <w:spacing w:line="360" w:lineRule="auto"/>
+        <w:ind w:firstLine="708"/>
+        <w:jc w:val="both"/>
+        <w:rPr>
+          <w:sz w:val="28"/>
+          <w:szCs w:val="28"/>
+        </w:rPr>
+      </w:pPr>
+      <w:r>
+        <w:rPr>
+          <w:sz w:val="28"/>
+          <w:szCs w:val="28"/>
+        </w:rPr>
+        <w:t xml:space="preserve">Для знаходження переміщень ребер методом </w:t>
+      </w:r>
+      <w:r>
+        <w:rPr>
+          <w:sz w:val="28"/>
+          <w:szCs w:val="28"/>
+          <w:lang w:val="en-US"/>
+        </w:rPr>
+        <w:t xml:space="preserve">M2 </w:t>
+      </w:r>
+      <w:r>
+        <w:rPr>
+          <w:sz w:val="28"/>
+          <w:szCs w:val="28"/>
+        </w:rPr>
+        <w:t xml:space="preserve">використовується функція </w:t>
+      </w:r>
+      <w:r>
+        <w:rPr>
+          <w:sz w:val="28"/>
+          <w:szCs w:val="28"/>
+          <w:lang w:val="en-US"/>
+        </w:rPr>
+        <w:t>“solve_edges_m2()”</w:t>
+      </w:r>
+      <w:r>
+        <w:rPr>
+          <w:sz w:val="28"/>
+          <w:szCs w:val="28"/>
+        </w:rPr>
+        <w:t>, див. Додаток В.</w:t>
+      </w:r>
+      <w:r>
+        <w:rPr>
+          <w:sz w:val="28"/>
+          <w:szCs w:val="28"/>
+        </w:rPr>
+        <w:t xml:space="preserve"> О</w:t>
+      </w:r>
+      <w:r>
+        <w:rPr>
+          <w:sz w:val="28"/>
+          <w:szCs w:val="28"/>
+        </w:rPr>
+        <w:t xml:space="preserve">скільки кожна техніка складання кубика Рубіка наосліп полягає в </w:t>
+      </w:r>
+      <w:proofErr w:type="spellStart"/>
+      <w:r>
+        <w:rPr>
+          <w:sz w:val="28"/>
+          <w:szCs w:val="28"/>
+        </w:rPr>
+        <w:t>поелементному</w:t>
+      </w:r>
+      <w:proofErr w:type="spellEnd"/>
+      <w:r>
+        <w:rPr>
+          <w:sz w:val="28"/>
+          <w:szCs w:val="28"/>
+        </w:rPr>
+        <w:t xml:space="preserve"> розставленні деталей,</w:t>
+      </w:r>
+      <w:r>
+        <w:rPr>
+          <w:sz w:val="28"/>
+          <w:szCs w:val="28"/>
+        </w:rPr>
+        <w:t xml:space="preserve"> </w:t>
+      </w:r>
+      <w:r>
+        <w:rPr>
+          <w:sz w:val="28"/>
+          <w:szCs w:val="28"/>
+        </w:rPr>
+        <w:t>ї</w:t>
+      </w:r>
+      <w:r>
+        <w:rPr>
+          <w:sz w:val="28"/>
+          <w:szCs w:val="28"/>
+        </w:rPr>
+        <w:t xml:space="preserve">ї робота побудована за схожим принципом до функції пошуку перестановок в пункті 2.2.3, однак адаптована до особливостей методу </w:t>
+      </w:r>
+      <w:r>
+        <w:rPr>
+          <w:sz w:val="28"/>
+          <w:szCs w:val="28"/>
+          <w:lang w:val="en-US"/>
+        </w:rPr>
+        <w:t>M2</w:t>
+      </w:r>
+      <w:r>
+        <w:rPr>
+          <w:sz w:val="28"/>
+          <w:szCs w:val="28"/>
+        </w:rPr>
+        <w:t xml:space="preserve"> та використання іншої буферної позиції. </w:t>
+      </w:r>
+    </w:p>
+    <w:p>
+      <w:pPr>
+        <w:spacing w:line="360" w:lineRule="auto"/>
+        <w:ind w:firstLine="708"/>
+        <w:jc w:val="both"/>
+        <w:rPr>
+          <w:sz w:val="28"/>
+          <w:szCs w:val="28"/>
+        </w:rPr>
+      </w:pPr>
+      <w:r>
+        <w:rPr>
+          <w:sz w:val="28"/>
+          <w:szCs w:val="28"/>
+        </w:rPr>
+        <w:t xml:space="preserve">Основною відмінністю є те, що у методі </w:t>
+      </w:r>
+      <w:r>
+        <w:rPr>
+          <w:sz w:val="28"/>
+          <w:szCs w:val="28"/>
+          <w:lang w:val="en-US"/>
+        </w:rPr>
+        <w:t xml:space="preserve">M2 </w:t>
+      </w:r>
+      <w:r>
+        <w:rPr>
+          <w:sz w:val="28"/>
+          <w:szCs w:val="28"/>
+        </w:rPr>
+        <w:t xml:space="preserve">буфером виступає позиція </w:t>
+      </w:r>
+      <w:r>
+        <w:rPr>
+          <w:sz w:val="28"/>
+          <w:szCs w:val="28"/>
+          <w:lang w:val="en-US"/>
+        </w:rPr>
+        <w:t xml:space="preserve">DF. </w:t>
+      </w:r>
+      <w:r>
+        <w:rPr>
+          <w:sz w:val="28"/>
+          <w:szCs w:val="28"/>
+        </w:rPr>
+        <w:t>На початку роботи функції виконується перевірка вже зібраних реберних ребер. Якщо елемент знаходиться на своєму місці та в правильній орієнтації, він додається до списку зібраних.</w:t>
+      </w:r>
+    </w:p>
+    <w:p>
+      <w:pPr>
+        <w:spacing w:line="360" w:lineRule="auto"/>
+        <w:ind w:firstLine="708"/>
+        <w:jc w:val="both"/>
+        <w:rPr>
+          <w:sz w:val="28"/>
+          <w:szCs w:val="28"/>
+        </w:rPr>
+      </w:pPr>
+      <w:r>
+        <w:rPr>
+          <w:sz w:val="28"/>
+          <w:szCs w:val="28"/>
+        </w:rPr>
+        <w:t>Далі алгоритм послідовно аналізує елемент, що знаходиться у буферній позиції. На основі його значення визначається наступна позиція перестановки та формується ланцюжок переміщень ребер. Після знаходження відповідного елемента, виконується оновлення внутрішнього стану кубика, що моделює результат виконання перестановки у процесі збірки.</w:t>
+      </w:r>
+    </w:p>
+    <w:p>
+      <w:pPr>
+        <w:spacing w:line="360" w:lineRule="auto"/>
+        <w:ind w:firstLine="708"/>
+        <w:jc w:val="both"/>
+        <w:rPr>
+          <w:sz w:val="28"/>
+          <w:szCs w:val="28"/>
+          <w:lang w:val="en-US"/>
+        </w:rPr>
+      </w:pPr>
+      <w:r>
+        <w:rPr>
+          <w:sz w:val="28"/>
+          <w:szCs w:val="28"/>
+        </w:rPr>
+        <w:t xml:space="preserve">Після завершення основного циклу додатково виконується обробка ребер з неправильною орієнтацією за допомогою функції </w:t>
+      </w:r>
+      <w:r>
+        <w:rPr>
+          <w:sz w:val="28"/>
+          <w:szCs w:val="28"/>
+          <w:lang w:val="en-US"/>
+        </w:rPr>
+        <w:t>“solve_edge_flips_m2()”.</w:t>
+      </w:r>
+    </w:p>
+    <w:p>
+      <w:pPr>
+        <w:spacing w:line="360" w:lineRule="auto"/>
+        <w:ind w:firstLine="708"/>
+        <w:jc w:val="both"/>
+        <w:rPr>
+          <w:sz w:val="28"/>
+          <w:szCs w:val="28"/>
+        </w:rPr>
+      </w:pPr>
+      <w:r>
+        <w:rPr>
+          <w:sz w:val="28"/>
+          <w:szCs w:val="28"/>
+        </w:rPr>
+        <w:t xml:space="preserve">Результатом виконання функції є сформована послідовність переміщень ребер методом </w:t>
+      </w:r>
+      <w:r>
+        <w:rPr>
+          <w:sz w:val="28"/>
+          <w:szCs w:val="28"/>
+          <w:lang w:val="en-US"/>
+        </w:rPr>
+        <w:t>M2</w:t>
+      </w:r>
+      <w:r>
+        <w:rPr>
+          <w:sz w:val="28"/>
+          <w:szCs w:val="28"/>
+        </w:rPr>
+        <w:t>, яка надалі використовується для генерації алгоритмів складання.</w:t>
+      </w:r>
+    </w:p>
+    <w:p>
+      <w:pPr>
+        <w:spacing w:line="360" w:lineRule="auto"/>
+        <w:ind w:firstLine="708"/>
+        <w:jc w:val="both"/>
+        <w:rPr>
+          <w:sz w:val="28"/>
+          <w:szCs w:val="28"/>
+        </w:rPr>
+      </w:pPr>
+    </w:p>
+    <w:p>
+      <w:pPr>
+        <w:spacing w:line="360" w:lineRule="auto"/>
+        <w:ind w:firstLine="708"/>
+        <w:jc w:val="both"/>
+        <w:rPr>
+          <w:b/>
+          <w:bCs/>
+          <w:sz w:val="28"/>
+          <w:szCs w:val="28"/>
+        </w:rPr>
+      </w:pPr>
+      <w:r>
+        <w:rPr>
+          <w:b/>
+          <w:bCs/>
+          <w:sz w:val="28"/>
+          <w:szCs w:val="28"/>
+        </w:rPr>
+        <w:t>2.2.5</w:t>
+      </w:r>
+      <w:r>
+        <w:rPr>
+          <w:b/>
+          <w:bCs/>
+          <w:sz w:val="28"/>
+          <w:szCs w:val="28"/>
+        </w:rPr>
+        <w:t xml:space="preserve"> Формування буквенної послідовності та мнемонічних підказок з ланцюжка переміщень</w:t>
+      </w:r>
+    </w:p>
+    <w:p>
+      <w:pPr>
+        <w:spacing w:line="360" w:lineRule="auto"/>
+        <w:ind w:firstLine="708"/>
+        <w:jc w:val="both"/>
+        <w:rPr>
+          <w:b/>
+          <w:bCs/>
+          <w:sz w:val="28"/>
+          <w:szCs w:val="28"/>
+        </w:rPr>
+      </w:pPr>
+    </w:p>
+    <w:p>
+      <w:pPr>
+        <w:spacing w:line="360" w:lineRule="auto"/>
+        <w:ind w:firstLine="708"/>
+        <w:jc w:val="both"/>
+        <w:rPr>
+          <w:sz w:val="28"/>
+          <w:szCs w:val="28"/>
+        </w:rPr>
+      </w:pPr>
+      <w:r>
+        <w:rPr>
+          <w:sz w:val="28"/>
+          <w:szCs w:val="28"/>
+        </w:rPr>
+        <w:t xml:space="preserve">Під час складання кубика Рубіка наосліп послідовність переміщень елементів </w:t>
+      </w:r>
+      <w:r>
+        <w:rPr>
+          <w:sz w:val="28"/>
+          <w:szCs w:val="28"/>
+        </w:rPr>
+        <w:lastRenderedPageBreak/>
+        <w:t>запам’ятовується за допомогою буквенної системи позначень. Кожному ребру або куту відповідає певна літера українського алфавіту, див. рисунок 1.1. У результаті послідовність перестановок перетворюється у набір букв з яких далі формуються слова для спрощення процесу запам’ятовування.</w:t>
+      </w:r>
+    </w:p>
+    <w:p>
+      <w:pPr>
+        <w:spacing w:line="360" w:lineRule="auto"/>
+        <w:ind w:firstLine="708"/>
+        <w:jc w:val="both"/>
+        <w:rPr>
+          <w:sz w:val="28"/>
+          <w:szCs w:val="28"/>
+        </w:rPr>
+      </w:pPr>
+      <w:r>
+        <w:rPr>
+          <w:sz w:val="28"/>
+          <w:szCs w:val="28"/>
+        </w:rPr>
+        <w:t xml:space="preserve">Для формування буквенної послідовності ребер використовується функція </w:t>
+      </w:r>
+      <w:r>
+        <w:rPr>
+          <w:sz w:val="28"/>
+          <w:szCs w:val="28"/>
+          <w:lang w:val="en-US"/>
+        </w:rPr>
+        <w:t>“</w:t>
+      </w:r>
+      <w:proofErr w:type="spellStart"/>
+      <w:r>
+        <w:rPr>
+          <w:sz w:val="28"/>
+          <w:szCs w:val="28"/>
+          <w:lang w:val="en-US"/>
+        </w:rPr>
+        <w:t>build_edge_letter_sequence</w:t>
+      </w:r>
+      <w:proofErr w:type="spellEnd"/>
+      <w:r>
+        <w:rPr>
+          <w:sz w:val="28"/>
+          <w:szCs w:val="28"/>
+          <w:lang w:val="en-US"/>
+        </w:rPr>
+        <w:t xml:space="preserve">()”, </w:t>
+      </w:r>
+      <w:r>
+        <w:rPr>
+          <w:sz w:val="28"/>
+          <w:szCs w:val="28"/>
+        </w:rPr>
+        <w:t xml:space="preserve">див. рисунок 2.4. Вона </w:t>
+      </w:r>
+      <w:r>
+        <w:rPr>
+          <w:sz w:val="28"/>
+          <w:szCs w:val="28"/>
+        </w:rPr>
+        <w:t>виконує перетворення послідовності переміщень у відповідні позначення згідно із заздалегідь визначеною схемою, див. рисунок 1.1.</w:t>
+      </w:r>
+    </w:p>
+    <w:p>
+      <w:pPr>
+        <w:spacing w:line="360" w:lineRule="auto"/>
+        <w:jc w:val="center"/>
+        <w:rPr>
+          <w:sz w:val="28"/>
+          <w:szCs w:val="28"/>
+        </w:rPr>
+      </w:pPr>
+      <w:r>
+        <w:rPr>
+          <w:noProof/>
+          <w14:ligatures w14:val="standardContextual"/>
+        </w:rPr>
+        <w:drawing>
+          <wp:inline distT="0" distB="0" distL="0" distR="0" wp14:anchorId="60B271A5" wp14:editId="38BEBEFA">
+            <wp:extent cx="2971800" cy="1350818"/>
+            <wp:effectExtent l="0" t="0" r="0" b="1905"/>
+            <wp:docPr id="463674606" name="Рисунок 1" descr="Зображення, що містить текст, знімок екрана, Шрифт, монітор&#10;&#10;Вміст, створений ШІ, може бути неправильним."/>
+            <wp:cNvGraphicFramePr>
+              <a:graphicFrameLocks xmlns:a="http://schemas.openxmlformats.org/drawingml/2006/main" noChangeAspect="1"/>
+            </wp:cNvGraphicFramePr>
+            <a:graphic xmlns:a="http://schemas.openxmlformats.org/drawingml/2006/main">
+              <a:graphicData uri="http://schemas.openxmlformats.org/drawingml/2006/picture">
+                <pic:pic xmlns:pic="http://schemas.openxmlformats.org/drawingml/2006/picture">
+                  <pic:nvPicPr>
+                    <pic:cNvPr id="463674606" name="Рисунок 1" descr="Зображення, що містить текст, знімок екрана, Шрифт, монітор&#10;&#10;Вміст, створений ШІ, може бути неправильним."/>
+                    <pic:cNvPicPr/>
+                  </pic:nvPicPr>
+                  <pic:blipFill>
+                    <a:blip r:embed="rId18"/>
+                    <a:stretch>
+                      <a:fillRect/>
+                    </a:stretch>
+                  </pic:blipFill>
+                  <pic:spPr>
+                    <a:xfrm>
+                      <a:off x="0" y="0"/>
+                      <a:ext cx="2998881" cy="1363128"/>
+                    </a:xfrm>
+                    <a:prstGeom prst="rect">
+                      <a:avLst/>
+                    </a:prstGeom>
+                  </pic:spPr>
+                </pic:pic>
+              </a:graphicData>
+            </a:graphic>
+          </wp:inline>
+        </w:drawing>
+      </w:r>
+    </w:p>
+    <w:p>
+      <w:pPr>
+        <w:spacing w:line="360" w:lineRule="auto"/>
+        <w:ind w:left="1416" w:hanging="1416"/>
+        <w:jc w:val="center"/>
+        <w:rPr>
+          <w:sz w:val="28"/>
+          <w:szCs w:val="28"/>
+        </w:rPr>
+      </w:pPr>
+      <w:r>
+        <w:rPr>
+          <w:sz w:val="28"/>
+          <w:szCs w:val="28"/>
+        </w:rPr>
+        <w:t xml:space="preserve">Рисунок 2.4 </w:t>
+      </w:r>
+      <w:r>
+        <w:rPr>
+          <w:sz w:val="28"/>
+          <w:szCs w:val="28"/>
+        </w:rPr>
+        <w:t>–</w:t>
+      </w:r>
+      <w:r>
+        <w:rPr>
+          <w:sz w:val="28"/>
+          <w:szCs w:val="28"/>
+        </w:rPr>
+        <w:t xml:space="preserve"> </w:t>
+      </w:r>
+      <w:r>
+        <w:rPr>
+          <w:sz w:val="28"/>
+          <w:szCs w:val="28"/>
+        </w:rPr>
+        <w:t>Функція для отримання буквенної послідовності ребер</w:t>
+      </w:r>
+    </w:p>
+    <w:p>
+      <w:pPr>
+        <w:spacing w:line="360" w:lineRule="auto"/>
+        <w:ind w:firstLine="708"/>
+        <w:jc w:val="both"/>
+        <w:rPr>
+          <w:sz w:val="28"/>
+          <w:szCs w:val="28"/>
+        </w:rPr>
+      </w:pPr>
+      <w:r>
+        <w:rPr>
+          <w:sz w:val="28"/>
+          <w:szCs w:val="28"/>
+        </w:rPr>
+        <w:t xml:space="preserve">Щоб отримати буквенну послідовність </w:t>
+      </w:r>
+      <w:r>
+        <w:rPr>
+          <w:sz w:val="28"/>
+          <w:szCs w:val="28"/>
+        </w:rPr>
+        <w:t xml:space="preserve">кутів </w:t>
+      </w:r>
+      <w:r>
+        <w:rPr>
+          <w:sz w:val="28"/>
+          <w:szCs w:val="28"/>
+        </w:rPr>
+        <w:t>використовується</w:t>
+      </w:r>
+    </w:p>
+    <w:p>
+      <w:pPr>
+        <w:spacing w:line="360" w:lineRule="auto"/>
+        <w:jc w:val="both"/>
+        <w:rPr>
+          <w:sz w:val="28"/>
+          <w:szCs w:val="28"/>
+        </w:rPr>
+      </w:pPr>
+      <w:r>
+        <w:rPr>
+          <w:sz w:val="28"/>
+          <w:szCs w:val="28"/>
+          <w:lang w:val="en-US"/>
+        </w:rPr>
+        <w:t>“</w:t>
+      </w:r>
+      <w:proofErr w:type="spellStart"/>
+      <w:proofErr w:type="gramStart"/>
+      <w:r>
+        <w:rPr>
+          <w:sz w:val="28"/>
+          <w:szCs w:val="28"/>
+        </w:rPr>
+        <w:t>build</w:t>
+      </w:r>
+      <w:proofErr w:type="spellEnd"/>
+      <w:proofErr w:type="gramEnd"/>
+      <w:r>
+        <w:rPr>
+          <w:sz w:val="28"/>
+          <w:szCs w:val="28"/>
+        </w:rPr>
+        <w:t>_</w:t>
+      </w:r>
+      <w:r>
+        <w:rPr>
+          <w:sz w:val="28"/>
+          <w:szCs w:val="28"/>
+          <w:lang w:val="en-US"/>
+        </w:rPr>
+        <w:t>corner</w:t>
+      </w:r>
+      <w:r>
+        <w:rPr>
+          <w:sz w:val="28"/>
+          <w:szCs w:val="28"/>
+        </w:rPr>
+        <w:t>_</w:t>
+      </w:r>
+      <w:proofErr w:type="spellStart"/>
+      <w:r>
+        <w:rPr>
+          <w:sz w:val="28"/>
+          <w:szCs w:val="28"/>
+        </w:rPr>
+        <w:t>letter_</w:t>
+      </w:r>
+      <w:proofErr w:type="gramStart"/>
+      <w:r>
+        <w:rPr>
+          <w:sz w:val="28"/>
+          <w:szCs w:val="28"/>
+        </w:rPr>
+        <w:t>sequence</w:t>
+      </w:r>
+      <w:proofErr w:type="spellEnd"/>
+      <w:r>
+        <w:rPr>
+          <w:sz w:val="28"/>
+          <w:szCs w:val="28"/>
+          <w:lang w:val="en-US"/>
+        </w:rPr>
+        <w:t>(</w:t>
+      </w:r>
+      <w:proofErr w:type="gramEnd"/>
+      <w:r>
+        <w:rPr>
+          <w:sz w:val="28"/>
+          <w:szCs w:val="28"/>
+          <w:lang w:val="en-US"/>
+        </w:rPr>
+        <w:t>)”</w:t>
+      </w:r>
+      <w:r>
+        <w:rPr>
+          <w:sz w:val="28"/>
+          <w:szCs w:val="28"/>
+        </w:rPr>
+        <w:t>, див. рисунок 2.5.</w:t>
+      </w:r>
+      <w:r>
+        <w:rPr>
+          <w:sz w:val="28"/>
+          <w:szCs w:val="28"/>
+        </w:rPr>
+        <w:tab/>
+      </w:r>
+    </w:p>
+    <w:p>
+      <w:pPr>
+        <w:spacing w:line="360" w:lineRule="auto"/>
+        <w:jc w:val="center"/>
+        <w:rPr>
+          <w:sz w:val="28"/>
+          <w:szCs w:val="28"/>
+        </w:rPr>
+      </w:pPr>
+      <w:r>
+        <w:rPr>
+          <w:noProof/>
+          <w14:ligatures w14:val="standardContextual"/>
+        </w:rPr>
+        <w:drawing>
+          <wp:inline distT="0" distB="0" distL="0" distR="0" wp14:anchorId="6A507A65" wp14:editId="2C259F0F">
+            <wp:extent cx="3131820" cy="1430177"/>
+            <wp:effectExtent l="0" t="0" r="0" b="0"/>
+            <wp:docPr id="946846588" name="Рисунок 1" descr="Зображення, що містить текст, знімок екрана, Шрифт, монітор&#10;&#10;Вміст, створений ШІ, може бути неправильним."/>
+            <wp:cNvGraphicFramePr>
+              <a:graphicFrameLocks xmlns:a="http://schemas.openxmlformats.org/drawingml/2006/main" noChangeAspect="1"/>
+            </wp:cNvGraphicFramePr>
+            <a:graphic xmlns:a="http://schemas.openxmlformats.org/drawingml/2006/main">
+              <a:graphicData uri="http://schemas.openxmlformats.org/drawingml/2006/picture">
+                <pic:pic xmlns:pic="http://schemas.openxmlformats.org/drawingml/2006/picture">
+                  <pic:nvPicPr>
+                    <pic:cNvPr id="946846588" name="Рисунок 1" descr="Зображення, що містить текст, знімок екрана, Шрифт, монітор&#10;&#10;Вміст, створений ШІ, може бути неправильним."/>
+                    <pic:cNvPicPr/>
+                  </pic:nvPicPr>
+                  <pic:blipFill>
+                    <a:blip r:embed="rId19"/>
+                    <a:stretch>
+                      <a:fillRect/>
+                    </a:stretch>
+                  </pic:blipFill>
+                  <pic:spPr>
+                    <a:xfrm>
+                      <a:off x="0" y="0"/>
+                      <a:ext cx="3157599" cy="1441949"/>
+                    </a:xfrm>
+                    <a:prstGeom prst="rect">
+                      <a:avLst/>
+                    </a:prstGeom>
+                  </pic:spPr>
+                </pic:pic>
+              </a:graphicData>
+            </a:graphic>
+          </wp:inline>
+        </w:drawing>
+      </w:r>
+    </w:p>
+    <w:p>
+      <w:pPr>
+        <w:spacing w:line="360" w:lineRule="auto"/>
+        <w:jc w:val="center"/>
+        <w:rPr>
+          <w:sz w:val="28"/>
+          <w:szCs w:val="28"/>
+        </w:rPr>
+      </w:pPr>
+      <w:r>
+        <w:rPr>
+          <w:sz w:val="28"/>
+          <w:szCs w:val="28"/>
+        </w:rPr>
+        <w:t xml:space="preserve">Рисунок 2.5 </w:t>
+      </w:r>
+      <w:r>
+        <w:rPr>
+          <w:sz w:val="28"/>
+          <w:szCs w:val="28"/>
+        </w:rPr>
+        <w:t>–</w:t>
+      </w:r>
+      <w:r>
+        <w:rPr>
+          <w:sz w:val="28"/>
+          <w:szCs w:val="28"/>
+        </w:rPr>
+        <w:t xml:space="preserve"> </w:t>
+      </w:r>
+      <w:r>
+        <w:rPr>
+          <w:sz w:val="28"/>
+          <w:szCs w:val="28"/>
+        </w:rPr>
+        <w:t xml:space="preserve">Функція для отримання буквенної послідовності </w:t>
+      </w:r>
+      <w:r>
+        <w:rPr>
+          <w:sz w:val="28"/>
+          <w:szCs w:val="28"/>
+        </w:rPr>
+        <w:t>кутів</w:t>
+      </w:r>
     </w:p>
     <w:sectPr>
-      <w:headerReference w:type="default" r:id="rId15"/>
+      <w:headerReference w:type="default" r:id="rId20"/>
       <w:pgSz w:w="11906" w:h="16838"/>
       <w:pgMar w:top="1134" w:right="567" w:bottom="1134" w:left="1418" w:header="709" w:footer="709" w:gutter="0"/>
       <w:pgNumType w:start="1"/>

--- a/Федорняк_диплом.docx
+++ b/Федорняк_диплом.docx
@@ -7180,7 +7180,27 @@
           <w:szCs w:val="28"/>
           <w:lang w:val="en-US"/>
         </w:rPr>
-        <w:t>M2 parity</w:t>
+        <w:t>M2</w:t>
+      </w:r>
+      <w:r>
+        <w:rPr>
+          <w:b/>
+          <w:bCs/>
+          <w:sz w:val="28"/>
+          <w:szCs w:val="28"/>
+          <w:lang w:val="en-US"/>
+        </w:rPr>
+        <w:t>-</w:t>
+      </w:r>
+      <w:r>
+        <w:rPr>
+          <w:b/>
+          <w:bCs/>
+          <w:sz w:val="28"/>
+          <w:szCs w:val="28"/>
+          <w:lang w:val="en-US"/>
+        </w:rPr>
+        <w:t>parity</w:t>
       </w:r>
     </w:p>
     <w:p>
@@ -9222,39 +9242,7 @@
           <w:szCs w:val="28"/>
           <w:lang w:val="en-US"/>
         </w:rPr>
-        <w:t>“</w:t>
-      </w:r>
-      <w:r>
-        <w:rPr>
-          <w:sz w:val="28"/>
-          <w:szCs w:val="28"/>
-          <w:lang w:val="en-US"/>
-        </w:rPr>
-        <w:t>fill_</w:t>
-      </w:r>
-      <w:r>
-        <w:rPr>
-          <w:sz w:val="28"/>
-          <w:szCs w:val="28"/>
-          <w:lang w:val="en-US"/>
-        </w:rPr>
-        <w:t>corners</w:t>
-      </w:r>
-      <w:r>
-        <w:rPr>
-          <w:sz w:val="28"/>
-          <w:szCs w:val="28"/>
-          <w:lang w:val="en-US"/>
-        </w:rPr>
-        <w:t>_from_string()</w:t>
-      </w:r>
-      <w:r>
-        <w:rPr>
-          <w:sz w:val="28"/>
-          <w:szCs w:val="28"/>
-          <w:lang w:val="en-US"/>
-        </w:rPr>
-        <w:t>”</w:t>
+        <w:t>“fill_corners_from_string()”</w:t>
       </w:r>
       <w:r>
         <w:rPr>
@@ -9287,39 +9275,7 @@
           <w:szCs w:val="28"/>
           <w:lang w:val="en-US"/>
         </w:rPr>
-        <w:t>“</w:t>
-      </w:r>
-      <w:r>
-        <w:rPr>
-          <w:sz w:val="28"/>
-          <w:szCs w:val="28"/>
-          <w:lang w:val="en-US"/>
-        </w:rPr>
-        <w:t>fill_</w:t>
-      </w:r>
-      <w:r>
-        <w:rPr>
-          <w:sz w:val="28"/>
-          <w:szCs w:val="28"/>
-          <w:lang w:val="en-US"/>
-        </w:rPr>
-        <w:t>corners</w:t>
-      </w:r>
-      <w:r>
-        <w:rPr>
-          <w:sz w:val="28"/>
-          <w:szCs w:val="28"/>
-          <w:lang w:val="en-US"/>
-        </w:rPr>
-        <w:t>_from_string()”</w:t>
-      </w:r>
-      <w:r>
-        <w:rPr>
-          <w:sz w:val="28"/>
-          <w:szCs w:val="28"/>
-          <w:lang w:val="en-US"/>
-        </w:rPr>
-        <w:t xml:space="preserve"> (</w:t>
+        <w:t>“fill_corners_from_string()” (</w:t>
       </w:r>
       <w:r>
         <w:rPr>
@@ -9505,14 +9461,7 @@
           <w:sz w:val="28"/>
           <w:szCs w:val="28"/>
         </w:rPr>
-        <w:t xml:space="preserve"> </w:t>
-      </w:r>
-      <w:r>
-        <w:rPr>
-          <w:sz w:val="28"/>
-          <w:szCs w:val="28"/>
-        </w:rPr>
-        <w:t>Функція для перетворення текстового представлення кутів у внутрішню структуру кубика</w:t>
+        <w:t xml:space="preserve"> Функція для перетворення текстового представлення кутів у внутрішню структуру кубика</w:t>
       </w:r>
     </w:p>
     <w:p>
@@ -9689,28 +9638,7 @@
           <w:sz w:val="28"/>
           <w:szCs w:val="28"/>
         </w:rPr>
-        <w:t xml:space="preserve"> Функція для перетворення </w:t>
-      </w:r>
-      <w:r>
-        <w:rPr>
-          <w:sz w:val="28"/>
-          <w:szCs w:val="28"/>
-        </w:rPr>
-        <w:t xml:space="preserve">текстового представлення </w:t>
-      </w:r>
-      <w:r>
-        <w:rPr>
-          <w:sz w:val="28"/>
-          <w:szCs w:val="28"/>
-        </w:rPr>
-        <w:t>ребер</w:t>
-      </w:r>
-      <w:r>
-        <w:rPr>
-          <w:sz w:val="28"/>
-          <w:szCs w:val="28"/>
-        </w:rPr>
-        <w:t xml:space="preserve"> у внутрішню структуру кубика</w:t>
+        <w:t xml:space="preserve"> Функція для перетворення текстового представлення ребер у внутрішню структуру кубика</w:t>
       </w:r>
     </w:p>
     <w:p>
@@ -10037,21 +9965,7 @@
           <w:sz w:val="28"/>
           <w:szCs w:val="28"/>
         </w:rPr>
-        <w:t xml:space="preserve">складаються елементи, які на свої місцях, але </w:t>
-      </w:r>
-      <w:r>
-        <w:rPr>
-          <w:sz w:val="28"/>
-          <w:szCs w:val="28"/>
-        </w:rPr>
-        <w:t>в неправильній орієнтації</w:t>
-      </w:r>
-      <w:r>
-        <w:rPr>
-          <w:sz w:val="28"/>
-          <w:szCs w:val="28"/>
-        </w:rPr>
-        <w:t>,</w:t>
+        <w:t>складаються елементи, які на свої місцях, але в неправильній орієнтації,</w:t>
       </w:r>
       <w:r>
         <w:rPr>
@@ -10066,14 +9980,7 @@
           <w:sz w:val="28"/>
           <w:szCs w:val="28"/>
         </w:rPr>
-        <w:t>якщо такі існують,</w:t>
-      </w:r>
-      <w:r>
-        <w:rPr>
-          <w:sz w:val="28"/>
-          <w:szCs w:val="28"/>
-        </w:rPr>
-        <w:t xml:space="preserve"> див. рисунок 2.3.</w:t>
+        <w:t>якщо такі існують, див. рисунок 2.3.</w:t>
       </w:r>
     </w:p>
     <w:p>
@@ -10268,14 +10175,7 @@
           <w:sz w:val="28"/>
           <w:szCs w:val="28"/>
         </w:rPr>
-        <w:t xml:space="preserve">Для знаходження послідовності переміщення ребер </w:t>
-      </w:r>
-      <w:r>
-        <w:rPr>
-          <w:sz w:val="28"/>
-          <w:szCs w:val="28"/>
-        </w:rPr>
-        <w:t xml:space="preserve">методом </w:t>
+        <w:t xml:space="preserve">Для знаходження послідовності переміщення ребер методом </w:t>
       </w:r>
       <w:r>
         <w:rPr>
@@ -10335,21 +10235,7 @@
           <w:sz w:val="28"/>
           <w:szCs w:val="28"/>
         </w:rPr>
-        <w:t xml:space="preserve">Вона працює за </w:t>
-      </w:r>
-      <w:r>
-        <w:rPr>
-          <w:sz w:val="28"/>
-          <w:szCs w:val="28"/>
-        </w:rPr>
-        <w:t>схожим</w:t>
-      </w:r>
-      <w:r>
-        <w:rPr>
-          <w:sz w:val="28"/>
-          <w:szCs w:val="28"/>
-        </w:rPr>
-        <w:t xml:space="preserve"> принципом як і </w:t>
+        <w:t xml:space="preserve">Вона працює за схожим принципом як і </w:t>
       </w:r>
       <w:r>
         <w:rPr>
@@ -10389,56 +10275,7 @@
           <w:sz w:val="28"/>
           <w:szCs w:val="28"/>
         </w:rPr>
-        <w:t xml:space="preserve">, див. 2.2.2 . Основна відмінність </w:t>
-      </w:r>
-      <w:r>
-        <w:rPr>
-          <w:sz w:val="28"/>
-          <w:szCs w:val="28"/>
-        </w:rPr>
-        <w:t xml:space="preserve">полягає </w:t>
-      </w:r>
-      <w:r>
-        <w:rPr>
-          <w:sz w:val="28"/>
-          <w:szCs w:val="28"/>
-        </w:rPr>
-        <w:t xml:space="preserve">в тому, що кут складається з трьох </w:t>
-      </w:r>
-      <w:r>
-        <w:rPr>
-          <w:sz w:val="28"/>
-          <w:szCs w:val="28"/>
-        </w:rPr>
-        <w:t>кольорових наліпок,</w:t>
-      </w:r>
-      <w:r>
-        <w:rPr>
-          <w:sz w:val="28"/>
-          <w:szCs w:val="28"/>
-        </w:rPr>
-        <w:t xml:space="preserve"> а ребро </w:t>
-      </w:r>
-      <w:r>
-        <w:rPr>
-          <w:sz w:val="28"/>
-          <w:szCs w:val="28"/>
-        </w:rPr>
-        <w:t xml:space="preserve">лише </w:t>
-      </w:r>
-      <w:r>
-        <w:rPr>
-          <w:sz w:val="28"/>
-          <w:szCs w:val="28"/>
-        </w:rPr>
-        <w:t xml:space="preserve">з двох. </w:t>
-      </w:r>
-      <w:r>
-        <w:rPr>
-          <w:sz w:val="28"/>
-          <w:szCs w:val="28"/>
-        </w:rPr>
-        <w:t xml:space="preserve">У процесі роботи функція послідовно визначає перестановки ребер відносно буферної позиції та формує відповідний ланцюжок переміщень. Додатково наприкінці виконується обробка ребер з неправильною орієнтацією за допомогою функції </w:t>
+        <w:t xml:space="preserve">, див. 2.2.2 . Основна відмінність полягає в тому, що кут складається з трьох кольорових наліпок, а ребро лише з двох. У процесі роботи функція послідовно визначає перестановки ребер відносно буферної позиції та формує відповідний ланцюжок переміщень. Додатково наприкінці виконується обробка ребер з неправильною орієнтацією за допомогою функції </w:t>
       </w:r>
       <w:r>
         <w:rPr>
@@ -10585,14 +10422,7 @@
           <w:sz w:val="28"/>
           <w:szCs w:val="28"/>
         </w:rPr>
-        <w:t xml:space="preserve"> О</w:t>
-      </w:r>
-      <w:r>
-        <w:rPr>
-          <w:sz w:val="28"/>
-          <w:szCs w:val="28"/>
-        </w:rPr>
-        <w:t xml:space="preserve">скільки кожна техніка складання кубика Рубіка наосліп полягає в </w:t>
+        <w:t xml:space="preserve"> Оскільки кожна техніка складання кубика Рубіка наосліп полягає в </w:t>
       </w:r>
       <w:proofErr w:type="spellStart"/>
       <w:r>
@@ -11017,21 +10847,7 @@
           <w:sz w:val="28"/>
           <w:szCs w:val="28"/>
         </w:rPr>
-        <w:t xml:space="preserve">Щоб отримати буквенну послідовність </w:t>
-      </w:r>
-      <w:r>
-        <w:rPr>
-          <w:sz w:val="28"/>
-          <w:szCs w:val="28"/>
-        </w:rPr>
-        <w:t xml:space="preserve">кутів </w:t>
-      </w:r>
-      <w:r>
-        <w:rPr>
-          <w:sz w:val="28"/>
-          <w:szCs w:val="28"/>
-        </w:rPr>
-        <w:t>використовується</w:t>
+        <w:t>Щоб отримати буквенну послідовність кутів використовується</w:t>
       </w:r>
     </w:p>
     <w:p>
@@ -11212,25 +11028,974 @@
           <w:sz w:val="28"/>
           <w:szCs w:val="28"/>
         </w:rPr>
+        <w:t xml:space="preserve"> Функція для отримання буквенної послідовності кутів</w:t>
+      </w:r>
+    </w:p>
+    <w:p>
+      <w:pPr>
+        <w:spacing w:line="360" w:lineRule="auto"/>
+        <w:rPr>
+          <w:sz w:val="28"/>
+          <w:szCs w:val="28"/>
+          <w:lang w:val="en-US"/>
+        </w:rPr>
+      </w:pPr>
+      <w:r>
+        <w:rPr>
+          <w:sz w:val="28"/>
+          <w:szCs w:val="28"/>
+        </w:rPr>
+        <w:tab/>
+        <w:t xml:space="preserve">Після формування буквенної послідовності, виконується генерація мнемонічних підказок, які використовуються для спрощення запам’ятовування перестановок під час збірки наосліп. Для цього використовується функція </w:t>
+      </w:r>
+      <w:r>
+        <w:rPr>
+          <w:sz w:val="28"/>
+          <w:szCs w:val="28"/>
+          <w:lang w:val="en-US"/>
+        </w:rPr>
+        <w:t>“</w:t>
+      </w:r>
+      <w:proofErr w:type="spellStart"/>
+      <w:r>
+        <w:rPr>
+          <w:sz w:val="28"/>
+          <w:szCs w:val="28"/>
+          <w:lang w:val="en-US"/>
+        </w:rPr>
+        <w:t>letters_to_words</w:t>
+      </w:r>
+      <w:proofErr w:type="spellEnd"/>
+      <w:r>
+        <w:rPr>
+          <w:sz w:val="28"/>
+          <w:szCs w:val="28"/>
+          <w:lang w:val="en-US"/>
+        </w:rPr>
+        <w:t>()”.</w:t>
+      </w:r>
+    </w:p>
+    <w:p>
+      <w:pPr>
+        <w:spacing w:line="360" w:lineRule="auto"/>
+        <w:rPr>
+          <w:sz w:val="28"/>
+          <w:szCs w:val="28"/>
+        </w:rPr>
+      </w:pPr>
+      <w:r>
+        <w:rPr>
+          <w:sz w:val="28"/>
+          <w:szCs w:val="28"/>
+          <w:lang w:val="en-US"/>
+        </w:rPr>
+        <w:tab/>
+      </w:r>
+      <w:r>
+        <w:rPr>
+          <w:sz w:val="28"/>
+          <w:szCs w:val="28"/>
+        </w:rPr>
+        <w:t xml:space="preserve">Функція працює на основі таблиці </w:t>
+      </w:r>
+      <w:proofErr w:type="spellStart"/>
+      <w:r>
+        <w:rPr>
+          <w:sz w:val="28"/>
+          <w:szCs w:val="28"/>
+        </w:rPr>
+        <w:t>відповідностей</w:t>
+      </w:r>
+      <w:proofErr w:type="spellEnd"/>
+      <w:r>
+        <w:rPr>
+          <w:sz w:val="28"/>
+          <w:szCs w:val="28"/>
+        </w:rPr>
+        <w:t xml:space="preserve">. Для кожної пари букв визначено слово, яке використовується як мнемонічна асоціація. </w:t>
+      </w:r>
+    </w:p>
+    <w:p>
+      <w:pPr>
+        <w:spacing w:line="360" w:lineRule="auto"/>
+        <w:rPr>
+          <w:sz w:val="28"/>
+          <w:szCs w:val="28"/>
+        </w:rPr>
+      </w:pPr>
+      <w:r>
+        <w:rPr>
+          <w:sz w:val="28"/>
+          <w:szCs w:val="28"/>
+        </w:rPr>
+        <w:tab/>
+        <w:t xml:space="preserve">Далі буквенна послідовність обробляється попарно. Для кожної пари літер виконується пошук відповідного слова у таблиці мнемонічних асоціацій. У </w:t>
+      </w:r>
+      <w:r>
+        <w:rPr>
+          <w:sz w:val="28"/>
+          <w:szCs w:val="28"/>
+        </w:rPr>
+        <w:lastRenderedPageBreak/>
+        <w:t xml:space="preserve">випадку непарної кількості перестановок, до списку слів додається остання літера без </w:t>
+      </w:r>
+      <w:r>
+        <w:rPr>
+          <w:sz w:val="28"/>
+          <w:szCs w:val="28"/>
+        </w:rPr>
+        <w:t>знаходження відповідника.</w:t>
+      </w:r>
+    </w:p>
+    <w:p>
+      <w:pPr>
+        <w:spacing w:line="360" w:lineRule="auto"/>
+        <w:rPr>
+          <w:sz w:val="28"/>
+          <w:szCs w:val="28"/>
+        </w:rPr>
+      </w:pPr>
+      <w:r>
+        <w:rPr>
+          <w:sz w:val="28"/>
+          <w:szCs w:val="28"/>
+        </w:rPr>
+        <w:tab/>
+        <w:t>Отримані мнемонічні підказки використовуються користувачем під час етапу аналізу та запам’ятовування перестановок перед складанням кубика Рубіка наосліп.</w:t>
+      </w:r>
+    </w:p>
+    <w:p>
+      <w:pPr>
+        <w:spacing w:line="360" w:lineRule="auto"/>
+        <w:rPr>
+          <w:sz w:val="28"/>
+          <w:szCs w:val="28"/>
+        </w:rPr>
+      </w:pPr>
+      <w:r>
+        <w:rPr>
+          <w:sz w:val="28"/>
+          <w:szCs w:val="28"/>
+        </w:rPr>
+        <w:tab/>
+      </w:r>
+    </w:p>
+    <w:p>
+      <w:pPr>
+        <w:spacing w:line="360" w:lineRule="auto"/>
+        <w:rPr>
+          <w:b/>
+          <w:bCs/>
+          <w:sz w:val="28"/>
+          <w:szCs w:val="28"/>
+        </w:rPr>
+      </w:pPr>
+      <w:r>
+        <w:rPr>
+          <w:sz w:val="28"/>
+          <w:szCs w:val="28"/>
+        </w:rPr>
+        <w:tab/>
+      </w:r>
+      <w:r>
+        <w:rPr>
+          <w:b/>
+          <w:bCs/>
+          <w:sz w:val="28"/>
+          <w:szCs w:val="28"/>
+        </w:rPr>
+        <w:t>2.2.6 Перетворення буквенної послідовності у запис ходів кубика Рубіка</w:t>
+      </w:r>
+    </w:p>
+    <w:p>
+      <w:pPr>
+        <w:spacing w:line="360" w:lineRule="auto"/>
+        <w:rPr>
+          <w:sz w:val="28"/>
+          <w:szCs w:val="28"/>
+        </w:rPr>
+      </w:pPr>
+      <w:r>
+        <w:rPr>
+          <w:sz w:val="28"/>
+          <w:szCs w:val="28"/>
+        </w:rPr>
+        <w:tab/>
+      </w:r>
+    </w:p>
+    <w:p>
+      <w:pPr>
+        <w:spacing w:line="360" w:lineRule="auto"/>
+        <w:rPr>
+          <w:sz w:val="28"/>
+          <w:szCs w:val="28"/>
+        </w:rPr>
+      </w:pPr>
+      <w:r>
+        <w:rPr>
+          <w:sz w:val="28"/>
+          <w:szCs w:val="28"/>
+        </w:rPr>
+        <w:tab/>
+        <w:t>Після формування буквенної послідовності, що відображає порядок перестановок кутів та ребер, наступним етапом є її перетворення у нотацію ходів кубика Рубіка. Складання одного елемента називається циклом. Він складається з підготовчих ходів, алгоритму перестановки</w:t>
+      </w:r>
+      <w:r>
+        <w:rPr>
+          <w:sz w:val="28"/>
+          <w:szCs w:val="28"/>
+          <w:lang w:val="en-US"/>
+        </w:rPr>
+        <w:t xml:space="preserve">: </w:t>
+      </w:r>
+      <w:r>
+        <w:rPr>
+          <w:sz w:val="28"/>
+          <w:szCs w:val="28"/>
+        </w:rPr>
+        <w:t xml:space="preserve">для методу М2 це подвійний рух середнього шару, а для </w:t>
+      </w:r>
+      <w:r>
+        <w:rPr>
+          <w:sz w:val="28"/>
+          <w:szCs w:val="28"/>
+          <w:lang w:val="en-US"/>
+        </w:rPr>
+        <w:t xml:space="preserve">Old </w:t>
+      </w:r>
+      <w:proofErr w:type="spellStart"/>
+      <w:r>
+        <w:rPr>
+          <w:sz w:val="28"/>
+          <w:szCs w:val="28"/>
+          <w:lang w:val="en-US"/>
+        </w:rPr>
+        <w:t>Pochmann</w:t>
+      </w:r>
+      <w:proofErr w:type="spellEnd"/>
+      <w:r>
+        <w:rPr>
+          <w:sz w:val="28"/>
+          <w:szCs w:val="28"/>
+        </w:rPr>
+        <w:t xml:space="preserve"> рухи, описані в пунктах 1.3.3 та 1.3.4.</w:t>
+      </w:r>
+    </w:p>
+    <w:p>
+      <w:pPr>
+        <w:spacing w:line="360" w:lineRule="auto"/>
+        <w:rPr>
+          <w:sz w:val="28"/>
+          <w:szCs w:val="28"/>
+        </w:rPr>
+      </w:pPr>
+      <w:r>
+        <w:rPr>
+          <w:sz w:val="28"/>
+          <w:szCs w:val="28"/>
+        </w:rPr>
+        <w:tab/>
+        <w:t xml:space="preserve">На даному етапі виконується побудова послідовності циклів для кожного типу елементів. Для кутів використовується функція </w:t>
+      </w:r>
+      <w:r>
+        <w:rPr>
+          <w:sz w:val="28"/>
+          <w:szCs w:val="28"/>
+          <w:lang w:val="en-US"/>
+        </w:rPr>
+        <w:t>“</w:t>
+      </w:r>
+      <w:proofErr w:type="spellStart"/>
+      <w:r>
+        <w:rPr>
+          <w:sz w:val="28"/>
+          <w:szCs w:val="28"/>
+        </w:rPr>
+        <w:t>Get_corner_algorithm</w:t>
+      </w:r>
+      <w:proofErr w:type="spellEnd"/>
+      <w:r>
+        <w:rPr>
+          <w:sz w:val="28"/>
+          <w:szCs w:val="28"/>
+        </w:rPr>
+        <w:t>()</w:t>
+      </w:r>
+      <w:r>
+        <w:rPr>
+          <w:sz w:val="28"/>
+          <w:szCs w:val="28"/>
+          <w:lang w:val="en-US"/>
+        </w:rPr>
+        <w:t>”</w:t>
+      </w:r>
+      <w:r>
+        <w:rPr>
+          <w:sz w:val="28"/>
+          <w:szCs w:val="28"/>
+        </w:rPr>
+        <w:t xml:space="preserve">, а для ребер </w:t>
+      </w:r>
+      <w:r>
+        <w:rPr>
+          <w:sz w:val="28"/>
+          <w:szCs w:val="28"/>
+        </w:rPr>
+        <w:t>–</w:t>
+      </w:r>
+      <w:r>
+        <w:rPr>
+          <w:sz w:val="28"/>
+          <w:szCs w:val="28"/>
+        </w:rPr>
         <w:t xml:space="preserve"> </w:t>
       </w:r>
       <w:r>
         <w:rPr>
           <w:sz w:val="28"/>
           <w:szCs w:val="28"/>
-        </w:rPr>
-        <w:t xml:space="preserve">Функція для отримання буквенної послідовності </w:t>
-      </w:r>
-      <w:r>
-        <w:rPr>
-          <w:sz w:val="28"/>
-          <w:szCs w:val="28"/>
-        </w:rPr>
-        <w:t>кутів</w:t>
+          <w:lang w:val="en-US"/>
+        </w:rPr>
+        <w:t>“</w:t>
+      </w:r>
+      <w:proofErr w:type="spellStart"/>
+      <w:r>
+        <w:rPr>
+          <w:sz w:val="28"/>
+          <w:szCs w:val="28"/>
+          <w:lang w:val="en-US"/>
+        </w:rPr>
+        <w:t>Get_edges_algorithm</w:t>
+      </w:r>
+      <w:proofErr w:type="spellEnd"/>
+      <w:r>
+        <w:rPr>
+          <w:sz w:val="28"/>
+          <w:szCs w:val="28"/>
+          <w:lang w:val="en-US"/>
+        </w:rPr>
+        <w:t xml:space="preserve">()” </w:t>
+      </w:r>
+      <w:r>
+        <w:rPr>
+          <w:sz w:val="28"/>
+          <w:szCs w:val="28"/>
+        </w:rPr>
+        <w:t xml:space="preserve">або </w:t>
+      </w:r>
+      <w:r>
+        <w:rPr>
+          <w:sz w:val="28"/>
+          <w:szCs w:val="28"/>
+          <w:lang w:val="en-US"/>
+        </w:rPr>
+        <w:t>“Get_edges_algorithm_m2”</w:t>
+      </w:r>
+      <w:r>
+        <w:rPr>
+          <w:sz w:val="28"/>
+          <w:szCs w:val="28"/>
+        </w:rPr>
+        <w:t xml:space="preserve"> в залежності від вибраного методу.</w:t>
+      </w:r>
+    </w:p>
+    <w:p>
+      <w:pPr>
+        <w:spacing w:line="360" w:lineRule="auto"/>
+        <w:rPr>
+          <w:sz w:val="28"/>
+          <w:szCs w:val="28"/>
+        </w:rPr>
+      </w:pPr>
+      <w:r>
+        <w:rPr>
+          <w:sz w:val="28"/>
+          <w:szCs w:val="28"/>
+        </w:rPr>
+        <w:tab/>
+        <w:t xml:space="preserve">Окремо передбачено спеціальний випадок обробки ребер, який реалізовано у функції </w:t>
+      </w:r>
+      <w:r>
+        <w:rPr>
+          <w:sz w:val="28"/>
+          <w:szCs w:val="28"/>
+          <w:lang w:val="en-US"/>
+        </w:rPr>
+        <w:t>“Get_edges_algorithm_m2” (</w:t>
+      </w:r>
+      <w:r>
+        <w:rPr>
+          <w:sz w:val="28"/>
+          <w:szCs w:val="28"/>
+        </w:rPr>
+        <w:t>див. рисунок 2.6</w:t>
+      </w:r>
+      <w:r>
+        <w:rPr>
+          <w:sz w:val="28"/>
+          <w:szCs w:val="28"/>
+          <w:lang w:val="en-US"/>
+        </w:rPr>
+        <w:t>)</w:t>
+      </w:r>
+      <w:r>
+        <w:rPr>
+          <w:sz w:val="28"/>
+          <w:szCs w:val="28"/>
+        </w:rPr>
+        <w:t xml:space="preserve">. Вона </w:t>
+      </w:r>
+      <w:r>
+        <w:rPr>
+          <w:sz w:val="28"/>
+          <w:szCs w:val="28"/>
+        </w:rPr>
+        <w:t>відрізняється тим, що у випадку, коли елемент середнього шару потрапляє на другу позицію в парі букв, використовуються алгоритми для протилежного ребра.</w:t>
+      </w:r>
+    </w:p>
+    <w:p>
+      <w:pPr>
+        <w:spacing w:line="360" w:lineRule="auto"/>
+        <w:jc w:val="center"/>
+        <w:rPr>
+          <w:sz w:val="28"/>
+          <w:szCs w:val="28"/>
+        </w:rPr>
+      </w:pPr>
+      <w:r>
+        <w:rPr>
+          <w:noProof/>
+          <w14:ligatures w14:val="standardContextual"/>
+        </w:rPr>
+        <w:lastRenderedPageBreak/>
+        <w:drawing>
+          <wp:inline distT="0" distB="0" distL="0" distR="0" wp14:anchorId="740288D7" wp14:editId="30532706">
+            <wp:extent cx="2608628" cy="3703320"/>
+            <wp:effectExtent l="0" t="0" r="1270" b="0"/>
+            <wp:docPr id="479246586" name="Рисунок 1"/>
+            <wp:cNvGraphicFramePr>
+              <a:graphicFrameLocks xmlns:a="http://schemas.openxmlformats.org/drawingml/2006/main" noChangeAspect="1"/>
+            </wp:cNvGraphicFramePr>
+            <a:graphic xmlns:a="http://schemas.openxmlformats.org/drawingml/2006/main">
+              <a:graphicData uri="http://schemas.openxmlformats.org/drawingml/2006/picture">
+                <pic:pic xmlns:pic="http://schemas.openxmlformats.org/drawingml/2006/picture">
+                  <pic:nvPicPr>
+                    <pic:cNvPr id="479246586" name=""/>
+                    <pic:cNvPicPr/>
+                  </pic:nvPicPr>
+                  <pic:blipFill>
+                    <a:blip r:embed="rId20"/>
+                    <a:stretch>
+                      <a:fillRect/>
+                    </a:stretch>
+                  </pic:blipFill>
+                  <pic:spPr>
+                    <a:xfrm>
+                      <a:off x="0" y="0"/>
+                      <a:ext cx="2614400" cy="3711514"/>
+                    </a:xfrm>
+                    <a:prstGeom prst="rect">
+                      <a:avLst/>
+                    </a:prstGeom>
+                  </pic:spPr>
+                </pic:pic>
+              </a:graphicData>
+            </a:graphic>
+          </wp:inline>
+        </w:drawing>
+      </w:r>
+    </w:p>
+    <w:p>
+      <w:pPr>
+        <w:spacing w:line="360" w:lineRule="auto"/>
+        <w:jc w:val="center"/>
+        <w:rPr>
+          <w:sz w:val="28"/>
+          <w:szCs w:val="28"/>
+        </w:rPr>
+      </w:pPr>
+      <w:r>
+        <w:rPr>
+          <w:sz w:val="28"/>
+          <w:szCs w:val="28"/>
+        </w:rPr>
+        <w:t xml:space="preserve">Рисунок 2.6 </w:t>
+      </w:r>
+      <w:r>
+        <w:rPr>
+          <w:sz w:val="28"/>
+          <w:szCs w:val="28"/>
+        </w:rPr>
+        <w:t>–</w:t>
+      </w:r>
+      <w:r>
+        <w:rPr>
+          <w:sz w:val="28"/>
+          <w:szCs w:val="28"/>
+        </w:rPr>
+        <w:t xml:space="preserve"> Функція для отримання послідовності рухів для складання ребер у нотації кубика Рубіка</w:t>
+      </w:r>
+    </w:p>
+    <w:p>
+      <w:pPr>
+        <w:spacing w:line="360" w:lineRule="auto"/>
+        <w:jc w:val="center"/>
+        <w:rPr>
+          <w:sz w:val="28"/>
+          <w:szCs w:val="28"/>
+        </w:rPr>
+      </w:pPr>
+    </w:p>
+    <w:p>
+      <w:pPr>
+        <w:spacing w:line="360" w:lineRule="auto"/>
+        <w:jc w:val="both"/>
+        <w:rPr>
+          <w:b/>
+          <w:bCs/>
+          <w:sz w:val="28"/>
+          <w:szCs w:val="28"/>
+        </w:rPr>
+      </w:pPr>
+      <w:r>
+        <w:rPr>
+          <w:sz w:val="28"/>
+          <w:szCs w:val="28"/>
+        </w:rPr>
+        <w:tab/>
+      </w:r>
+      <w:r>
+        <w:rPr>
+          <w:b/>
+          <w:bCs/>
+          <w:sz w:val="28"/>
+          <w:szCs w:val="28"/>
+        </w:rPr>
+        <w:t>2.2.7 Обробка запитів користувача</w:t>
+      </w:r>
+    </w:p>
+    <w:p>
+      <w:pPr>
+        <w:spacing w:line="360" w:lineRule="auto"/>
+        <w:jc w:val="both"/>
+        <w:rPr>
+          <w:b/>
+          <w:bCs/>
+          <w:sz w:val="28"/>
+          <w:szCs w:val="28"/>
+        </w:rPr>
+      </w:pPr>
+    </w:p>
+    <w:p>
+      <w:pPr>
+        <w:spacing w:line="360" w:lineRule="auto"/>
+        <w:jc w:val="both"/>
+        <w:rPr>
+          <w:sz w:val="28"/>
+          <w:szCs w:val="28"/>
+        </w:rPr>
+      </w:pPr>
+      <w:r>
+        <w:rPr>
+          <w:sz w:val="28"/>
+          <w:szCs w:val="28"/>
+        </w:rPr>
+        <w:tab/>
+        <w:t xml:space="preserve">Для обробки запитів користувача реалізоване відповідне </w:t>
+      </w:r>
+      <w:r>
+        <w:rPr>
+          <w:sz w:val="28"/>
+          <w:szCs w:val="28"/>
+          <w:lang w:val="en-US"/>
+        </w:rPr>
+        <w:t>view</w:t>
+      </w:r>
+      <w:r>
+        <w:rPr>
+          <w:sz w:val="28"/>
+          <w:szCs w:val="28"/>
+          <w:lang w:val="en-US"/>
+        </w:rPr>
+        <w:t>: “</w:t>
+      </w:r>
+      <w:proofErr w:type="spellStart"/>
+      <w:r>
+        <w:rPr>
+          <w:sz w:val="28"/>
+          <w:szCs w:val="28"/>
+          <w:lang w:val="en-US"/>
+        </w:rPr>
+        <w:t>solve_rubiks_cube_view</w:t>
+      </w:r>
+      <w:proofErr w:type="spellEnd"/>
+      <w:r>
+        <w:rPr>
+          <w:sz w:val="28"/>
+          <w:szCs w:val="28"/>
+          <w:lang w:val="en-US"/>
+        </w:rPr>
+        <w:t>()”</w:t>
+      </w:r>
+      <w:r>
+        <w:rPr>
+          <w:sz w:val="28"/>
+          <w:szCs w:val="28"/>
+        </w:rPr>
+        <w:t>, див рисунок 2.7.</w:t>
+      </w:r>
+      <w:r>
+        <w:rPr>
+          <w:sz w:val="28"/>
+          <w:szCs w:val="28"/>
+          <w:lang w:val="en-US"/>
+        </w:rPr>
+        <w:t xml:space="preserve"> </w:t>
+      </w:r>
+      <w:r>
+        <w:rPr>
+          <w:sz w:val="28"/>
+          <w:szCs w:val="28"/>
+        </w:rPr>
+        <w:t xml:space="preserve">Дане представлення є основною точкою входу для взаємодії клієнтської та серверної частини застосунку. Воно приймає запити у форматі </w:t>
+      </w:r>
+      <w:r>
+        <w:rPr>
+          <w:sz w:val="28"/>
+          <w:szCs w:val="28"/>
+          <w:lang w:val="en-US"/>
+        </w:rPr>
+        <w:t xml:space="preserve">JSON, </w:t>
+      </w:r>
+      <w:r>
+        <w:rPr>
+          <w:sz w:val="28"/>
+          <w:szCs w:val="28"/>
+        </w:rPr>
+        <w:t>що містять вхідні дані розгортки кубика Рубіка, а також метод складання ребер.</w:t>
+      </w:r>
+    </w:p>
+    <w:p>
+      <w:pPr>
+        <w:spacing w:line="360" w:lineRule="auto"/>
+        <w:jc w:val="both"/>
+        <w:rPr>
+          <w:noProof/>
+          <w:sz w:val="28"/>
+          <w:szCs w:val="28"/>
+          <w14:ligatures w14:val="standardContextual"/>
+        </w:rPr>
+      </w:pPr>
+      <w:r>
+        <w:rPr>
+          <w:noProof/>
+          <w:sz w:val="28"/>
+          <w:szCs w:val="28"/>
+          <w14:ligatures w14:val="standardContextual"/>
+        </w:rPr>
+        <w:tab/>
+      </w:r>
+      <w:r>
+        <w:rPr>
+          <w:noProof/>
+          <w:sz w:val="28"/>
+          <w:szCs w:val="28"/>
+          <w14:ligatures w14:val="standardContextual"/>
+        </w:rPr>
+        <w:t>Після отримання даних відбувається послідовна обробка та перетворення у внутрішню модель стану кубика. Далі виконується пошук циклів перестановок, у результаті чого визначається послідовність переміщень кожного елемента до його потрібної позиції.</w:t>
+      </w:r>
+    </w:p>
+    <w:p>
+      <w:pPr>
+        <w:spacing w:line="360" w:lineRule="auto"/>
+        <w:jc w:val="both"/>
+        <w:rPr>
+          <w:noProof/>
+          <w:sz w:val="28"/>
+          <w:szCs w:val="28"/>
+          <w14:ligatures w14:val="standardContextual"/>
+        </w:rPr>
+      </w:pPr>
+      <w:r>
+        <w:rPr>
+          <w:noProof/>
+          <w:sz w:val="28"/>
+          <w:szCs w:val="28"/>
+          <w14:ligatures w14:val="standardContextual"/>
+        </w:rPr>
+        <w:tab/>
+        <w:t xml:space="preserve">Отримані цикли перестановок трансформуються у буквенні послідовності, які відображають порядок обмінів між елементами. На онові цих даних формуються мнемонічні підказки для запам’ятовування перед складанням. Також </w:t>
+      </w:r>
+      <w:r>
+        <w:rPr>
+          <w:noProof/>
+          <w:sz w:val="28"/>
+          <w:szCs w:val="28"/>
+          <w14:ligatures w14:val="standardContextual"/>
+        </w:rPr>
+        <w:lastRenderedPageBreak/>
+        <w:t>відбувається побудова алгоритму рухів у стандартній нотації кубика Рубіка.</w:t>
+      </w:r>
+    </w:p>
+    <w:p>
+      <w:pPr>
+        <w:spacing w:line="360" w:lineRule="auto"/>
+        <w:jc w:val="center"/>
+        <w:rPr>
+          <w:sz w:val="28"/>
+          <w:szCs w:val="28"/>
+        </w:rPr>
+      </w:pPr>
+      <w:r>
+        <w:rPr>
+          <w:noProof/>
+          <w14:ligatures w14:val="standardContextual"/>
+        </w:rPr>
+        <w:drawing>
+          <wp:inline distT="0" distB="0" distL="0" distR="0" wp14:anchorId="0CEAF78B" wp14:editId="5E91FD28">
+            <wp:extent cx="5227320" cy="4419538"/>
+            <wp:effectExtent l="0" t="0" r="0" b="635"/>
+            <wp:docPr id="707998790" name="Рисунок 1"/>
+            <wp:cNvGraphicFramePr>
+              <a:graphicFrameLocks xmlns:a="http://schemas.openxmlformats.org/drawingml/2006/main" noChangeAspect="1"/>
+            </wp:cNvGraphicFramePr>
+            <a:graphic xmlns:a="http://schemas.openxmlformats.org/drawingml/2006/main">
+              <a:graphicData uri="http://schemas.openxmlformats.org/drawingml/2006/picture">
+                <pic:pic xmlns:pic="http://schemas.openxmlformats.org/drawingml/2006/picture">
+                  <pic:nvPicPr>
+                    <pic:cNvPr id="707998790" name=""/>
+                    <pic:cNvPicPr/>
+                  </pic:nvPicPr>
+                  <pic:blipFill rotWithShape="1">
+                    <a:blip r:embed="rId21"/>
+                    <a:srcRect t="1695" r="182"/>
+                    <a:stretch>
+                      <a:fillRect/>
+                    </a:stretch>
+                  </pic:blipFill>
+                  <pic:spPr bwMode="auto">
+                    <a:xfrm>
+                      <a:off x="0" y="0"/>
+                      <a:ext cx="5233503" cy="4424765"/>
+                    </a:xfrm>
+                    <a:prstGeom prst="rect">
+                      <a:avLst/>
+                    </a:prstGeom>
+                    <a:ln>
+                      <a:noFill/>
+                    </a:ln>
+                    <a:extLst>
+                      <a:ext uri="{53640926-AAD7-44D8-BBD7-CCE9431645EC}">
+                        <a14:shadowObscured xmlns:a14="http://schemas.microsoft.com/office/drawing/2010/main"/>
+                      </a:ext>
+                    </a:extLst>
+                  </pic:spPr>
+                </pic:pic>
+              </a:graphicData>
+            </a:graphic>
+          </wp:inline>
+        </w:drawing>
+      </w:r>
+    </w:p>
+    <w:p>
+      <w:pPr>
+        <w:spacing w:line="360" w:lineRule="auto"/>
+        <w:jc w:val="center"/>
+        <w:rPr>
+          <w:sz w:val="28"/>
+          <w:szCs w:val="28"/>
+        </w:rPr>
+      </w:pPr>
+      <w:r>
+        <w:rPr>
+          <w:sz w:val="28"/>
+          <w:szCs w:val="28"/>
+        </w:rPr>
+        <w:t xml:space="preserve">Рисунок 2.7 </w:t>
+      </w:r>
+      <w:r>
+        <w:rPr>
+          <w:sz w:val="28"/>
+          <w:szCs w:val="28"/>
+        </w:rPr>
+        <w:t>–</w:t>
+      </w:r>
+      <w:r>
+        <w:rPr>
+          <w:sz w:val="28"/>
+          <w:szCs w:val="28"/>
+        </w:rPr>
+        <w:t xml:space="preserve"> </w:t>
+      </w:r>
+      <w:r>
+        <w:rPr>
+          <w:sz w:val="28"/>
+          <w:szCs w:val="28"/>
+          <w:lang w:val="en-US"/>
+        </w:rPr>
+        <w:t xml:space="preserve">View </w:t>
+      </w:r>
+      <w:r>
+        <w:rPr>
+          <w:sz w:val="28"/>
+          <w:szCs w:val="28"/>
+        </w:rPr>
+        <w:t>для обробки запитів користувача</w:t>
+      </w:r>
+    </w:p>
+    <w:p>
+      <w:pPr>
+        <w:spacing w:line="360" w:lineRule="auto"/>
+        <w:jc w:val="center"/>
+        <w:rPr>
+          <w:sz w:val="28"/>
+          <w:szCs w:val="28"/>
+        </w:rPr>
+      </w:pPr>
+    </w:p>
+    <w:p>
+      <w:pPr>
+        <w:spacing w:line="360" w:lineRule="auto"/>
+        <w:rPr>
+          <w:sz w:val="28"/>
+          <w:szCs w:val="28"/>
+          <w:lang w:val="en-US"/>
+        </w:rPr>
+      </w:pPr>
+      <w:r>
+        <w:rPr>
+          <w:sz w:val="28"/>
+          <w:szCs w:val="28"/>
+        </w:rPr>
+        <w:tab/>
+        <w:t xml:space="preserve">Окремо враховується наявність </w:t>
+      </w:r>
+      <w:r>
+        <w:rPr>
+          <w:sz w:val="28"/>
+          <w:szCs w:val="28"/>
+          <w:lang w:val="en-US"/>
+        </w:rPr>
+        <w:t>parity</w:t>
+      </w:r>
+      <w:r>
+        <w:rPr>
+          <w:sz w:val="28"/>
+          <w:szCs w:val="28"/>
+        </w:rPr>
+        <w:t>, який виникає при непарній кількості перестановок. У такому випадку застосовується відповідний алгоритм для вирішення даної ситуації</w:t>
+      </w:r>
+      <w:r>
+        <w:rPr>
+          <w:sz w:val="28"/>
+          <w:szCs w:val="28"/>
+          <w:lang w:val="en-US"/>
+        </w:rPr>
+        <w:t xml:space="preserve"> </w:t>
+      </w:r>
+      <w:r>
+        <w:rPr>
+          <w:sz w:val="28"/>
+          <w:szCs w:val="28"/>
+        </w:rPr>
+        <w:t>в залежності від методу</w:t>
+      </w:r>
+      <w:r>
+        <w:rPr>
+          <w:sz w:val="28"/>
+          <w:szCs w:val="28"/>
+          <w:lang w:val="en-US"/>
+        </w:rPr>
+        <w:t>: R-Perm</w:t>
+      </w:r>
+      <w:r>
+        <w:rPr>
+          <w:sz w:val="28"/>
+          <w:szCs w:val="28"/>
+          <w:lang w:val="en-US"/>
+        </w:rPr>
+        <w:t xml:space="preserve"> </w:t>
+      </w:r>
+      <w:r>
+        <w:rPr>
+          <w:sz w:val="28"/>
+          <w:szCs w:val="28"/>
+        </w:rPr>
+        <w:t>для</w:t>
+      </w:r>
+      <w:r>
+        <w:rPr>
+          <w:sz w:val="28"/>
+          <w:szCs w:val="28"/>
+          <w:lang w:val="en-US"/>
+        </w:rPr>
+        <w:t xml:space="preserve"> </w:t>
+      </w:r>
+      <w:proofErr w:type="spellStart"/>
+      <w:r>
+        <w:rPr>
+          <w:sz w:val="28"/>
+          <w:szCs w:val="28"/>
+          <w:lang w:val="en-US"/>
+        </w:rPr>
+        <w:t>OldPochmann</w:t>
+      </w:r>
+      <w:proofErr w:type="spellEnd"/>
+      <w:r>
+        <w:rPr>
+          <w:sz w:val="28"/>
+          <w:szCs w:val="28"/>
+          <w:lang w:val="en-US"/>
+        </w:rPr>
+        <w:t xml:space="preserve"> </w:t>
+      </w:r>
+      <w:r>
+        <w:rPr>
+          <w:sz w:val="28"/>
+          <w:szCs w:val="28"/>
+        </w:rPr>
+        <w:t xml:space="preserve">або </w:t>
+      </w:r>
+      <w:r>
+        <w:rPr>
+          <w:sz w:val="28"/>
+          <w:szCs w:val="28"/>
+          <w:lang w:val="en-US"/>
+        </w:rPr>
+        <w:t xml:space="preserve">M2-parity </w:t>
+      </w:r>
+      <w:r>
+        <w:rPr>
+          <w:sz w:val="28"/>
+          <w:szCs w:val="28"/>
+        </w:rPr>
+        <w:t xml:space="preserve">для </w:t>
+      </w:r>
+      <w:r>
+        <w:rPr>
+          <w:sz w:val="28"/>
+          <w:szCs w:val="28"/>
+          <w:lang w:val="en-US"/>
+        </w:rPr>
+        <w:t xml:space="preserve">M2. </w:t>
+      </w:r>
+      <w:r>
+        <w:rPr>
+          <w:sz w:val="28"/>
+          <w:szCs w:val="28"/>
+        </w:rPr>
+        <w:t>Таким чином, виконується повний цикл перетворення вхідної конфігурації кубика у готовий набір алгоритмічних кроків для його складання методами збірки наосліп.</w:t>
+      </w:r>
+      <w:r>
+        <w:rPr>
+          <w:sz w:val="28"/>
+          <w:szCs w:val="28"/>
+          <w:lang w:val="en-US"/>
+        </w:rPr>
+        <w:t xml:space="preserve"> </w:t>
       </w:r>
     </w:p>
     <w:sectPr>
-      <w:headerReference w:type="default" r:id="rId20"/>
+      <w:headerReference w:type="default" r:id="rId22"/>
       <w:pgSz w:w="11906" w:h="16838"/>
       <w:pgMar w:top="1134" w:right="567" w:bottom="1134" w:left="1418" w:header="709" w:footer="709" w:gutter="0"/>
       <w:pgNumType w:start="1"/>
@@ -15366,7 +16131,6 @@
   <w:style w:type="character" w:default="1" w:styleId="a0">
     <w:name w:val="Default Paragraph Font"/>
     <w:uiPriority w:val="1"/>
-    <w:semiHidden/>
     <w:unhideWhenUsed/>
   </w:style>
   <w:style w:type="table" w:default="1" w:styleId="a1">

--- a/Федорняк_диплом.docx
+++ b/Федорняк_диплом.docx
@@ -983,7 +983,7 @@
           <w:szCs w:val="28"/>
         </w:rPr>
       </w:pPr>
-      <w:bookmarkStart w:id="0" w:name="_Toc230553533"/>
+      <w:bookmarkStart w:id="0" w:name="_Toc230599552"/>
       <w:r>
         <w:rPr>
           <w:rFonts w:cs="Times New Roman"/>
@@ -1051,6 +1051,9 @@
         <w:t>U</w:t>
       </w:r>
       <w:r>
+        <w:t xml:space="preserve"> </w:t>
+      </w:r>
+      <w:r>
         <w:t>(</w:t>
       </w:r>
       <w:r>
@@ -1088,7 +1091,16 @@
         <w:rPr>
           <w:lang w:val="en-US"/>
         </w:rPr>
-        <w:t xml:space="preserve">D(Down) – </w:t>
+        <w:t>D</w:t>
+      </w:r>
+      <w:r>
+        <w:t xml:space="preserve"> </w:t>
+      </w:r>
+      <w:r>
+        <w:rPr>
+          <w:lang w:val="en-US"/>
+        </w:rPr>
+        <w:t xml:space="preserve">(Down) – </w:t>
       </w:r>
       <w:r>
         <w:t>нижня</w:t>
@@ -1110,7 +1122,16 @@
         <w:rPr>
           <w:lang w:val="en-US"/>
         </w:rPr>
-        <w:t xml:space="preserve">R(Right) – </w:t>
+        <w:t>R</w:t>
+      </w:r>
+      <w:r>
+        <w:t xml:space="preserve"> </w:t>
+      </w:r>
+      <w:r>
+        <w:rPr>
+          <w:lang w:val="en-US"/>
+        </w:rPr>
+        <w:t xml:space="preserve">(Right) – </w:t>
       </w:r>
       <w:r>
         <w:t>права</w:t>
@@ -1132,7 +1153,16 @@
         <w:rPr>
           <w:lang w:val="en-US"/>
         </w:rPr>
-        <w:t xml:space="preserve">L(Left) – </w:t>
+        <w:t>L</w:t>
+      </w:r>
+      <w:r>
+        <w:t xml:space="preserve"> </w:t>
+      </w:r>
+      <w:r>
+        <w:rPr>
+          <w:lang w:val="en-US"/>
+        </w:rPr>
+        <w:t xml:space="preserve">(Left) – </w:t>
       </w:r>
       <w:r>
         <w:t>ліва</w:t>
@@ -1154,7 +1184,16 @@
         <w:rPr>
           <w:lang w:val="en-US"/>
         </w:rPr>
-        <w:t xml:space="preserve">F(Front) – </w:t>
+        <w:t>F</w:t>
+      </w:r>
+      <w:r>
+        <w:t xml:space="preserve"> </w:t>
+      </w:r>
+      <w:r>
+        <w:rPr>
+          <w:lang w:val="en-US"/>
+        </w:rPr>
+        <w:t xml:space="preserve">(Front) – </w:t>
       </w:r>
       <w:r>
         <w:t>передня</w:t>
@@ -1176,7 +1215,16 @@
         <w:rPr>
           <w:lang w:val="en-US"/>
         </w:rPr>
-        <w:t xml:space="preserve">B(Back) – </w:t>
+        <w:t>B</w:t>
+      </w:r>
+      <w:r>
+        <w:t xml:space="preserve"> </w:t>
+      </w:r>
+      <w:r>
+        <w:rPr>
+          <w:lang w:val="en-US"/>
+        </w:rPr>
+        <w:t xml:space="preserve">(Back) – </w:t>
       </w:r>
       <w:r>
         <w:t>задня</w:t>
@@ -1389,7 +1437,7 @@
           <w:rFonts w:cs="Times New Roman"/>
         </w:rPr>
       </w:pPr>
-      <w:bookmarkStart w:id="1" w:name="_Toc230553534"/>
+      <w:bookmarkStart w:id="1" w:name="_Toc230599553"/>
       <w:r>
         <w:lastRenderedPageBreak/>
         <w:t>ЗМІСТ</w:t>
@@ -1399,9 +1447,11 @@
     <w:sdt>
       <w:sdtPr>
         <w:rPr>
-          <w:rFonts w:ascii="Times New Roman" w:hAnsi="Times New Roman" w:cs="Times New Roman"/>
-          <w:sz w:val="28"/>
-          <w:szCs w:val="28"/>
+          <w:rFonts w:ascii="Times New Roman" w:eastAsia="Times New Roman" w:hAnsi="Times New Roman" w:cs="Times New Roman"/>
+          <w:color w:val="auto"/>
+          <w:sz w:val="28"/>
+          <w:szCs w:val="28"/>
+          <w:lang w:eastAsia="en-US"/>
         </w:rPr>
         <w:id w:val="-382177529"/>
         <w:docPartObj>
@@ -1411,11 +1461,8 @@
       </w:sdtPr>
       <w:sdtEndPr>
         <w:rPr>
-          <w:rFonts w:eastAsia="Times New Roman"/>
           <w:b/>
           <w:bCs/>
-          <w:color w:val="auto"/>
-          <w:lang w:eastAsia="en-US"/>
         </w:rPr>
       </w:sdtEndPr>
       <w:sdtContent>
@@ -1426,7 +1473,7 @@
               <w:rFonts w:ascii="Times New Roman" w:hAnsi="Times New Roman"/>
               <w:b/>
               <w:sz w:val="28"/>
-              <w:szCs w:val="40"/>
+              <w:szCs w:val="28"/>
             </w:rPr>
           </w:pPr>
         </w:p>
@@ -1464,7 +1511,7 @@
             </w:rPr>
             <w:fldChar w:fldCharType="separate"/>
           </w:r>
-          <w:hyperlink w:anchor="_Toc230553533" w:history="1">
+          <w:hyperlink w:anchor="_Toc230599552" w:history="1">
             <w:r>
               <w:rPr>
                 <w:rStyle w:val="af4"/>
@@ -1518,7 +1565,7 @@
                 <w:sz w:val="28"/>
                 <w:szCs w:val="28"/>
               </w:rPr>
-              <w:instrText xml:space="preserve"> PAGEREF _Toc230553533 \h </w:instrText>
+              <w:instrText xml:space="preserve"> PAGEREF _Toc230599552 \h </w:instrText>
             </w:r>
             <w:r>
               <w:rPr>
@@ -1570,7 +1617,7 @@
               <w14:ligatures w14:val="standardContextual"/>
             </w:rPr>
           </w:pPr>
-          <w:hyperlink w:anchor="_Toc230553534" w:history="1">
+          <w:hyperlink w:anchor="_Toc230599553" w:history="1">
             <w:r>
               <w:rPr>
                 <w:rStyle w:val="af4"/>
@@ -1605,7 +1652,7 @@
                 <w:sz w:val="28"/>
                 <w:szCs w:val="28"/>
               </w:rPr>
-              <w:instrText xml:space="preserve"> PAGEREF _Toc230553534 \h </w:instrText>
+              <w:instrText xml:space="preserve"> PAGEREF _Toc230599553 \h </w:instrText>
             </w:r>
             <w:r>
               <w:rPr>
@@ -1657,7 +1704,7 @@
               <w14:ligatures w14:val="standardContextual"/>
             </w:rPr>
           </w:pPr>
-          <w:hyperlink w:anchor="_Toc230553535" w:history="1">
+          <w:hyperlink w:anchor="_Toc230599554" w:history="1">
             <w:r>
               <w:rPr>
                 <w:rStyle w:val="af4"/>
@@ -1692,7 +1739,7 @@
                 <w:sz w:val="28"/>
                 <w:szCs w:val="28"/>
               </w:rPr>
-              <w:instrText xml:space="preserve"> PAGEREF _Toc230553535 \h </w:instrText>
+              <w:instrText xml:space="preserve"> PAGEREF _Toc230599554 \h </w:instrText>
             </w:r>
             <w:r>
               <w:rPr>
@@ -1744,7 +1791,7 @@
               <w14:ligatures w14:val="standardContextual"/>
             </w:rPr>
           </w:pPr>
-          <w:hyperlink w:anchor="_Toc230553536" w:history="1">
+          <w:hyperlink w:anchor="_Toc230599555" w:history="1">
             <w:r>
               <w:rPr>
                 <w:rStyle w:val="af4"/>
@@ -1779,7 +1826,7 @@
                 <w:sz w:val="28"/>
                 <w:szCs w:val="28"/>
               </w:rPr>
-              <w:instrText xml:space="preserve"> PAGEREF _Toc230553536 \h </w:instrText>
+              <w:instrText xml:space="preserve"> PAGEREF _Toc230599555 \h </w:instrText>
             </w:r>
             <w:r>
               <w:rPr>
@@ -1821,9 +1868,6 @@
         <w:p>
           <w:pPr>
             <w:pStyle w:val="11"/>
-            <w:tabs>
-              <w:tab w:val="left" w:pos="440"/>
-            </w:tabs>
             <w:rPr>
               <w:rFonts w:asciiTheme="minorHAnsi" w:eastAsiaTheme="minorEastAsia" w:hAnsiTheme="minorHAnsi" w:cstheme="minorBidi"/>
               <w:noProof/>
@@ -1834,7 +1878,7 @@
               <w14:ligatures w14:val="standardContextual"/>
             </w:rPr>
           </w:pPr>
-          <w:hyperlink w:anchor="_Toc230553537" w:history="1">
+          <w:hyperlink w:anchor="_Toc230599556" w:history="1">
             <w:r>
               <w:rPr>
                 <w:rStyle w:val="af4"/>
@@ -1842,40 +1886,19 @@
                 <w:sz w:val="28"/>
                 <w:szCs w:val="28"/>
               </w:rPr>
-              <w:t>1</w:t>
-            </w:r>
-            <w:r>
-              <w:rPr>
-                <w:rFonts w:asciiTheme="minorHAnsi" w:eastAsiaTheme="minorEastAsia" w:hAnsiTheme="minorHAnsi" w:cstheme="minorBidi"/>
-                <w:noProof/>
-                <w:kern w:val="2"/>
-                <w:sz w:val="28"/>
-                <w:szCs w:val="28"/>
-                <w:lang w:eastAsia="uk-UA"/>
-                <w14:ligatures w14:val="standardContextual"/>
+              <w:t>1 ТЕОРЕТИЧНА ЧАСТИНА</w:t>
+            </w:r>
+            <w:r>
+              <w:rPr>
+                <w:noProof/>
+                <w:webHidden/>
+                <w:sz w:val="28"/>
+                <w:szCs w:val="28"/>
               </w:rPr>
               <w:tab/>
             </w:r>
             <w:r>
               <w:rPr>
-                <w:rStyle w:val="af4"/>
-                <w:noProof/>
-                <w:sz w:val="28"/>
-                <w:szCs w:val="28"/>
-              </w:rPr>
-              <w:t>ТЕОРЕТИЧНА ЧАСТИНА</w:t>
-            </w:r>
-            <w:r>
-              <w:rPr>
-                <w:noProof/>
-                <w:webHidden/>
-                <w:sz w:val="28"/>
-                <w:szCs w:val="28"/>
-              </w:rPr>
-              <w:tab/>
-            </w:r>
-            <w:r>
-              <w:rPr>
                 <w:noProof/>
                 <w:webHidden/>
                 <w:sz w:val="28"/>
@@ -1890,7 +1913,7 @@
                 <w:sz w:val="28"/>
                 <w:szCs w:val="28"/>
               </w:rPr>
-              <w:instrText xml:space="preserve"> PAGEREF _Toc230553537 \h </w:instrText>
+              <w:instrText xml:space="preserve"> PAGEREF _Toc230599556 \h </w:instrText>
             </w:r>
             <w:r>
               <w:rPr>
@@ -1942,7 +1965,7 @@
               <w14:ligatures w14:val="standardContextual"/>
             </w:rPr>
           </w:pPr>
-          <w:hyperlink w:anchor="_Toc230553538" w:history="1">
+          <w:hyperlink w:anchor="_Toc230599557" w:history="1">
             <w:r>
               <w:rPr>
                 <w:rStyle w:val="af4"/>
@@ -1977,7 +2000,7 @@
                 <w:sz w:val="28"/>
                 <w:szCs w:val="28"/>
               </w:rPr>
-              <w:instrText xml:space="preserve"> PAGEREF _Toc230553538 \h </w:instrText>
+              <w:instrText xml:space="preserve"> PAGEREF _Toc230599557 \h </w:instrText>
             </w:r>
             <w:r>
               <w:rPr>
@@ -2029,7 +2052,7 @@
               <w14:ligatures w14:val="standardContextual"/>
             </w:rPr>
           </w:pPr>
-          <w:hyperlink w:anchor="_Toc230553539" w:history="1">
+          <w:hyperlink w:anchor="_Toc230599558" w:history="1">
             <w:r>
               <w:rPr>
                 <w:rStyle w:val="af4"/>
@@ -2064,7 +2087,7 @@
                 <w:sz w:val="28"/>
                 <w:szCs w:val="28"/>
               </w:rPr>
-              <w:instrText xml:space="preserve"> PAGEREF _Toc230553539 \h </w:instrText>
+              <w:instrText xml:space="preserve"> PAGEREF _Toc230599558 \h </w:instrText>
             </w:r>
             <w:r>
               <w:rPr>
@@ -2116,7 +2139,7 @@
               <w14:ligatures w14:val="standardContextual"/>
             </w:rPr>
           </w:pPr>
-          <w:hyperlink w:anchor="_Toc230553540" w:history="1">
+          <w:hyperlink w:anchor="_Toc230599559" w:history="1">
             <w:r>
               <w:rPr>
                 <w:rStyle w:val="af4"/>
@@ -2161,7 +2184,7 @@
                 <w:sz w:val="28"/>
                 <w:szCs w:val="28"/>
               </w:rPr>
-              <w:instrText xml:space="preserve"> PAGEREF _Toc230553540 \h </w:instrText>
+              <w:instrText xml:space="preserve"> PAGEREF _Toc230599559 \h </w:instrText>
             </w:r>
             <w:r>
               <w:rPr>
@@ -2216,7 +2239,7 @@
               <w14:ligatures w14:val="standardContextual"/>
             </w:rPr>
           </w:pPr>
-          <w:hyperlink w:anchor="_Toc230553541" w:history="1">
+          <w:hyperlink w:anchor="_Toc230599560" w:history="1">
             <w:r>
               <w:rPr>
                 <w:rStyle w:val="af4"/>
@@ -2261,7 +2284,7 @@
                 <w:sz w:val="28"/>
                 <w:szCs w:val="28"/>
               </w:rPr>
-              <w:instrText xml:space="preserve"> PAGEREF _Toc230553541 \h </w:instrText>
+              <w:instrText xml:space="preserve"> PAGEREF _Toc230599560 \h </w:instrText>
             </w:r>
             <w:r>
               <w:rPr>
@@ -2316,7 +2339,7 @@
               <w14:ligatures w14:val="standardContextual"/>
             </w:rPr>
           </w:pPr>
-          <w:hyperlink w:anchor="_Toc230553542" w:history="1">
+          <w:hyperlink w:anchor="_Toc230599561" w:history="1">
             <w:r>
               <w:rPr>
                 <w:rStyle w:val="af4"/>
@@ -2361,7 +2384,7 @@
                 <w:sz w:val="28"/>
                 <w:szCs w:val="28"/>
               </w:rPr>
-              <w:instrText xml:space="preserve"> PAGEREF _Toc230553542 \h </w:instrText>
+              <w:instrText xml:space="preserve"> PAGEREF _Toc230599561 \h </w:instrText>
             </w:r>
             <w:r>
               <w:rPr>
@@ -2416,7 +2439,7 @@
               <w14:ligatures w14:val="standardContextual"/>
             </w:rPr>
           </w:pPr>
-          <w:hyperlink w:anchor="_Toc230553543" w:history="1">
+          <w:hyperlink w:anchor="_Toc230599562" w:history="1">
             <w:r>
               <w:rPr>
                 <w:rStyle w:val="af4"/>
@@ -2461,7 +2484,7 @@
                 <w:sz w:val="28"/>
                 <w:szCs w:val="28"/>
               </w:rPr>
-              <w:instrText xml:space="preserve"> PAGEREF _Toc230553543 \h </w:instrText>
+              <w:instrText xml:space="preserve"> PAGEREF _Toc230599562 \h </w:instrText>
             </w:r>
             <w:r>
               <w:rPr>
@@ -2516,7 +2539,7 @@
               <w14:ligatures w14:val="standardContextual"/>
             </w:rPr>
           </w:pPr>
-          <w:hyperlink w:anchor="_Toc230553544" w:history="1">
+          <w:hyperlink w:anchor="_Toc230599563" w:history="1">
             <w:r>
               <w:rPr>
                 <w:rStyle w:val="af4"/>
@@ -2561,7 +2584,7 @@
                 <w:sz w:val="28"/>
                 <w:szCs w:val="28"/>
               </w:rPr>
-              <w:instrText xml:space="preserve"> PAGEREF _Toc230553544 \h </w:instrText>
+              <w:instrText xml:space="preserve"> PAGEREF _Toc230599563 \h </w:instrText>
             </w:r>
             <w:r>
               <w:rPr>
@@ -2613,7 +2636,7 @@
               <w14:ligatures w14:val="standardContextual"/>
             </w:rPr>
           </w:pPr>
-          <w:hyperlink w:anchor="_Toc230553545" w:history="1">
+          <w:hyperlink w:anchor="_Toc230599564" w:history="1">
             <w:r>
               <w:rPr>
                 <w:rStyle w:val="af4"/>
@@ -2668,7 +2691,7 @@
                 <w:sz w:val="28"/>
                 <w:szCs w:val="28"/>
               </w:rPr>
-              <w:instrText xml:space="preserve"> PAGEREF _Toc230553545 \h </w:instrText>
+              <w:instrText xml:space="preserve"> PAGEREF _Toc230599564 \h </w:instrText>
             </w:r>
             <w:r>
               <w:rPr>
@@ -2723,7 +2746,7 @@
               <w14:ligatures w14:val="standardContextual"/>
             </w:rPr>
           </w:pPr>
-          <w:hyperlink w:anchor="_Toc230553546" w:history="1">
+          <w:hyperlink w:anchor="_Toc230599565" w:history="1">
             <w:r>
               <w:rPr>
                 <w:rStyle w:val="af4"/>
@@ -2778,7 +2801,7 @@
                 <w:sz w:val="28"/>
                 <w:szCs w:val="28"/>
               </w:rPr>
-              <w:instrText xml:space="preserve"> PAGEREF _Toc230553546 \h </w:instrText>
+              <w:instrText xml:space="preserve"> PAGEREF _Toc230599565 \h </w:instrText>
             </w:r>
             <w:r>
               <w:rPr>
@@ -2833,7 +2856,7 @@
               <w14:ligatures w14:val="standardContextual"/>
             </w:rPr>
           </w:pPr>
-          <w:hyperlink w:anchor="_Toc230553547" w:history="1">
+          <w:hyperlink w:anchor="_Toc230599566" w:history="1">
             <w:r>
               <w:rPr>
                 <w:rStyle w:val="af4"/>
@@ -2868,7 +2891,7 @@
                 <w:sz w:val="28"/>
                 <w:szCs w:val="28"/>
               </w:rPr>
-              <w:instrText xml:space="preserve"> PAGEREF _Toc230553547 \h </w:instrText>
+              <w:instrText xml:space="preserve"> PAGEREF _Toc230599566 \h </w:instrText>
             </w:r>
             <w:r>
               <w:rPr>
@@ -2923,7 +2946,7 @@
               <w14:ligatures w14:val="standardContextual"/>
             </w:rPr>
           </w:pPr>
-          <w:hyperlink w:anchor="_Toc230553548" w:history="1">
+          <w:hyperlink w:anchor="_Toc230599567" w:history="1">
             <w:r>
               <w:rPr>
                 <w:rStyle w:val="af4"/>
@@ -2968,7 +2991,7 @@
                 <w:sz w:val="28"/>
                 <w:szCs w:val="28"/>
               </w:rPr>
-              <w:instrText xml:space="preserve"> PAGEREF _Toc230553548 \h </w:instrText>
+              <w:instrText xml:space="preserve"> PAGEREF _Toc230599567 \h </w:instrText>
             </w:r>
             <w:r>
               <w:rPr>
@@ -3020,7 +3043,7 @@
               <w14:ligatures w14:val="standardContextual"/>
             </w:rPr>
           </w:pPr>
-          <w:hyperlink w:anchor="_Toc230553549" w:history="1">
+          <w:hyperlink w:anchor="_Toc230599568" w:history="1">
             <w:r>
               <w:rPr>
                 <w:rStyle w:val="af4"/>
@@ -3084,7 +3107,7 @@
                 <w:sz w:val="28"/>
                 <w:szCs w:val="28"/>
               </w:rPr>
-              <w:instrText xml:space="preserve"> PAGEREF _Toc230553549 \h </w:instrText>
+              <w:instrText xml:space="preserve"> PAGEREF _Toc230599568 \h </w:instrText>
             </w:r>
             <w:r>
               <w:rPr>
@@ -3136,7 +3159,7 @@
               <w14:ligatures w14:val="standardContextual"/>
             </w:rPr>
           </w:pPr>
-          <w:hyperlink w:anchor="_Toc230553550" w:history="1">
+          <w:hyperlink w:anchor="_Toc230599569" w:history="1">
             <w:r>
               <w:rPr>
                 <w:rStyle w:val="af4"/>
@@ -3171,7 +3194,7 @@
                 <w:sz w:val="28"/>
                 <w:szCs w:val="28"/>
               </w:rPr>
-              <w:instrText xml:space="preserve"> PAGEREF _Toc230553550 \h </w:instrText>
+              <w:instrText xml:space="preserve"> PAGEREF _Toc230599569 \h </w:instrText>
             </w:r>
             <w:r>
               <w:rPr>
@@ -3226,7 +3249,7 @@
               <w14:ligatures w14:val="standardContextual"/>
             </w:rPr>
           </w:pPr>
-          <w:hyperlink w:anchor="_Toc230553551" w:history="1">
+          <w:hyperlink w:anchor="_Toc230599570" w:history="1">
             <w:r>
               <w:rPr>
                 <w:rStyle w:val="af4"/>
@@ -3261,7 +3284,7 @@
                 <w:sz w:val="28"/>
                 <w:szCs w:val="28"/>
               </w:rPr>
-              <w:instrText xml:space="preserve"> PAGEREF _Toc230553551 \h </w:instrText>
+              <w:instrText xml:space="preserve"> PAGEREF _Toc230599570 \h </w:instrText>
             </w:r>
             <w:r>
               <w:rPr>
@@ -3316,7 +3339,7 @@
               <w14:ligatures w14:val="standardContextual"/>
             </w:rPr>
           </w:pPr>
-          <w:hyperlink w:anchor="_Toc230553552" w:history="1">
+          <w:hyperlink w:anchor="_Toc230599571" w:history="1">
             <w:r>
               <w:rPr>
                 <w:rStyle w:val="af4"/>
@@ -3351,7 +3374,7 @@
                 <w:sz w:val="28"/>
                 <w:szCs w:val="28"/>
               </w:rPr>
-              <w:instrText xml:space="preserve"> PAGEREF _Toc230553552 \h </w:instrText>
+              <w:instrText xml:space="preserve"> PAGEREF _Toc230599571 \h </w:instrText>
             </w:r>
             <w:r>
               <w:rPr>
@@ -3406,7 +3429,7 @@
               <w14:ligatures w14:val="standardContextual"/>
             </w:rPr>
           </w:pPr>
-          <w:hyperlink w:anchor="_Toc230553553" w:history="1">
+          <w:hyperlink w:anchor="_Toc230599572" w:history="1">
             <w:r>
               <w:rPr>
                 <w:rStyle w:val="af4"/>
@@ -3441,7 +3464,7 @@
                 <w:sz w:val="28"/>
                 <w:szCs w:val="28"/>
               </w:rPr>
-              <w:instrText xml:space="preserve"> PAGEREF _Toc230553553 \h </w:instrText>
+              <w:instrText xml:space="preserve"> PAGEREF _Toc230599572 \h </w:instrText>
             </w:r>
             <w:r>
               <w:rPr>
@@ -3493,7 +3516,7 @@
               <w14:ligatures w14:val="standardContextual"/>
             </w:rPr>
           </w:pPr>
-          <w:hyperlink w:anchor="_Toc230553554" w:history="1">
+          <w:hyperlink w:anchor="_Toc230599573" w:history="1">
             <w:r>
               <w:rPr>
                 <w:rStyle w:val="af4"/>
@@ -3528,7 +3551,7 @@
                 <w:sz w:val="28"/>
                 <w:szCs w:val="28"/>
               </w:rPr>
-              <w:instrText xml:space="preserve"> PAGEREF _Toc230553554 \h </w:instrText>
+              <w:instrText xml:space="preserve"> PAGEREF _Toc230599573 \h </w:instrText>
             </w:r>
             <w:r>
               <w:rPr>
@@ -3583,7 +3606,7 @@
               <w14:ligatures w14:val="standardContextual"/>
             </w:rPr>
           </w:pPr>
-          <w:hyperlink w:anchor="_Toc230553555" w:history="1">
+          <w:hyperlink w:anchor="_Toc230599574" w:history="1">
             <w:r>
               <w:rPr>
                 <w:rStyle w:val="af4"/>
@@ -3618,7 +3641,7 @@
                 <w:sz w:val="28"/>
                 <w:szCs w:val="28"/>
               </w:rPr>
-              <w:instrText xml:space="preserve"> PAGEREF _Toc230553555 \h </w:instrText>
+              <w:instrText xml:space="preserve"> PAGEREF _Toc230599574 \h </w:instrText>
             </w:r>
             <w:r>
               <w:rPr>
@@ -3673,7 +3696,7 @@
               <w14:ligatures w14:val="standardContextual"/>
             </w:rPr>
           </w:pPr>
-          <w:hyperlink w:anchor="_Toc230553556" w:history="1">
+          <w:hyperlink w:anchor="_Toc230599575" w:history="1">
             <w:r>
               <w:rPr>
                 <w:rStyle w:val="af4"/>
@@ -3708,7 +3731,7 @@
                 <w:sz w:val="28"/>
                 <w:szCs w:val="28"/>
               </w:rPr>
-              <w:instrText xml:space="preserve"> PAGEREF _Toc230553556 \h </w:instrText>
+              <w:instrText xml:space="preserve"> PAGEREF _Toc230599575 \h </w:instrText>
             </w:r>
             <w:r>
               <w:rPr>
@@ -3763,7 +3786,7 @@
               <w14:ligatures w14:val="standardContextual"/>
             </w:rPr>
           </w:pPr>
-          <w:hyperlink w:anchor="_Toc230553557" w:history="1">
+          <w:hyperlink w:anchor="_Toc230599576" w:history="1">
             <w:r>
               <w:rPr>
                 <w:rStyle w:val="af4"/>
@@ -3818,7 +3841,7 @@
                 <w:sz w:val="28"/>
                 <w:szCs w:val="28"/>
               </w:rPr>
-              <w:instrText xml:space="preserve"> PAGEREF _Toc230553557 \h </w:instrText>
+              <w:instrText xml:space="preserve"> PAGEREF _Toc230599576 \h </w:instrText>
             </w:r>
             <w:r>
               <w:rPr>
@@ -3873,7 +3896,7 @@
               <w14:ligatures w14:val="standardContextual"/>
             </w:rPr>
           </w:pPr>
-          <w:hyperlink w:anchor="_Toc230553558" w:history="1">
+          <w:hyperlink w:anchor="_Toc230599577" w:history="1">
             <w:r>
               <w:rPr>
                 <w:rStyle w:val="af4"/>
@@ -3918,7 +3941,7 @@
                 <w:sz w:val="28"/>
                 <w:szCs w:val="28"/>
               </w:rPr>
-              <w:instrText xml:space="preserve"> PAGEREF _Toc230553558 \h </w:instrText>
+              <w:instrText xml:space="preserve"> PAGEREF _Toc230599577 \h </w:instrText>
             </w:r>
             <w:r>
               <w:rPr>
@@ -3973,7 +3996,7 @@
               <w14:ligatures w14:val="standardContextual"/>
             </w:rPr>
           </w:pPr>
-          <w:hyperlink w:anchor="_Toc230553559" w:history="1">
+          <w:hyperlink w:anchor="_Toc230599578" w:history="1">
             <w:r>
               <w:rPr>
                 <w:rStyle w:val="af4"/>
@@ -4008,7 +4031,7 @@
                 <w:sz w:val="28"/>
                 <w:szCs w:val="28"/>
               </w:rPr>
-              <w:instrText xml:space="preserve"> PAGEREF _Toc230553559 \h </w:instrText>
+              <w:instrText xml:space="preserve"> PAGEREF _Toc230599578 \h </w:instrText>
             </w:r>
             <w:r>
               <w:rPr>
@@ -4063,7 +4086,7 @@
               <w14:ligatures w14:val="standardContextual"/>
             </w:rPr>
           </w:pPr>
-          <w:hyperlink w:anchor="_Toc230553560" w:history="1">
+          <w:hyperlink w:anchor="_Toc230599579" w:history="1">
             <w:r>
               <w:rPr>
                 <w:rStyle w:val="af4"/>
@@ -4098,7 +4121,7 @@
                 <w:sz w:val="28"/>
                 <w:szCs w:val="28"/>
               </w:rPr>
-              <w:instrText xml:space="preserve"> PAGEREF _Toc230553560 \h </w:instrText>
+              <w:instrText xml:space="preserve"> PAGEREF _Toc230599579 \h </w:instrText>
             </w:r>
             <w:r>
               <w:rPr>
@@ -4153,7 +4176,7 @@
               <w14:ligatures w14:val="standardContextual"/>
             </w:rPr>
           </w:pPr>
-          <w:hyperlink w:anchor="_Toc230553561" w:history="1">
+          <w:hyperlink w:anchor="_Toc230599580" w:history="1">
             <w:r>
               <w:rPr>
                 <w:rStyle w:val="af4"/>
@@ -4188,7 +4211,7 @@
                 <w:sz w:val="28"/>
                 <w:szCs w:val="28"/>
               </w:rPr>
-              <w:instrText xml:space="preserve"> PAGEREF _Toc230553561 \h </w:instrText>
+              <w:instrText xml:space="preserve"> PAGEREF _Toc230599580 \h </w:instrText>
             </w:r>
             <w:r>
               <w:rPr>
@@ -4240,7 +4263,7 @@
               <w14:ligatures w14:val="standardContextual"/>
             </w:rPr>
           </w:pPr>
-          <w:hyperlink w:anchor="_Toc230553562" w:history="1">
+          <w:hyperlink w:anchor="_Toc230599581" w:history="1">
             <w:r>
               <w:rPr>
                 <w:rStyle w:val="af4"/>
@@ -4275,7 +4298,7 @@
                 <w:sz w:val="28"/>
                 <w:szCs w:val="28"/>
               </w:rPr>
-              <w:instrText xml:space="preserve"> PAGEREF _Toc230553562 \h </w:instrText>
+              <w:instrText xml:space="preserve"> PAGEREF _Toc230599581 \h </w:instrText>
             </w:r>
             <w:r>
               <w:rPr>
@@ -4330,7 +4353,7 @@
               <w14:ligatures w14:val="standardContextual"/>
             </w:rPr>
           </w:pPr>
-          <w:hyperlink w:anchor="_Toc230553563" w:history="1">
+          <w:hyperlink w:anchor="_Toc230599582" w:history="1">
             <w:r>
               <w:rPr>
                 <w:rStyle w:val="af4"/>
@@ -4365,7 +4388,7 @@
                 <w:sz w:val="28"/>
                 <w:szCs w:val="28"/>
               </w:rPr>
-              <w:instrText xml:space="preserve"> PAGEREF _Toc230553563 \h </w:instrText>
+              <w:instrText xml:space="preserve"> PAGEREF _Toc230599582 \h </w:instrText>
             </w:r>
             <w:r>
               <w:rPr>
@@ -4420,7 +4443,7 @@
               <w14:ligatures w14:val="standardContextual"/>
             </w:rPr>
           </w:pPr>
-          <w:hyperlink w:anchor="_Toc230553564" w:history="1">
+          <w:hyperlink w:anchor="_Toc230599583" w:history="1">
             <w:r>
               <w:rPr>
                 <w:rStyle w:val="af4"/>
@@ -4474,7 +4497,7 @@
                 <w:sz w:val="28"/>
                 <w:szCs w:val="28"/>
               </w:rPr>
-              <w:instrText xml:space="preserve"> PAGEREF _Toc230553564 \h </w:instrText>
+              <w:instrText xml:space="preserve"> PAGEREF _Toc230599583 \h </w:instrText>
             </w:r>
             <w:r>
               <w:rPr>
@@ -4529,7 +4552,7 @@
               <w14:ligatures w14:val="standardContextual"/>
             </w:rPr>
           </w:pPr>
-          <w:hyperlink w:anchor="_Toc230553565" w:history="1">
+          <w:hyperlink w:anchor="_Toc230599584" w:history="1">
             <w:r>
               <w:rPr>
                 <w:rStyle w:val="af4"/>
@@ -4564,7 +4587,7 @@
                 <w:sz w:val="28"/>
                 <w:szCs w:val="28"/>
               </w:rPr>
-              <w:instrText xml:space="preserve"> PAGEREF _Toc230553565 \h </w:instrText>
+              <w:instrText xml:space="preserve"> PAGEREF _Toc230599584 \h </w:instrText>
             </w:r>
             <w:r>
               <w:rPr>
@@ -4619,7 +4642,7 @@
               <w14:ligatures w14:val="standardContextual"/>
             </w:rPr>
           </w:pPr>
-          <w:hyperlink w:anchor="_Toc230553566" w:history="1">
+          <w:hyperlink w:anchor="_Toc230599585" w:history="1">
             <w:r>
               <w:rPr>
                 <w:rStyle w:val="af4"/>
@@ -4673,7 +4696,7 @@
                 <w:sz w:val="28"/>
                 <w:szCs w:val="28"/>
               </w:rPr>
-              <w:instrText xml:space="preserve"> PAGEREF _Toc230553566 \h </w:instrText>
+              <w:instrText xml:space="preserve"> PAGEREF _Toc230599585 \h </w:instrText>
             </w:r>
             <w:r>
               <w:rPr>
@@ -4725,7 +4748,7 @@
               <w14:ligatures w14:val="standardContextual"/>
             </w:rPr>
           </w:pPr>
-          <w:hyperlink w:anchor="_Toc230553567" w:history="1">
+          <w:hyperlink w:anchor="_Toc230599586" w:history="1">
             <w:r>
               <w:rPr>
                 <w:rStyle w:val="af4"/>
@@ -4760,7 +4783,7 @@
                 <w:sz w:val="28"/>
                 <w:szCs w:val="28"/>
               </w:rPr>
-              <w:instrText xml:space="preserve"> PAGEREF _Toc230553567 \h </w:instrText>
+              <w:instrText xml:space="preserve"> PAGEREF _Toc230599586 \h </w:instrText>
             </w:r>
             <w:r>
               <w:rPr>
@@ -4812,7 +4835,7 @@
               <w14:ligatures w14:val="standardContextual"/>
             </w:rPr>
           </w:pPr>
-          <w:hyperlink w:anchor="_Toc230553568" w:history="1">
+          <w:hyperlink w:anchor="_Toc230599587" w:history="1">
             <w:r>
               <w:rPr>
                 <w:rStyle w:val="af4"/>
@@ -4847,7 +4870,7 @@
                 <w:sz w:val="28"/>
                 <w:szCs w:val="28"/>
               </w:rPr>
-              <w:instrText xml:space="preserve"> PAGEREF _Toc230553568 \h </w:instrText>
+              <w:instrText xml:space="preserve"> PAGEREF _Toc230599587 \h </w:instrText>
             </w:r>
             <w:r>
               <w:rPr>
@@ -4899,7 +4922,7 @@
               <w14:ligatures w14:val="standardContextual"/>
             </w:rPr>
           </w:pPr>
-          <w:hyperlink w:anchor="_Toc230553569" w:history="1">
+          <w:hyperlink w:anchor="_Toc230599588" w:history="1">
             <w:r>
               <w:rPr>
                 <w:rStyle w:val="af4"/>
@@ -4907,7 +4930,7 @@
                 <w:sz w:val="28"/>
                 <w:szCs w:val="28"/>
               </w:rPr>
-              <w:t>ДОДАТКИ</w:t>
+              <w:t>Додаток А. Функція для знаходження перестановок кутів</w:t>
             </w:r>
             <w:r>
               <w:rPr>
@@ -4934,7 +4957,7 @@
                 <w:sz w:val="28"/>
                 <w:szCs w:val="28"/>
               </w:rPr>
-              <w:instrText xml:space="preserve"> PAGEREF _Toc230553569 \h </w:instrText>
+              <w:instrText xml:space="preserve"> PAGEREF _Toc230599588 \h </w:instrText>
             </w:r>
             <w:r>
               <w:rPr>
@@ -4961,6 +4984,93 @@
                 <w:szCs w:val="28"/>
               </w:rPr>
               <w:t>40</w:t>
+            </w:r>
+            <w:r>
+              <w:rPr>
+                <w:noProof/>
+                <w:webHidden/>
+                <w:sz w:val="28"/>
+                <w:szCs w:val="28"/>
+              </w:rPr>
+              <w:fldChar w:fldCharType="end"/>
+            </w:r>
+          </w:hyperlink>
+        </w:p>
+        <w:p>
+          <w:pPr>
+            <w:pStyle w:val="11"/>
+            <w:rPr>
+              <w:rFonts w:asciiTheme="minorHAnsi" w:eastAsiaTheme="minorEastAsia" w:hAnsiTheme="minorHAnsi" w:cstheme="minorBidi"/>
+              <w:noProof/>
+              <w:kern w:val="2"/>
+              <w:sz w:val="28"/>
+              <w:szCs w:val="28"/>
+              <w:lang w:eastAsia="uk-UA"/>
+              <w14:ligatures w14:val="standardContextual"/>
+            </w:rPr>
+          </w:pPr>
+          <w:hyperlink w:anchor="_Toc230599589" w:history="1">
+            <w:r>
+              <w:rPr>
+                <w:rStyle w:val="af4"/>
+                <w:noProof/>
+                <w:sz w:val="28"/>
+                <w:szCs w:val="28"/>
+              </w:rPr>
+              <w:t>Додаток Б. Функція для знаходження перестановок ребер методом М2</w:t>
+            </w:r>
+            <w:r>
+              <w:rPr>
+                <w:noProof/>
+                <w:webHidden/>
+                <w:sz w:val="28"/>
+                <w:szCs w:val="28"/>
+              </w:rPr>
+              <w:tab/>
+            </w:r>
+            <w:r>
+              <w:rPr>
+                <w:noProof/>
+                <w:webHidden/>
+                <w:sz w:val="28"/>
+                <w:szCs w:val="28"/>
+              </w:rPr>
+              <w:fldChar w:fldCharType="begin"/>
+            </w:r>
+            <w:r>
+              <w:rPr>
+                <w:noProof/>
+                <w:webHidden/>
+                <w:sz w:val="28"/>
+                <w:szCs w:val="28"/>
+              </w:rPr>
+              <w:instrText xml:space="preserve"> PAGEREF _Toc230599589 \h </w:instrText>
+            </w:r>
+            <w:r>
+              <w:rPr>
+                <w:noProof/>
+                <w:webHidden/>
+                <w:sz w:val="28"/>
+                <w:szCs w:val="28"/>
+              </w:rPr>
+            </w:r>
+            <w:r>
+              <w:rPr>
+                <w:noProof/>
+                <w:webHidden/>
+                <w:sz w:val="28"/>
+                <w:szCs w:val="28"/>
+              </w:rPr>
+              <w:fldChar w:fldCharType="separate"/>
+            </w:r>
+            <w:r>
+              <w:rPr>
+                <w:noProof/>
+                <w:webHidden/>
+                <w:sz w:val="28"/>
+                <w:szCs w:val="28"/>
+              </w:rPr>
+              <w:t>42</w:t>
             </w:r>
             <w:r>
               <w:rPr>
@@ -4994,253 +5104,47 @@
     </w:sdt>
     <w:p>
       <w:pPr>
-        <w:widowControl/>
-        <w:autoSpaceDE/>
-        <w:autoSpaceDN/>
-        <w:spacing w:after="160" w:line="259" w:lineRule="auto"/>
-        <w:rPr>
-          <w:rFonts w:eastAsiaTheme="majorEastAsia"/>
-          <w:b/>
-          <w:sz w:val="28"/>
-          <w:szCs w:val="28"/>
-        </w:rPr>
-      </w:pPr>
-    </w:p>
-    <w:p>
-      <w:pPr>
-        <w:widowControl/>
-        <w:autoSpaceDE/>
-        <w:autoSpaceDN/>
-        <w:spacing w:after="160" w:line="259" w:lineRule="auto"/>
-        <w:rPr>
-          <w:rFonts w:eastAsiaTheme="majorEastAsia"/>
-          <w:b/>
-          <w:sz w:val="28"/>
-          <w:szCs w:val="28"/>
-        </w:rPr>
-      </w:pPr>
-    </w:p>
-    <w:p>
-      <w:pPr>
-        <w:widowControl/>
-        <w:autoSpaceDE/>
-        <w:autoSpaceDN/>
-        <w:spacing w:after="160" w:line="259" w:lineRule="auto"/>
-        <w:rPr>
-          <w:rFonts w:eastAsiaTheme="majorEastAsia"/>
-          <w:b/>
-          <w:sz w:val="28"/>
-          <w:szCs w:val="28"/>
-        </w:rPr>
-      </w:pPr>
-    </w:p>
-    <w:p>
-      <w:pPr>
-        <w:widowControl/>
-        <w:autoSpaceDE/>
-        <w:autoSpaceDN/>
-        <w:spacing w:after="160" w:line="259" w:lineRule="auto"/>
-        <w:rPr>
-          <w:rFonts w:eastAsiaTheme="majorEastAsia"/>
-          <w:b/>
-          <w:sz w:val="28"/>
-          <w:szCs w:val="28"/>
-        </w:rPr>
-      </w:pPr>
-    </w:p>
-    <w:p>
-      <w:pPr>
-        <w:widowControl/>
-        <w:autoSpaceDE/>
-        <w:autoSpaceDN/>
-        <w:spacing w:after="160" w:line="259" w:lineRule="auto"/>
-        <w:rPr>
-          <w:rFonts w:eastAsiaTheme="majorEastAsia"/>
-          <w:b/>
-          <w:sz w:val="28"/>
-          <w:szCs w:val="28"/>
-        </w:rPr>
-      </w:pPr>
-    </w:p>
-    <w:p>
-      <w:pPr>
-        <w:widowControl/>
-        <w:autoSpaceDE/>
-        <w:autoSpaceDN/>
-        <w:spacing w:after="160" w:line="259" w:lineRule="auto"/>
-        <w:rPr>
-          <w:rFonts w:eastAsiaTheme="majorEastAsia"/>
-          <w:b/>
-          <w:sz w:val="28"/>
-          <w:szCs w:val="28"/>
-        </w:rPr>
-      </w:pPr>
-    </w:p>
-    <w:p>
-      <w:pPr>
-        <w:widowControl/>
-        <w:autoSpaceDE/>
-        <w:autoSpaceDN/>
-        <w:spacing w:after="160" w:line="259" w:lineRule="auto"/>
-        <w:rPr>
-          <w:rFonts w:eastAsiaTheme="majorEastAsia"/>
-          <w:b/>
-          <w:sz w:val="28"/>
-          <w:szCs w:val="28"/>
-        </w:rPr>
-      </w:pPr>
-    </w:p>
-    <w:p>
-      <w:pPr>
-        <w:widowControl/>
-        <w:autoSpaceDE/>
-        <w:autoSpaceDN/>
-        <w:spacing w:after="160" w:line="259" w:lineRule="auto"/>
-        <w:rPr>
-          <w:rFonts w:eastAsiaTheme="majorEastAsia"/>
-          <w:b/>
-          <w:sz w:val="28"/>
-          <w:szCs w:val="28"/>
-        </w:rPr>
-      </w:pPr>
-    </w:p>
-    <w:p>
-      <w:pPr>
-        <w:widowControl/>
-        <w:autoSpaceDE/>
-        <w:autoSpaceDN/>
-        <w:spacing w:after="160" w:line="259" w:lineRule="auto"/>
-        <w:rPr>
-          <w:rFonts w:eastAsiaTheme="majorEastAsia"/>
-          <w:b/>
-          <w:sz w:val="28"/>
-          <w:szCs w:val="28"/>
-        </w:rPr>
-      </w:pPr>
-    </w:p>
-    <w:p>
-      <w:pPr>
-        <w:widowControl/>
-        <w:autoSpaceDE/>
-        <w:autoSpaceDN/>
-        <w:spacing w:after="160" w:line="259" w:lineRule="auto"/>
-        <w:rPr>
-          <w:rFonts w:eastAsiaTheme="majorEastAsia"/>
-          <w:b/>
-          <w:sz w:val="28"/>
-          <w:szCs w:val="28"/>
-        </w:rPr>
-      </w:pPr>
-    </w:p>
-    <w:p>
-      <w:pPr>
         <w:pStyle w:val="1"/>
         <w:rPr>
           <w:rFonts w:cs="Times New Roman"/>
           <w:szCs w:val="28"/>
-          <w:lang w:val="en-US"/>
-        </w:rPr>
-      </w:pPr>
-      <w:bookmarkStart w:id="2" w:name="_Toc230553535"/>
-    </w:p>
-    <w:p>
-      <w:pPr>
-        <w:rPr>
-          <w:lang w:val="en-US"/>
-        </w:rPr>
-      </w:pPr>
-    </w:p>
-    <w:p>
-      <w:pPr>
-        <w:rPr>
-          <w:lang w:val="en-US"/>
-        </w:rPr>
-      </w:pPr>
-    </w:p>
-    <w:p>
-      <w:pPr>
-        <w:rPr>
-          <w:lang w:val="en-US"/>
-        </w:rPr>
-      </w:pPr>
-    </w:p>
-    <w:p>
-      <w:pPr>
-        <w:rPr>
-          <w:lang w:val="en-US"/>
-        </w:rPr>
-      </w:pPr>
-    </w:p>
-    <w:p>
-      <w:pPr>
-        <w:rPr>
-          <w:lang w:val="en-US"/>
-        </w:rPr>
-      </w:pPr>
-    </w:p>
-    <w:p>
-      <w:pPr>
-        <w:rPr>
-          <w:lang w:val="en-US"/>
-        </w:rPr>
-      </w:pPr>
-    </w:p>
-    <w:p>
-      <w:pPr>
-        <w:rPr>
-          <w:lang w:val="en-US"/>
-        </w:rPr>
-      </w:pPr>
-    </w:p>
-    <w:p>
-      <w:pPr>
-        <w:rPr>
-          <w:lang w:val="en-US"/>
-        </w:rPr>
-      </w:pPr>
-    </w:p>
-    <w:p>
-      <w:pPr>
-        <w:rPr>
-          <w:lang w:val="en-US"/>
-        </w:rPr>
-      </w:pPr>
-    </w:p>
-    <w:p>
-      <w:pPr>
-        <w:rPr>
-          <w:lang w:val="en-US"/>
-        </w:rPr>
-      </w:pPr>
-    </w:p>
-    <w:p>
-      <w:pPr>
-        <w:rPr>
-          <w:lang w:val="en-US"/>
-        </w:rPr>
-      </w:pPr>
-    </w:p>
-    <w:p>
-      <w:pPr>
-        <w:rPr>
-          <w:lang w:val="en-US"/>
-        </w:rPr>
-      </w:pPr>
-    </w:p>
-    <w:p>
-      <w:pPr>
-        <w:rPr>
-          <w:lang w:val="en-US"/>
-        </w:rPr>
-      </w:pPr>
-    </w:p>
-    <w:p>
-      <w:pPr>
-        <w:rPr>
-          <w:lang w:val="en-US"/>
-        </w:rPr>
-      </w:pPr>
-    </w:p>
+        </w:rPr>
+      </w:pPr>
+    </w:p>
+    <w:p/>
+    <w:p/>
+    <w:p/>
+    <w:p/>
+    <w:p/>
+    <w:p/>
+    <w:p/>
+    <w:p/>
+    <w:p/>
+    <w:p/>
+    <w:p/>
+    <w:p/>
+    <w:p/>
+    <w:p/>
+    <w:p/>
+    <w:p/>
+    <w:p/>
+    <w:p/>
+    <w:p/>
+    <w:p/>
+    <w:p/>
+    <w:p/>
+    <w:p/>
+    <w:p/>
+    <w:p/>
+    <w:p/>
+    <w:p/>
+    <w:p/>
+    <w:p/>
+    <w:p/>
+    <w:p/>
+    <w:p/>
+    <w:p/>
+    <w:p/>
     <w:p>
       <w:pPr>
         <w:pStyle w:val="1"/>
@@ -5249,6 +5153,7 @@
           <w:szCs w:val="28"/>
         </w:rPr>
       </w:pPr>
+      <w:bookmarkStart w:id="2" w:name="_Toc230599554"/>
       <w:r>
         <w:rPr>
           <w:rFonts w:cs="Times New Roman"/>
@@ -5850,7 +5755,7 @@
           <w:szCs w:val="28"/>
         </w:rPr>
       </w:pPr>
-      <w:bookmarkStart w:id="3" w:name="_Toc230553536"/>
+      <w:bookmarkStart w:id="3" w:name="_Toc230599555"/>
       <w:r>
         <w:rPr>
           <w:rFonts w:cs="Times New Roman"/>
@@ -6290,22 +6195,25 @@
     <w:p>
       <w:pPr>
         <w:pStyle w:val="1"/>
-        <w:numPr>
-          <w:ilvl w:val="0"/>
-          <w:numId w:val="33"/>
-        </w:numPr>
         <w:rPr>
           <w:rFonts w:cs="Times New Roman"/>
           <w:szCs w:val="28"/>
         </w:rPr>
       </w:pPr>
-      <w:bookmarkStart w:id="4" w:name="_Toc230553537"/>
+      <w:bookmarkStart w:id="4" w:name="_Toc230599556"/>
       <w:r>
         <w:rPr>
           <w:rFonts w:cs="Times New Roman"/>
           <w:szCs w:val="28"/>
         </w:rPr>
         <w:lastRenderedPageBreak/>
+        <w:t xml:space="preserve">1 </w:t>
+      </w:r>
+      <w:r>
+        <w:rPr>
+          <w:rFonts w:cs="Times New Roman"/>
+          <w:szCs w:val="28"/>
+        </w:rPr>
         <w:t>ТЕОРЕТИЧНА ЧАСТИНА</w:t>
       </w:r>
       <w:bookmarkEnd w:id="4"/>
@@ -6331,7 +6239,7 @@
           <w:szCs w:val="28"/>
         </w:rPr>
       </w:pPr>
-      <w:bookmarkStart w:id="5" w:name="_Toc230553538"/>
+      <w:bookmarkStart w:id="5" w:name="_Toc230599557"/>
       <w:r>
         <w:rPr>
           <w:rFonts w:cs="Times New Roman"/>
@@ -6681,7 +6589,7 @@
           <w:szCs w:val="28"/>
         </w:rPr>
       </w:pPr>
-      <w:bookmarkStart w:id="6" w:name="_Toc230553539"/>
+      <w:bookmarkStart w:id="6" w:name="_Toc230599558"/>
       <w:r>
         <w:rPr>
           <w:rFonts w:cs="Times New Roman"/>
@@ -7312,7 +7220,7 @@
           <w:lang w:val="en-US"/>
         </w:rPr>
       </w:pPr>
-      <w:bookmarkStart w:id="7" w:name="_Toc230553540"/>
+      <w:bookmarkStart w:id="7" w:name="_Toc230599559"/>
       <w:r>
         <w:rPr>
           <w:rFonts w:cs="Times New Roman"/>
@@ -7369,7 +7277,7 @@
           <w:lang w:val="en-US"/>
         </w:rPr>
       </w:pPr>
-      <w:bookmarkStart w:id="8" w:name="_Toc230553541"/>
+      <w:bookmarkStart w:id="8" w:name="_Toc230599560"/>
       <w:r>
         <w:rPr>
           <w:rFonts w:cs="Times New Roman"/>
@@ -7701,7 +7609,7 @@
           <w:rFonts w:cs="Times New Roman"/>
         </w:rPr>
       </w:pPr>
-      <w:bookmarkStart w:id="9" w:name="_Toc230553542"/>
+      <w:bookmarkStart w:id="9" w:name="_Toc230599561"/>
       <w:r>
         <w:rPr>
           <w:rFonts w:cs="Times New Roman"/>
@@ -8940,7 +8848,7 @@
           <w:rFonts w:cs="Times New Roman"/>
         </w:rPr>
       </w:pPr>
-      <w:bookmarkStart w:id="10" w:name="_Toc230553543"/>
+      <w:bookmarkStart w:id="10" w:name="_Toc230599562"/>
       <w:r>
         <w:rPr>
           <w:rFonts w:cs="Times New Roman"/>
@@ -9414,7 +9322,7 @@
           <w:lang w:val="en-US"/>
         </w:rPr>
       </w:pPr>
-      <w:bookmarkStart w:id="11" w:name="_Toc230553544"/>
+      <w:bookmarkStart w:id="11" w:name="_Toc230599563"/>
       <w:r>
         <w:rPr>
           <w:rFonts w:cs="Times New Roman"/>
@@ -9770,7 +9678,7 @@
           <w:lang w:val="en-US"/>
         </w:rPr>
       </w:pPr>
-      <w:bookmarkStart w:id="12" w:name="_Toc230553545"/>
+      <w:bookmarkStart w:id="12" w:name="_Toc230599564"/>
       <w:r>
         <w:rPr>
           <w:rFonts w:cs="Times New Roman"/>
@@ -9817,7 +9725,7 @@
           <w:rFonts w:cs="Times New Roman"/>
         </w:rPr>
       </w:pPr>
-      <w:bookmarkStart w:id="13" w:name="_Toc230553546"/>
+      <w:bookmarkStart w:id="13" w:name="_Toc230599565"/>
       <w:r>
         <w:rPr>
           <w:rFonts w:cs="Times New Roman"/>
@@ -10215,7 +10123,7 @@
           <w:rFonts w:cs="Times New Roman"/>
         </w:rPr>
       </w:pPr>
-      <w:bookmarkStart w:id="14" w:name="_Toc230553547"/>
+      <w:bookmarkStart w:id="14" w:name="_Toc230599566"/>
       <w:r>
         <w:rPr>
           <w:rFonts w:cs="Times New Roman"/>
@@ -10563,7 +10471,7 @@
           <w:rFonts w:cs="Times New Roman"/>
         </w:rPr>
       </w:pPr>
-      <w:bookmarkStart w:id="15" w:name="_Toc230553548"/>
+      <w:bookmarkStart w:id="15" w:name="_Toc230599567"/>
       <w:r>
         <w:rPr>
           <w:rFonts w:cs="Times New Roman"/>
@@ -10927,7 +10835,7 @@
           <w:szCs w:val="28"/>
         </w:rPr>
       </w:pPr>
-      <w:bookmarkStart w:id="16" w:name="_Toc230553549"/>
+      <w:bookmarkStart w:id="16" w:name="_Toc230599568"/>
       <w:r>
         <w:rPr>
           <w:rFonts w:cs="Times New Roman"/>
@@ -10989,7 +10897,7 @@
           <w:szCs w:val="28"/>
         </w:rPr>
       </w:pPr>
-      <w:bookmarkStart w:id="17" w:name="_Toc230553550"/>
+      <w:bookmarkStart w:id="17" w:name="_Toc230599569"/>
       <w:r>
         <w:rPr>
           <w:rFonts w:cs="Times New Roman"/>
@@ -11095,7 +11003,7 @@
           <w:rFonts w:cs="Times New Roman"/>
         </w:rPr>
       </w:pPr>
-      <w:bookmarkStart w:id="18" w:name="_Toc230553551"/>
+      <w:bookmarkStart w:id="18" w:name="_Toc230599570"/>
       <w:r>
         <w:rPr>
           <w:rFonts w:cs="Times New Roman"/>
@@ -11546,7 +11454,7 @@
           <w:rFonts w:cs="Times New Roman"/>
         </w:rPr>
       </w:pPr>
-      <w:bookmarkStart w:id="19" w:name="_Toc230553552"/>
+      <w:bookmarkStart w:id="19" w:name="_Toc230599571"/>
       <w:r>
         <w:rPr>
           <w:rFonts w:cs="Times New Roman"/>
@@ -11981,7 +11889,7 @@
           <w:rFonts w:cs="Times New Roman"/>
         </w:rPr>
       </w:pPr>
-      <w:bookmarkStart w:id="20" w:name="_Toc230553553"/>
+      <w:bookmarkStart w:id="20" w:name="_Toc230599572"/>
       <w:r>
         <w:rPr>
           <w:rFonts w:cs="Times New Roman"/>
@@ -12183,7 +12091,7 @@
           <w:szCs w:val="28"/>
         </w:rPr>
       </w:pPr>
-      <w:bookmarkStart w:id="21" w:name="_Toc230553554"/>
+      <w:bookmarkStart w:id="21" w:name="_Toc230599573"/>
       <w:r>
         <w:rPr>
           <w:rFonts w:cs="Times New Roman"/>
@@ -12214,7 +12122,7 @@
           <w:rFonts w:cs="Times New Roman"/>
         </w:rPr>
       </w:pPr>
-      <w:bookmarkStart w:id="22" w:name="_Toc230553555"/>
+      <w:bookmarkStart w:id="22" w:name="_Toc230599574"/>
       <w:r>
         <w:rPr>
           <w:rFonts w:cs="Times New Roman"/>
@@ -12992,7 +12900,7 @@
           <w:rFonts w:cs="Times New Roman"/>
         </w:rPr>
       </w:pPr>
-      <w:bookmarkStart w:id="23" w:name="_Toc230553556"/>
+      <w:bookmarkStart w:id="23" w:name="_Toc230599575"/>
       <w:r>
         <w:rPr>
           <w:rFonts w:cs="Times New Roman"/>
@@ -13428,7 +13336,7 @@
         </w:rPr>
         <w:tab/>
       </w:r>
-      <w:bookmarkStart w:id="24" w:name="_Toc230553557"/>
+      <w:bookmarkStart w:id="24" w:name="_Toc230599576"/>
       <w:r>
         <w:rPr>
           <w:rFonts w:cs="Times New Roman"/>
@@ -13654,7 +13562,7 @@
           <w:lang w:val="en-US"/>
         </w:rPr>
       </w:pPr>
-      <w:bookmarkStart w:id="25" w:name="_Toc230553558"/>
+      <w:bookmarkStart w:id="25" w:name="_Toc230599577"/>
       <w:r>
         <w:rPr>
           <w:rFonts w:cs="Times New Roman"/>
@@ -13950,7 +13858,7 @@
           <w:rFonts w:cs="Times New Roman"/>
         </w:rPr>
       </w:pPr>
-      <w:bookmarkStart w:id="26" w:name="_Toc230553559"/>
+      <w:bookmarkStart w:id="26" w:name="_Toc230599578"/>
       <w:r>
         <w:rPr>
           <w:rFonts w:cs="Times New Roman"/>
@@ -14482,7 +14390,7 @@
         </w:rPr>
         <w:tab/>
       </w:r>
-      <w:bookmarkStart w:id="27" w:name="_Toc230553560"/>
+      <w:bookmarkStart w:id="27" w:name="_Toc230599579"/>
       <w:r>
         <w:rPr>
           <w:rFonts w:cs="Times New Roman"/>
@@ -14816,7 +14724,7 @@
         </w:rPr>
         <w:tab/>
       </w:r>
-      <w:bookmarkStart w:id="28" w:name="_Toc230553561"/>
+      <w:bookmarkStart w:id="28" w:name="_Toc230599580"/>
       <w:r>
         <w:rPr>
           <w:rFonts w:cs="Times New Roman"/>
@@ -15338,7 +15246,7 @@
           <w:szCs w:val="28"/>
         </w:rPr>
       </w:pPr>
-      <w:bookmarkStart w:id="29" w:name="_Toc230553562"/>
+      <w:bookmarkStart w:id="29" w:name="_Toc230599581"/>
       <w:r>
         <w:rPr>
           <w:rFonts w:cs="Times New Roman"/>
@@ -15381,7 +15289,7 @@
         </w:rPr>
         <w:tab/>
       </w:r>
-      <w:bookmarkStart w:id="30" w:name="_Toc230553563"/>
+      <w:bookmarkStart w:id="30" w:name="_Toc230599582"/>
       <w:r>
         <w:rPr>
           <w:rFonts w:cs="Times New Roman"/>
@@ -15690,21 +15598,7 @@
           <w:sz w:val="28"/>
           <w:szCs w:val="28"/>
         </w:rPr>
-        <w:t xml:space="preserve">Рисунок 2.8 </w:t>
-      </w:r>
-      <w:r>
-        <w:rPr>
-          <w:sz w:val="28"/>
-          <w:szCs w:val="28"/>
-        </w:rPr>
-        <w:t>–</w:t>
-      </w:r>
-      <w:r>
-        <w:rPr>
-          <w:sz w:val="28"/>
-          <w:szCs w:val="28"/>
-        </w:rPr>
-        <w:t xml:space="preserve"> Функція для отримання даних з розгортки</w:t>
+        <w:t>Рисунок 2.8 – Функція для отримання даних з розгортки</w:t>
       </w:r>
     </w:p>
     <w:p>
@@ -15761,7 +15655,6 @@
         </w:rPr>
         <w:tab/>
       </w:r>
-      <w:bookmarkStart w:id="31" w:name="_Toc230553564"/>
     </w:p>
     <w:p>
       <w:pPr>
@@ -15784,6 +15677,7 @@
           <w:rFonts w:cs="Times New Roman"/>
         </w:rPr>
       </w:pPr>
+      <w:bookmarkStart w:id="31" w:name="_Toc230599583"/>
       <w:r>
         <w:rPr>
           <w:rFonts w:cs="Times New Roman"/>
@@ -15978,21 +15872,7 @@
           <w:sz w:val="28"/>
           <w:szCs w:val="28"/>
         </w:rPr>
-        <w:t xml:space="preserve">Рисунок 2.9 </w:t>
-      </w:r>
-      <w:r>
-        <w:rPr>
-          <w:sz w:val="28"/>
-          <w:szCs w:val="28"/>
-        </w:rPr>
-        <w:t>–</w:t>
-      </w:r>
-      <w:r>
-        <w:rPr>
-          <w:sz w:val="28"/>
-          <w:szCs w:val="28"/>
-        </w:rPr>
-        <w:t xml:space="preserve"> Функція валідації правильності введення</w:t>
+        <w:t>Рисунок 2.9 – Функція валідації правильності введення</w:t>
       </w:r>
     </w:p>
     <w:p>
@@ -16108,49 +15988,7 @@
           <w:sz w:val="28"/>
           <w:szCs w:val="28"/>
         </w:rPr>
-        <w:t xml:space="preserve">на одному елементі немає протилежних кольорів (білий </w:t>
-      </w:r>
-      <w:r>
-        <w:rPr>
-          <w:sz w:val="28"/>
-          <w:szCs w:val="28"/>
-        </w:rPr>
-        <w:t>–</w:t>
-      </w:r>
-      <w:r>
-        <w:rPr>
-          <w:sz w:val="28"/>
-          <w:szCs w:val="28"/>
-        </w:rPr>
-        <w:t xml:space="preserve"> жовтий, зелений </w:t>
-      </w:r>
-      <w:r>
-        <w:rPr>
-          <w:sz w:val="28"/>
-          <w:szCs w:val="28"/>
-        </w:rPr>
-        <w:t>–</w:t>
-      </w:r>
-      <w:r>
-        <w:rPr>
-          <w:sz w:val="28"/>
-          <w:szCs w:val="28"/>
-        </w:rPr>
-        <w:t xml:space="preserve"> синій, помаранчевий </w:t>
-      </w:r>
-      <w:r>
-        <w:rPr>
-          <w:sz w:val="28"/>
-          <w:szCs w:val="28"/>
-        </w:rPr>
-        <w:t>–</w:t>
-      </w:r>
-      <w:r>
-        <w:rPr>
-          <w:sz w:val="28"/>
-          <w:szCs w:val="28"/>
-        </w:rPr>
-        <w:t xml:space="preserve"> червоний)</w:t>
+        <w:t>на одному елементі немає протилежних кольорів (білий – жовтий, зелений – синій, помаранчевий – червоний)</w:t>
       </w:r>
       <w:r>
         <w:rPr>
@@ -16229,7 +16067,7 @@
           <w:rFonts w:cs="Times New Roman"/>
         </w:rPr>
       </w:pPr>
-      <w:bookmarkStart w:id="32" w:name="_Toc230553565"/>
+      <w:bookmarkStart w:id="32" w:name="_Toc230599584"/>
       <w:r>
         <w:rPr>
           <w:rFonts w:cs="Times New Roman"/>
@@ -16495,7 +16333,7 @@
           <w:rFonts w:cs="Times New Roman"/>
         </w:rPr>
       </w:pPr>
-      <w:bookmarkStart w:id="33" w:name="_Toc230553566"/>
+      <w:bookmarkStart w:id="33" w:name="_Toc230599585"/>
       <w:r>
         <w:rPr>
           <w:rFonts w:cs="Times New Roman"/>
@@ -16693,7 +16531,23 @@
           <w:sz w:val="28"/>
           <w:szCs w:val="28"/>
         </w:rPr>
-        <w:t xml:space="preserve">для відображення кольорів на відповідних гранях. Цей процес інкапсульовано  у методах </w:t>
+        <w:t xml:space="preserve">для відображення кольорів на відповідних гранях. Цей процес </w:t>
+      </w:r>
+      <w:proofErr w:type="spellStart"/>
+      <w:r>
+        <w:rPr>
+          <w:sz w:val="28"/>
+          <w:szCs w:val="28"/>
+        </w:rPr>
+        <w:t>інкапсульовано</w:t>
+      </w:r>
+      <w:proofErr w:type="spellEnd"/>
+      <w:r>
+        <w:rPr>
+          <w:sz w:val="28"/>
+          <w:szCs w:val="28"/>
+        </w:rPr>
+        <w:t xml:space="preserve">  у методах </w:t>
       </w:r>
       <w:r>
         <w:rPr>
@@ -17068,21 +16922,7 @@
           <w:sz w:val="28"/>
           <w:szCs w:val="28"/>
         </w:rPr>
-        <w:t xml:space="preserve">Рисунок 2.11 </w:t>
-      </w:r>
-      <w:r>
-        <w:rPr>
-          <w:sz w:val="28"/>
-          <w:szCs w:val="28"/>
-        </w:rPr>
-        <w:t>–</w:t>
-      </w:r>
-      <w:r>
-        <w:rPr>
-          <w:sz w:val="28"/>
-          <w:szCs w:val="28"/>
-        </w:rPr>
-        <w:t xml:space="preserve"> Метод для обертання осей</w:t>
+        <w:t>Рисунок 2.11 – Метод для обертання осей</w:t>
       </w:r>
     </w:p>
     <w:p>
@@ -17351,21 +17191,7 @@
           <w:sz w:val="28"/>
           <w:szCs w:val="28"/>
         </w:rPr>
-        <w:t xml:space="preserve">Рисунок 2.12 </w:t>
-      </w:r>
-      <w:r>
-        <w:rPr>
-          <w:sz w:val="28"/>
-          <w:szCs w:val="28"/>
-        </w:rPr>
-        <w:t>–</w:t>
-      </w:r>
-      <w:r>
-        <w:rPr>
-          <w:sz w:val="28"/>
-          <w:szCs w:val="28"/>
-        </w:rPr>
-        <w:t xml:space="preserve"> Механізм синхронізації анімації та інтерфейсу</w:t>
+        <w:t>Рисунок 2.12 – Механізм синхронізації анімації та інтерфейсу</w:t>
       </w:r>
     </w:p>
     <w:p>
@@ -17387,7 +17213,6 @@
           <w:lang w:val="en-US"/>
         </w:rPr>
       </w:pPr>
-      <w:bookmarkStart w:id="34" w:name="_Toc230553567"/>
     </w:p>
     <w:p>
       <w:pPr>
@@ -17425,6 +17250,7 @@
           <w:szCs w:val="28"/>
         </w:rPr>
       </w:pPr>
+      <w:bookmarkStart w:id="34" w:name="_Toc230599586"/>
       <w:r>
         <w:rPr>
           <w:rFonts w:cs="Times New Roman"/>
@@ -17553,21 +17379,7 @@
           <w:sz w:val="28"/>
           <w:szCs w:val="28"/>
         </w:rPr>
-        <w:t xml:space="preserve">Рисунок 3.1 </w:t>
-      </w:r>
-      <w:r>
-        <w:rPr>
-          <w:sz w:val="28"/>
-          <w:szCs w:val="28"/>
-        </w:rPr>
-        <w:t>–</w:t>
-      </w:r>
-      <w:r>
-        <w:rPr>
-          <w:sz w:val="28"/>
-          <w:szCs w:val="28"/>
-        </w:rPr>
-        <w:t xml:space="preserve"> Початковий інтерфейс користувача</w:t>
+        <w:t>Рисунок 3.1 – Початковий інтерфейс користувача</w:t>
       </w:r>
     </w:p>
     <w:p>
@@ -17690,21 +17502,7 @@
           <w:sz w:val="28"/>
           <w:szCs w:val="28"/>
         </w:rPr>
-        <w:t xml:space="preserve">Рисунок 3.2 </w:t>
-      </w:r>
-      <w:r>
-        <w:rPr>
-          <w:sz w:val="28"/>
-          <w:szCs w:val="28"/>
-        </w:rPr>
-        <w:t>–</w:t>
-      </w:r>
-      <w:r>
-        <w:rPr>
-          <w:sz w:val="28"/>
-          <w:szCs w:val="28"/>
-        </w:rPr>
-        <w:t xml:space="preserve"> </w:t>
+        <w:t xml:space="preserve">Рисунок 3.2 – </w:t>
       </w:r>
       <w:r>
         <w:rPr>
@@ -17869,21 +17667,7 @@
           <w:sz w:val="28"/>
           <w:szCs w:val="28"/>
         </w:rPr>
-        <w:t xml:space="preserve">Рисунок 3.3 </w:t>
-      </w:r>
-      <w:r>
-        <w:rPr>
-          <w:sz w:val="28"/>
-          <w:szCs w:val="28"/>
-        </w:rPr>
-        <w:t>–</w:t>
-      </w:r>
-      <w:r>
-        <w:rPr>
-          <w:sz w:val="28"/>
-          <w:szCs w:val="28"/>
-        </w:rPr>
-        <w:t xml:space="preserve"> Тестова розгортка кубика</w:t>
+        <w:t>Рисунок 3.3 – Тестова розгортка кубика</w:t>
       </w:r>
     </w:p>
     <w:p>
@@ -18078,21 +17862,7 @@
           <w:sz w:val="28"/>
           <w:szCs w:val="28"/>
         </w:rPr>
-        <w:t xml:space="preserve">Рисунок 3.4 </w:t>
-      </w:r>
-      <w:r>
-        <w:rPr>
-          <w:sz w:val="28"/>
-          <w:szCs w:val="28"/>
-        </w:rPr>
-        <w:t>–</w:t>
-      </w:r>
-      <w:r>
-        <w:rPr>
-          <w:sz w:val="28"/>
-          <w:szCs w:val="28"/>
-        </w:rPr>
-        <w:t xml:space="preserve"> Секція </w:t>
+        <w:t xml:space="preserve">Рисунок 3.4 – Секція </w:t>
       </w:r>
       <w:r>
         <w:rPr>
@@ -18242,21 +18012,7 @@
           <w:sz w:val="28"/>
           <w:szCs w:val="28"/>
         </w:rPr>
-        <w:t xml:space="preserve">Рисунок 3.5 </w:t>
-      </w:r>
-      <w:r>
-        <w:rPr>
-          <w:sz w:val="28"/>
-          <w:szCs w:val="28"/>
-        </w:rPr>
-        <w:t>–</w:t>
-      </w:r>
-      <w:r>
-        <w:rPr>
-          <w:sz w:val="28"/>
-          <w:szCs w:val="28"/>
-        </w:rPr>
-        <w:t xml:space="preserve"> Секція рішення </w:t>
+        <w:t xml:space="preserve">Рисунок 3.5 – Секція рішення </w:t>
       </w:r>
     </w:p>
     <w:p>
@@ -18346,21 +18102,7 @@
           <w:sz w:val="28"/>
           <w:szCs w:val="28"/>
         </w:rPr>
-        <w:t xml:space="preserve">Рисунок 3.6 </w:t>
-      </w:r>
-      <w:r>
-        <w:rPr>
-          <w:sz w:val="28"/>
-          <w:szCs w:val="28"/>
-        </w:rPr>
-        <w:t>–</w:t>
-      </w:r>
-      <w:r>
-        <w:rPr>
-          <w:sz w:val="28"/>
-          <w:szCs w:val="28"/>
-        </w:rPr>
-        <w:t xml:space="preserve"> Повідомлення що всі клітинки мають бути заповнені</w:t>
+        <w:t>Рисунок 3.6 – Повідомлення що всі клітинки мають бути заповнені</w:t>
       </w:r>
     </w:p>
     <w:p>
@@ -18432,21 +18174,7 @@
           <w:sz w:val="28"/>
           <w:szCs w:val="28"/>
         </w:rPr>
-        <w:t xml:space="preserve">Рисунок 3.7 </w:t>
-      </w:r>
-      <w:r>
-        <w:rPr>
-          <w:sz w:val="28"/>
-          <w:szCs w:val="28"/>
-        </w:rPr>
-        <w:t>–</w:t>
-      </w:r>
-      <w:r>
-        <w:rPr>
-          <w:sz w:val="28"/>
-          <w:szCs w:val="28"/>
-        </w:rPr>
-        <w:t xml:space="preserve"> Повідомлення про неправильно заповнену розгортку</w:t>
+        <w:t>Рисунок 3.7 – Повідомлення про неправильно заповнену розгортку</w:t>
       </w:r>
     </w:p>
     <w:p>
@@ -18476,7 +18204,7 @@
           <w:szCs w:val="28"/>
         </w:rPr>
       </w:pPr>
-      <w:bookmarkStart w:id="35" w:name="_Toc230553568"/>
+      <w:bookmarkStart w:id="35" w:name="_Toc230599587"/>
       <w:r>
         <w:rPr>
           <w:rFonts w:cs="Times New Roman"/>
@@ -18939,47 +18667,24 @@
       <w:pPr>
         <w:pStyle w:val="1"/>
       </w:pPr>
-      <w:bookmarkStart w:id="36" w:name="_Toc230553569"/>
+      <w:bookmarkStart w:id="36" w:name="_Toc230599588"/>
       <w:r>
         <w:lastRenderedPageBreak/>
-        <w:t>ДОДАТКИ</w:t>
+        <w:t>Додаток А. Функція для знаходження перестановок кутів</w:t>
       </w:r>
       <w:bookmarkEnd w:id="36"/>
     </w:p>
     <w:p>
       <w:pPr>
         <w:spacing w:line="360" w:lineRule="auto"/>
-        <w:jc w:val="right"/>
-        <w:rPr>
-          <w:sz w:val="28"/>
-          <w:szCs w:val="28"/>
-        </w:rPr>
-      </w:pPr>
-      <w:r>
-        <w:rPr>
-          <w:sz w:val="28"/>
-          <w:szCs w:val="28"/>
-        </w:rPr>
-        <w:tab/>
-        <w:t>Додаток А</w:t>
-      </w:r>
-    </w:p>
-    <w:p>
-      <w:pPr>
-        <w:spacing w:line="360" w:lineRule="auto"/>
         <w:jc w:val="center"/>
         <w:rPr>
-          <w:sz w:val="28"/>
-          <w:szCs w:val="28"/>
-        </w:rPr>
-      </w:pPr>
-      <w:r>
-        <w:rPr>
-          <w:sz w:val="28"/>
-          <w:szCs w:val="28"/>
-        </w:rPr>
-        <w:t>Вигляд функції, яка знаходить послідовність перестановок кутових елементів</w:t>
-      </w:r>
+          <w:b/>
+          <w:bCs/>
+          <w:sz w:val="28"/>
+          <w:szCs w:val="28"/>
+        </w:rPr>
+      </w:pPr>
     </w:p>
     <w:p>
       <w:pPr>
@@ -19043,13 +18748,60 @@
       </w:pPr>
       <w:r>
         <w:rPr>
+          <w:sz w:val="28"/>
+          <w:szCs w:val="28"/>
+        </w:rPr>
+        <w:t xml:space="preserve">Рисунок </w:t>
+      </w:r>
+      <w:r>
+        <w:rPr>
+          <w:sz w:val="28"/>
+          <w:szCs w:val="28"/>
+          <w:lang w:val="en-US"/>
+        </w:rPr>
+        <w:t xml:space="preserve">A1 </w:t>
+      </w:r>
+      <w:r>
+        <w:rPr>
+          <w:sz w:val="28"/>
+          <w:szCs w:val="28"/>
+        </w:rPr>
+        <w:t>–</w:t>
+      </w:r>
+      <w:r>
+        <w:rPr>
+          <w:sz w:val="28"/>
+          <w:szCs w:val="28"/>
+          <w:lang w:val="en-US"/>
+        </w:rPr>
+        <w:t xml:space="preserve"> </w:t>
+      </w:r>
+      <w:r>
+        <w:rPr>
+          <w:sz w:val="28"/>
+          <w:szCs w:val="28"/>
+        </w:rPr>
+        <w:t>Перша частина функції для знаходження перестановок кутів</w:t>
+      </w:r>
+    </w:p>
+    <w:p>
+      <w:pPr>
+        <w:spacing w:line="360" w:lineRule="auto"/>
+        <w:jc w:val="center"/>
+        <w:rPr>
+          <w:sz w:val="28"/>
+          <w:szCs w:val="28"/>
+        </w:rPr>
+      </w:pPr>
+      <w:r>
+        <w:rPr>
           <w:noProof/>
           <w14:ligatures w14:val="standardContextual"/>
         </w:rPr>
         <w:drawing>
-          <wp:inline distT="0" distB="0" distL="0" distR="0" wp14:anchorId="5C8E70AF" wp14:editId="1DC3290F">
-            <wp:extent cx="3725148" cy="4351020"/>
-            <wp:effectExtent l="0" t="0" r="8890" b="0"/>
+          <wp:inline distT="0" distB="0" distL="0" distR="0" wp14:anchorId="5C8E70AF" wp14:editId="62AC79AC">
+            <wp:extent cx="3464193" cy="4046220"/>
+            <wp:effectExtent l="0" t="0" r="3175" b="0"/>
             <wp:docPr id="1207935831" name="Рисунок 1"/>
             <wp:cNvGraphicFramePr>
               <a:graphicFrameLocks xmlns:a="http://schemas.openxmlformats.org/drawingml/2006/main" noChangeAspect="1"/>
@@ -19070,7 +18822,7 @@
                   <pic:spPr>
                     <a:xfrm>
                       <a:off x="0" y="0"/>
-                      <a:ext cx="3731806" cy="4358797"/>
+                      <a:ext cx="3477154" cy="4061359"/>
                     </a:xfrm>
                     <a:prstGeom prst="rect">
                       <a:avLst/>
@@ -19081,6 +18833,75 @@
             </a:graphic>
           </wp:inline>
         </w:drawing>
+      </w:r>
+    </w:p>
+    <w:p>
+      <w:pPr>
+        <w:spacing w:line="360" w:lineRule="auto"/>
+        <w:jc w:val="center"/>
+        <w:rPr>
+          <w:sz w:val="28"/>
+          <w:szCs w:val="28"/>
+        </w:rPr>
+      </w:pPr>
+      <w:r>
+        <w:rPr>
+          <w:sz w:val="28"/>
+          <w:szCs w:val="28"/>
+        </w:rPr>
+        <w:t xml:space="preserve">Рисунок </w:t>
+      </w:r>
+      <w:r>
+        <w:rPr>
+          <w:sz w:val="28"/>
+          <w:szCs w:val="28"/>
+          <w:lang w:val="en-US"/>
+        </w:rPr>
+        <w:t>A</w:t>
+      </w:r>
+      <w:r>
+        <w:rPr>
+          <w:sz w:val="28"/>
+          <w:szCs w:val="28"/>
+        </w:rPr>
+        <w:t>2</w:t>
+      </w:r>
+      <w:r>
+        <w:rPr>
+          <w:sz w:val="28"/>
+          <w:szCs w:val="28"/>
+          <w:lang w:val="en-US"/>
+        </w:rPr>
+        <w:t xml:space="preserve"> </w:t>
+      </w:r>
+      <w:r>
+        <w:rPr>
+          <w:sz w:val="28"/>
+          <w:szCs w:val="28"/>
+        </w:rPr>
+        <w:t>–</w:t>
+      </w:r>
+      <w:r>
+        <w:rPr>
+          <w:sz w:val="28"/>
+          <w:szCs w:val="28"/>
+          <w:lang w:val="en-US"/>
+        </w:rPr>
+        <w:t xml:space="preserve"> </w:t>
+      </w:r>
+      <w:r>
+        <w:rPr>
+          <w:sz w:val="28"/>
+          <w:szCs w:val="28"/>
+        </w:rPr>
+        <w:t>Друга</w:t>
+      </w:r>
+      <w:r>
+        <w:rPr>
+          <w:sz w:val="28"/>
+          <w:szCs w:val="28"/>
+        </w:rPr>
+        <w:t xml:space="preserve"> частина функції для знаходження перестановок кутів</w:t>
       </w:r>
     </w:p>
     <w:p>
@@ -19144,6 +18965,65 @@
           <w:szCs w:val="28"/>
         </w:rPr>
       </w:pPr>
+      <w:r>
+        <w:rPr>
+          <w:sz w:val="28"/>
+          <w:szCs w:val="28"/>
+        </w:rPr>
+        <w:t xml:space="preserve">Рисунок </w:t>
+      </w:r>
+      <w:r>
+        <w:rPr>
+          <w:sz w:val="28"/>
+          <w:szCs w:val="28"/>
+          <w:lang w:val="en-US"/>
+        </w:rPr>
+        <w:t>A</w:t>
+      </w:r>
+      <w:r>
+        <w:rPr>
+          <w:sz w:val="28"/>
+          <w:szCs w:val="28"/>
+        </w:rPr>
+        <w:t>3</w:t>
+      </w:r>
+      <w:r>
+        <w:rPr>
+          <w:sz w:val="28"/>
+          <w:szCs w:val="28"/>
+          <w:lang w:val="en-US"/>
+        </w:rPr>
+        <w:t xml:space="preserve"> </w:t>
+      </w:r>
+      <w:r>
+        <w:rPr>
+          <w:sz w:val="28"/>
+          <w:szCs w:val="28"/>
+        </w:rPr>
+        <w:t>–</w:t>
+      </w:r>
+      <w:r>
+        <w:rPr>
+          <w:sz w:val="28"/>
+          <w:szCs w:val="28"/>
+          <w:lang w:val="en-US"/>
+        </w:rPr>
+        <w:t xml:space="preserve"> </w:t>
+      </w:r>
+      <w:r>
+        <w:rPr>
+          <w:sz w:val="28"/>
+          <w:szCs w:val="28"/>
+        </w:rPr>
+        <w:t>Третя</w:t>
+      </w:r>
+      <w:r>
+        <w:rPr>
+          <w:sz w:val="28"/>
+          <w:szCs w:val="28"/>
+        </w:rPr>
+        <w:t xml:space="preserve"> частина функції для знаходження перестановок кутів</w:t>
+      </w:r>
     </w:p>
     <w:p>
       <w:pPr>
@@ -19288,86 +19168,31 @@
     <w:p>
       <w:pPr>
         <w:spacing w:line="360" w:lineRule="auto"/>
+        <w:rPr>
+          <w:sz w:val="28"/>
+          <w:szCs w:val="28"/>
+        </w:rPr>
+      </w:pPr>
+    </w:p>
+    <w:p>
+      <w:pPr>
+        <w:pStyle w:val="1"/>
+      </w:pPr>
+      <w:bookmarkStart w:id="37" w:name="_Toc230599589"/>
+      <w:r>
+        <w:lastRenderedPageBreak/>
+        <w:t>Додаток Б. Функція для знаходження перестановок ребер методом М2</w:t>
+      </w:r>
+      <w:bookmarkEnd w:id="37"/>
+    </w:p>
+    <w:p/>
+    <w:p>
+      <w:pPr>
+        <w:spacing w:line="360" w:lineRule="auto"/>
         <w:jc w:val="center"/>
         <w:rPr>
           <w:sz w:val="28"/>
           <w:szCs w:val="28"/>
-        </w:rPr>
-      </w:pPr>
-    </w:p>
-    <w:p>
-      <w:pPr>
-        <w:spacing w:line="360" w:lineRule="auto"/>
-        <w:jc w:val="right"/>
-        <w:rPr>
-          <w:sz w:val="28"/>
-          <w:szCs w:val="28"/>
-        </w:rPr>
-      </w:pPr>
-      <w:r>
-        <w:rPr>
-          <w:sz w:val="28"/>
-          <w:szCs w:val="28"/>
-        </w:rPr>
-        <w:lastRenderedPageBreak/>
-        <w:t>Додаток Б</w:t>
-      </w:r>
-    </w:p>
-    <w:p>
-      <w:pPr>
-        <w:spacing w:line="360" w:lineRule="auto"/>
-        <w:jc w:val="center"/>
-        <w:rPr>
-          <w:sz w:val="28"/>
-          <w:szCs w:val="28"/>
-          <w:lang w:val="en-US"/>
-        </w:rPr>
-      </w:pPr>
-      <w:r>
-        <w:rPr>
-          <w:sz w:val="28"/>
-          <w:szCs w:val="28"/>
-        </w:rPr>
-        <w:t xml:space="preserve">Вигляд функції, яка знаходить послідовність перестановок </w:t>
-      </w:r>
-      <w:r>
-        <w:rPr>
-          <w:sz w:val="28"/>
-          <w:szCs w:val="28"/>
-        </w:rPr>
-        <w:t>реберних</w:t>
-      </w:r>
-      <w:r>
-        <w:rPr>
-          <w:sz w:val="28"/>
-          <w:szCs w:val="28"/>
-        </w:rPr>
-        <w:t xml:space="preserve"> елементів</w:t>
-      </w:r>
-      <w:r>
-        <w:rPr>
-          <w:sz w:val="28"/>
-          <w:szCs w:val="28"/>
-        </w:rPr>
-        <w:t xml:space="preserve"> методом </w:t>
-      </w:r>
-      <w:r>
-        <w:rPr>
-          <w:sz w:val="28"/>
-          <w:szCs w:val="28"/>
-          <w:lang w:val="en-US"/>
-        </w:rPr>
-        <w:t>M2</w:t>
-      </w:r>
-    </w:p>
-    <w:p>
-      <w:pPr>
-        <w:spacing w:line="360" w:lineRule="auto"/>
-        <w:jc w:val="center"/>
-        <w:rPr>
-          <w:sz w:val="28"/>
-          <w:szCs w:val="28"/>
-          <w:lang w:val="en-US"/>
         </w:rPr>
       </w:pPr>
       <w:r>
@@ -19376,9 +19201,9 @@
           <w14:ligatures w14:val="standardContextual"/>
         </w:rPr>
         <w:drawing>
-          <wp:inline distT="0" distB="0" distL="0" distR="0" wp14:anchorId="6118D17D" wp14:editId="54030821">
-            <wp:extent cx="6280481" cy="4739640"/>
-            <wp:effectExtent l="0" t="0" r="6350" b="3810"/>
+          <wp:inline distT="0" distB="0" distL="0" distR="0" wp14:anchorId="6118D17D" wp14:editId="5C60EA71">
+            <wp:extent cx="6351162" cy="4792980"/>
+            <wp:effectExtent l="0" t="0" r="0" b="7620"/>
             <wp:docPr id="1207671375" name="Рисунок 1"/>
             <wp:cNvGraphicFramePr>
               <a:graphicFrameLocks xmlns:a="http://schemas.openxmlformats.org/drawingml/2006/main" noChangeAspect="1"/>
@@ -19399,7 +19224,7 @@
                   <pic:spPr>
                     <a:xfrm>
                       <a:off x="0" y="0"/>
-                      <a:ext cx="6301627" cy="4755598"/>
+                      <a:ext cx="6379574" cy="4814422"/>
                     </a:xfrm>
                     <a:prstGeom prst="rect">
                       <a:avLst/>
@@ -19419,7 +19244,77 @@
         <w:rPr>
           <w:sz w:val="28"/>
           <w:szCs w:val="28"/>
-          <w:lang w:val="en-US"/>
+        </w:rPr>
+      </w:pPr>
+      <w:r>
+        <w:rPr>
+          <w:sz w:val="28"/>
+          <w:szCs w:val="28"/>
+        </w:rPr>
+        <w:t xml:space="preserve">Рисунок </w:t>
+      </w:r>
+      <w:r>
+        <w:rPr>
+          <w:sz w:val="28"/>
+          <w:szCs w:val="28"/>
+        </w:rPr>
+        <w:t>Б</w:t>
+      </w:r>
+      <w:r>
+        <w:rPr>
+          <w:sz w:val="28"/>
+          <w:szCs w:val="28"/>
+          <w:lang w:val="en-US"/>
+        </w:rPr>
+        <w:t xml:space="preserve">1 </w:t>
+      </w:r>
+      <w:r>
+        <w:rPr>
+          <w:sz w:val="28"/>
+          <w:szCs w:val="28"/>
+        </w:rPr>
+        <w:t>–</w:t>
+      </w:r>
+      <w:r>
+        <w:rPr>
+          <w:sz w:val="28"/>
+          <w:szCs w:val="28"/>
+          <w:lang w:val="en-US"/>
+        </w:rPr>
+        <w:t xml:space="preserve"> </w:t>
+      </w:r>
+      <w:r>
+        <w:rPr>
+          <w:sz w:val="28"/>
+          <w:szCs w:val="28"/>
+        </w:rPr>
+        <w:t xml:space="preserve">Перша частина функції для знаходження перестановок </w:t>
+      </w:r>
+      <w:r>
+        <w:rPr>
+          <w:sz w:val="28"/>
+          <w:szCs w:val="28"/>
+        </w:rPr>
+        <w:t>ребер методом М2</w:t>
+      </w:r>
+    </w:p>
+    <w:p>
+      <w:pPr>
+        <w:spacing w:line="360" w:lineRule="auto"/>
+        <w:jc w:val="center"/>
+        <w:rPr>
+          <w:sz w:val="28"/>
+          <w:szCs w:val="28"/>
+        </w:rPr>
+      </w:pPr>
+    </w:p>
+    <w:p>
+      <w:pPr>
+        <w:spacing w:line="360" w:lineRule="auto"/>
+        <w:jc w:val="center"/>
+        <w:rPr>
+          <w:sz w:val="28"/>
+          <w:szCs w:val="28"/>
         </w:rPr>
       </w:pPr>
       <w:r>
@@ -19472,7 +19367,67 @@
         <w:rPr>
           <w:sz w:val="28"/>
           <w:szCs w:val="28"/>
-          <w:lang w:val="en-US"/>
+        </w:rPr>
+      </w:pPr>
+      <w:r>
+        <w:rPr>
+          <w:sz w:val="28"/>
+          <w:szCs w:val="28"/>
+        </w:rPr>
+        <w:t>Рисунок Б</w:t>
+      </w:r>
+      <w:r>
+        <w:rPr>
+          <w:sz w:val="28"/>
+          <w:szCs w:val="28"/>
+        </w:rPr>
+        <w:t>2</w:t>
+      </w:r>
+      <w:r>
+        <w:rPr>
+          <w:sz w:val="28"/>
+          <w:szCs w:val="28"/>
+          <w:lang w:val="en-US"/>
+        </w:rPr>
+        <w:t xml:space="preserve"> </w:t>
+      </w:r>
+      <w:r>
+        <w:rPr>
+          <w:sz w:val="28"/>
+          <w:szCs w:val="28"/>
+        </w:rPr>
+        <w:t>–</w:t>
+      </w:r>
+      <w:r>
+        <w:rPr>
+          <w:sz w:val="28"/>
+          <w:szCs w:val="28"/>
+          <w:lang w:val="en-US"/>
+        </w:rPr>
+        <w:t xml:space="preserve"> </w:t>
+      </w:r>
+      <w:r>
+        <w:rPr>
+          <w:sz w:val="28"/>
+          <w:szCs w:val="28"/>
+        </w:rPr>
+        <w:t>Друга</w:t>
+      </w:r>
+      <w:r>
+        <w:rPr>
+          <w:sz w:val="28"/>
+          <w:szCs w:val="28"/>
+        </w:rPr>
+        <w:t xml:space="preserve"> частина функції для знаходження перестановок ребер методом М2</w:t>
+      </w:r>
+    </w:p>
+    <w:p>
+      <w:pPr>
+        <w:spacing w:line="360" w:lineRule="auto"/>
+        <w:jc w:val="center"/>
+        <w:rPr>
+          <w:sz w:val="28"/>
+          <w:szCs w:val="28"/>
         </w:rPr>
       </w:pPr>
       <w:r>
@@ -19516,6 +19471,69 @@
           </wp:inline>
         </w:drawing>
       </w:r>
+    </w:p>
+    <w:p>
+      <w:pPr>
+        <w:spacing w:line="360" w:lineRule="auto"/>
+        <w:jc w:val="center"/>
+        <w:rPr>
+          <w:sz w:val="28"/>
+          <w:szCs w:val="28"/>
+        </w:rPr>
+      </w:pPr>
+      <w:r>
+        <w:rPr>
+          <w:sz w:val="28"/>
+          <w:szCs w:val="28"/>
+        </w:rPr>
+        <w:t>Рисунок Б</w:t>
+      </w:r>
+      <w:r>
+        <w:rPr>
+          <w:sz w:val="28"/>
+          <w:szCs w:val="28"/>
+        </w:rPr>
+        <w:t>3</w:t>
+      </w:r>
+      <w:r>
+        <w:rPr>
+          <w:sz w:val="28"/>
+          <w:szCs w:val="28"/>
+          <w:lang w:val="en-US"/>
+        </w:rPr>
+        <w:t xml:space="preserve"> </w:t>
+      </w:r>
+      <w:r>
+        <w:rPr>
+          <w:sz w:val="28"/>
+          <w:szCs w:val="28"/>
+        </w:rPr>
+        <w:t>–</w:t>
+      </w:r>
+      <w:r>
+        <w:rPr>
+          <w:sz w:val="28"/>
+          <w:szCs w:val="28"/>
+        </w:rPr>
+        <w:t xml:space="preserve"> Третя </w:t>
+      </w:r>
+      <w:r>
+        <w:rPr>
+          <w:sz w:val="28"/>
+          <w:szCs w:val="28"/>
+        </w:rPr>
+        <w:t>частина функції для знаходження перестановок ребер методом М2</w:t>
+      </w:r>
+    </w:p>
+    <w:p>
+      <w:pPr>
+        <w:spacing w:line="360" w:lineRule="auto"/>
+        <w:jc w:val="center"/>
+        <w:rPr>
+          <w:sz w:val="28"/>
+          <w:szCs w:val="28"/>
+        </w:rPr>
+      </w:pPr>
     </w:p>
     <w:sectPr>
       <w:headerReference w:type="default" r:id="rId41"/>
@@ -20716,6 +20734,95 @@
     </w:lvl>
   </w:abstractNum>
   <w:abstractNum w:abstractNumId="10" w15:restartNumberingAfterBreak="0">
+    <w:nsid w:val="1B5A0CC2"/>
+    <w:multiLevelType w:val="hybridMultilevel"/>
+    <w:tmpl w:val="72583C28"/>
+    <w:lvl w:ilvl="0" w:tplc="540CA370">
+      <w:start w:val="1"/>
+      <w:numFmt w:val="decimal"/>
+      <w:lvlText w:val="%1"/>
+      <w:lvlJc w:val="left"/>
+      <w:pPr>
+        <w:ind w:left="1440" w:hanging="360"/>
+      </w:pPr>
+      <w:rPr>
+        <w:rFonts w:hint="default"/>
+      </w:rPr>
+    </w:lvl>
+    <w:lvl w:ilvl="1" w:tplc="04220019" w:tentative="1">
+      <w:start w:val="1"/>
+      <w:numFmt w:val="lowerLetter"/>
+      <w:lvlText w:val="%2."/>
+      <w:lvlJc w:val="left"/>
+      <w:pPr>
+        <w:ind w:left="2160" w:hanging="360"/>
+      </w:pPr>
+    </w:lvl>
+    <w:lvl w:ilvl="2" w:tplc="0422001B" w:tentative="1">
+      <w:start w:val="1"/>
+      <w:numFmt w:val="lowerRoman"/>
+      <w:lvlText w:val="%3."/>
+      <w:lvlJc w:val="right"/>
+      <w:pPr>
+        <w:ind w:left="2880" w:hanging="180"/>
+      </w:pPr>
+    </w:lvl>
+    <w:lvl w:ilvl="3" w:tplc="0422000F" w:tentative="1">
+      <w:start w:val="1"/>
+      <w:numFmt w:val="decimal"/>
+      <w:lvlText w:val="%4."/>
+      <w:lvlJc w:val="left"/>
+      <w:pPr>
+        <w:ind w:left="3600" w:hanging="360"/>
+      </w:pPr>
+    </w:lvl>
+    <w:lvl w:ilvl="4" w:tplc="04220019" w:tentative="1">
+      <w:start w:val="1"/>
+      <w:numFmt w:val="lowerLetter"/>
+      <w:lvlText w:val="%5."/>
+      <w:lvlJc w:val="left"/>
+      <w:pPr>
+        <w:ind w:left="4320" w:hanging="360"/>
+      </w:pPr>
+    </w:lvl>
+    <w:lvl w:ilvl="5" w:tplc="0422001B" w:tentative="1">
+      <w:start w:val="1"/>
+      <w:numFmt w:val="lowerRoman"/>
+      <w:lvlText w:val="%6."/>
+      <w:lvlJc w:val="right"/>
+      <w:pPr>
+        <w:ind w:left="5040" w:hanging="180"/>
+      </w:pPr>
+    </w:lvl>
+    <w:lvl w:ilvl="6" w:tplc="0422000F" w:tentative="1">
+      <w:start w:val="1"/>
+      <w:numFmt w:val="decimal"/>
+      <w:lvlText w:val="%7."/>
+      <w:lvlJc w:val="left"/>
+      <w:pPr>
+        <w:ind w:left="5760" w:hanging="360"/>
+      </w:pPr>
+    </w:lvl>
+    <w:lvl w:ilvl="7" w:tplc="04220019" w:tentative="1">
+      <w:start w:val="1"/>
+      <w:numFmt w:val="lowerLetter"/>
+      <w:lvlText w:val="%8."/>
+      <w:lvlJc w:val="left"/>
+      <w:pPr>
+        <w:ind w:left="6480" w:hanging="360"/>
+      </w:pPr>
+    </w:lvl>
+    <w:lvl w:ilvl="8" w:tplc="0422001B" w:tentative="1">
+      <w:start w:val="1"/>
+      <w:numFmt w:val="lowerRoman"/>
+      <w:lvlText w:val="%9."/>
+      <w:lvlJc w:val="right"/>
+      <w:pPr>
+        <w:ind w:left="7200" w:hanging="180"/>
+      </w:pPr>
+    </w:lvl>
+  </w:abstractNum>
+  <w:abstractNum w:abstractNumId="11" w15:restartNumberingAfterBreak="0">
     <w:nsid w:val="1B7E78E0"/>
     <w:multiLevelType w:val="hybridMultilevel"/>
     <w:tmpl w:val="E8D25086"/>
@@ -20828,7 +20935,7 @@
       </w:rPr>
     </w:lvl>
   </w:abstractNum>
-  <w:abstractNum w:abstractNumId="11" w15:restartNumberingAfterBreak="0">
+  <w:abstractNum w:abstractNumId="12" w15:restartNumberingAfterBreak="0">
     <w:nsid w:val="1BB22B62"/>
     <w:multiLevelType w:val="multilevel"/>
     <w:tmpl w:val="F6A0EA70"/>
@@ -20941,7 +21048,7 @@
       </w:rPr>
     </w:lvl>
   </w:abstractNum>
-  <w:abstractNum w:abstractNumId="12" w15:restartNumberingAfterBreak="0">
+  <w:abstractNum w:abstractNumId="13" w15:restartNumberingAfterBreak="0">
     <w:nsid w:val="1ED628B9"/>
     <w:multiLevelType w:val="hybridMultilevel"/>
     <w:tmpl w:val="F2B24E84"/>
@@ -21054,7 +21161,7 @@
       </w:rPr>
     </w:lvl>
   </w:abstractNum>
-  <w:abstractNum w:abstractNumId="13" w15:restartNumberingAfterBreak="0">
+  <w:abstractNum w:abstractNumId="14" w15:restartNumberingAfterBreak="0">
     <w:nsid w:val="20CE4544"/>
     <w:multiLevelType w:val="hybridMultilevel"/>
     <w:tmpl w:val="2654B3AE"/>
@@ -21167,7 +21274,7 @@
       </w:rPr>
     </w:lvl>
   </w:abstractNum>
-  <w:abstractNum w:abstractNumId="14" w15:restartNumberingAfterBreak="0">
+  <w:abstractNum w:abstractNumId="15" w15:restartNumberingAfterBreak="0">
     <w:nsid w:val="214E5859"/>
     <w:multiLevelType w:val="hybridMultilevel"/>
     <w:tmpl w:val="2DE29EC6"/>
@@ -21280,7 +21387,96 @@
       </w:rPr>
     </w:lvl>
   </w:abstractNum>
-  <w:abstractNum w:abstractNumId="15" w15:restartNumberingAfterBreak="0">
+  <w:abstractNum w:abstractNumId="16" w15:restartNumberingAfterBreak="0">
+    <w:nsid w:val="2A640516"/>
+    <w:multiLevelType w:val="hybridMultilevel"/>
+    <w:tmpl w:val="E2706D9A"/>
+    <w:lvl w:ilvl="0" w:tplc="FAEA9404">
+      <w:start w:val="1"/>
+      <w:numFmt w:val="decimal"/>
+      <w:lvlText w:val="%1"/>
+      <w:lvlJc w:val="left"/>
+      <w:pPr>
+        <w:ind w:left="1080" w:hanging="360"/>
+      </w:pPr>
+      <w:rPr>
+        <w:rFonts w:hint="default"/>
+      </w:rPr>
+    </w:lvl>
+    <w:lvl w:ilvl="1" w:tplc="04220019" w:tentative="1">
+      <w:start w:val="1"/>
+      <w:numFmt w:val="lowerLetter"/>
+      <w:lvlText w:val="%2."/>
+      <w:lvlJc w:val="left"/>
+      <w:pPr>
+        <w:ind w:left="1800" w:hanging="360"/>
+      </w:pPr>
+    </w:lvl>
+    <w:lvl w:ilvl="2" w:tplc="0422001B" w:tentative="1">
+      <w:start w:val="1"/>
+      <w:numFmt w:val="lowerRoman"/>
+      <w:lvlText w:val="%3."/>
+      <w:lvlJc w:val="right"/>
+      <w:pPr>
+        <w:ind w:left="2520" w:hanging="180"/>
+      </w:pPr>
+    </w:lvl>
+    <w:lvl w:ilvl="3" w:tplc="0422000F" w:tentative="1">
+      <w:start w:val="1"/>
+      <w:numFmt w:val="decimal"/>
+      <w:lvlText w:val="%4."/>
+      <w:lvlJc w:val="left"/>
+      <w:pPr>
+        <w:ind w:left="3240" w:hanging="360"/>
+      </w:pPr>
+    </w:lvl>
+    <w:lvl w:ilvl="4" w:tplc="04220019" w:tentative="1">
+      <w:start w:val="1"/>
+      <w:numFmt w:val="lowerLetter"/>
+      <w:lvlText w:val="%5."/>
+      <w:lvlJc w:val="left"/>
+      <w:pPr>
+        <w:ind w:left="3960" w:hanging="360"/>
+      </w:pPr>
+    </w:lvl>
+    <w:lvl w:ilvl="5" w:tplc="0422001B" w:tentative="1">
+      <w:start w:val="1"/>
+      <w:numFmt w:val="lowerRoman"/>
+      <w:lvlText w:val="%6."/>
+      <w:lvlJc w:val="right"/>
+      <w:pPr>
+        <w:ind w:left="4680" w:hanging="180"/>
+      </w:pPr>
+    </w:lvl>
+    <w:lvl w:ilvl="6" w:tplc="0422000F" w:tentative="1">
+      <w:start w:val="1"/>
+      <w:numFmt w:val="decimal"/>
+      <w:lvlText w:val="%7."/>
+      <w:lvlJc w:val="left"/>
+      <w:pPr>
+        <w:ind w:left="5400" w:hanging="360"/>
+      </w:pPr>
+    </w:lvl>
+    <w:lvl w:ilvl="7" w:tplc="04220019" w:tentative="1">
+      <w:start w:val="1"/>
+      <w:numFmt w:val="lowerLetter"/>
+      <w:lvlText w:val="%8."/>
+      <w:lvlJc w:val="left"/>
+      <w:pPr>
+        <w:ind w:left="6120" w:hanging="360"/>
+      </w:pPr>
+    </w:lvl>
+    <w:lvl w:ilvl="8" w:tplc="0422001B" w:tentative="1">
+      <w:start w:val="1"/>
+      <w:numFmt w:val="lowerRoman"/>
+      <w:lvlText w:val="%9."/>
+      <w:lvlJc w:val="right"/>
+      <w:pPr>
+        <w:ind w:left="6840" w:hanging="180"/>
+      </w:pPr>
+    </w:lvl>
+  </w:abstractNum>
+  <w:abstractNum w:abstractNumId="17" w15:restartNumberingAfterBreak="0">
     <w:nsid w:val="2C255358"/>
     <w:multiLevelType w:val="hybridMultilevel"/>
     <w:tmpl w:val="1CB6C818"/>
@@ -21393,7 +21589,7 @@
       </w:rPr>
     </w:lvl>
   </w:abstractNum>
-  <w:abstractNum w:abstractNumId="16" w15:restartNumberingAfterBreak="0">
+  <w:abstractNum w:abstractNumId="18" w15:restartNumberingAfterBreak="0">
     <w:nsid w:val="30DD441D"/>
     <w:multiLevelType w:val="multilevel"/>
     <w:tmpl w:val="8F0AEA2E"/>
@@ -21506,7 +21702,7 @@
       </w:rPr>
     </w:lvl>
   </w:abstractNum>
-  <w:abstractNum w:abstractNumId="17" w15:restartNumberingAfterBreak="0">
+  <w:abstractNum w:abstractNumId="19" w15:restartNumberingAfterBreak="0">
     <w:nsid w:val="328600E5"/>
     <w:multiLevelType w:val="hybridMultilevel"/>
     <w:tmpl w:val="0A362C56"/>
@@ -21619,7 +21815,7 @@
       </w:rPr>
     </w:lvl>
   </w:abstractNum>
-  <w:abstractNum w:abstractNumId="18" w15:restartNumberingAfterBreak="0">
+  <w:abstractNum w:abstractNumId="20" w15:restartNumberingAfterBreak="0">
     <w:nsid w:val="32EA7D49"/>
     <w:multiLevelType w:val="hybridMultilevel"/>
     <w:tmpl w:val="498ABF7C"/>
@@ -21732,7 +21928,7 @@
       </w:rPr>
     </w:lvl>
   </w:abstractNum>
-  <w:abstractNum w:abstractNumId="19" w15:restartNumberingAfterBreak="0">
+  <w:abstractNum w:abstractNumId="21" w15:restartNumberingAfterBreak="0">
     <w:nsid w:val="3B38230C"/>
     <w:multiLevelType w:val="hybridMultilevel"/>
     <w:tmpl w:val="9C94844E"/>
@@ -21845,7 +22041,7 @@
       </w:rPr>
     </w:lvl>
   </w:abstractNum>
-  <w:abstractNum w:abstractNumId="20" w15:restartNumberingAfterBreak="0">
+  <w:abstractNum w:abstractNumId="22" w15:restartNumberingAfterBreak="0">
     <w:nsid w:val="40F83218"/>
     <w:multiLevelType w:val="hybridMultilevel"/>
     <w:tmpl w:val="EC8A11F6"/>
@@ -21958,7 +22154,7 @@
       </w:rPr>
     </w:lvl>
   </w:abstractNum>
-  <w:abstractNum w:abstractNumId="21" w15:restartNumberingAfterBreak="0">
+  <w:abstractNum w:abstractNumId="23" w15:restartNumberingAfterBreak="0">
     <w:nsid w:val="42305FF3"/>
     <w:multiLevelType w:val="hybridMultilevel"/>
     <w:tmpl w:val="6AB28EF2"/>
@@ -22044,7 +22240,7 @@
       </w:pPr>
     </w:lvl>
   </w:abstractNum>
-  <w:abstractNum w:abstractNumId="22" w15:restartNumberingAfterBreak="0">
+  <w:abstractNum w:abstractNumId="24" w15:restartNumberingAfterBreak="0">
     <w:nsid w:val="460B5C31"/>
     <w:multiLevelType w:val="hybridMultilevel"/>
     <w:tmpl w:val="C218AC78"/>
@@ -22133,7 +22329,7 @@
       </w:pPr>
     </w:lvl>
   </w:abstractNum>
-  <w:abstractNum w:abstractNumId="23" w15:restartNumberingAfterBreak="0">
+  <w:abstractNum w:abstractNumId="25" w15:restartNumberingAfterBreak="0">
     <w:nsid w:val="5A1B7C02"/>
     <w:multiLevelType w:val="hybridMultilevel"/>
     <w:tmpl w:val="57C236A6"/>
@@ -22246,7 +22442,7 @@
       </w:rPr>
     </w:lvl>
   </w:abstractNum>
-  <w:abstractNum w:abstractNumId="24" w15:restartNumberingAfterBreak="0">
+  <w:abstractNum w:abstractNumId="26" w15:restartNumberingAfterBreak="0">
     <w:nsid w:val="5B494DFE"/>
     <w:multiLevelType w:val="multilevel"/>
     <w:tmpl w:val="BCB631AC"/>
@@ -22359,7 +22555,7 @@
       </w:rPr>
     </w:lvl>
   </w:abstractNum>
-  <w:abstractNum w:abstractNumId="25" w15:restartNumberingAfterBreak="0">
+  <w:abstractNum w:abstractNumId="27" w15:restartNumberingAfterBreak="0">
     <w:nsid w:val="5C917AD3"/>
     <w:multiLevelType w:val="multilevel"/>
     <w:tmpl w:val="7C206B96"/>
@@ -22472,7 +22668,7 @@
       </w:rPr>
     </w:lvl>
   </w:abstractNum>
-  <w:abstractNum w:abstractNumId="26" w15:restartNumberingAfterBreak="0">
+  <w:abstractNum w:abstractNumId="28" w15:restartNumberingAfterBreak="0">
     <w:nsid w:val="5CDD527F"/>
     <w:multiLevelType w:val="hybridMultilevel"/>
     <w:tmpl w:val="45C8802E"/>
@@ -22585,7 +22781,7 @@
       </w:rPr>
     </w:lvl>
   </w:abstractNum>
-  <w:abstractNum w:abstractNumId="27" w15:restartNumberingAfterBreak="0">
+  <w:abstractNum w:abstractNumId="29" w15:restartNumberingAfterBreak="0">
     <w:nsid w:val="639924A0"/>
     <w:multiLevelType w:val="hybridMultilevel"/>
     <w:tmpl w:val="7C985508"/>
@@ -22698,7 +22894,7 @@
       </w:rPr>
     </w:lvl>
   </w:abstractNum>
-  <w:abstractNum w:abstractNumId="28" w15:restartNumberingAfterBreak="0">
+  <w:abstractNum w:abstractNumId="30" w15:restartNumberingAfterBreak="0">
     <w:nsid w:val="6D360B93"/>
     <w:multiLevelType w:val="multilevel"/>
     <w:tmpl w:val="535C7024"/>
@@ -22811,7 +23007,7 @@
       </w:rPr>
     </w:lvl>
   </w:abstractNum>
-  <w:abstractNum w:abstractNumId="29" w15:restartNumberingAfterBreak="0">
+  <w:abstractNum w:abstractNumId="31" w15:restartNumberingAfterBreak="0">
     <w:nsid w:val="74CE57F8"/>
     <w:multiLevelType w:val="hybridMultilevel"/>
     <w:tmpl w:val="1ABE5AF6"/>
@@ -22924,7 +23120,7 @@
       </w:rPr>
     </w:lvl>
   </w:abstractNum>
-  <w:abstractNum w:abstractNumId="30" w15:restartNumberingAfterBreak="0">
+  <w:abstractNum w:abstractNumId="32" w15:restartNumberingAfterBreak="0">
     <w:nsid w:val="75423461"/>
     <w:multiLevelType w:val="hybridMultilevel"/>
     <w:tmpl w:val="84948398"/>
@@ -23013,7 +23209,7 @@
       </w:pPr>
     </w:lvl>
   </w:abstractNum>
-  <w:abstractNum w:abstractNumId="31" w15:restartNumberingAfterBreak="0">
+  <w:abstractNum w:abstractNumId="33" w15:restartNumberingAfterBreak="0">
     <w:nsid w:val="79406C12"/>
     <w:multiLevelType w:val="hybridMultilevel"/>
     <w:tmpl w:val="7000296C"/>
@@ -23126,7 +23322,7 @@
       </w:rPr>
     </w:lvl>
   </w:abstractNum>
-  <w:abstractNum w:abstractNumId="32" w15:restartNumberingAfterBreak="0">
+  <w:abstractNum w:abstractNumId="34" w15:restartNumberingAfterBreak="0">
     <w:nsid w:val="7D810E50"/>
     <w:multiLevelType w:val="hybridMultilevel"/>
     <w:tmpl w:val="86CCB38A"/>
@@ -23243,52 +23439,52 @@
     <w:abstractNumId w:val="5"/>
   </w:num>
   <w:num w:numId="2" w16cid:durableId="1476988178">
-    <w:abstractNumId w:val="14"/>
+    <w:abstractNumId w:val="15"/>
   </w:num>
   <w:num w:numId="3" w16cid:durableId="410272967">
-    <w:abstractNumId w:val="21"/>
+    <w:abstractNumId w:val="23"/>
   </w:num>
   <w:num w:numId="4" w16cid:durableId="1956908284">
-    <w:abstractNumId w:val="26"/>
+    <w:abstractNumId w:val="28"/>
   </w:num>
   <w:num w:numId="5" w16cid:durableId="680164452">
-    <w:abstractNumId w:val="23"/>
+    <w:abstractNumId w:val="25"/>
   </w:num>
   <w:num w:numId="6" w16cid:durableId="1144350129">
     <w:abstractNumId w:val="0"/>
   </w:num>
   <w:num w:numId="7" w16cid:durableId="959262000">
-    <w:abstractNumId w:val="28"/>
+    <w:abstractNumId w:val="30"/>
   </w:num>
   <w:num w:numId="8" w16cid:durableId="1918904040">
-    <w:abstractNumId w:val="24"/>
+    <w:abstractNumId w:val="26"/>
   </w:num>
   <w:num w:numId="9" w16cid:durableId="191385766">
-    <w:abstractNumId w:val="19"/>
+    <w:abstractNumId w:val="21"/>
   </w:num>
   <w:num w:numId="10" w16cid:durableId="799347024">
     <w:abstractNumId w:val="1"/>
   </w:num>
   <w:num w:numId="11" w16cid:durableId="1289897380">
-    <w:abstractNumId w:val="16"/>
+    <w:abstractNumId w:val="18"/>
   </w:num>
   <w:num w:numId="12" w16cid:durableId="1673415047">
+    <w:abstractNumId w:val="33"/>
+  </w:num>
+  <w:num w:numId="13" w16cid:durableId="1451899827">
     <w:abstractNumId w:val="31"/>
   </w:num>
-  <w:num w:numId="13" w16cid:durableId="1451899827">
+  <w:num w:numId="14" w16cid:durableId="1054700500">
     <w:abstractNumId w:val="29"/>
   </w:num>
-  <w:num w:numId="14" w16cid:durableId="1054700500">
-    <w:abstractNumId w:val="27"/>
-  </w:num>
   <w:num w:numId="15" w16cid:durableId="1286811597">
-    <w:abstractNumId w:val="32"/>
+    <w:abstractNumId w:val="34"/>
   </w:num>
   <w:num w:numId="16" w16cid:durableId="761797374">
-    <w:abstractNumId w:val="15"/>
+    <w:abstractNumId w:val="17"/>
   </w:num>
   <w:num w:numId="17" w16cid:durableId="1713264860">
-    <w:abstractNumId w:val="17"/>
+    <w:abstractNumId w:val="19"/>
   </w:num>
   <w:num w:numId="18" w16cid:durableId="1130629240">
     <w:abstractNumId w:val="8"/>
@@ -23297,31 +23493,31 @@
     <w:abstractNumId w:val="3"/>
   </w:num>
   <w:num w:numId="20" w16cid:durableId="691078916">
-    <w:abstractNumId w:val="11"/>
+    <w:abstractNumId w:val="12"/>
   </w:num>
   <w:num w:numId="21" w16cid:durableId="2031686783">
     <w:abstractNumId w:val="6"/>
   </w:num>
   <w:num w:numId="22" w16cid:durableId="710958029">
-    <w:abstractNumId w:val="12"/>
+    <w:abstractNumId w:val="13"/>
   </w:num>
   <w:num w:numId="23" w16cid:durableId="1858470838">
     <w:abstractNumId w:val="2"/>
   </w:num>
   <w:num w:numId="24" w16cid:durableId="1904366868">
-    <w:abstractNumId w:val="18"/>
+    <w:abstractNumId w:val="20"/>
   </w:num>
   <w:num w:numId="25" w16cid:durableId="71395688">
     <w:abstractNumId w:val="9"/>
   </w:num>
   <w:num w:numId="26" w16cid:durableId="2069917065">
-    <w:abstractNumId w:val="25"/>
+    <w:abstractNumId w:val="27"/>
   </w:num>
   <w:num w:numId="27" w16cid:durableId="235240424">
-    <w:abstractNumId w:val="20"/>
+    <w:abstractNumId w:val="22"/>
   </w:num>
   <w:num w:numId="28" w16cid:durableId="906306465">
-    <w:abstractNumId w:val="10"/>
+    <w:abstractNumId w:val="11"/>
   </w:num>
   <w:num w:numId="29" w16cid:durableId="1711807366">
     <w:abstractNumId w:val="4"/>
@@ -23330,13 +23526,19 @@
     <w:abstractNumId w:val="7"/>
   </w:num>
   <w:num w:numId="31" w16cid:durableId="236061356">
-    <w:abstractNumId w:val="13"/>
+    <w:abstractNumId w:val="14"/>
   </w:num>
   <w:num w:numId="32" w16cid:durableId="167140139">
-    <w:abstractNumId w:val="30"/>
+    <w:abstractNumId w:val="32"/>
   </w:num>
   <w:num w:numId="33" w16cid:durableId="279577215">
-    <w:abstractNumId w:val="22"/>
+    <w:abstractNumId w:val="24"/>
+  </w:num>
+  <w:num w:numId="34" w16cid:durableId="1960063959">
+    <w:abstractNumId w:val="16"/>
+  </w:num>
+  <w:num w:numId="35" w16cid:durableId="1564363594">
+    <w:abstractNumId w:val="10"/>
   </w:num>
 </w:numbering>
 </file>
